--- a/documents/word/08_Master_Data.docx
+++ b/documents/word/08_Master_Data.docx
@@ -4,6 +4,7 @@
   <w:body>
     <w:p>
       <w:pPr>
+        <w:shd w:val="clear" w:color="auto" w:fill="0E2841" w:themeFill="text2"/>
         <w:spacing w:before="100" w:beforeAutospacing="1" w:after="100" w:afterAutospacing="1" w:line="240" w:lineRule="auto"/>
         <w:jc w:val="center"/>
         <w:outlineLvl w:val="1"/>
@@ -18,6 +19,7 @@
           <w14:ligatures w14:val="none"/>
         </w:rPr>
       </w:pPr>
+      <w:bookmarkStart w:id="0" w:name="_Toc224153903"/>
       <w:r>
         <w:rPr>
           <w:rFonts w:ascii="Times New Roman" w:eastAsia="Times New Roman" w:hAnsi="Times New Roman" w:cs="Times New Roman"/>
@@ -29,7 +31,7 @@
           <w:lang w:val="en-GB" w:eastAsia="en-GB" w:bidi="ar-SA"/>
           <w14:ligatures w14:val="none"/>
         </w:rPr>
-        <w:t>RAM ENTERPRISE P&amp;P WBS STRUCTURE</w:t>
+        <w:t xml:space="preserve">RAM ENTERPRISE P&amp;P </w:t>
       </w:r>
       <w:r>
         <w:rPr>
@@ -42,6 +44,19 @@
           <w:lang w:val="en-GB" w:eastAsia="en-GB" w:bidi="ar-SA"/>
           <w14:ligatures w14:val="none"/>
         </w:rPr>
+        <w:t xml:space="preserve"> </w:t>
+      </w:r>
+      <w:r>
+        <w:rPr>
+          <w:rFonts w:ascii="Times New Roman" w:eastAsia="Times New Roman" w:hAnsi="Times New Roman" w:cs="Times New Roman"/>
+          <w:b/>
+          <w:bCs/>
+          <w:kern w:val="36"/>
+          <w:sz w:val="48"/>
+          <w:szCs w:val="48"/>
+          <w:lang w:val="en-GB" w:eastAsia="en-GB" w:bidi="ar-SA"/>
+          <w14:ligatures w14:val="none"/>
+        </w:rPr>
         <w:t xml:space="preserve"> - </w:t>
       </w:r>
       <w:r>
@@ -57,7 +72,2972 @@
         </w:rPr>
         <w:t>08_Master_Data</w:t>
       </w:r>
+      <w:bookmarkEnd w:id="0"/>
     </w:p>
+    <w:p>
+      <w:pPr>
+        <w:rPr>
+          <w:rFonts w:ascii="Times New Roman" w:eastAsia="Times New Roman" w:hAnsi="Times New Roman" w:cs="Times New Roman"/>
+          <w:b/>
+          <w:bCs/>
+          <w:kern w:val="0"/>
+          <w:sz w:val="27"/>
+          <w:szCs w:val="27"/>
+          <w:lang w:val="en-GB" w:eastAsia="en-GB" w:bidi="ar-SA"/>
+          <w14:ligatures w14:val="none"/>
+        </w:rPr>
+      </w:pPr>
+      <w:r>
+        <w:rPr>
+          <w:rFonts w:ascii="Times New Roman" w:eastAsia="Times New Roman" w:hAnsi="Times New Roman" w:cs="Times New Roman"/>
+          <w:b/>
+          <w:bCs/>
+          <w:kern w:val="0"/>
+          <w:sz w:val="27"/>
+          <w:szCs w:val="27"/>
+          <w:lang w:val="en-GB" w:eastAsia="en-GB" w:bidi="ar-SA"/>
+          <w14:ligatures w14:val="none"/>
+        </w:rPr>
+        <w:t xml:space="preserve">Document quality </w:t>
+      </w:r>
+    </w:p>
+    <w:tbl>
+      <w:tblPr>
+        <w:tblStyle w:val="PlainTable1"/>
+        <w:tblW w:w="9085" w:type="dxa"/>
+        <w:tblLook w:val="04A0" w:firstRow="1" w:lastRow="0" w:firstColumn="1" w:lastColumn="0" w:noHBand="0" w:noVBand="1"/>
+      </w:tblPr>
+      <w:tblGrid>
+        <w:gridCol w:w="2605"/>
+        <w:gridCol w:w="6480"/>
+      </w:tblGrid>
+      <w:tr>
+        <w:trPr>
+          <w:cnfStyle w:val="100000000000" w:firstRow="1" w:lastRow="0" w:firstColumn="0" w:lastColumn="0" w:oddVBand="0" w:evenVBand="0" w:oddHBand="0" w:evenHBand="0" w:firstRowFirstColumn="0" w:firstRowLastColumn="0" w:lastRowFirstColumn="0" w:lastRowLastColumn="0"/>
+        </w:trPr>
+        <w:tc>
+          <w:tcPr>
+            <w:cnfStyle w:val="001000000000" w:firstRow="0" w:lastRow="0" w:firstColumn="1" w:lastColumn="0" w:oddVBand="0" w:evenVBand="0" w:oddHBand="0" w:evenHBand="0" w:firstRowFirstColumn="0" w:firstRowLastColumn="0" w:lastRowFirstColumn="0" w:lastRowLastColumn="0"/>
+            <w:tcW w:w="2605" w:type="dxa"/>
+            <w:shd w:val="clear" w:color="auto" w:fill="0A2F41" w:themeFill="accent1" w:themeFillShade="80"/>
+          </w:tcPr>
+          <w:p>
+            <w:pPr>
+              <w:jc w:val="center"/>
+              <w:rPr>
+                <w:rFonts w:ascii="Times New Roman" w:eastAsia="Times New Roman" w:hAnsi="Times New Roman" w:cs="Times New Roman"/>
+                <w:kern w:val="0"/>
+                <w:sz w:val="24"/>
+                <w:szCs w:val="24"/>
+                <w:lang w:val="en-GB" w:eastAsia="en-GB" w:bidi="ar-SA"/>
+                <w14:ligatures w14:val="none"/>
+              </w:rPr>
+            </w:pPr>
+            <w:r>
+              <w:rPr>
+                <w:rFonts w:ascii="Times New Roman" w:eastAsia="Times New Roman" w:hAnsi="Times New Roman" w:cs="Times New Roman"/>
+                <w:kern w:val="0"/>
+                <w:sz w:val="24"/>
+                <w:szCs w:val="24"/>
+                <w:lang w:val="en-GB" w:eastAsia="en-GB" w:bidi="ar-SA"/>
+                <w14:ligatures w14:val="none"/>
+              </w:rPr>
+              <w:t>Item</w:t>
+            </w:r>
+          </w:p>
+        </w:tc>
+        <w:tc>
+          <w:tcPr>
+            <w:tcW w:w="6480" w:type="dxa"/>
+            <w:shd w:val="clear" w:color="auto" w:fill="0A2F41" w:themeFill="accent1" w:themeFillShade="80"/>
+          </w:tcPr>
+          <w:p>
+            <w:pPr>
+              <w:jc w:val="center"/>
+              <w:cnfStyle w:val="100000000000" w:firstRow="1" w:lastRow="0" w:firstColumn="0" w:lastColumn="0" w:oddVBand="0" w:evenVBand="0" w:oddHBand="0" w:evenHBand="0" w:firstRowFirstColumn="0" w:firstRowLastColumn="0" w:lastRowFirstColumn="0" w:lastRowLastColumn="0"/>
+              <w:rPr>
+                <w:rFonts w:ascii="Times New Roman" w:eastAsia="Times New Roman" w:hAnsi="Times New Roman" w:cs="Times New Roman"/>
+                <w:kern w:val="0"/>
+                <w:sz w:val="24"/>
+                <w:szCs w:val="24"/>
+                <w:lang w:val="en-GB" w:eastAsia="en-GB" w:bidi="ar-SA"/>
+                <w14:ligatures w14:val="none"/>
+              </w:rPr>
+            </w:pPr>
+            <w:r>
+              <w:rPr>
+                <w:rFonts w:ascii="Times New Roman" w:eastAsia="Times New Roman" w:hAnsi="Times New Roman" w:cs="Times New Roman"/>
+                <w:kern w:val="0"/>
+                <w:sz w:val="24"/>
+                <w:szCs w:val="24"/>
+                <w:lang w:val="en-GB" w:eastAsia="en-GB" w:bidi="ar-SA"/>
+                <w14:ligatures w14:val="none"/>
+              </w:rPr>
+              <w:t>Details</w:t>
+            </w:r>
+          </w:p>
+        </w:tc>
+      </w:tr>
+      <w:tr>
+        <w:trPr>
+          <w:cnfStyle w:val="000000100000" w:firstRow="0" w:lastRow="0" w:firstColumn="0" w:lastColumn="0" w:oddVBand="0" w:evenVBand="0" w:oddHBand="1" w:evenHBand="0" w:firstRowFirstColumn="0" w:firstRowLastColumn="0" w:lastRowFirstColumn="0" w:lastRowLastColumn="0"/>
+        </w:trPr>
+        <w:tc>
+          <w:tcPr>
+            <w:cnfStyle w:val="001000000000" w:firstRow="0" w:lastRow="0" w:firstColumn="1" w:lastColumn="0" w:oddVBand="0" w:evenVBand="0" w:oddHBand="0" w:evenHBand="0" w:firstRowFirstColumn="0" w:firstRowLastColumn="0" w:lastRowFirstColumn="0" w:lastRowLastColumn="0"/>
+            <w:tcW w:w="2605" w:type="dxa"/>
+            <w:hideMark/>
+          </w:tcPr>
+          <w:p>
+            <w:pPr>
+              <w:rPr>
+                <w:rFonts w:ascii="Times New Roman" w:eastAsia="Times New Roman" w:hAnsi="Times New Roman" w:cs="Times New Roman"/>
+                <w:kern w:val="0"/>
+                <w:sz w:val="24"/>
+                <w:szCs w:val="24"/>
+                <w:lang w:val="en-GB" w:eastAsia="en-GB" w:bidi="ar-SA"/>
+                <w14:ligatures w14:val="none"/>
+              </w:rPr>
+            </w:pPr>
+            <w:r>
+              <w:rPr>
+                <w:rFonts w:ascii="Times New Roman" w:eastAsia="Times New Roman" w:hAnsi="Times New Roman" w:cs="Times New Roman"/>
+                <w:kern w:val="0"/>
+                <w:sz w:val="24"/>
+                <w:szCs w:val="24"/>
+                <w:lang w:val="en-GB" w:eastAsia="en-GB" w:bidi="ar-SA"/>
+                <w14:ligatures w14:val="none"/>
+              </w:rPr>
+              <w:t>Organization</w:t>
+            </w:r>
+          </w:p>
+        </w:tc>
+        <w:tc>
+          <w:tcPr>
+            <w:tcW w:w="6480" w:type="dxa"/>
+            <w:hideMark/>
+          </w:tcPr>
+          <w:p>
+            <w:pPr>
+              <w:cnfStyle w:val="000000100000" w:firstRow="0" w:lastRow="0" w:firstColumn="0" w:lastColumn="0" w:oddVBand="0" w:evenVBand="0" w:oddHBand="1" w:evenHBand="0" w:firstRowFirstColumn="0" w:firstRowLastColumn="0" w:lastRowFirstColumn="0" w:lastRowLastColumn="0"/>
+              <w:rPr>
+                <w:rFonts w:ascii="Times New Roman" w:eastAsia="Times New Roman" w:hAnsi="Times New Roman" w:cs="Times New Roman"/>
+                <w:kern w:val="0"/>
+                <w:sz w:val="24"/>
+                <w:szCs w:val="24"/>
+                <w:lang w:val="en-GB" w:eastAsia="en-GB" w:bidi="ar-SA"/>
+                <w14:ligatures w14:val="none"/>
+              </w:rPr>
+            </w:pPr>
+            <w:r>
+              <w:rPr>
+                <w:rFonts w:ascii="Times New Roman" w:eastAsia="Times New Roman" w:hAnsi="Times New Roman" w:cs="Times New Roman"/>
+                <w:kern w:val="0"/>
+                <w:sz w:val="24"/>
+                <w:szCs w:val="24"/>
+                <w:lang w:val="en-GB" w:eastAsia="en-GB" w:bidi="ar-SA"/>
+                <w14:ligatures w14:val="none"/>
+              </w:rPr>
+              <w:t>RAM Governance Portal</w:t>
+            </w:r>
+          </w:p>
+        </w:tc>
+      </w:tr>
+      <w:tr>
+        <w:tc>
+          <w:tcPr>
+            <w:cnfStyle w:val="001000000000" w:firstRow="0" w:lastRow="0" w:firstColumn="1" w:lastColumn="0" w:oddVBand="0" w:evenVBand="0" w:oddHBand="0" w:evenHBand="0" w:firstRowFirstColumn="0" w:firstRowLastColumn="0" w:lastRowFirstColumn="0" w:lastRowLastColumn="0"/>
+            <w:tcW w:w="2605" w:type="dxa"/>
+            <w:hideMark/>
+          </w:tcPr>
+          <w:p>
+            <w:pPr>
+              <w:rPr>
+                <w:rFonts w:ascii="Times New Roman" w:eastAsia="Times New Roman" w:hAnsi="Times New Roman" w:cs="Times New Roman"/>
+                <w:kern w:val="0"/>
+                <w:sz w:val="24"/>
+                <w:szCs w:val="24"/>
+                <w:lang w:val="en-GB" w:eastAsia="en-GB" w:bidi="ar-SA"/>
+                <w14:ligatures w14:val="none"/>
+              </w:rPr>
+            </w:pPr>
+            <w:r>
+              <w:rPr>
+                <w:rFonts w:ascii="Times New Roman" w:eastAsia="Times New Roman" w:hAnsi="Times New Roman" w:cs="Times New Roman"/>
+                <w:kern w:val="0"/>
+                <w:sz w:val="24"/>
+                <w:szCs w:val="24"/>
+                <w:lang w:val="en-GB" w:eastAsia="en-GB" w:bidi="ar-SA"/>
+                <w14:ligatures w14:val="none"/>
+              </w:rPr>
+              <w:t>Document Title</w:t>
+            </w:r>
+          </w:p>
+        </w:tc>
+        <w:tc>
+          <w:tcPr>
+            <w:tcW w:w="6480" w:type="dxa"/>
+            <w:hideMark/>
+          </w:tcPr>
+          <w:p>
+            <w:pPr>
+              <w:cnfStyle w:val="000000000000" w:firstRow="0" w:lastRow="0" w:firstColumn="0" w:lastColumn="0" w:oddVBand="0" w:evenVBand="0" w:oddHBand="0" w:evenHBand="0" w:firstRowFirstColumn="0" w:firstRowLastColumn="0" w:lastRowFirstColumn="0" w:lastRowLastColumn="0"/>
+              <w:rPr>
+                <w:rFonts w:ascii="Times New Roman" w:eastAsia="Times New Roman" w:hAnsi="Times New Roman" w:cs="Times New Roman"/>
+                <w:kern w:val="0"/>
+                <w:sz w:val="24"/>
+                <w:szCs w:val="24"/>
+                <w:lang w:val="en-GB" w:eastAsia="en-GB" w:bidi="ar-SA"/>
+                <w14:ligatures w14:val="none"/>
+              </w:rPr>
+            </w:pPr>
+            <w:r>
+              <w:rPr>
+                <w:rFonts w:ascii="Times New Roman" w:eastAsia="Times New Roman" w:hAnsi="Times New Roman" w:cs="Times New Roman"/>
+                <w:kern w:val="0"/>
+                <w:sz w:val="24"/>
+                <w:szCs w:val="24"/>
+                <w:lang w:val="en-GB" w:eastAsia="en-GB" w:bidi="ar-SA"/>
+                <w14:ligatures w14:val="none"/>
+              </w:rPr>
+              <w:t>08_Master_Data</w:t>
+            </w:r>
+          </w:p>
+        </w:tc>
+      </w:tr>
+      <w:tr>
+        <w:trPr>
+          <w:cnfStyle w:val="000000100000" w:firstRow="0" w:lastRow="0" w:firstColumn="0" w:lastColumn="0" w:oddVBand="0" w:evenVBand="0" w:oddHBand="1" w:evenHBand="0" w:firstRowFirstColumn="0" w:firstRowLastColumn="0" w:lastRowFirstColumn="0" w:lastRowLastColumn="0"/>
+        </w:trPr>
+        <w:tc>
+          <w:tcPr>
+            <w:cnfStyle w:val="001000000000" w:firstRow="0" w:lastRow="0" w:firstColumn="1" w:lastColumn="0" w:oddVBand="0" w:evenVBand="0" w:oddHBand="0" w:evenHBand="0" w:firstRowFirstColumn="0" w:firstRowLastColumn="0" w:lastRowFirstColumn="0" w:lastRowLastColumn="0"/>
+            <w:tcW w:w="2605" w:type="dxa"/>
+            <w:hideMark/>
+          </w:tcPr>
+          <w:p>
+            <w:pPr>
+              <w:rPr>
+                <w:rFonts w:ascii="Times New Roman" w:eastAsia="Times New Roman" w:hAnsi="Times New Roman" w:cs="Times New Roman"/>
+                <w:kern w:val="0"/>
+                <w:sz w:val="24"/>
+                <w:szCs w:val="24"/>
+                <w:lang w:val="en-GB" w:eastAsia="en-GB" w:bidi="ar-SA"/>
+                <w14:ligatures w14:val="none"/>
+              </w:rPr>
+            </w:pPr>
+            <w:r>
+              <w:rPr>
+                <w:rFonts w:ascii="Times New Roman" w:eastAsia="Times New Roman" w:hAnsi="Times New Roman" w:cs="Times New Roman"/>
+                <w:kern w:val="0"/>
+                <w:sz w:val="24"/>
+                <w:szCs w:val="24"/>
+                <w:lang w:val="en-GB" w:eastAsia="en-GB" w:bidi="ar-SA"/>
+                <w14:ligatures w14:val="none"/>
+              </w:rPr>
+              <w:t>Document Code</w:t>
+            </w:r>
+          </w:p>
+        </w:tc>
+        <w:tc>
+          <w:tcPr>
+            <w:tcW w:w="6480" w:type="dxa"/>
+            <w:hideMark/>
+          </w:tcPr>
+          <w:p>
+            <w:pPr>
+              <w:cnfStyle w:val="000000100000" w:firstRow="0" w:lastRow="0" w:firstColumn="0" w:lastColumn="0" w:oddVBand="0" w:evenVBand="0" w:oddHBand="1" w:evenHBand="0" w:firstRowFirstColumn="0" w:firstRowLastColumn="0" w:lastRowFirstColumn="0" w:lastRowLastColumn="0"/>
+              <w:rPr>
+                <w:rFonts w:ascii="Times New Roman" w:eastAsia="Times New Roman" w:hAnsi="Times New Roman" w:cs="Times New Roman"/>
+                <w:kern w:val="0"/>
+                <w:sz w:val="24"/>
+                <w:szCs w:val="24"/>
+                <w:lang w:val="en-GB" w:eastAsia="en-GB" w:bidi="ar-SA"/>
+                <w14:ligatures w14:val="none"/>
+              </w:rPr>
+            </w:pPr>
+            <w:r>
+              <w:rPr>
+                <w:rFonts w:ascii="Times New Roman" w:eastAsia="Times New Roman" w:hAnsi="Times New Roman" w:cs="Times New Roman"/>
+                <w:kern w:val="0"/>
+                <w:sz w:val="24"/>
+                <w:szCs w:val="24"/>
+                <w:lang w:val="en-GB" w:eastAsia="en-GB" w:bidi="ar-SA"/>
+                <w14:ligatures w14:val="none"/>
+              </w:rPr>
+              <w:t>RAM-PROC-0</w:t>
+            </w:r>
+            <w:r>
+              <w:rPr>
+                <w:rFonts w:ascii="Times New Roman" w:eastAsia="Times New Roman" w:hAnsi="Times New Roman" w:cs="Times New Roman"/>
+                <w:kern w:val="0"/>
+                <w:sz w:val="24"/>
+                <w:szCs w:val="24"/>
+                <w:lang w:val="en-GB" w:eastAsia="en-GB" w:bidi="ar-SA"/>
+                <w14:ligatures w14:val="none"/>
+              </w:rPr>
+              <w:t>8</w:t>
+            </w:r>
+          </w:p>
+        </w:tc>
+      </w:tr>
+      <w:tr>
+        <w:tc>
+          <w:tcPr>
+            <w:cnfStyle w:val="001000000000" w:firstRow="0" w:lastRow="0" w:firstColumn="1" w:lastColumn="0" w:oddVBand="0" w:evenVBand="0" w:oddHBand="0" w:evenHBand="0" w:firstRowFirstColumn="0" w:firstRowLastColumn="0" w:lastRowFirstColumn="0" w:lastRowLastColumn="0"/>
+            <w:tcW w:w="2605" w:type="dxa"/>
+            <w:hideMark/>
+          </w:tcPr>
+          <w:p>
+            <w:pPr>
+              <w:rPr>
+                <w:rFonts w:ascii="Times New Roman" w:eastAsia="Times New Roman" w:hAnsi="Times New Roman" w:cs="Times New Roman"/>
+                <w:kern w:val="0"/>
+                <w:sz w:val="24"/>
+                <w:szCs w:val="24"/>
+                <w:lang w:val="en-GB" w:eastAsia="en-GB" w:bidi="ar-SA"/>
+                <w14:ligatures w14:val="none"/>
+              </w:rPr>
+            </w:pPr>
+            <w:r>
+              <w:rPr>
+                <w:rFonts w:ascii="Times New Roman" w:eastAsia="Times New Roman" w:hAnsi="Times New Roman" w:cs="Times New Roman"/>
+                <w:kern w:val="0"/>
+                <w:sz w:val="24"/>
+                <w:szCs w:val="24"/>
+                <w:lang w:val="en-GB" w:eastAsia="en-GB" w:bidi="ar-SA"/>
+                <w14:ligatures w14:val="none"/>
+              </w:rPr>
+              <w:t>Process Area</w:t>
+            </w:r>
+          </w:p>
+        </w:tc>
+        <w:tc>
+          <w:tcPr>
+            <w:tcW w:w="6480" w:type="dxa"/>
+            <w:hideMark/>
+          </w:tcPr>
+          <w:p>
+            <w:pPr>
+              <w:cnfStyle w:val="000000000000" w:firstRow="0" w:lastRow="0" w:firstColumn="0" w:lastColumn="0" w:oddVBand="0" w:evenVBand="0" w:oddHBand="0" w:evenHBand="0" w:firstRowFirstColumn="0" w:firstRowLastColumn="0" w:lastRowFirstColumn="0" w:lastRowLastColumn="0"/>
+              <w:rPr>
+                <w:rFonts w:ascii="Times New Roman" w:eastAsia="Times New Roman" w:hAnsi="Times New Roman" w:cs="Times New Roman"/>
+                <w:kern w:val="0"/>
+                <w:sz w:val="24"/>
+                <w:szCs w:val="24"/>
+                <w:lang w:val="en-GB" w:eastAsia="en-GB" w:bidi="ar-SA"/>
+                <w14:ligatures w14:val="none"/>
+              </w:rPr>
+            </w:pPr>
+            <w:r>
+              <w:rPr>
+                <w:rFonts w:ascii="Times New Roman" w:eastAsia="Times New Roman" w:hAnsi="Times New Roman" w:cs="Times New Roman"/>
+                <w:kern w:val="0"/>
+                <w:sz w:val="24"/>
+                <w:szCs w:val="24"/>
+                <w:lang w:val="en-GB" w:eastAsia="en-GB" w:bidi="ar-SA"/>
+                <w14:ligatures w14:val="none"/>
+              </w:rPr>
+              <w:t>08_Master_Data</w:t>
+            </w:r>
+          </w:p>
+        </w:tc>
+      </w:tr>
+      <w:tr>
+        <w:trPr>
+          <w:cnfStyle w:val="000000100000" w:firstRow="0" w:lastRow="0" w:firstColumn="0" w:lastColumn="0" w:oddVBand="0" w:evenVBand="0" w:oddHBand="1" w:evenHBand="0" w:firstRowFirstColumn="0" w:firstRowLastColumn="0" w:lastRowFirstColumn="0" w:lastRowLastColumn="0"/>
+        </w:trPr>
+        <w:tc>
+          <w:tcPr>
+            <w:cnfStyle w:val="001000000000" w:firstRow="0" w:lastRow="0" w:firstColumn="1" w:lastColumn="0" w:oddVBand="0" w:evenVBand="0" w:oddHBand="0" w:evenHBand="0" w:firstRowFirstColumn="0" w:firstRowLastColumn="0" w:lastRowFirstColumn="0" w:lastRowLastColumn="0"/>
+            <w:tcW w:w="2605" w:type="dxa"/>
+            <w:hideMark/>
+          </w:tcPr>
+          <w:p>
+            <w:pPr>
+              <w:rPr>
+                <w:rFonts w:ascii="Times New Roman" w:eastAsia="Times New Roman" w:hAnsi="Times New Roman" w:cs="Times New Roman"/>
+                <w:kern w:val="0"/>
+                <w:sz w:val="24"/>
+                <w:szCs w:val="24"/>
+                <w:lang w:val="en-GB" w:eastAsia="en-GB" w:bidi="ar-SA"/>
+                <w14:ligatures w14:val="none"/>
+              </w:rPr>
+            </w:pPr>
+            <w:r>
+              <w:rPr>
+                <w:rFonts w:ascii="Times New Roman" w:eastAsia="Times New Roman" w:hAnsi="Times New Roman" w:cs="Times New Roman"/>
+                <w:kern w:val="0"/>
+                <w:sz w:val="24"/>
+                <w:szCs w:val="24"/>
+                <w:lang w:val="en-GB" w:eastAsia="en-GB" w:bidi="ar-SA"/>
+                <w14:ligatures w14:val="none"/>
+              </w:rPr>
+              <w:t>Document Type</w:t>
+            </w:r>
+          </w:p>
+        </w:tc>
+        <w:tc>
+          <w:tcPr>
+            <w:tcW w:w="6480" w:type="dxa"/>
+            <w:hideMark/>
+          </w:tcPr>
+          <w:p>
+            <w:pPr>
+              <w:cnfStyle w:val="000000100000" w:firstRow="0" w:lastRow="0" w:firstColumn="0" w:lastColumn="0" w:oddVBand="0" w:evenVBand="0" w:oddHBand="1" w:evenHBand="0" w:firstRowFirstColumn="0" w:firstRowLastColumn="0" w:lastRowFirstColumn="0" w:lastRowLastColumn="0"/>
+              <w:rPr>
+                <w:rFonts w:ascii="Times New Roman" w:eastAsia="Times New Roman" w:hAnsi="Times New Roman" w:cs="Times New Roman"/>
+                <w:kern w:val="0"/>
+                <w:sz w:val="24"/>
+                <w:szCs w:val="24"/>
+                <w:lang w:val="en-GB" w:eastAsia="en-GB" w:bidi="ar-SA"/>
+                <w14:ligatures w14:val="none"/>
+              </w:rPr>
+            </w:pPr>
+            <w:r>
+              <w:rPr>
+                <w:rFonts w:ascii="Times New Roman" w:eastAsia="Times New Roman" w:hAnsi="Times New Roman" w:cs="Times New Roman"/>
+                <w:kern w:val="0"/>
+                <w:sz w:val="24"/>
+                <w:szCs w:val="24"/>
+                <w:lang w:val="en-GB" w:eastAsia="en-GB" w:bidi="ar-SA"/>
+                <w14:ligatures w14:val="none"/>
+              </w:rPr>
+              <w:t>Procedure</w:t>
+            </w:r>
+          </w:p>
+        </w:tc>
+      </w:tr>
+      <w:tr>
+        <w:tc>
+          <w:tcPr>
+            <w:cnfStyle w:val="001000000000" w:firstRow="0" w:lastRow="0" w:firstColumn="1" w:lastColumn="0" w:oddVBand="0" w:evenVBand="0" w:oddHBand="0" w:evenHBand="0" w:firstRowFirstColumn="0" w:firstRowLastColumn="0" w:lastRowFirstColumn="0" w:lastRowLastColumn="0"/>
+            <w:tcW w:w="2605" w:type="dxa"/>
+            <w:hideMark/>
+          </w:tcPr>
+          <w:p>
+            <w:pPr>
+              <w:rPr>
+                <w:rFonts w:ascii="Times New Roman" w:eastAsia="Times New Roman" w:hAnsi="Times New Roman" w:cs="Times New Roman"/>
+                <w:kern w:val="0"/>
+                <w:sz w:val="24"/>
+                <w:szCs w:val="24"/>
+                <w:lang w:val="en-GB" w:eastAsia="en-GB" w:bidi="ar-SA"/>
+                <w14:ligatures w14:val="none"/>
+              </w:rPr>
+            </w:pPr>
+            <w:r>
+              <w:rPr>
+                <w:rFonts w:ascii="Times New Roman" w:eastAsia="Times New Roman" w:hAnsi="Times New Roman" w:cs="Times New Roman"/>
+                <w:kern w:val="0"/>
+                <w:sz w:val="24"/>
+                <w:szCs w:val="24"/>
+                <w:lang w:val="en-GB" w:eastAsia="en-GB" w:bidi="ar-SA"/>
+                <w14:ligatures w14:val="none"/>
+              </w:rPr>
+              <w:t>Version</w:t>
+            </w:r>
+          </w:p>
+        </w:tc>
+        <w:tc>
+          <w:tcPr>
+            <w:tcW w:w="6480" w:type="dxa"/>
+            <w:hideMark/>
+          </w:tcPr>
+          <w:p>
+            <w:pPr>
+              <w:cnfStyle w:val="000000000000" w:firstRow="0" w:lastRow="0" w:firstColumn="0" w:lastColumn="0" w:oddVBand="0" w:evenVBand="0" w:oddHBand="0" w:evenHBand="0" w:firstRowFirstColumn="0" w:firstRowLastColumn="0" w:lastRowFirstColumn="0" w:lastRowLastColumn="0"/>
+              <w:rPr>
+                <w:rFonts w:ascii="Times New Roman" w:eastAsia="Times New Roman" w:hAnsi="Times New Roman" w:cs="Times New Roman"/>
+                <w:kern w:val="0"/>
+                <w:sz w:val="24"/>
+                <w:szCs w:val="24"/>
+                <w:lang w:val="en-GB" w:eastAsia="en-GB" w:bidi="ar-SA"/>
+                <w14:ligatures w14:val="none"/>
+              </w:rPr>
+            </w:pPr>
+            <w:r>
+              <w:rPr>
+                <w:rFonts w:ascii="Times New Roman" w:eastAsia="Times New Roman" w:hAnsi="Times New Roman" w:cs="Times New Roman"/>
+                <w:kern w:val="0"/>
+                <w:sz w:val="24"/>
+                <w:szCs w:val="24"/>
+                <w:lang w:val="en-GB" w:eastAsia="en-GB" w:bidi="ar-SA"/>
+                <w14:ligatures w14:val="none"/>
+              </w:rPr>
+              <w:t>1.0</w:t>
+            </w:r>
+          </w:p>
+        </w:tc>
+      </w:tr>
+      <w:tr>
+        <w:trPr>
+          <w:cnfStyle w:val="000000100000" w:firstRow="0" w:lastRow="0" w:firstColumn="0" w:lastColumn="0" w:oddVBand="0" w:evenVBand="0" w:oddHBand="1" w:evenHBand="0" w:firstRowFirstColumn="0" w:firstRowLastColumn="0" w:lastRowFirstColumn="0" w:lastRowLastColumn="0"/>
+        </w:trPr>
+        <w:tc>
+          <w:tcPr>
+            <w:cnfStyle w:val="001000000000" w:firstRow="0" w:lastRow="0" w:firstColumn="1" w:lastColumn="0" w:oddVBand="0" w:evenVBand="0" w:oddHBand="0" w:evenHBand="0" w:firstRowFirstColumn="0" w:firstRowLastColumn="0" w:lastRowFirstColumn="0" w:lastRowLastColumn="0"/>
+            <w:tcW w:w="2605" w:type="dxa"/>
+            <w:hideMark/>
+          </w:tcPr>
+          <w:p>
+            <w:pPr>
+              <w:rPr>
+                <w:rFonts w:ascii="Times New Roman" w:eastAsia="Times New Roman" w:hAnsi="Times New Roman" w:cs="Times New Roman"/>
+                <w:kern w:val="0"/>
+                <w:sz w:val="24"/>
+                <w:szCs w:val="24"/>
+                <w:lang w:val="en-GB" w:eastAsia="en-GB" w:bidi="ar-SA"/>
+                <w14:ligatures w14:val="none"/>
+              </w:rPr>
+            </w:pPr>
+            <w:r>
+              <w:rPr>
+                <w:rFonts w:ascii="Times New Roman" w:eastAsia="Times New Roman" w:hAnsi="Times New Roman" w:cs="Times New Roman"/>
+                <w:kern w:val="0"/>
+                <w:sz w:val="24"/>
+                <w:szCs w:val="24"/>
+                <w:lang w:val="en-GB" w:eastAsia="en-GB" w:bidi="ar-SA"/>
+                <w14:ligatures w14:val="none"/>
+              </w:rPr>
+              <w:t>Effective Date</w:t>
+            </w:r>
+          </w:p>
+        </w:tc>
+        <w:tc>
+          <w:tcPr>
+            <w:tcW w:w="6480" w:type="dxa"/>
+            <w:hideMark/>
+          </w:tcPr>
+          <w:p>
+            <w:pPr>
+              <w:cnfStyle w:val="000000100000" w:firstRow="0" w:lastRow="0" w:firstColumn="0" w:lastColumn="0" w:oddVBand="0" w:evenVBand="0" w:oddHBand="1" w:evenHBand="0" w:firstRowFirstColumn="0" w:firstRowLastColumn="0" w:lastRowFirstColumn="0" w:lastRowLastColumn="0"/>
+              <w:rPr>
+                <w:rFonts w:ascii="Times New Roman" w:eastAsia="Times New Roman" w:hAnsi="Times New Roman" w:cs="Times New Roman"/>
+                <w:kern w:val="0"/>
+                <w:sz w:val="24"/>
+                <w:szCs w:val="24"/>
+                <w:lang w:val="en-GB" w:eastAsia="en-GB" w:bidi="ar-SA"/>
+                <w14:ligatures w14:val="none"/>
+              </w:rPr>
+            </w:pPr>
+            <w:r>
+              <w:rPr>
+                <w:rFonts w:ascii="Times New Roman" w:eastAsia="Times New Roman" w:hAnsi="Times New Roman" w:cs="Times New Roman"/>
+                <w:kern w:val="0"/>
+                <w:sz w:val="24"/>
+                <w:szCs w:val="24"/>
+                <w:lang w:val="en-GB" w:eastAsia="en-GB" w:bidi="ar-SA"/>
+                <w14:ligatures w14:val="none"/>
+              </w:rPr>
+              <w:t>01 Jan 2026</w:t>
+            </w:r>
+          </w:p>
+        </w:tc>
+      </w:tr>
+      <w:tr>
+        <w:tc>
+          <w:tcPr>
+            <w:cnfStyle w:val="001000000000" w:firstRow="0" w:lastRow="0" w:firstColumn="1" w:lastColumn="0" w:oddVBand="0" w:evenVBand="0" w:oddHBand="0" w:evenHBand="0" w:firstRowFirstColumn="0" w:firstRowLastColumn="0" w:lastRowFirstColumn="0" w:lastRowLastColumn="0"/>
+            <w:tcW w:w="2605" w:type="dxa"/>
+            <w:hideMark/>
+          </w:tcPr>
+          <w:p>
+            <w:pPr>
+              <w:rPr>
+                <w:rFonts w:ascii="Times New Roman" w:eastAsia="Times New Roman" w:hAnsi="Times New Roman" w:cs="Times New Roman"/>
+                <w:kern w:val="0"/>
+                <w:sz w:val="24"/>
+                <w:szCs w:val="24"/>
+                <w:lang w:val="en-GB" w:eastAsia="en-GB" w:bidi="ar-SA"/>
+                <w14:ligatures w14:val="none"/>
+              </w:rPr>
+            </w:pPr>
+            <w:r>
+              <w:rPr>
+                <w:rFonts w:ascii="Times New Roman" w:eastAsia="Times New Roman" w:hAnsi="Times New Roman" w:cs="Times New Roman"/>
+                <w:kern w:val="0"/>
+                <w:sz w:val="24"/>
+                <w:szCs w:val="24"/>
+                <w:lang w:val="en-GB" w:eastAsia="en-GB" w:bidi="ar-SA"/>
+                <w14:ligatures w14:val="none"/>
+              </w:rPr>
+              <w:t>Review Cycle</w:t>
+            </w:r>
+          </w:p>
+        </w:tc>
+        <w:tc>
+          <w:tcPr>
+            <w:tcW w:w="6480" w:type="dxa"/>
+            <w:hideMark/>
+          </w:tcPr>
+          <w:p>
+            <w:pPr>
+              <w:cnfStyle w:val="000000000000" w:firstRow="0" w:lastRow="0" w:firstColumn="0" w:lastColumn="0" w:oddVBand="0" w:evenVBand="0" w:oddHBand="0" w:evenHBand="0" w:firstRowFirstColumn="0" w:firstRowLastColumn="0" w:lastRowFirstColumn="0" w:lastRowLastColumn="0"/>
+              <w:rPr>
+                <w:rFonts w:ascii="Times New Roman" w:eastAsia="Times New Roman" w:hAnsi="Times New Roman" w:cs="Times New Roman"/>
+                <w:kern w:val="0"/>
+                <w:sz w:val="24"/>
+                <w:szCs w:val="24"/>
+                <w:lang w:val="en-GB" w:eastAsia="en-GB" w:bidi="ar-SA"/>
+                <w14:ligatures w14:val="none"/>
+              </w:rPr>
+            </w:pPr>
+            <w:r>
+              <w:rPr>
+                <w:rFonts w:ascii="Times New Roman" w:eastAsia="Times New Roman" w:hAnsi="Times New Roman" w:cs="Times New Roman"/>
+                <w:kern w:val="0"/>
+                <w:sz w:val="24"/>
+                <w:szCs w:val="24"/>
+                <w:lang w:val="en-GB" w:eastAsia="en-GB" w:bidi="ar-SA"/>
+                <w14:ligatures w14:val="none"/>
+              </w:rPr>
+              <w:t>Annual</w:t>
+            </w:r>
+          </w:p>
+        </w:tc>
+      </w:tr>
+      <w:tr>
+        <w:trPr>
+          <w:cnfStyle w:val="000000100000" w:firstRow="0" w:lastRow="0" w:firstColumn="0" w:lastColumn="0" w:oddVBand="0" w:evenVBand="0" w:oddHBand="1" w:evenHBand="0" w:firstRowFirstColumn="0" w:firstRowLastColumn="0" w:lastRowFirstColumn="0" w:lastRowLastColumn="0"/>
+        </w:trPr>
+        <w:tc>
+          <w:tcPr>
+            <w:cnfStyle w:val="001000000000" w:firstRow="0" w:lastRow="0" w:firstColumn="1" w:lastColumn="0" w:oddVBand="0" w:evenVBand="0" w:oddHBand="0" w:evenHBand="0" w:firstRowFirstColumn="0" w:firstRowLastColumn="0" w:lastRowFirstColumn="0" w:lastRowLastColumn="0"/>
+            <w:tcW w:w="2605" w:type="dxa"/>
+            <w:hideMark/>
+          </w:tcPr>
+          <w:p>
+            <w:pPr>
+              <w:rPr>
+                <w:rFonts w:ascii="Times New Roman" w:eastAsia="Times New Roman" w:hAnsi="Times New Roman" w:cs="Times New Roman"/>
+                <w:kern w:val="0"/>
+                <w:sz w:val="24"/>
+                <w:szCs w:val="24"/>
+                <w:lang w:val="en-GB" w:eastAsia="en-GB" w:bidi="ar-SA"/>
+                <w14:ligatures w14:val="none"/>
+              </w:rPr>
+            </w:pPr>
+            <w:r>
+              <w:rPr>
+                <w:rFonts w:ascii="Times New Roman" w:eastAsia="Times New Roman" w:hAnsi="Times New Roman" w:cs="Times New Roman"/>
+                <w:kern w:val="0"/>
+                <w:sz w:val="24"/>
+                <w:szCs w:val="24"/>
+                <w:lang w:val="en-GB" w:eastAsia="en-GB" w:bidi="ar-SA"/>
+                <w14:ligatures w14:val="none"/>
+              </w:rPr>
+              <w:t>Owner</w:t>
+            </w:r>
+          </w:p>
+        </w:tc>
+        <w:tc>
+          <w:tcPr>
+            <w:tcW w:w="6480" w:type="dxa"/>
+            <w:hideMark/>
+          </w:tcPr>
+          <w:p>
+            <w:pPr>
+              <w:cnfStyle w:val="000000100000" w:firstRow="0" w:lastRow="0" w:firstColumn="0" w:lastColumn="0" w:oddVBand="0" w:evenVBand="0" w:oddHBand="1" w:evenHBand="0" w:firstRowFirstColumn="0" w:firstRowLastColumn="0" w:lastRowFirstColumn="0" w:lastRowLastColumn="0"/>
+              <w:rPr>
+                <w:rFonts w:ascii="Times New Roman" w:eastAsia="Times New Roman" w:hAnsi="Times New Roman" w:cs="Times New Roman"/>
+                <w:kern w:val="0"/>
+                <w:sz w:val="24"/>
+                <w:szCs w:val="24"/>
+                <w:lang w:val="en-GB" w:eastAsia="en-GB" w:bidi="ar-SA"/>
+                <w14:ligatures w14:val="none"/>
+              </w:rPr>
+            </w:pPr>
+            <w:r>
+              <w:rPr>
+                <w:rFonts w:ascii="Times New Roman" w:eastAsia="Times New Roman" w:hAnsi="Times New Roman" w:cs="Times New Roman"/>
+                <w:kern w:val="0"/>
+                <w:sz w:val="24"/>
+                <w:szCs w:val="24"/>
+                <w:lang w:val="en-GB" w:eastAsia="en-GB" w:bidi="ar-SA"/>
+                <w14:ligatures w14:val="none"/>
+              </w:rPr>
+              <w:t>Head of Procurement</w:t>
+            </w:r>
+          </w:p>
+        </w:tc>
+      </w:tr>
+      <w:tr>
+        <w:tc>
+          <w:tcPr>
+            <w:cnfStyle w:val="001000000000" w:firstRow="0" w:lastRow="0" w:firstColumn="1" w:lastColumn="0" w:oddVBand="0" w:evenVBand="0" w:oddHBand="0" w:evenHBand="0" w:firstRowFirstColumn="0" w:firstRowLastColumn="0" w:lastRowFirstColumn="0" w:lastRowLastColumn="0"/>
+            <w:tcW w:w="2605" w:type="dxa"/>
+            <w:hideMark/>
+          </w:tcPr>
+          <w:p>
+            <w:pPr>
+              <w:rPr>
+                <w:rFonts w:ascii="Times New Roman" w:eastAsia="Times New Roman" w:hAnsi="Times New Roman" w:cs="Times New Roman"/>
+                <w:kern w:val="0"/>
+                <w:sz w:val="24"/>
+                <w:szCs w:val="24"/>
+                <w:lang w:val="en-GB" w:eastAsia="en-GB" w:bidi="ar-SA"/>
+                <w14:ligatures w14:val="none"/>
+              </w:rPr>
+            </w:pPr>
+            <w:r>
+              <w:rPr>
+                <w:rFonts w:ascii="Times New Roman" w:eastAsia="Times New Roman" w:hAnsi="Times New Roman" w:cs="Times New Roman"/>
+                <w:kern w:val="0"/>
+                <w:sz w:val="24"/>
+                <w:szCs w:val="24"/>
+                <w:lang w:val="en-GB" w:eastAsia="en-GB" w:bidi="ar-SA"/>
+                <w14:ligatures w14:val="none"/>
+              </w:rPr>
+              <w:t>Approved By</w:t>
+            </w:r>
+          </w:p>
+        </w:tc>
+        <w:tc>
+          <w:tcPr>
+            <w:tcW w:w="6480" w:type="dxa"/>
+            <w:hideMark/>
+          </w:tcPr>
+          <w:p>
+            <w:pPr>
+              <w:cnfStyle w:val="000000000000" w:firstRow="0" w:lastRow="0" w:firstColumn="0" w:lastColumn="0" w:oddVBand="0" w:evenVBand="0" w:oddHBand="0" w:evenHBand="0" w:firstRowFirstColumn="0" w:firstRowLastColumn="0" w:lastRowFirstColumn="0" w:lastRowLastColumn="0"/>
+              <w:rPr>
+                <w:rFonts w:ascii="Times New Roman" w:eastAsia="Times New Roman" w:hAnsi="Times New Roman" w:cs="Times New Roman"/>
+                <w:kern w:val="0"/>
+                <w:sz w:val="24"/>
+                <w:szCs w:val="24"/>
+                <w:lang w:val="en-GB" w:eastAsia="en-GB" w:bidi="ar-SA"/>
+                <w14:ligatures w14:val="none"/>
+              </w:rPr>
+            </w:pPr>
+            <w:r>
+              <w:rPr>
+                <w:rFonts w:ascii="Times New Roman" w:eastAsia="Times New Roman" w:hAnsi="Times New Roman" w:cs="Times New Roman"/>
+                <w:kern w:val="0"/>
+                <w:sz w:val="24"/>
+                <w:szCs w:val="24"/>
+                <w:lang w:val="en-GB" w:eastAsia="en-GB" w:bidi="ar-SA"/>
+                <w14:ligatures w14:val="none"/>
+              </w:rPr>
+              <w:t>CEO / Board</w:t>
+            </w:r>
+          </w:p>
+        </w:tc>
+      </w:tr>
+      <w:tr>
+        <w:trPr>
+          <w:cnfStyle w:val="000000100000" w:firstRow="0" w:lastRow="0" w:firstColumn="0" w:lastColumn="0" w:oddVBand="0" w:evenVBand="0" w:oddHBand="1" w:evenHBand="0" w:firstRowFirstColumn="0" w:firstRowLastColumn="0" w:lastRowFirstColumn="0" w:lastRowLastColumn="0"/>
+        </w:trPr>
+        <w:tc>
+          <w:tcPr>
+            <w:cnfStyle w:val="001000000000" w:firstRow="0" w:lastRow="0" w:firstColumn="1" w:lastColumn="0" w:oddVBand="0" w:evenVBand="0" w:oddHBand="0" w:evenHBand="0" w:firstRowFirstColumn="0" w:firstRowLastColumn="0" w:lastRowFirstColumn="0" w:lastRowLastColumn="0"/>
+            <w:tcW w:w="2605" w:type="dxa"/>
+            <w:hideMark/>
+          </w:tcPr>
+          <w:p>
+            <w:pPr>
+              <w:rPr>
+                <w:rFonts w:ascii="Times New Roman" w:eastAsia="Times New Roman" w:hAnsi="Times New Roman" w:cs="Times New Roman"/>
+                <w:kern w:val="0"/>
+                <w:sz w:val="24"/>
+                <w:szCs w:val="24"/>
+                <w:lang w:val="en-GB" w:eastAsia="en-GB" w:bidi="ar-SA"/>
+                <w14:ligatures w14:val="none"/>
+              </w:rPr>
+            </w:pPr>
+            <w:r>
+              <w:rPr>
+                <w:rFonts w:ascii="Times New Roman" w:eastAsia="Times New Roman" w:hAnsi="Times New Roman" w:cs="Times New Roman"/>
+                <w:kern w:val="0"/>
+                <w:sz w:val="24"/>
+                <w:szCs w:val="24"/>
+                <w:lang w:val="en-GB" w:eastAsia="en-GB" w:bidi="ar-SA"/>
+                <w14:ligatures w14:val="none"/>
+              </w:rPr>
+              <w:t>Prepared By</w:t>
+            </w:r>
+          </w:p>
+        </w:tc>
+        <w:tc>
+          <w:tcPr>
+            <w:tcW w:w="6480" w:type="dxa"/>
+            <w:hideMark/>
+          </w:tcPr>
+          <w:p>
+            <w:pPr>
+              <w:cnfStyle w:val="000000100000" w:firstRow="0" w:lastRow="0" w:firstColumn="0" w:lastColumn="0" w:oddVBand="0" w:evenVBand="0" w:oddHBand="1" w:evenHBand="0" w:firstRowFirstColumn="0" w:firstRowLastColumn="0" w:lastRowFirstColumn="0" w:lastRowLastColumn="0"/>
+              <w:rPr>
+                <w:rFonts w:ascii="Times New Roman" w:eastAsia="Times New Roman" w:hAnsi="Times New Roman" w:cs="Times New Roman"/>
+                <w:kern w:val="0"/>
+                <w:sz w:val="24"/>
+                <w:szCs w:val="24"/>
+                <w:lang w:val="en-GB" w:eastAsia="en-GB" w:bidi="ar-SA"/>
+                <w14:ligatures w14:val="none"/>
+              </w:rPr>
+            </w:pPr>
+            <w:r>
+              <w:rPr>
+                <w:rFonts w:ascii="Times New Roman" w:eastAsia="Times New Roman" w:hAnsi="Times New Roman" w:cs="Times New Roman"/>
+                <w:kern w:val="0"/>
+                <w:sz w:val="24"/>
+                <w:szCs w:val="24"/>
+                <w:lang w:val="en-GB" w:eastAsia="en-GB" w:bidi="ar-SA"/>
+                <w14:ligatures w14:val="none"/>
+              </w:rPr>
+              <w:t>Governance Office</w:t>
+            </w:r>
+          </w:p>
+        </w:tc>
+      </w:tr>
+      <w:tr>
+        <w:tc>
+          <w:tcPr>
+            <w:cnfStyle w:val="001000000000" w:firstRow="0" w:lastRow="0" w:firstColumn="1" w:lastColumn="0" w:oddVBand="0" w:evenVBand="0" w:oddHBand="0" w:evenHBand="0" w:firstRowFirstColumn="0" w:firstRowLastColumn="0" w:lastRowFirstColumn="0" w:lastRowLastColumn="0"/>
+            <w:tcW w:w="2605" w:type="dxa"/>
+            <w:hideMark/>
+          </w:tcPr>
+          <w:p>
+            <w:pPr>
+              <w:rPr>
+                <w:rFonts w:ascii="Times New Roman" w:eastAsia="Times New Roman" w:hAnsi="Times New Roman" w:cs="Times New Roman"/>
+                <w:kern w:val="0"/>
+                <w:sz w:val="24"/>
+                <w:szCs w:val="24"/>
+                <w:lang w:val="en-GB" w:eastAsia="en-GB" w:bidi="ar-SA"/>
+                <w14:ligatures w14:val="none"/>
+              </w:rPr>
+            </w:pPr>
+            <w:r>
+              <w:rPr>
+                <w:rFonts w:ascii="Times New Roman" w:eastAsia="Times New Roman" w:hAnsi="Times New Roman" w:cs="Times New Roman"/>
+                <w:kern w:val="0"/>
+                <w:sz w:val="24"/>
+                <w:szCs w:val="24"/>
+                <w:lang w:val="en-GB" w:eastAsia="en-GB" w:bidi="ar-SA"/>
+                <w14:ligatures w14:val="none"/>
+              </w:rPr>
+              <w:t>Classification</w:t>
+            </w:r>
+          </w:p>
+        </w:tc>
+        <w:tc>
+          <w:tcPr>
+            <w:tcW w:w="6480" w:type="dxa"/>
+            <w:hideMark/>
+          </w:tcPr>
+          <w:p>
+            <w:pPr>
+              <w:cnfStyle w:val="000000000000" w:firstRow="0" w:lastRow="0" w:firstColumn="0" w:lastColumn="0" w:oddVBand="0" w:evenVBand="0" w:oddHBand="0" w:evenHBand="0" w:firstRowFirstColumn="0" w:firstRowLastColumn="0" w:lastRowFirstColumn="0" w:lastRowLastColumn="0"/>
+              <w:rPr>
+                <w:rFonts w:ascii="Times New Roman" w:eastAsia="Times New Roman" w:hAnsi="Times New Roman" w:cs="Times New Roman"/>
+                <w:kern w:val="0"/>
+                <w:sz w:val="24"/>
+                <w:szCs w:val="24"/>
+                <w:lang w:val="en-GB" w:eastAsia="en-GB" w:bidi="ar-SA"/>
+                <w14:ligatures w14:val="none"/>
+              </w:rPr>
+            </w:pPr>
+            <w:r>
+              <w:rPr>
+                <w:rFonts w:ascii="Times New Roman" w:eastAsia="Times New Roman" w:hAnsi="Times New Roman" w:cs="Times New Roman"/>
+                <w:kern w:val="0"/>
+                <w:sz w:val="24"/>
+                <w:szCs w:val="24"/>
+                <w:lang w:val="en-GB" w:eastAsia="en-GB" w:bidi="ar-SA"/>
+                <w14:ligatures w14:val="none"/>
+              </w:rPr>
+              <w:t>Internal</w:t>
+            </w:r>
+          </w:p>
+        </w:tc>
+      </w:tr>
+      <w:tr>
+        <w:trPr>
+          <w:cnfStyle w:val="000000100000" w:firstRow="0" w:lastRow="0" w:firstColumn="0" w:lastColumn="0" w:oddVBand="0" w:evenVBand="0" w:oddHBand="1" w:evenHBand="0" w:firstRowFirstColumn="0" w:firstRowLastColumn="0" w:lastRowFirstColumn="0" w:lastRowLastColumn="0"/>
+        </w:trPr>
+        <w:tc>
+          <w:tcPr>
+            <w:cnfStyle w:val="001000000000" w:firstRow="0" w:lastRow="0" w:firstColumn="1" w:lastColumn="0" w:oddVBand="0" w:evenVBand="0" w:oddHBand="0" w:evenHBand="0" w:firstRowFirstColumn="0" w:firstRowLastColumn="0" w:lastRowFirstColumn="0" w:lastRowLastColumn="0"/>
+            <w:tcW w:w="2605" w:type="dxa"/>
+            <w:hideMark/>
+          </w:tcPr>
+          <w:p>
+            <w:pPr>
+              <w:rPr>
+                <w:rFonts w:ascii="Times New Roman" w:eastAsia="Times New Roman" w:hAnsi="Times New Roman" w:cs="Times New Roman"/>
+                <w:kern w:val="0"/>
+                <w:sz w:val="24"/>
+                <w:szCs w:val="24"/>
+                <w:lang w:val="en-GB" w:eastAsia="en-GB" w:bidi="ar-SA"/>
+                <w14:ligatures w14:val="none"/>
+              </w:rPr>
+            </w:pPr>
+            <w:r>
+              <w:rPr>
+                <w:rFonts w:ascii="Times New Roman" w:eastAsia="Times New Roman" w:hAnsi="Times New Roman" w:cs="Times New Roman"/>
+                <w:kern w:val="0"/>
+                <w:sz w:val="24"/>
+                <w:szCs w:val="24"/>
+                <w:lang w:val="en-GB" w:eastAsia="en-GB" w:bidi="ar-SA"/>
+                <w14:ligatures w14:val="none"/>
+              </w:rPr>
+              <w:t>Next Review</w:t>
+            </w:r>
+          </w:p>
+        </w:tc>
+        <w:tc>
+          <w:tcPr>
+            <w:tcW w:w="6480" w:type="dxa"/>
+            <w:hideMark/>
+          </w:tcPr>
+          <w:p>
+            <w:pPr>
+              <w:cnfStyle w:val="000000100000" w:firstRow="0" w:lastRow="0" w:firstColumn="0" w:lastColumn="0" w:oddVBand="0" w:evenVBand="0" w:oddHBand="1" w:evenHBand="0" w:firstRowFirstColumn="0" w:firstRowLastColumn="0" w:lastRowFirstColumn="0" w:lastRowLastColumn="0"/>
+              <w:rPr>
+                <w:rFonts w:ascii="Times New Roman" w:eastAsia="Times New Roman" w:hAnsi="Times New Roman" w:cs="Times New Roman"/>
+                <w:kern w:val="0"/>
+                <w:sz w:val="24"/>
+                <w:szCs w:val="24"/>
+                <w:lang w:val="en-GB" w:eastAsia="en-GB" w:bidi="ar-SA"/>
+                <w14:ligatures w14:val="none"/>
+              </w:rPr>
+            </w:pPr>
+            <w:r>
+              <w:rPr>
+                <w:rFonts w:ascii="Times New Roman" w:eastAsia="Times New Roman" w:hAnsi="Times New Roman" w:cs="Times New Roman"/>
+                <w:kern w:val="0"/>
+                <w:sz w:val="24"/>
+                <w:szCs w:val="24"/>
+                <w:lang w:val="en-GB" w:eastAsia="en-GB" w:bidi="ar-SA"/>
+                <w14:ligatures w14:val="none"/>
+              </w:rPr>
+              <w:t>Jan 2027</w:t>
+            </w:r>
+          </w:p>
+        </w:tc>
+      </w:tr>
+    </w:tbl>
+    <w:p>
+      <w:pPr>
+        <w:rPr>
+          <w:rFonts w:ascii="Times New Roman" w:eastAsia="Times New Roman" w:hAnsi="Times New Roman" w:cs="Times New Roman"/>
+          <w:kern w:val="0"/>
+          <w:sz w:val="24"/>
+          <w:szCs w:val="24"/>
+          <w:lang w:val="en-GB" w:eastAsia="en-GB" w:bidi="ar-SA"/>
+          <w14:ligatures w14:val="none"/>
+        </w:rPr>
+      </w:pPr>
+    </w:p>
+    <w:p>
+      <w:pPr>
+        <w:rPr>
+          <w:rFonts w:ascii="Times New Roman" w:eastAsia="Times New Roman" w:hAnsi="Times New Roman" w:cs="Times New Roman"/>
+          <w:b/>
+          <w:bCs/>
+          <w:kern w:val="0"/>
+          <w:sz w:val="27"/>
+          <w:szCs w:val="27"/>
+          <w:lang w:val="en-GB" w:eastAsia="en-GB" w:bidi="ar-SA"/>
+          <w14:ligatures w14:val="none"/>
+        </w:rPr>
+      </w:pPr>
+      <w:r>
+        <w:rPr>
+          <w:rFonts w:ascii="Times New Roman" w:eastAsia="Times New Roman" w:hAnsi="Times New Roman" w:cs="Times New Roman"/>
+          <w:b/>
+          <w:bCs/>
+          <w:kern w:val="0"/>
+          <w:sz w:val="27"/>
+          <w:szCs w:val="27"/>
+          <w:lang w:val="en-GB" w:eastAsia="en-GB" w:bidi="ar-SA"/>
+          <w14:ligatures w14:val="none"/>
+        </w:rPr>
+        <w:t>Revision History</w:t>
+      </w:r>
+    </w:p>
+    <w:tbl>
+      <w:tblPr>
+        <w:tblStyle w:val="PlainTable1"/>
+        <w:tblW w:w="9085" w:type="dxa"/>
+        <w:tblLook w:val="04A0" w:firstRow="1" w:lastRow="0" w:firstColumn="1" w:lastColumn="0" w:noHBand="0" w:noVBand="1"/>
+      </w:tblPr>
+      <w:tblGrid>
+        <w:gridCol w:w="1016"/>
+        <w:gridCol w:w="1376"/>
+        <w:gridCol w:w="2049"/>
+        <w:gridCol w:w="4644"/>
+      </w:tblGrid>
+      <w:tr>
+        <w:trPr>
+          <w:cnfStyle w:val="100000000000" w:firstRow="1" w:lastRow="0" w:firstColumn="0" w:lastColumn="0" w:oddVBand="0" w:evenVBand="0" w:oddHBand="0" w:evenHBand="0" w:firstRowFirstColumn="0" w:firstRowLastColumn="0" w:lastRowFirstColumn="0" w:lastRowLastColumn="0"/>
+        </w:trPr>
+        <w:tc>
+          <w:tcPr>
+            <w:cnfStyle w:val="001000000000" w:firstRow="0" w:lastRow="0" w:firstColumn="1" w:lastColumn="0" w:oddVBand="0" w:evenVBand="0" w:oddHBand="0" w:evenHBand="0" w:firstRowFirstColumn="0" w:firstRowLastColumn="0" w:lastRowFirstColumn="0" w:lastRowLastColumn="0"/>
+            <w:tcW w:w="0" w:type="auto"/>
+            <w:shd w:val="clear" w:color="auto" w:fill="0A2F41" w:themeFill="accent1" w:themeFillShade="80"/>
+            <w:hideMark/>
+          </w:tcPr>
+          <w:p>
+            <w:pPr>
+              <w:jc w:val="center"/>
+              <w:rPr>
+                <w:rFonts w:ascii="Times New Roman" w:eastAsia="Times New Roman" w:hAnsi="Times New Roman" w:cs="Times New Roman"/>
+                <w:kern w:val="0"/>
+                <w:sz w:val="24"/>
+                <w:szCs w:val="24"/>
+                <w:lang w:val="en-GB" w:eastAsia="en-GB" w:bidi="ar-SA"/>
+                <w14:ligatures w14:val="none"/>
+              </w:rPr>
+            </w:pPr>
+            <w:r>
+              <w:rPr>
+                <w:rFonts w:ascii="Times New Roman" w:eastAsia="Times New Roman" w:hAnsi="Times New Roman" w:cs="Times New Roman"/>
+                <w:kern w:val="0"/>
+                <w:sz w:val="24"/>
+                <w:szCs w:val="24"/>
+                <w:lang w:val="en-GB" w:eastAsia="en-GB" w:bidi="ar-SA"/>
+                <w14:ligatures w14:val="none"/>
+              </w:rPr>
+              <w:t>Version</w:t>
+            </w:r>
+          </w:p>
+        </w:tc>
+        <w:tc>
+          <w:tcPr>
+            <w:tcW w:w="0" w:type="auto"/>
+            <w:shd w:val="clear" w:color="auto" w:fill="0A2F41" w:themeFill="accent1" w:themeFillShade="80"/>
+            <w:hideMark/>
+          </w:tcPr>
+          <w:p>
+            <w:pPr>
+              <w:jc w:val="center"/>
+              <w:cnfStyle w:val="100000000000" w:firstRow="1" w:lastRow="0" w:firstColumn="0" w:lastColumn="0" w:oddVBand="0" w:evenVBand="0" w:oddHBand="0" w:evenHBand="0" w:firstRowFirstColumn="0" w:firstRowLastColumn="0" w:lastRowFirstColumn="0" w:lastRowLastColumn="0"/>
+              <w:rPr>
+                <w:rFonts w:ascii="Times New Roman" w:eastAsia="Times New Roman" w:hAnsi="Times New Roman" w:cs="Times New Roman"/>
+                <w:kern w:val="0"/>
+                <w:sz w:val="24"/>
+                <w:szCs w:val="24"/>
+                <w:lang w:val="en-GB" w:eastAsia="en-GB" w:bidi="ar-SA"/>
+                <w14:ligatures w14:val="none"/>
+              </w:rPr>
+            </w:pPr>
+            <w:r>
+              <w:rPr>
+                <w:rFonts w:ascii="Times New Roman" w:eastAsia="Times New Roman" w:hAnsi="Times New Roman" w:cs="Times New Roman"/>
+                <w:kern w:val="0"/>
+                <w:sz w:val="24"/>
+                <w:szCs w:val="24"/>
+                <w:lang w:val="en-GB" w:eastAsia="en-GB" w:bidi="ar-SA"/>
+                <w14:ligatures w14:val="none"/>
+              </w:rPr>
+              <w:t>Date</w:t>
+            </w:r>
+          </w:p>
+        </w:tc>
+        <w:tc>
+          <w:tcPr>
+            <w:tcW w:w="0" w:type="auto"/>
+            <w:shd w:val="clear" w:color="auto" w:fill="0A2F41" w:themeFill="accent1" w:themeFillShade="80"/>
+            <w:hideMark/>
+          </w:tcPr>
+          <w:p>
+            <w:pPr>
+              <w:jc w:val="center"/>
+              <w:cnfStyle w:val="100000000000" w:firstRow="1" w:lastRow="0" w:firstColumn="0" w:lastColumn="0" w:oddVBand="0" w:evenVBand="0" w:oddHBand="0" w:evenHBand="0" w:firstRowFirstColumn="0" w:firstRowLastColumn="0" w:lastRowFirstColumn="0" w:lastRowLastColumn="0"/>
+              <w:rPr>
+                <w:rFonts w:ascii="Times New Roman" w:eastAsia="Times New Roman" w:hAnsi="Times New Roman" w:cs="Times New Roman"/>
+                <w:kern w:val="0"/>
+                <w:sz w:val="24"/>
+                <w:szCs w:val="24"/>
+                <w:lang w:val="en-GB" w:eastAsia="en-GB" w:bidi="ar-SA"/>
+                <w14:ligatures w14:val="none"/>
+              </w:rPr>
+            </w:pPr>
+            <w:r>
+              <w:rPr>
+                <w:rFonts w:ascii="Times New Roman" w:eastAsia="Times New Roman" w:hAnsi="Times New Roman" w:cs="Times New Roman"/>
+                <w:kern w:val="0"/>
+                <w:sz w:val="24"/>
+                <w:szCs w:val="24"/>
+                <w:lang w:val="en-GB" w:eastAsia="en-GB" w:bidi="ar-SA"/>
+                <w14:ligatures w14:val="none"/>
+              </w:rPr>
+              <w:t>Author</w:t>
+            </w:r>
+          </w:p>
+        </w:tc>
+        <w:tc>
+          <w:tcPr>
+            <w:tcW w:w="4644" w:type="dxa"/>
+            <w:shd w:val="clear" w:color="auto" w:fill="0A2F41" w:themeFill="accent1" w:themeFillShade="80"/>
+            <w:hideMark/>
+          </w:tcPr>
+          <w:p>
+            <w:pPr>
+              <w:jc w:val="center"/>
+              <w:cnfStyle w:val="100000000000" w:firstRow="1" w:lastRow="0" w:firstColumn="0" w:lastColumn="0" w:oddVBand="0" w:evenVBand="0" w:oddHBand="0" w:evenHBand="0" w:firstRowFirstColumn="0" w:firstRowLastColumn="0" w:lastRowFirstColumn="0" w:lastRowLastColumn="0"/>
+              <w:rPr>
+                <w:rFonts w:ascii="Times New Roman" w:eastAsia="Times New Roman" w:hAnsi="Times New Roman" w:cs="Times New Roman"/>
+                <w:kern w:val="0"/>
+                <w:sz w:val="24"/>
+                <w:szCs w:val="24"/>
+                <w:lang w:val="en-GB" w:eastAsia="en-GB" w:bidi="ar-SA"/>
+                <w14:ligatures w14:val="none"/>
+              </w:rPr>
+            </w:pPr>
+            <w:r>
+              <w:rPr>
+                <w:rFonts w:ascii="Times New Roman" w:eastAsia="Times New Roman" w:hAnsi="Times New Roman" w:cs="Times New Roman"/>
+                <w:kern w:val="0"/>
+                <w:sz w:val="24"/>
+                <w:szCs w:val="24"/>
+                <w:lang w:val="en-GB" w:eastAsia="en-GB" w:bidi="ar-SA"/>
+                <w14:ligatures w14:val="none"/>
+              </w:rPr>
+              <w:t>Changes</w:t>
+            </w:r>
+          </w:p>
+        </w:tc>
+      </w:tr>
+      <w:tr>
+        <w:trPr>
+          <w:cnfStyle w:val="000000100000" w:firstRow="0" w:lastRow="0" w:firstColumn="0" w:lastColumn="0" w:oddVBand="0" w:evenVBand="0" w:oddHBand="1" w:evenHBand="0" w:firstRowFirstColumn="0" w:firstRowLastColumn="0" w:lastRowFirstColumn="0" w:lastRowLastColumn="0"/>
+        </w:trPr>
+        <w:tc>
+          <w:tcPr>
+            <w:cnfStyle w:val="001000000000" w:firstRow="0" w:lastRow="0" w:firstColumn="1" w:lastColumn="0" w:oddVBand="0" w:evenVBand="0" w:oddHBand="0" w:evenHBand="0" w:firstRowFirstColumn="0" w:firstRowLastColumn="0" w:lastRowFirstColumn="0" w:lastRowLastColumn="0"/>
+            <w:tcW w:w="0" w:type="auto"/>
+            <w:hideMark/>
+          </w:tcPr>
+          <w:p>
+            <w:pPr>
+              <w:rPr>
+                <w:rFonts w:ascii="Times New Roman" w:eastAsia="Times New Roman" w:hAnsi="Times New Roman" w:cs="Times New Roman"/>
+                <w:kern w:val="0"/>
+                <w:sz w:val="24"/>
+                <w:szCs w:val="24"/>
+                <w:lang w:val="en-GB" w:eastAsia="en-GB" w:bidi="ar-SA"/>
+                <w14:ligatures w14:val="none"/>
+              </w:rPr>
+            </w:pPr>
+            <w:r>
+              <w:rPr>
+                <w:rFonts w:ascii="Times New Roman" w:eastAsia="Times New Roman" w:hAnsi="Times New Roman" w:cs="Times New Roman"/>
+                <w:kern w:val="0"/>
+                <w:sz w:val="24"/>
+                <w:szCs w:val="24"/>
+                <w:lang w:val="en-GB" w:eastAsia="en-GB" w:bidi="ar-SA"/>
+                <w14:ligatures w14:val="none"/>
+              </w:rPr>
+              <w:t>1.0</w:t>
+            </w:r>
+          </w:p>
+        </w:tc>
+        <w:tc>
+          <w:tcPr>
+            <w:tcW w:w="0" w:type="auto"/>
+            <w:hideMark/>
+          </w:tcPr>
+          <w:p>
+            <w:pPr>
+              <w:cnfStyle w:val="000000100000" w:firstRow="0" w:lastRow="0" w:firstColumn="0" w:lastColumn="0" w:oddVBand="0" w:evenVBand="0" w:oddHBand="1" w:evenHBand="0" w:firstRowFirstColumn="0" w:firstRowLastColumn="0" w:lastRowFirstColumn="0" w:lastRowLastColumn="0"/>
+              <w:rPr>
+                <w:rFonts w:ascii="Times New Roman" w:eastAsia="Times New Roman" w:hAnsi="Times New Roman" w:cs="Times New Roman"/>
+                <w:kern w:val="0"/>
+                <w:sz w:val="24"/>
+                <w:szCs w:val="24"/>
+                <w:lang w:val="en-GB" w:eastAsia="en-GB" w:bidi="ar-SA"/>
+                <w14:ligatures w14:val="none"/>
+              </w:rPr>
+            </w:pPr>
+            <w:r>
+              <w:rPr>
+                <w:rFonts w:ascii="Times New Roman" w:eastAsia="Times New Roman" w:hAnsi="Times New Roman" w:cs="Times New Roman"/>
+                <w:kern w:val="0"/>
+                <w:sz w:val="24"/>
+                <w:szCs w:val="24"/>
+                <w:lang w:val="en-GB" w:eastAsia="en-GB" w:bidi="ar-SA"/>
+                <w14:ligatures w14:val="none"/>
+              </w:rPr>
+              <w:t>01 Jan 2026</w:t>
+            </w:r>
+          </w:p>
+        </w:tc>
+        <w:tc>
+          <w:tcPr>
+            <w:tcW w:w="0" w:type="auto"/>
+            <w:hideMark/>
+          </w:tcPr>
+          <w:p>
+            <w:pPr>
+              <w:cnfStyle w:val="000000100000" w:firstRow="0" w:lastRow="0" w:firstColumn="0" w:lastColumn="0" w:oddVBand="0" w:evenVBand="0" w:oddHBand="1" w:evenHBand="0" w:firstRowFirstColumn="0" w:firstRowLastColumn="0" w:lastRowFirstColumn="0" w:lastRowLastColumn="0"/>
+              <w:rPr>
+                <w:rFonts w:ascii="Times New Roman" w:eastAsia="Times New Roman" w:hAnsi="Times New Roman" w:cs="Times New Roman"/>
+                <w:kern w:val="0"/>
+                <w:sz w:val="24"/>
+                <w:szCs w:val="24"/>
+                <w:lang w:val="en-GB" w:eastAsia="en-GB" w:bidi="ar-SA"/>
+                <w14:ligatures w14:val="none"/>
+              </w:rPr>
+            </w:pPr>
+            <w:r>
+              <w:rPr>
+                <w:rFonts w:ascii="Times New Roman" w:eastAsia="Times New Roman" w:hAnsi="Times New Roman" w:cs="Times New Roman"/>
+                <w:kern w:val="0"/>
+                <w:sz w:val="24"/>
+                <w:szCs w:val="24"/>
+                <w:lang w:val="en-GB" w:eastAsia="en-GB" w:bidi="ar-SA"/>
+                <w14:ligatures w14:val="none"/>
+              </w:rPr>
+              <w:t>Governance Office</w:t>
+            </w:r>
+          </w:p>
+        </w:tc>
+        <w:tc>
+          <w:tcPr>
+            <w:tcW w:w="4644" w:type="dxa"/>
+            <w:hideMark/>
+          </w:tcPr>
+          <w:p>
+            <w:pPr>
+              <w:cnfStyle w:val="000000100000" w:firstRow="0" w:lastRow="0" w:firstColumn="0" w:lastColumn="0" w:oddVBand="0" w:evenVBand="0" w:oddHBand="1" w:evenHBand="0" w:firstRowFirstColumn="0" w:firstRowLastColumn="0" w:lastRowFirstColumn="0" w:lastRowLastColumn="0"/>
+              <w:rPr>
+                <w:rFonts w:ascii="Times New Roman" w:eastAsia="Times New Roman" w:hAnsi="Times New Roman" w:cs="Times New Roman"/>
+                <w:kern w:val="0"/>
+                <w:sz w:val="24"/>
+                <w:szCs w:val="24"/>
+                <w:lang w:val="en-GB" w:eastAsia="en-GB" w:bidi="ar-SA"/>
+                <w14:ligatures w14:val="none"/>
+              </w:rPr>
+            </w:pPr>
+            <w:r>
+              <w:rPr>
+                <w:rFonts w:ascii="Times New Roman" w:eastAsia="Times New Roman" w:hAnsi="Times New Roman" w:cs="Times New Roman"/>
+                <w:kern w:val="0"/>
+                <w:sz w:val="24"/>
+                <w:szCs w:val="24"/>
+                <w:lang w:val="en-GB" w:eastAsia="en-GB" w:bidi="ar-SA"/>
+                <w14:ligatures w14:val="none"/>
+              </w:rPr>
+              <w:t>Initial Issue</w:t>
+            </w:r>
+          </w:p>
+        </w:tc>
+      </w:tr>
+    </w:tbl>
+    <w:p>
+      <w:pPr>
+        <w:rPr>
+          <w:rFonts w:ascii="Times New Roman" w:eastAsia="Times New Roman" w:hAnsi="Times New Roman" w:cs="Times New Roman"/>
+          <w:b/>
+          <w:bCs/>
+          <w:kern w:val="0"/>
+          <w:sz w:val="27"/>
+          <w:szCs w:val="27"/>
+          <w:lang w:val="en-GB" w:eastAsia="en-GB" w:bidi="ar-SA"/>
+          <w14:ligatures w14:val="none"/>
+        </w:rPr>
+      </w:pPr>
+      <w:r>
+        <w:rPr>
+          <w:rFonts w:ascii="Times New Roman" w:eastAsia="Times New Roman" w:hAnsi="Times New Roman" w:cs="Times New Roman"/>
+          <w:b/>
+          <w:bCs/>
+          <w:kern w:val="0"/>
+          <w:sz w:val="27"/>
+          <w:szCs w:val="27"/>
+          <w:lang w:val="en-GB" w:eastAsia="en-GB" w:bidi="ar-SA"/>
+          <w14:ligatures w14:val="none"/>
+        </w:rPr>
+        <w:t>Distribution List</w:t>
+      </w:r>
+    </w:p>
+    <w:tbl>
+      <w:tblPr>
+        <w:tblStyle w:val="PlainTable1"/>
+        <w:tblW w:w="9085" w:type="dxa"/>
+        <w:tblLook w:val="04A0" w:firstRow="1" w:lastRow="0" w:firstColumn="1" w:lastColumn="0" w:noHBand="0" w:noVBand="1"/>
+      </w:tblPr>
+      <w:tblGrid>
+        <w:gridCol w:w="1563"/>
+        <w:gridCol w:w="7522"/>
+      </w:tblGrid>
+      <w:tr>
+        <w:trPr>
+          <w:cnfStyle w:val="100000000000" w:firstRow="1" w:lastRow="0" w:firstColumn="0" w:lastColumn="0" w:oddVBand="0" w:evenVBand="0" w:oddHBand="0" w:evenHBand="0" w:firstRowFirstColumn="0" w:firstRowLastColumn="0" w:lastRowFirstColumn="0" w:lastRowLastColumn="0"/>
+        </w:trPr>
+        <w:tc>
+          <w:tcPr>
+            <w:cnfStyle w:val="001000000000" w:firstRow="0" w:lastRow="0" w:firstColumn="1" w:lastColumn="0" w:oddVBand="0" w:evenVBand="0" w:oddHBand="0" w:evenHBand="0" w:firstRowFirstColumn="0" w:firstRowLastColumn="0" w:lastRowFirstColumn="0" w:lastRowLastColumn="0"/>
+            <w:tcW w:w="0" w:type="auto"/>
+            <w:shd w:val="clear" w:color="auto" w:fill="0A2F41" w:themeFill="accent1" w:themeFillShade="80"/>
+            <w:hideMark/>
+          </w:tcPr>
+          <w:p>
+            <w:pPr>
+              <w:jc w:val="center"/>
+              <w:rPr>
+                <w:rFonts w:ascii="Times New Roman" w:eastAsia="Times New Roman" w:hAnsi="Times New Roman" w:cs="Times New Roman"/>
+                <w:kern w:val="0"/>
+                <w:sz w:val="24"/>
+                <w:szCs w:val="24"/>
+                <w:lang w:val="en-GB" w:eastAsia="en-GB" w:bidi="ar-SA"/>
+                <w14:ligatures w14:val="none"/>
+              </w:rPr>
+            </w:pPr>
+            <w:r>
+              <w:rPr>
+                <w:rFonts w:ascii="Times New Roman" w:eastAsia="Times New Roman" w:hAnsi="Times New Roman" w:cs="Times New Roman"/>
+                <w:kern w:val="0"/>
+                <w:sz w:val="24"/>
+                <w:szCs w:val="24"/>
+                <w:lang w:val="en-GB" w:eastAsia="en-GB" w:bidi="ar-SA"/>
+                <w14:ligatures w14:val="none"/>
+              </w:rPr>
+              <w:t>Department</w:t>
+            </w:r>
+          </w:p>
+        </w:tc>
+        <w:tc>
+          <w:tcPr>
+            <w:tcW w:w="7522" w:type="dxa"/>
+            <w:shd w:val="clear" w:color="auto" w:fill="0A2F41" w:themeFill="accent1" w:themeFillShade="80"/>
+            <w:hideMark/>
+          </w:tcPr>
+          <w:p>
+            <w:pPr>
+              <w:jc w:val="center"/>
+              <w:cnfStyle w:val="100000000000" w:firstRow="1" w:lastRow="0" w:firstColumn="0" w:lastColumn="0" w:oddVBand="0" w:evenVBand="0" w:oddHBand="0" w:evenHBand="0" w:firstRowFirstColumn="0" w:firstRowLastColumn="0" w:lastRowFirstColumn="0" w:lastRowLastColumn="0"/>
+              <w:rPr>
+                <w:rFonts w:ascii="Times New Roman" w:eastAsia="Times New Roman" w:hAnsi="Times New Roman" w:cs="Times New Roman"/>
+                <w:kern w:val="0"/>
+                <w:sz w:val="24"/>
+                <w:szCs w:val="24"/>
+                <w:lang w:val="en-GB" w:eastAsia="en-GB" w:bidi="ar-SA"/>
+                <w14:ligatures w14:val="none"/>
+              </w:rPr>
+            </w:pPr>
+            <w:r>
+              <w:rPr>
+                <w:rFonts w:ascii="Times New Roman" w:eastAsia="Times New Roman" w:hAnsi="Times New Roman" w:cs="Times New Roman"/>
+                <w:kern w:val="0"/>
+                <w:sz w:val="24"/>
+                <w:szCs w:val="24"/>
+                <w:lang w:val="en-GB" w:eastAsia="en-GB" w:bidi="ar-SA"/>
+                <w14:ligatures w14:val="none"/>
+              </w:rPr>
+              <w:t>Access</w:t>
+            </w:r>
+          </w:p>
+        </w:tc>
+      </w:tr>
+      <w:tr>
+        <w:trPr>
+          <w:cnfStyle w:val="000000100000" w:firstRow="0" w:lastRow="0" w:firstColumn="0" w:lastColumn="0" w:oddVBand="0" w:evenVBand="0" w:oddHBand="1" w:evenHBand="0" w:firstRowFirstColumn="0" w:firstRowLastColumn="0" w:lastRowFirstColumn="0" w:lastRowLastColumn="0"/>
+        </w:trPr>
+        <w:tc>
+          <w:tcPr>
+            <w:cnfStyle w:val="001000000000" w:firstRow="0" w:lastRow="0" w:firstColumn="1" w:lastColumn="0" w:oddVBand="0" w:evenVBand="0" w:oddHBand="0" w:evenHBand="0" w:firstRowFirstColumn="0" w:firstRowLastColumn="0" w:lastRowFirstColumn="0" w:lastRowLastColumn="0"/>
+            <w:tcW w:w="0" w:type="auto"/>
+            <w:hideMark/>
+          </w:tcPr>
+          <w:p>
+            <w:pPr>
+              <w:rPr>
+                <w:rFonts w:ascii="Times New Roman" w:eastAsia="Times New Roman" w:hAnsi="Times New Roman" w:cs="Times New Roman"/>
+                <w:kern w:val="0"/>
+                <w:sz w:val="24"/>
+                <w:szCs w:val="24"/>
+                <w:lang w:val="en-GB" w:eastAsia="en-GB" w:bidi="ar-SA"/>
+                <w14:ligatures w14:val="none"/>
+              </w:rPr>
+            </w:pPr>
+            <w:r>
+              <w:rPr>
+                <w:rFonts w:ascii="Times New Roman" w:eastAsia="Times New Roman" w:hAnsi="Times New Roman" w:cs="Times New Roman"/>
+                <w:kern w:val="0"/>
+                <w:sz w:val="24"/>
+                <w:szCs w:val="24"/>
+                <w:lang w:val="en-GB" w:eastAsia="en-GB" w:bidi="ar-SA"/>
+                <w14:ligatures w14:val="none"/>
+              </w:rPr>
+              <w:t>Board</w:t>
+            </w:r>
+          </w:p>
+        </w:tc>
+        <w:tc>
+          <w:tcPr>
+            <w:tcW w:w="7522" w:type="dxa"/>
+            <w:hideMark/>
+          </w:tcPr>
+          <w:p>
+            <w:pPr>
+              <w:cnfStyle w:val="000000100000" w:firstRow="0" w:lastRow="0" w:firstColumn="0" w:lastColumn="0" w:oddVBand="0" w:evenVBand="0" w:oddHBand="1" w:evenHBand="0" w:firstRowFirstColumn="0" w:firstRowLastColumn="0" w:lastRowFirstColumn="0" w:lastRowLastColumn="0"/>
+              <w:rPr>
+                <w:rFonts w:ascii="Times New Roman" w:eastAsia="Times New Roman" w:hAnsi="Times New Roman" w:cs="Times New Roman"/>
+                <w:kern w:val="0"/>
+                <w:sz w:val="24"/>
+                <w:szCs w:val="24"/>
+                <w:lang w:val="en-GB" w:eastAsia="en-GB" w:bidi="ar-SA"/>
+                <w14:ligatures w14:val="none"/>
+              </w:rPr>
+            </w:pPr>
+            <w:r>
+              <w:rPr>
+                <w:rFonts w:ascii="Times New Roman" w:eastAsia="Times New Roman" w:hAnsi="Times New Roman" w:cs="Times New Roman"/>
+                <w:kern w:val="0"/>
+                <w:sz w:val="24"/>
+                <w:szCs w:val="24"/>
+                <w:lang w:val="en-GB" w:eastAsia="en-GB" w:bidi="ar-SA"/>
+                <w14:ligatures w14:val="none"/>
+              </w:rPr>
+              <w:t>Full</w:t>
+            </w:r>
+          </w:p>
+        </w:tc>
+      </w:tr>
+      <w:tr>
+        <w:tc>
+          <w:tcPr>
+            <w:cnfStyle w:val="001000000000" w:firstRow="0" w:lastRow="0" w:firstColumn="1" w:lastColumn="0" w:oddVBand="0" w:evenVBand="0" w:oddHBand="0" w:evenHBand="0" w:firstRowFirstColumn="0" w:firstRowLastColumn="0" w:lastRowFirstColumn="0" w:lastRowLastColumn="0"/>
+            <w:tcW w:w="0" w:type="auto"/>
+            <w:hideMark/>
+          </w:tcPr>
+          <w:p>
+            <w:pPr>
+              <w:rPr>
+                <w:rFonts w:ascii="Times New Roman" w:eastAsia="Times New Roman" w:hAnsi="Times New Roman" w:cs="Times New Roman"/>
+                <w:kern w:val="0"/>
+                <w:sz w:val="24"/>
+                <w:szCs w:val="24"/>
+                <w:lang w:val="en-GB" w:eastAsia="en-GB" w:bidi="ar-SA"/>
+                <w14:ligatures w14:val="none"/>
+              </w:rPr>
+            </w:pPr>
+            <w:r>
+              <w:rPr>
+                <w:rFonts w:ascii="Times New Roman" w:eastAsia="Times New Roman" w:hAnsi="Times New Roman" w:cs="Times New Roman"/>
+                <w:kern w:val="0"/>
+                <w:sz w:val="24"/>
+                <w:szCs w:val="24"/>
+                <w:lang w:val="en-GB" w:eastAsia="en-GB" w:bidi="ar-SA"/>
+                <w14:ligatures w14:val="none"/>
+              </w:rPr>
+              <w:t>Management</w:t>
+            </w:r>
+          </w:p>
+        </w:tc>
+        <w:tc>
+          <w:tcPr>
+            <w:tcW w:w="7522" w:type="dxa"/>
+            <w:hideMark/>
+          </w:tcPr>
+          <w:p>
+            <w:pPr>
+              <w:cnfStyle w:val="000000000000" w:firstRow="0" w:lastRow="0" w:firstColumn="0" w:lastColumn="0" w:oddVBand="0" w:evenVBand="0" w:oddHBand="0" w:evenHBand="0" w:firstRowFirstColumn="0" w:firstRowLastColumn="0" w:lastRowFirstColumn="0" w:lastRowLastColumn="0"/>
+              <w:rPr>
+                <w:rFonts w:ascii="Times New Roman" w:eastAsia="Times New Roman" w:hAnsi="Times New Roman" w:cs="Times New Roman"/>
+                <w:kern w:val="0"/>
+                <w:sz w:val="24"/>
+                <w:szCs w:val="24"/>
+                <w:lang w:val="en-GB" w:eastAsia="en-GB" w:bidi="ar-SA"/>
+                <w14:ligatures w14:val="none"/>
+              </w:rPr>
+            </w:pPr>
+            <w:r>
+              <w:rPr>
+                <w:rFonts w:ascii="Times New Roman" w:eastAsia="Times New Roman" w:hAnsi="Times New Roman" w:cs="Times New Roman"/>
+                <w:kern w:val="0"/>
+                <w:sz w:val="24"/>
+                <w:szCs w:val="24"/>
+                <w:lang w:val="en-GB" w:eastAsia="en-GB" w:bidi="ar-SA"/>
+                <w14:ligatures w14:val="none"/>
+              </w:rPr>
+              <w:t>Full</w:t>
+            </w:r>
+          </w:p>
+        </w:tc>
+      </w:tr>
+      <w:tr>
+        <w:trPr>
+          <w:cnfStyle w:val="000000100000" w:firstRow="0" w:lastRow="0" w:firstColumn="0" w:lastColumn="0" w:oddVBand="0" w:evenVBand="0" w:oddHBand="1" w:evenHBand="0" w:firstRowFirstColumn="0" w:firstRowLastColumn="0" w:lastRowFirstColumn="0" w:lastRowLastColumn="0"/>
+        </w:trPr>
+        <w:tc>
+          <w:tcPr>
+            <w:cnfStyle w:val="001000000000" w:firstRow="0" w:lastRow="0" w:firstColumn="1" w:lastColumn="0" w:oddVBand="0" w:evenVBand="0" w:oddHBand="0" w:evenHBand="0" w:firstRowFirstColumn="0" w:firstRowLastColumn="0" w:lastRowFirstColumn="0" w:lastRowLastColumn="0"/>
+            <w:tcW w:w="0" w:type="auto"/>
+            <w:hideMark/>
+          </w:tcPr>
+          <w:p>
+            <w:pPr>
+              <w:rPr>
+                <w:rFonts w:ascii="Times New Roman" w:eastAsia="Times New Roman" w:hAnsi="Times New Roman" w:cs="Times New Roman"/>
+                <w:kern w:val="0"/>
+                <w:sz w:val="24"/>
+                <w:szCs w:val="24"/>
+                <w:lang w:val="en-GB" w:eastAsia="en-GB" w:bidi="ar-SA"/>
+                <w14:ligatures w14:val="none"/>
+              </w:rPr>
+            </w:pPr>
+            <w:r>
+              <w:rPr>
+                <w:rFonts w:ascii="Times New Roman" w:eastAsia="Times New Roman" w:hAnsi="Times New Roman" w:cs="Times New Roman"/>
+                <w:kern w:val="0"/>
+                <w:sz w:val="24"/>
+                <w:szCs w:val="24"/>
+                <w:lang w:val="en-GB" w:eastAsia="en-GB" w:bidi="ar-SA"/>
+                <w14:ligatures w14:val="none"/>
+              </w:rPr>
+              <w:t>Departments</w:t>
+            </w:r>
+          </w:p>
+        </w:tc>
+        <w:tc>
+          <w:tcPr>
+            <w:tcW w:w="7522" w:type="dxa"/>
+            <w:hideMark/>
+          </w:tcPr>
+          <w:p>
+            <w:pPr>
+              <w:cnfStyle w:val="000000100000" w:firstRow="0" w:lastRow="0" w:firstColumn="0" w:lastColumn="0" w:oddVBand="0" w:evenVBand="0" w:oddHBand="1" w:evenHBand="0" w:firstRowFirstColumn="0" w:firstRowLastColumn="0" w:lastRowFirstColumn="0" w:lastRowLastColumn="0"/>
+              <w:rPr>
+                <w:rFonts w:ascii="Times New Roman" w:eastAsia="Times New Roman" w:hAnsi="Times New Roman" w:cs="Times New Roman"/>
+                <w:kern w:val="0"/>
+                <w:sz w:val="24"/>
+                <w:szCs w:val="24"/>
+                <w:lang w:val="en-GB" w:eastAsia="en-GB" w:bidi="ar-SA"/>
+                <w14:ligatures w14:val="none"/>
+              </w:rPr>
+            </w:pPr>
+            <w:r>
+              <w:rPr>
+                <w:rFonts w:ascii="Times New Roman" w:eastAsia="Times New Roman" w:hAnsi="Times New Roman" w:cs="Times New Roman"/>
+                <w:kern w:val="0"/>
+                <w:sz w:val="24"/>
+                <w:szCs w:val="24"/>
+                <w:lang w:val="en-GB" w:eastAsia="en-GB" w:bidi="ar-SA"/>
+                <w14:ligatures w14:val="none"/>
+              </w:rPr>
+              <w:t>Relevant sections</w:t>
+            </w:r>
+          </w:p>
+        </w:tc>
+      </w:tr>
+    </w:tbl>
+    <w:p>
+      <w:pPr>
+        <w:keepNext/>
+        <w:keepLines/>
+        <w:spacing w:before="160" w:after="80"/>
+        <w:outlineLvl w:val="2"/>
+        <w:rPr>
+          <w:rFonts w:ascii="Times New Roman" w:eastAsia="Times New Roman" w:hAnsi="Times New Roman" w:cs="Times New Roman"/>
+          <w:b/>
+          <w:bCs/>
+          <w:kern w:val="0"/>
+          <w:sz w:val="27"/>
+          <w:szCs w:val="27"/>
+          <w:lang w:val="en-GB" w:eastAsia="en-GB" w:bidi="ar-SA"/>
+          <w14:ligatures w14:val="none"/>
+        </w:rPr>
+      </w:pPr>
+    </w:p>
+    <w:p>
+      <w:pPr>
+        <w:rPr>
+          <w:rFonts w:ascii="Times New Roman" w:eastAsia="Times New Roman" w:hAnsi="Times New Roman" w:cs="Times New Roman"/>
+          <w:b/>
+          <w:bCs/>
+          <w:kern w:val="0"/>
+          <w:sz w:val="27"/>
+          <w:szCs w:val="27"/>
+          <w:lang w:val="en-GB" w:eastAsia="en-GB" w:bidi="ar-SA"/>
+          <w14:ligatures w14:val="none"/>
+        </w:rPr>
+      </w:pPr>
+      <w:r>
+        <w:rPr>
+          <w:rFonts w:ascii="Times New Roman" w:eastAsia="Times New Roman" w:hAnsi="Times New Roman" w:cs="Times New Roman"/>
+          <w:b/>
+          <w:bCs/>
+          <w:kern w:val="0"/>
+          <w:sz w:val="27"/>
+          <w:szCs w:val="27"/>
+          <w:lang w:val="en-GB" w:eastAsia="en-GB" w:bidi="ar-SA"/>
+          <w14:ligatures w14:val="none"/>
+        </w:rPr>
+        <w:t>Document Hierarchy</w:t>
+      </w:r>
+    </w:p>
+    <w:p>
+      <w:pPr>
+        <w:spacing w:after="0"/>
+        <w:rPr>
+          <w:rFonts w:ascii="Courier New" w:eastAsia="Times New Roman" w:hAnsi="Courier New" w:cs="Courier New"/>
+          <w:kern w:val="0"/>
+          <w:sz w:val="20"/>
+          <w:szCs w:val="20"/>
+          <w:lang w:val="en-GB" w:eastAsia="en-GB" w:bidi="ar-SA"/>
+          <w14:ligatures w14:val="none"/>
+        </w:rPr>
+      </w:pPr>
+      <w:r>
+        <w:rPr>
+          <w:rFonts w:ascii="Courier New" w:eastAsia="Times New Roman" w:hAnsi="Courier New" w:cs="Courier New"/>
+          <w:kern w:val="0"/>
+          <w:sz w:val="20"/>
+          <w:szCs w:val="20"/>
+          <w:lang w:val="en-GB" w:eastAsia="en-GB" w:bidi="ar-SA"/>
+          <w14:ligatures w14:val="none"/>
+        </w:rPr>
+        <w:t>Level 1 – Policy</w:t>
+      </w:r>
+      <w:r>
+        <w:rPr>
+          <w:rFonts w:ascii="Courier New" w:eastAsia="Times New Roman" w:hAnsi="Courier New" w:cs="Courier New"/>
+          <w:kern w:val="0"/>
+          <w:sz w:val="20"/>
+          <w:szCs w:val="20"/>
+          <w:lang w:val="en-GB" w:eastAsia="en-GB" w:bidi="ar-SA"/>
+          <w14:ligatures w14:val="none"/>
+        </w:rPr>
+        <w:br/>
+        <w:t>Level 2 – Procedure</w:t>
+      </w:r>
+      <w:r>
+        <w:rPr>
+          <w:rFonts w:ascii="Courier New" w:eastAsia="Times New Roman" w:hAnsi="Courier New" w:cs="Courier New"/>
+          <w:kern w:val="0"/>
+          <w:sz w:val="20"/>
+          <w:szCs w:val="20"/>
+          <w:lang w:val="en-GB" w:eastAsia="en-GB" w:bidi="ar-SA"/>
+          <w14:ligatures w14:val="none"/>
+        </w:rPr>
+        <w:br/>
+        <w:t>Level 3 – Work Instruction</w:t>
+      </w:r>
+      <w:r>
+        <w:rPr>
+          <w:rFonts w:ascii="Courier New" w:eastAsia="Times New Roman" w:hAnsi="Courier New" w:cs="Courier New"/>
+          <w:kern w:val="0"/>
+          <w:sz w:val="20"/>
+          <w:szCs w:val="20"/>
+          <w:lang w:val="en-GB" w:eastAsia="en-GB" w:bidi="ar-SA"/>
+          <w14:ligatures w14:val="none"/>
+        </w:rPr>
+        <w:br/>
+        <w:t>Level 4 – Forms / Templates</w:t>
+      </w:r>
+    </w:p>
+    <w:p/>
+    <w:p>
+      <w:pPr>
+        <w:rPr>
+          <w:rFonts w:ascii="Times New Roman" w:eastAsia="Times New Roman" w:hAnsi="Times New Roman" w:cs="Times New Roman"/>
+          <w:b/>
+          <w:bCs/>
+          <w:kern w:val="0"/>
+          <w:sz w:val="36"/>
+          <w:szCs w:val="36"/>
+          <w:lang w:val="en-GB" w:eastAsia="en-GB" w:bidi="ar-SA"/>
+          <w14:ligatures w14:val="none"/>
+        </w:rPr>
+      </w:pPr>
+    </w:p>
+    <w:p>
+      <w:pPr>
+        <w:spacing w:before="100" w:beforeAutospacing="1" w:after="100" w:afterAutospacing="1" w:line="240" w:lineRule="auto"/>
+        <w:outlineLvl w:val="1"/>
+        <w:rPr>
+          <w:rFonts w:ascii="Times New Roman" w:eastAsia="Times New Roman" w:hAnsi="Times New Roman" w:cs="Times New Roman"/>
+          <w:b/>
+          <w:bCs/>
+          <w:kern w:val="0"/>
+          <w:sz w:val="36"/>
+          <w:szCs w:val="36"/>
+          <w:lang w:val="en-GB" w:eastAsia="en-GB" w:bidi="ar-SA"/>
+          <w14:ligatures w14:val="none"/>
+        </w:rPr>
+      </w:pPr>
+    </w:p>
+    <w:p>
+      <w:pPr>
+        <w:rPr>
+          <w:rFonts w:ascii="Times New Roman" w:eastAsia="Times New Roman" w:hAnsi="Times New Roman" w:cs="Times New Roman"/>
+          <w:b/>
+          <w:bCs/>
+          <w:kern w:val="0"/>
+          <w:sz w:val="36"/>
+          <w:szCs w:val="36"/>
+          <w:lang w:val="en-GB" w:eastAsia="en-GB" w:bidi="ar-SA"/>
+          <w14:ligatures w14:val="none"/>
+        </w:rPr>
+      </w:pPr>
+      <w:r>
+        <w:rPr>
+          <w:rFonts w:ascii="Times New Roman" w:eastAsia="Times New Roman" w:hAnsi="Times New Roman" w:cs="Times New Roman"/>
+          <w:b/>
+          <w:bCs/>
+          <w:kern w:val="0"/>
+          <w:sz w:val="36"/>
+          <w:szCs w:val="36"/>
+          <w:lang w:val="en-GB" w:eastAsia="en-GB" w:bidi="ar-SA"/>
+          <w14:ligatures w14:val="none"/>
+        </w:rPr>
+        <w:br w:type="page"/>
+      </w:r>
+    </w:p>
+    <w:sdt>
+      <w:sdtPr>
+        <w:id w:val="-448773064"/>
+        <w:docPartObj>
+          <w:docPartGallery w:val="Table of Contents"/>
+          <w:docPartUnique/>
+        </w:docPartObj>
+      </w:sdtPr>
+      <w:sdtEndPr>
+        <w:rPr>
+          <w:rFonts w:asciiTheme="minorHAnsi" w:eastAsiaTheme="minorHAnsi" w:hAnsiTheme="minorHAnsi" w:cstheme="minorBidi"/>
+          <w:b/>
+          <w:bCs/>
+          <w:noProof/>
+          <w:color w:val="auto"/>
+          <w:kern w:val="2"/>
+          <w:sz w:val="22"/>
+          <w:szCs w:val="22"/>
+          <w:lang w:bidi="ar-EG"/>
+          <w14:ligatures w14:val="standardContextual"/>
+        </w:rPr>
+      </w:sdtEndPr>
+      <w:sdtContent>
+        <w:p>
+          <w:pPr>
+            <w:pStyle w:val="TOCHeading"/>
+          </w:pPr>
+          <w:r>
+            <w:t>Contents</w:t>
+          </w:r>
+        </w:p>
+        <w:p>
+          <w:pPr>
+            <w:pStyle w:val="TOC2"/>
+            <w:tabs>
+              <w:tab w:val="right" w:leader="dot" w:pos="9016"/>
+            </w:tabs>
+            <w:rPr>
+              <w:noProof/>
+            </w:rPr>
+          </w:pPr>
+          <w:r>
+            <w:fldChar w:fldCharType="begin"/>
+          </w:r>
+          <w:r>
+            <w:instrText xml:space="preserve"> TOC \o "1-3" \h \z \u </w:instrText>
+          </w:r>
+          <w:r>
+            <w:fldChar w:fldCharType="separate"/>
+          </w:r>
+          <w:hyperlink w:anchor="_Toc224153903" w:history="1">
+            <w:r>
+              <w:rPr>
+                <w:rStyle w:val="Hyperlink"/>
+                <w:rFonts w:ascii="Times New Roman" w:eastAsia="Times New Roman" w:hAnsi="Times New Roman" w:cs="Times New Roman"/>
+                <w:b/>
+                <w:bCs/>
+                <w:noProof/>
+                <w:kern w:val="36"/>
+                <w:lang w:val="en-GB" w:eastAsia="en-GB"/>
+                <w14:ligatures w14:val="none"/>
+              </w:rPr>
+              <w:t xml:space="preserve">RAM ENTERPRISE P&amp;P   - </w:t>
+            </w:r>
+            <w:r>
+              <w:rPr>
+                <w:rStyle w:val="Hyperlink"/>
+                <w:rFonts w:ascii="Times New Roman" w:eastAsia="Times New Roman" w:hAnsi="Times New Roman" w:cs="Times New Roman"/>
+                <w:b/>
+                <w:bCs/>
+                <w:noProof/>
+                <w:kern w:val="0"/>
+                <w:lang w:val="en-GB" w:eastAsia="en-GB"/>
+                <w14:ligatures w14:val="none"/>
+              </w:rPr>
+              <w:t>08_Master_Data</w:t>
+            </w:r>
+            <w:r>
+              <w:rPr>
+                <w:noProof/>
+                <w:webHidden/>
+              </w:rPr>
+              <w:tab/>
+            </w:r>
+            <w:r>
+              <w:rPr>
+                <w:noProof/>
+                <w:webHidden/>
+              </w:rPr>
+              <w:fldChar w:fldCharType="begin"/>
+            </w:r>
+            <w:r>
+              <w:rPr>
+                <w:noProof/>
+                <w:webHidden/>
+              </w:rPr>
+              <w:instrText xml:space="preserve"> PAGEREF _Toc224153903 \h </w:instrText>
+            </w:r>
+            <w:r>
+              <w:rPr>
+                <w:noProof/>
+                <w:webHidden/>
+              </w:rPr>
+            </w:r>
+            <w:r>
+              <w:rPr>
+                <w:noProof/>
+                <w:webHidden/>
+              </w:rPr>
+              <w:fldChar w:fldCharType="separate"/>
+            </w:r>
+            <w:r>
+              <w:rPr>
+                <w:noProof/>
+                <w:webHidden/>
+              </w:rPr>
+              <w:t>1</w:t>
+            </w:r>
+            <w:r>
+              <w:rPr>
+                <w:noProof/>
+                <w:webHidden/>
+              </w:rPr>
+              <w:fldChar w:fldCharType="end"/>
+            </w:r>
+          </w:hyperlink>
+        </w:p>
+        <w:p>
+          <w:pPr>
+            <w:pStyle w:val="TOC2"/>
+            <w:tabs>
+              <w:tab w:val="right" w:leader="dot" w:pos="9016"/>
+            </w:tabs>
+            <w:rPr>
+              <w:noProof/>
+            </w:rPr>
+          </w:pPr>
+          <w:hyperlink w:anchor="_Toc224153904" w:history="1">
+            <w:r>
+              <w:rPr>
+                <w:rStyle w:val="Hyperlink"/>
+                <w:rFonts w:ascii="Times New Roman" w:eastAsia="Times New Roman" w:hAnsi="Times New Roman" w:cs="Times New Roman"/>
+                <w:b/>
+                <w:bCs/>
+                <w:noProof/>
+                <w:kern w:val="0"/>
+                <w:lang w:val="en-GB" w:eastAsia="en-GB"/>
+                <w14:ligatures w14:val="none"/>
+              </w:rPr>
+              <w:t>08_Master_Data</w:t>
+            </w:r>
+            <w:r>
+              <w:rPr>
+                <w:noProof/>
+                <w:webHidden/>
+              </w:rPr>
+              <w:tab/>
+            </w:r>
+            <w:r>
+              <w:rPr>
+                <w:noProof/>
+                <w:webHidden/>
+              </w:rPr>
+              <w:fldChar w:fldCharType="begin"/>
+            </w:r>
+            <w:r>
+              <w:rPr>
+                <w:noProof/>
+                <w:webHidden/>
+              </w:rPr>
+              <w:instrText xml:space="preserve"> PAGEREF _Toc224153904 \h </w:instrText>
+            </w:r>
+            <w:r>
+              <w:rPr>
+                <w:noProof/>
+                <w:webHidden/>
+              </w:rPr>
+            </w:r>
+            <w:r>
+              <w:rPr>
+                <w:noProof/>
+                <w:webHidden/>
+              </w:rPr>
+              <w:fldChar w:fldCharType="separate"/>
+            </w:r>
+            <w:r>
+              <w:rPr>
+                <w:noProof/>
+                <w:webHidden/>
+              </w:rPr>
+              <w:t>3</w:t>
+            </w:r>
+            <w:r>
+              <w:rPr>
+                <w:noProof/>
+                <w:webHidden/>
+              </w:rPr>
+              <w:fldChar w:fldCharType="end"/>
+            </w:r>
+          </w:hyperlink>
+        </w:p>
+        <w:p>
+          <w:pPr>
+            <w:pStyle w:val="TOC3"/>
+            <w:tabs>
+              <w:tab w:val="right" w:leader="dot" w:pos="9016"/>
+            </w:tabs>
+            <w:rPr>
+              <w:noProof/>
+            </w:rPr>
+          </w:pPr>
+          <w:hyperlink w:anchor="_Toc224153905" w:history="1">
+            <w:r>
+              <w:rPr>
+                <w:rStyle w:val="Hyperlink"/>
+                <w:rFonts w:ascii="Times New Roman" w:eastAsia="Times New Roman" w:hAnsi="Times New Roman" w:cs="Times New Roman"/>
+                <w:b/>
+                <w:bCs/>
+                <w:noProof/>
+                <w:kern w:val="0"/>
+                <w:lang w:val="en-GB" w:eastAsia="en-GB"/>
+                <w14:ligatures w14:val="none"/>
+              </w:rPr>
+              <w:t>08.1 Master Data Governance Policy</w:t>
+            </w:r>
+            <w:r>
+              <w:rPr>
+                <w:noProof/>
+                <w:webHidden/>
+              </w:rPr>
+              <w:tab/>
+            </w:r>
+            <w:r>
+              <w:rPr>
+                <w:noProof/>
+                <w:webHidden/>
+              </w:rPr>
+              <w:fldChar w:fldCharType="begin"/>
+            </w:r>
+            <w:r>
+              <w:rPr>
+                <w:noProof/>
+                <w:webHidden/>
+              </w:rPr>
+              <w:instrText xml:space="preserve"> PAGEREF _Toc224153905 \h </w:instrText>
+            </w:r>
+            <w:r>
+              <w:rPr>
+                <w:noProof/>
+                <w:webHidden/>
+              </w:rPr>
+            </w:r>
+            <w:r>
+              <w:rPr>
+                <w:noProof/>
+                <w:webHidden/>
+              </w:rPr>
+              <w:fldChar w:fldCharType="separate"/>
+            </w:r>
+            <w:r>
+              <w:rPr>
+                <w:noProof/>
+                <w:webHidden/>
+              </w:rPr>
+              <w:t>3</w:t>
+            </w:r>
+            <w:r>
+              <w:rPr>
+                <w:noProof/>
+                <w:webHidden/>
+              </w:rPr>
+              <w:fldChar w:fldCharType="end"/>
+            </w:r>
+          </w:hyperlink>
+        </w:p>
+        <w:p>
+          <w:pPr>
+            <w:pStyle w:val="TOC2"/>
+            <w:tabs>
+              <w:tab w:val="right" w:leader="dot" w:pos="9016"/>
+            </w:tabs>
+            <w:rPr>
+              <w:noProof/>
+            </w:rPr>
+          </w:pPr>
+          <w:hyperlink w:anchor="_Toc224153906" w:history="1">
+            <w:r>
+              <w:rPr>
+                <w:rStyle w:val="Hyperlink"/>
+                <w:rFonts w:ascii="Times New Roman" w:eastAsia="Times New Roman" w:hAnsi="Times New Roman" w:cs="Times New Roman"/>
+                <w:b/>
+                <w:bCs/>
+                <w:noProof/>
+                <w:kern w:val="0"/>
+                <w:lang w:val="en-GB" w:eastAsia="en-GB"/>
+                <w14:ligatures w14:val="none"/>
+              </w:rPr>
+              <w:t>08.1.1 Master Data Governance Structure</w:t>
+            </w:r>
+            <w:r>
+              <w:rPr>
+                <w:noProof/>
+                <w:webHidden/>
+              </w:rPr>
+              <w:tab/>
+            </w:r>
+            <w:r>
+              <w:rPr>
+                <w:noProof/>
+                <w:webHidden/>
+              </w:rPr>
+              <w:fldChar w:fldCharType="begin"/>
+            </w:r>
+            <w:r>
+              <w:rPr>
+                <w:noProof/>
+                <w:webHidden/>
+              </w:rPr>
+              <w:instrText xml:space="preserve"> PAGEREF _Toc224153906 \h </w:instrText>
+            </w:r>
+            <w:r>
+              <w:rPr>
+                <w:noProof/>
+                <w:webHidden/>
+              </w:rPr>
+            </w:r>
+            <w:r>
+              <w:rPr>
+                <w:noProof/>
+                <w:webHidden/>
+              </w:rPr>
+              <w:fldChar w:fldCharType="separate"/>
+            </w:r>
+            <w:r>
+              <w:rPr>
+                <w:noProof/>
+                <w:webHidden/>
+              </w:rPr>
+              <w:t>3</w:t>
+            </w:r>
+            <w:r>
+              <w:rPr>
+                <w:noProof/>
+                <w:webHidden/>
+              </w:rPr>
+              <w:fldChar w:fldCharType="end"/>
+            </w:r>
+          </w:hyperlink>
+        </w:p>
+        <w:p>
+          <w:pPr>
+            <w:pStyle w:val="TOC2"/>
+            <w:tabs>
+              <w:tab w:val="right" w:leader="dot" w:pos="9016"/>
+            </w:tabs>
+            <w:rPr>
+              <w:noProof/>
+            </w:rPr>
+          </w:pPr>
+          <w:hyperlink w:anchor="_Toc224153907" w:history="1">
+            <w:r>
+              <w:rPr>
+                <w:rStyle w:val="Hyperlink"/>
+                <w:rFonts w:ascii="Times New Roman" w:eastAsia="Times New Roman" w:hAnsi="Times New Roman" w:cs="Times New Roman"/>
+                <w:b/>
+                <w:bCs/>
+                <w:noProof/>
+                <w:kern w:val="0"/>
+                <w:lang w:val="en-GB" w:eastAsia="en-GB"/>
+                <w14:ligatures w14:val="none"/>
+              </w:rPr>
+              <w:t>08.1.2 Master Data Domains (RAM Context)</w:t>
+            </w:r>
+            <w:r>
+              <w:rPr>
+                <w:noProof/>
+                <w:webHidden/>
+              </w:rPr>
+              <w:tab/>
+            </w:r>
+            <w:r>
+              <w:rPr>
+                <w:noProof/>
+                <w:webHidden/>
+              </w:rPr>
+              <w:fldChar w:fldCharType="begin"/>
+            </w:r>
+            <w:r>
+              <w:rPr>
+                <w:noProof/>
+                <w:webHidden/>
+              </w:rPr>
+              <w:instrText xml:space="preserve"> PAGEREF _Toc224153907 \h </w:instrText>
+            </w:r>
+            <w:r>
+              <w:rPr>
+                <w:noProof/>
+                <w:webHidden/>
+              </w:rPr>
+            </w:r>
+            <w:r>
+              <w:rPr>
+                <w:noProof/>
+                <w:webHidden/>
+              </w:rPr>
+              <w:fldChar w:fldCharType="separate"/>
+            </w:r>
+            <w:r>
+              <w:rPr>
+                <w:noProof/>
+                <w:webHidden/>
+              </w:rPr>
+              <w:t>3</w:t>
+            </w:r>
+            <w:r>
+              <w:rPr>
+                <w:noProof/>
+                <w:webHidden/>
+              </w:rPr>
+              <w:fldChar w:fldCharType="end"/>
+            </w:r>
+          </w:hyperlink>
+        </w:p>
+        <w:p>
+          <w:pPr>
+            <w:pStyle w:val="TOC1"/>
+            <w:tabs>
+              <w:tab w:val="right" w:leader="dot" w:pos="9016"/>
+            </w:tabs>
+            <w:rPr>
+              <w:noProof/>
+            </w:rPr>
+          </w:pPr>
+          <w:hyperlink w:anchor="_Toc224153908" w:history="1">
+            <w:r>
+              <w:rPr>
+                <w:rStyle w:val="Hyperlink"/>
+                <w:rFonts w:ascii="Times New Roman" w:eastAsia="Times New Roman" w:hAnsi="Times New Roman" w:cs="Times New Roman"/>
+                <w:b/>
+                <w:bCs/>
+                <w:noProof/>
+                <w:kern w:val="36"/>
+                <w:lang w:val="en-GB" w:eastAsia="en-GB"/>
+                <w14:ligatures w14:val="none"/>
+              </w:rPr>
+              <w:t>08.2 Master Data Lifecycle Procedure</w:t>
+            </w:r>
+            <w:r>
+              <w:rPr>
+                <w:noProof/>
+                <w:webHidden/>
+              </w:rPr>
+              <w:tab/>
+            </w:r>
+            <w:r>
+              <w:rPr>
+                <w:noProof/>
+                <w:webHidden/>
+              </w:rPr>
+              <w:fldChar w:fldCharType="begin"/>
+            </w:r>
+            <w:r>
+              <w:rPr>
+                <w:noProof/>
+                <w:webHidden/>
+              </w:rPr>
+              <w:instrText xml:space="preserve"> PAGEREF _Toc224153908 \h </w:instrText>
+            </w:r>
+            <w:r>
+              <w:rPr>
+                <w:noProof/>
+                <w:webHidden/>
+              </w:rPr>
+            </w:r>
+            <w:r>
+              <w:rPr>
+                <w:noProof/>
+                <w:webHidden/>
+              </w:rPr>
+              <w:fldChar w:fldCharType="separate"/>
+            </w:r>
+            <w:r>
+              <w:rPr>
+                <w:noProof/>
+                <w:webHidden/>
+              </w:rPr>
+              <w:t>3</w:t>
+            </w:r>
+            <w:r>
+              <w:rPr>
+                <w:noProof/>
+                <w:webHidden/>
+              </w:rPr>
+              <w:fldChar w:fldCharType="end"/>
+            </w:r>
+          </w:hyperlink>
+        </w:p>
+        <w:p>
+          <w:pPr>
+            <w:pStyle w:val="TOC2"/>
+            <w:tabs>
+              <w:tab w:val="right" w:leader="dot" w:pos="9016"/>
+            </w:tabs>
+            <w:rPr>
+              <w:noProof/>
+            </w:rPr>
+          </w:pPr>
+          <w:hyperlink w:anchor="_Toc224153909" w:history="1">
+            <w:r>
+              <w:rPr>
+                <w:rStyle w:val="Hyperlink"/>
+                <w:rFonts w:ascii="Times New Roman" w:eastAsia="Times New Roman" w:hAnsi="Times New Roman" w:cs="Times New Roman"/>
+                <w:b/>
+                <w:bCs/>
+                <w:noProof/>
+                <w:kern w:val="0"/>
+                <w:lang w:val="en-GB" w:eastAsia="en-GB"/>
+                <w14:ligatures w14:val="none"/>
+              </w:rPr>
+              <w:t>08.2.1 Creation Procedure (08.2.1.1)</w:t>
+            </w:r>
+            <w:r>
+              <w:rPr>
+                <w:noProof/>
+                <w:webHidden/>
+              </w:rPr>
+              <w:tab/>
+            </w:r>
+            <w:r>
+              <w:rPr>
+                <w:noProof/>
+                <w:webHidden/>
+              </w:rPr>
+              <w:fldChar w:fldCharType="begin"/>
+            </w:r>
+            <w:r>
+              <w:rPr>
+                <w:noProof/>
+                <w:webHidden/>
+              </w:rPr>
+              <w:instrText xml:space="preserve"> PAGEREF _Toc224153909 \h </w:instrText>
+            </w:r>
+            <w:r>
+              <w:rPr>
+                <w:noProof/>
+                <w:webHidden/>
+              </w:rPr>
+            </w:r>
+            <w:r>
+              <w:rPr>
+                <w:noProof/>
+                <w:webHidden/>
+              </w:rPr>
+              <w:fldChar w:fldCharType="separate"/>
+            </w:r>
+            <w:r>
+              <w:rPr>
+                <w:noProof/>
+                <w:webHidden/>
+              </w:rPr>
+              <w:t>3</w:t>
+            </w:r>
+            <w:r>
+              <w:rPr>
+                <w:noProof/>
+                <w:webHidden/>
+              </w:rPr>
+              <w:fldChar w:fldCharType="end"/>
+            </w:r>
+          </w:hyperlink>
+        </w:p>
+        <w:p>
+          <w:pPr>
+            <w:pStyle w:val="TOC2"/>
+            <w:tabs>
+              <w:tab w:val="right" w:leader="dot" w:pos="9016"/>
+            </w:tabs>
+            <w:rPr>
+              <w:noProof/>
+            </w:rPr>
+          </w:pPr>
+          <w:hyperlink w:anchor="_Toc224153910" w:history="1">
+            <w:r>
+              <w:rPr>
+                <w:rStyle w:val="Hyperlink"/>
+                <w:rFonts w:ascii="Times New Roman" w:eastAsia="Times New Roman" w:hAnsi="Times New Roman" w:cs="Times New Roman"/>
+                <w:b/>
+                <w:bCs/>
+                <w:noProof/>
+                <w:kern w:val="0"/>
+                <w:lang w:val="en-GB" w:eastAsia="en-GB"/>
+                <w14:ligatures w14:val="none"/>
+              </w:rPr>
+              <w:t>08.2.2 Modification Procedure (08.2.1.2)</w:t>
+            </w:r>
+            <w:r>
+              <w:rPr>
+                <w:noProof/>
+                <w:webHidden/>
+              </w:rPr>
+              <w:tab/>
+            </w:r>
+            <w:r>
+              <w:rPr>
+                <w:noProof/>
+                <w:webHidden/>
+              </w:rPr>
+              <w:fldChar w:fldCharType="begin"/>
+            </w:r>
+            <w:r>
+              <w:rPr>
+                <w:noProof/>
+                <w:webHidden/>
+              </w:rPr>
+              <w:instrText xml:space="preserve"> PAGEREF _Toc224153910 \h </w:instrText>
+            </w:r>
+            <w:r>
+              <w:rPr>
+                <w:noProof/>
+                <w:webHidden/>
+              </w:rPr>
+            </w:r>
+            <w:r>
+              <w:rPr>
+                <w:noProof/>
+                <w:webHidden/>
+              </w:rPr>
+              <w:fldChar w:fldCharType="separate"/>
+            </w:r>
+            <w:r>
+              <w:rPr>
+                <w:noProof/>
+                <w:webHidden/>
+              </w:rPr>
+              <w:t>4</w:t>
+            </w:r>
+            <w:r>
+              <w:rPr>
+                <w:noProof/>
+                <w:webHidden/>
+              </w:rPr>
+              <w:fldChar w:fldCharType="end"/>
+            </w:r>
+          </w:hyperlink>
+        </w:p>
+        <w:p>
+          <w:pPr>
+            <w:pStyle w:val="TOC2"/>
+            <w:tabs>
+              <w:tab w:val="right" w:leader="dot" w:pos="9016"/>
+            </w:tabs>
+            <w:rPr>
+              <w:noProof/>
+            </w:rPr>
+          </w:pPr>
+          <w:hyperlink w:anchor="_Toc224153911" w:history="1">
+            <w:r>
+              <w:rPr>
+                <w:rStyle w:val="Hyperlink"/>
+                <w:rFonts w:ascii="Times New Roman" w:eastAsia="Times New Roman" w:hAnsi="Times New Roman" w:cs="Times New Roman"/>
+                <w:b/>
+                <w:bCs/>
+                <w:noProof/>
+                <w:kern w:val="0"/>
+                <w:lang w:val="en-GB" w:eastAsia="en-GB"/>
+                <w14:ligatures w14:val="none"/>
+              </w:rPr>
+              <w:t>08.2.3 Deactivation Procedure (08.2.1.3)</w:t>
+            </w:r>
+            <w:r>
+              <w:rPr>
+                <w:noProof/>
+                <w:webHidden/>
+              </w:rPr>
+              <w:tab/>
+            </w:r>
+            <w:r>
+              <w:rPr>
+                <w:noProof/>
+                <w:webHidden/>
+              </w:rPr>
+              <w:fldChar w:fldCharType="begin"/>
+            </w:r>
+            <w:r>
+              <w:rPr>
+                <w:noProof/>
+                <w:webHidden/>
+              </w:rPr>
+              <w:instrText xml:space="preserve"> PAGEREF _Toc224153911 \h </w:instrText>
+            </w:r>
+            <w:r>
+              <w:rPr>
+                <w:noProof/>
+                <w:webHidden/>
+              </w:rPr>
+            </w:r>
+            <w:r>
+              <w:rPr>
+                <w:noProof/>
+                <w:webHidden/>
+              </w:rPr>
+              <w:fldChar w:fldCharType="separate"/>
+            </w:r>
+            <w:r>
+              <w:rPr>
+                <w:noProof/>
+                <w:webHidden/>
+              </w:rPr>
+              <w:t>4</w:t>
+            </w:r>
+            <w:r>
+              <w:rPr>
+                <w:noProof/>
+                <w:webHidden/>
+              </w:rPr>
+              <w:fldChar w:fldCharType="end"/>
+            </w:r>
+          </w:hyperlink>
+        </w:p>
+        <w:p>
+          <w:pPr>
+            <w:pStyle w:val="TOC1"/>
+            <w:tabs>
+              <w:tab w:val="right" w:leader="dot" w:pos="9016"/>
+            </w:tabs>
+            <w:rPr>
+              <w:noProof/>
+            </w:rPr>
+          </w:pPr>
+          <w:hyperlink w:anchor="_Toc224153912" w:history="1">
+            <w:r>
+              <w:rPr>
+                <w:rStyle w:val="Hyperlink"/>
+                <w:rFonts w:ascii="Times New Roman" w:eastAsia="Times New Roman" w:hAnsi="Times New Roman" w:cs="Times New Roman"/>
+                <w:b/>
+                <w:bCs/>
+                <w:noProof/>
+                <w:kern w:val="36"/>
+                <w:lang w:val="en-GB" w:eastAsia="en-GB"/>
+                <w14:ligatures w14:val="none"/>
+              </w:rPr>
+              <w:t>08.3 Data Quality Control Framework</w:t>
+            </w:r>
+            <w:r>
+              <w:rPr>
+                <w:noProof/>
+                <w:webHidden/>
+              </w:rPr>
+              <w:tab/>
+            </w:r>
+            <w:r>
+              <w:rPr>
+                <w:noProof/>
+                <w:webHidden/>
+              </w:rPr>
+              <w:fldChar w:fldCharType="begin"/>
+            </w:r>
+            <w:r>
+              <w:rPr>
+                <w:noProof/>
+                <w:webHidden/>
+              </w:rPr>
+              <w:instrText xml:space="preserve"> PAGEREF _Toc224153912 \h </w:instrText>
+            </w:r>
+            <w:r>
+              <w:rPr>
+                <w:noProof/>
+                <w:webHidden/>
+              </w:rPr>
+            </w:r>
+            <w:r>
+              <w:rPr>
+                <w:noProof/>
+                <w:webHidden/>
+              </w:rPr>
+              <w:fldChar w:fldCharType="separate"/>
+            </w:r>
+            <w:r>
+              <w:rPr>
+                <w:noProof/>
+                <w:webHidden/>
+              </w:rPr>
+              <w:t>4</w:t>
+            </w:r>
+            <w:r>
+              <w:rPr>
+                <w:noProof/>
+                <w:webHidden/>
+              </w:rPr>
+              <w:fldChar w:fldCharType="end"/>
+            </w:r>
+          </w:hyperlink>
+        </w:p>
+        <w:p>
+          <w:pPr>
+            <w:pStyle w:val="TOC1"/>
+            <w:tabs>
+              <w:tab w:val="right" w:leader="dot" w:pos="9016"/>
+            </w:tabs>
+            <w:rPr>
+              <w:noProof/>
+            </w:rPr>
+          </w:pPr>
+          <w:hyperlink w:anchor="_Toc224153913" w:history="1">
+            <w:r>
+              <w:rPr>
+                <w:rStyle w:val="Hyperlink"/>
+                <w:rFonts w:ascii="Times New Roman" w:eastAsia="Times New Roman" w:hAnsi="Times New Roman" w:cs="Times New Roman"/>
+                <w:b/>
+                <w:bCs/>
+                <w:noProof/>
+                <w:kern w:val="36"/>
+                <w:lang w:val="en-GB" w:eastAsia="en-GB"/>
+                <w14:ligatures w14:val="none"/>
+              </w:rPr>
+              <w:t>08.4 Master Data BPMN Flow (High-Level)</w:t>
+            </w:r>
+            <w:r>
+              <w:rPr>
+                <w:noProof/>
+                <w:webHidden/>
+              </w:rPr>
+              <w:tab/>
+            </w:r>
+            <w:r>
+              <w:rPr>
+                <w:noProof/>
+                <w:webHidden/>
+              </w:rPr>
+              <w:fldChar w:fldCharType="begin"/>
+            </w:r>
+            <w:r>
+              <w:rPr>
+                <w:noProof/>
+                <w:webHidden/>
+              </w:rPr>
+              <w:instrText xml:space="preserve"> PAGEREF _Toc224153913 \h </w:instrText>
+            </w:r>
+            <w:r>
+              <w:rPr>
+                <w:noProof/>
+                <w:webHidden/>
+              </w:rPr>
+            </w:r>
+            <w:r>
+              <w:rPr>
+                <w:noProof/>
+                <w:webHidden/>
+              </w:rPr>
+              <w:fldChar w:fldCharType="separate"/>
+            </w:r>
+            <w:r>
+              <w:rPr>
+                <w:noProof/>
+                <w:webHidden/>
+              </w:rPr>
+              <w:t>4</w:t>
+            </w:r>
+            <w:r>
+              <w:rPr>
+                <w:noProof/>
+                <w:webHidden/>
+              </w:rPr>
+              <w:fldChar w:fldCharType="end"/>
+            </w:r>
+          </w:hyperlink>
+        </w:p>
+        <w:p>
+          <w:pPr>
+            <w:pStyle w:val="TOC1"/>
+            <w:tabs>
+              <w:tab w:val="right" w:leader="dot" w:pos="9016"/>
+            </w:tabs>
+            <w:rPr>
+              <w:noProof/>
+            </w:rPr>
+          </w:pPr>
+          <w:hyperlink w:anchor="_Toc224153914" w:history="1">
+            <w:r>
+              <w:rPr>
+                <w:rStyle w:val="Hyperlink"/>
+                <w:rFonts w:ascii="Times New Roman" w:eastAsia="Times New Roman" w:hAnsi="Times New Roman" w:cs="Times New Roman"/>
+                <w:b/>
+                <w:bCs/>
+                <w:noProof/>
+                <w:kern w:val="36"/>
+                <w:lang w:val="en-GB" w:eastAsia="en-GB"/>
+                <w14:ligatures w14:val="none"/>
+              </w:rPr>
+              <w:t>08.5 Forms Structure</w:t>
+            </w:r>
+            <w:r>
+              <w:rPr>
+                <w:noProof/>
+                <w:webHidden/>
+              </w:rPr>
+              <w:tab/>
+            </w:r>
+            <w:r>
+              <w:rPr>
+                <w:noProof/>
+                <w:webHidden/>
+              </w:rPr>
+              <w:fldChar w:fldCharType="begin"/>
+            </w:r>
+            <w:r>
+              <w:rPr>
+                <w:noProof/>
+                <w:webHidden/>
+              </w:rPr>
+              <w:instrText xml:space="preserve"> PAGEREF _Toc224153914 \h </w:instrText>
+            </w:r>
+            <w:r>
+              <w:rPr>
+                <w:noProof/>
+                <w:webHidden/>
+              </w:rPr>
+            </w:r>
+            <w:r>
+              <w:rPr>
+                <w:noProof/>
+                <w:webHidden/>
+              </w:rPr>
+              <w:fldChar w:fldCharType="separate"/>
+            </w:r>
+            <w:r>
+              <w:rPr>
+                <w:noProof/>
+                <w:webHidden/>
+              </w:rPr>
+              <w:t>4</w:t>
+            </w:r>
+            <w:r>
+              <w:rPr>
+                <w:noProof/>
+                <w:webHidden/>
+              </w:rPr>
+              <w:fldChar w:fldCharType="end"/>
+            </w:r>
+          </w:hyperlink>
+        </w:p>
+        <w:p>
+          <w:pPr>
+            <w:pStyle w:val="TOC1"/>
+            <w:tabs>
+              <w:tab w:val="right" w:leader="dot" w:pos="9016"/>
+            </w:tabs>
+            <w:rPr>
+              <w:noProof/>
+            </w:rPr>
+          </w:pPr>
+          <w:hyperlink w:anchor="_Toc224153915" w:history="1">
+            <w:r>
+              <w:rPr>
+                <w:rStyle w:val="Hyperlink"/>
+                <w:rFonts w:ascii="Times New Roman" w:eastAsia="Times New Roman" w:hAnsi="Times New Roman" w:cs="Times New Roman"/>
+                <w:b/>
+                <w:bCs/>
+                <w:noProof/>
+                <w:kern w:val="36"/>
+                <w:lang w:val="en-GB" w:eastAsia="en-GB"/>
+                <w14:ligatures w14:val="none"/>
+              </w:rPr>
+              <w:t>08.6 Annual Data Certification Process</w:t>
+            </w:r>
+            <w:r>
+              <w:rPr>
+                <w:noProof/>
+                <w:webHidden/>
+              </w:rPr>
+              <w:tab/>
+            </w:r>
+            <w:r>
+              <w:rPr>
+                <w:noProof/>
+                <w:webHidden/>
+              </w:rPr>
+              <w:fldChar w:fldCharType="begin"/>
+            </w:r>
+            <w:r>
+              <w:rPr>
+                <w:noProof/>
+                <w:webHidden/>
+              </w:rPr>
+              <w:instrText xml:space="preserve"> PAGEREF _Toc224153915 \h </w:instrText>
+            </w:r>
+            <w:r>
+              <w:rPr>
+                <w:noProof/>
+                <w:webHidden/>
+              </w:rPr>
+            </w:r>
+            <w:r>
+              <w:rPr>
+                <w:noProof/>
+                <w:webHidden/>
+              </w:rPr>
+              <w:fldChar w:fldCharType="separate"/>
+            </w:r>
+            <w:r>
+              <w:rPr>
+                <w:noProof/>
+                <w:webHidden/>
+              </w:rPr>
+              <w:t>5</w:t>
+            </w:r>
+            <w:r>
+              <w:rPr>
+                <w:noProof/>
+                <w:webHidden/>
+              </w:rPr>
+              <w:fldChar w:fldCharType="end"/>
+            </w:r>
+          </w:hyperlink>
+        </w:p>
+        <w:p>
+          <w:pPr>
+            <w:pStyle w:val="TOC1"/>
+            <w:tabs>
+              <w:tab w:val="right" w:leader="dot" w:pos="9016"/>
+            </w:tabs>
+            <w:rPr>
+              <w:noProof/>
+            </w:rPr>
+          </w:pPr>
+          <w:hyperlink w:anchor="_Toc224153916" w:history="1">
+            <w:r>
+              <w:rPr>
+                <w:rStyle w:val="Hyperlink"/>
+                <w:rFonts w:ascii="Times New Roman" w:eastAsia="Times New Roman" w:hAnsi="Times New Roman" w:cs="Times New Roman"/>
+                <w:b/>
+                <w:bCs/>
+                <w:noProof/>
+                <w:kern w:val="36"/>
+                <w:lang w:val="en-GB" w:eastAsia="en-GB"/>
+                <w14:ligatures w14:val="none"/>
+              </w:rPr>
+              <w:t>08.7 Governance, Risk &amp; Control Matrix (ISO 37301 + COSO Aligned)</w:t>
+            </w:r>
+            <w:r>
+              <w:rPr>
+                <w:noProof/>
+                <w:webHidden/>
+              </w:rPr>
+              <w:tab/>
+            </w:r>
+            <w:r>
+              <w:rPr>
+                <w:noProof/>
+                <w:webHidden/>
+              </w:rPr>
+              <w:fldChar w:fldCharType="begin"/>
+            </w:r>
+            <w:r>
+              <w:rPr>
+                <w:noProof/>
+                <w:webHidden/>
+              </w:rPr>
+              <w:instrText xml:space="preserve"> PAGEREF _Toc224153916 \h </w:instrText>
+            </w:r>
+            <w:r>
+              <w:rPr>
+                <w:noProof/>
+                <w:webHidden/>
+              </w:rPr>
+            </w:r>
+            <w:r>
+              <w:rPr>
+                <w:noProof/>
+                <w:webHidden/>
+              </w:rPr>
+              <w:fldChar w:fldCharType="separate"/>
+            </w:r>
+            <w:r>
+              <w:rPr>
+                <w:noProof/>
+                <w:webHidden/>
+              </w:rPr>
+              <w:t>5</w:t>
+            </w:r>
+            <w:r>
+              <w:rPr>
+                <w:noProof/>
+                <w:webHidden/>
+              </w:rPr>
+              <w:fldChar w:fldCharType="end"/>
+            </w:r>
+          </w:hyperlink>
+        </w:p>
+        <w:p>
+          <w:pPr>
+            <w:pStyle w:val="TOC1"/>
+            <w:tabs>
+              <w:tab w:val="right" w:leader="dot" w:pos="9016"/>
+            </w:tabs>
+            <w:rPr>
+              <w:noProof/>
+            </w:rPr>
+          </w:pPr>
+          <w:hyperlink w:anchor="_Toc224153917" w:history="1">
+            <w:r>
+              <w:rPr>
+                <w:rStyle w:val="Hyperlink"/>
+                <w:rFonts w:ascii="Times New Roman" w:eastAsia="Times New Roman" w:hAnsi="Times New Roman" w:cs="Times New Roman"/>
+                <w:b/>
+                <w:bCs/>
+                <w:noProof/>
+                <w:kern w:val="36"/>
+                <w:lang w:val="en-GB" w:eastAsia="en-GB"/>
+                <w14:ligatures w14:val="none"/>
+              </w:rPr>
+              <w:t>08.8 Key KPIs</w:t>
+            </w:r>
+            <w:r>
+              <w:rPr>
+                <w:noProof/>
+                <w:webHidden/>
+              </w:rPr>
+              <w:tab/>
+            </w:r>
+            <w:r>
+              <w:rPr>
+                <w:noProof/>
+                <w:webHidden/>
+              </w:rPr>
+              <w:fldChar w:fldCharType="begin"/>
+            </w:r>
+            <w:r>
+              <w:rPr>
+                <w:noProof/>
+                <w:webHidden/>
+              </w:rPr>
+              <w:instrText xml:space="preserve"> PAGEREF _Toc224153917 \h </w:instrText>
+            </w:r>
+            <w:r>
+              <w:rPr>
+                <w:noProof/>
+                <w:webHidden/>
+              </w:rPr>
+            </w:r>
+            <w:r>
+              <w:rPr>
+                <w:noProof/>
+                <w:webHidden/>
+              </w:rPr>
+              <w:fldChar w:fldCharType="separate"/>
+            </w:r>
+            <w:r>
+              <w:rPr>
+                <w:noProof/>
+                <w:webHidden/>
+              </w:rPr>
+              <w:t>5</w:t>
+            </w:r>
+            <w:r>
+              <w:rPr>
+                <w:noProof/>
+                <w:webHidden/>
+              </w:rPr>
+              <w:fldChar w:fldCharType="end"/>
+            </w:r>
+          </w:hyperlink>
+        </w:p>
+        <w:p>
+          <w:pPr>
+            <w:pStyle w:val="TOC1"/>
+            <w:tabs>
+              <w:tab w:val="right" w:leader="dot" w:pos="9016"/>
+            </w:tabs>
+            <w:rPr>
+              <w:noProof/>
+            </w:rPr>
+          </w:pPr>
+          <w:hyperlink w:anchor="_Toc224153918" w:history="1">
+            <w:r>
+              <w:rPr>
+                <w:rStyle w:val="Hyperlink"/>
+                <w:rFonts w:ascii="Times New Roman" w:eastAsia="Times New Roman" w:hAnsi="Times New Roman" w:cs="Times New Roman"/>
+                <w:b/>
+                <w:bCs/>
+                <w:noProof/>
+                <w:kern w:val="36"/>
+                <w:lang w:val="en-GB" w:eastAsia="en-GB"/>
+                <w14:ligatures w14:val="none"/>
+              </w:rPr>
+              <w:t>08.9 Master Data Architecture (Conceptual)</w:t>
+            </w:r>
+            <w:r>
+              <w:rPr>
+                <w:noProof/>
+                <w:webHidden/>
+              </w:rPr>
+              <w:tab/>
+            </w:r>
+            <w:r>
+              <w:rPr>
+                <w:noProof/>
+                <w:webHidden/>
+              </w:rPr>
+              <w:fldChar w:fldCharType="begin"/>
+            </w:r>
+            <w:r>
+              <w:rPr>
+                <w:noProof/>
+                <w:webHidden/>
+              </w:rPr>
+              <w:instrText xml:space="preserve"> PAGEREF _Toc224153918 \h </w:instrText>
+            </w:r>
+            <w:r>
+              <w:rPr>
+                <w:noProof/>
+                <w:webHidden/>
+              </w:rPr>
+            </w:r>
+            <w:r>
+              <w:rPr>
+                <w:noProof/>
+                <w:webHidden/>
+              </w:rPr>
+              <w:fldChar w:fldCharType="separate"/>
+            </w:r>
+            <w:r>
+              <w:rPr>
+                <w:noProof/>
+                <w:webHidden/>
+              </w:rPr>
+              <w:t>5</w:t>
+            </w:r>
+            <w:r>
+              <w:rPr>
+                <w:noProof/>
+                <w:webHidden/>
+              </w:rPr>
+              <w:fldChar w:fldCharType="end"/>
+            </w:r>
+          </w:hyperlink>
+        </w:p>
+        <w:p>
+          <w:r>
+            <w:rPr>
+              <w:b/>
+              <w:bCs/>
+              <w:noProof/>
+            </w:rPr>
+            <w:fldChar w:fldCharType="end"/>
+          </w:r>
+        </w:p>
+      </w:sdtContent>
+    </w:sdt>
     <w:p>
       <w:pPr>
         <w:rPr>
@@ -100,11 +3080,8 @@
           <w14:ligatures w14:val="none"/>
         </w:rPr>
       </w:pPr>
-    </w:p>
-    <w:p>
-      <w:pPr>
-        <w:spacing w:before="100" w:beforeAutospacing="1" w:after="100" w:afterAutospacing="1" w:line="240" w:lineRule="auto"/>
-        <w:outlineLvl w:val="1"/>
+      <w:bookmarkStart w:id="1" w:name="_Toc224153904"/>
+      <w:r>
         <w:rPr>
           <w:rFonts w:ascii="Times New Roman" w:eastAsia="Times New Roman" w:hAnsi="Times New Roman" w:cs="Times New Roman"/>
           <w:b/>
@@ -115,20 +3092,10 @@
           <w:lang w:val="en-GB" w:eastAsia="en-GB" w:bidi="ar-SA"/>
           <w14:ligatures w14:val="none"/>
         </w:rPr>
-      </w:pPr>
-      <w:r>
-        <w:rPr>
-          <w:rFonts w:ascii="Times New Roman" w:eastAsia="Times New Roman" w:hAnsi="Times New Roman" w:cs="Times New Roman"/>
-          <w:b/>
-          <w:bCs/>
-          <w:kern w:val="0"/>
-          <w:sz w:val="36"/>
-          <w:szCs w:val="36"/>
-          <w:lang w:val="en-GB" w:eastAsia="en-GB" w:bidi="ar-SA"/>
-          <w14:ligatures w14:val="none"/>
-        </w:rPr>
+        <w:lastRenderedPageBreak/>
         <w:t>08_Master_Data</w:t>
       </w:r>
+      <w:bookmarkEnd w:id="1"/>
     </w:p>
     <w:p>
       <w:pPr>
@@ -145,6 +3112,7 @@
           <w14:ligatures w14:val="none"/>
         </w:rPr>
       </w:pPr>
+      <w:bookmarkStart w:id="2" w:name="_Toc224153905"/>
       <w:r>
         <w:rPr>
           <w:rFonts w:ascii="Times New Roman" w:eastAsia="Times New Roman" w:hAnsi="Times New Roman" w:cs="Times New Roman"/>
@@ -158,6 +3126,7 @@
         </w:rPr>
         <w:t>08.1 Master Data Governance Policy</w:t>
       </w:r>
+      <w:bookmarkEnd w:id="2"/>
     </w:p>
     <w:p>
       <w:pPr>
@@ -237,6 +3206,7 @@
           <w14:ligatures w14:val="none"/>
         </w:rPr>
       </w:pPr>
+      <w:bookmarkStart w:id="3" w:name="_Toc224153906"/>
       <w:r>
         <w:rPr>
           <w:rFonts w:ascii="Times New Roman" w:eastAsia="Times New Roman" w:hAnsi="Times New Roman" w:cs="Times New Roman"/>
@@ -250,55 +3220,49 @@
         </w:rPr>
         <w:t>08.1.1 Master Data Governance Structure</w:t>
       </w:r>
+      <w:bookmarkEnd w:id="3"/>
     </w:p>
     <w:tbl>
       <w:tblPr>
+        <w:tblStyle w:val="PlainTable1"/>
         <w:tblW w:w="0" w:type="auto"/>
-        <w:tblCellSpacing w:w="15" w:type="dxa"/>
-        <w:tblCellMar>
-          <w:top w:w="15" w:type="dxa"/>
-          <w:left w:w="15" w:type="dxa"/>
-          <w:bottom w:w="15" w:type="dxa"/>
-          <w:right w:w="15" w:type="dxa"/>
-        </w:tblCellMar>
         <w:tblLook w:val="04A0" w:firstRow="1" w:lastRow="0" w:firstColumn="1" w:lastColumn="0" w:noHBand="0" w:noVBand="1"/>
       </w:tblPr>
       <w:tblGrid>
-        <w:gridCol w:w="3042"/>
-        <w:gridCol w:w="3766"/>
-        <w:gridCol w:w="1709"/>
+        <w:gridCol w:w="3325"/>
+        <w:gridCol w:w="3856"/>
+        <w:gridCol w:w="1835"/>
       </w:tblGrid>
       <w:tr>
         <w:trPr>
+          <w:cnfStyle w:val="100000000000" w:firstRow="1" w:lastRow="0" w:firstColumn="0" w:lastColumn="0" w:oddVBand="0" w:evenVBand="0" w:oddHBand="0" w:evenHBand="0" w:firstRowFirstColumn="0" w:firstRowLastColumn="0" w:lastRowFirstColumn="0" w:lastRowLastColumn="0"/>
           <w:tblHeader/>
-          <w:tblCellSpacing w:w="15" w:type="dxa"/>
         </w:trPr>
         <w:tc>
           <w:tcPr>
-            <w:tcW w:w="0" w:type="auto"/>
+            <w:cnfStyle w:val="001000000000" w:firstRow="0" w:lastRow="0" w:firstColumn="1" w:lastColumn="0" w:oddVBand="0" w:evenVBand="0" w:oddHBand="0" w:evenHBand="0" w:firstRowFirstColumn="0" w:firstRowLastColumn="0" w:lastRowFirstColumn="0" w:lastRowLastColumn="0"/>
+            <w:tcW w:w="0" w:type="auto"/>
+            <w:shd w:val="clear" w:color="auto" w:fill="0E2841" w:themeFill="text2"/>
             <w:vAlign w:val="center"/>
             <w:hideMark/>
           </w:tcPr>
           <w:p>
             <w:pPr>
-              <w:spacing w:after="0" w:line="240" w:lineRule="auto"/>
               <w:jc w:val="center"/>
               <w:rPr>
                 <w:rFonts w:ascii="Times New Roman" w:eastAsia="Times New Roman" w:hAnsi="Times New Roman" w:cs="Times New Roman"/>
-                <w:b/>
-                <w:bCs/>
-                <w:kern w:val="0"/>
-                <w:sz w:val="24"/>
-                <w:szCs w:val="24"/>
-                <w:lang w:val="en-GB" w:eastAsia="en-GB" w:bidi="ar-SA"/>
-                <w14:ligatures w14:val="none"/>
-              </w:rPr>
-            </w:pPr>
-            <w:r>
-              <w:rPr>
-                <w:rFonts w:ascii="Times New Roman" w:eastAsia="Times New Roman" w:hAnsi="Times New Roman" w:cs="Times New Roman"/>
-                <w:b/>
-                <w:bCs/>
+                <w:b w:val="0"/>
+                <w:bCs w:val="0"/>
+                <w:kern w:val="0"/>
+                <w:sz w:val="24"/>
+                <w:szCs w:val="24"/>
+                <w:lang w:val="en-GB" w:eastAsia="en-GB" w:bidi="ar-SA"/>
+                <w14:ligatures w14:val="none"/>
+              </w:rPr>
+            </w:pPr>
+            <w:r>
+              <w:rPr>
+                <w:rFonts w:ascii="Times New Roman" w:eastAsia="Times New Roman" w:hAnsi="Times New Roman" w:cs="Times New Roman"/>
                 <w:kern w:val="0"/>
                 <w:sz w:val="24"/>
                 <w:szCs w:val="24"/>
@@ -312,29 +3276,28 @@
         <w:tc>
           <w:tcPr>
             <w:tcW w:w="0" w:type="auto"/>
+            <w:shd w:val="clear" w:color="auto" w:fill="0E2841" w:themeFill="text2"/>
             <w:vAlign w:val="center"/>
             <w:hideMark/>
           </w:tcPr>
           <w:p>
             <w:pPr>
-              <w:spacing w:after="0" w:line="240" w:lineRule="auto"/>
               <w:jc w:val="center"/>
-              <w:rPr>
-                <w:rFonts w:ascii="Times New Roman" w:eastAsia="Times New Roman" w:hAnsi="Times New Roman" w:cs="Times New Roman"/>
-                <w:b/>
-                <w:bCs/>
-                <w:kern w:val="0"/>
-                <w:sz w:val="24"/>
-                <w:szCs w:val="24"/>
-                <w:lang w:val="en-GB" w:eastAsia="en-GB" w:bidi="ar-SA"/>
-                <w14:ligatures w14:val="none"/>
-              </w:rPr>
-            </w:pPr>
-            <w:r>
-              <w:rPr>
-                <w:rFonts w:ascii="Times New Roman" w:eastAsia="Times New Roman" w:hAnsi="Times New Roman" w:cs="Times New Roman"/>
-                <w:b/>
-                <w:bCs/>
+              <w:cnfStyle w:val="100000000000" w:firstRow="1" w:lastRow="0" w:firstColumn="0" w:lastColumn="0" w:oddVBand="0" w:evenVBand="0" w:oddHBand="0" w:evenHBand="0" w:firstRowFirstColumn="0" w:firstRowLastColumn="0" w:lastRowFirstColumn="0" w:lastRowLastColumn="0"/>
+              <w:rPr>
+                <w:rFonts w:ascii="Times New Roman" w:eastAsia="Times New Roman" w:hAnsi="Times New Roman" w:cs="Times New Roman"/>
+                <w:b w:val="0"/>
+                <w:bCs w:val="0"/>
+                <w:kern w:val="0"/>
+                <w:sz w:val="24"/>
+                <w:szCs w:val="24"/>
+                <w:lang w:val="en-GB" w:eastAsia="en-GB" w:bidi="ar-SA"/>
+                <w14:ligatures w14:val="none"/>
+              </w:rPr>
+            </w:pPr>
+            <w:r>
+              <w:rPr>
+                <w:rFonts w:ascii="Times New Roman" w:eastAsia="Times New Roman" w:hAnsi="Times New Roman" w:cs="Times New Roman"/>
                 <w:kern w:val="0"/>
                 <w:sz w:val="24"/>
                 <w:szCs w:val="24"/>
@@ -348,29 +3311,28 @@
         <w:tc>
           <w:tcPr>
             <w:tcW w:w="0" w:type="auto"/>
+            <w:shd w:val="clear" w:color="auto" w:fill="0E2841" w:themeFill="text2"/>
             <w:vAlign w:val="center"/>
             <w:hideMark/>
           </w:tcPr>
           <w:p>
             <w:pPr>
-              <w:spacing w:after="0" w:line="240" w:lineRule="auto"/>
               <w:jc w:val="center"/>
-              <w:rPr>
-                <w:rFonts w:ascii="Times New Roman" w:eastAsia="Times New Roman" w:hAnsi="Times New Roman" w:cs="Times New Roman"/>
-                <w:b/>
-                <w:bCs/>
-                <w:kern w:val="0"/>
-                <w:sz w:val="24"/>
-                <w:szCs w:val="24"/>
-                <w:lang w:val="en-GB" w:eastAsia="en-GB" w:bidi="ar-SA"/>
-                <w14:ligatures w14:val="none"/>
-              </w:rPr>
-            </w:pPr>
-            <w:r>
-              <w:rPr>
-                <w:rFonts w:ascii="Times New Roman" w:eastAsia="Times New Roman" w:hAnsi="Times New Roman" w:cs="Times New Roman"/>
-                <w:b/>
-                <w:bCs/>
+              <w:cnfStyle w:val="100000000000" w:firstRow="1" w:lastRow="0" w:firstColumn="0" w:lastColumn="0" w:oddVBand="0" w:evenVBand="0" w:oddHBand="0" w:evenHBand="0" w:firstRowFirstColumn="0" w:firstRowLastColumn="0" w:lastRowFirstColumn="0" w:lastRowLastColumn="0"/>
+              <w:rPr>
+                <w:rFonts w:ascii="Times New Roman" w:eastAsia="Times New Roman" w:hAnsi="Times New Roman" w:cs="Times New Roman"/>
+                <w:b w:val="0"/>
+                <w:bCs w:val="0"/>
+                <w:kern w:val="0"/>
+                <w:sz w:val="24"/>
+                <w:szCs w:val="24"/>
+                <w:lang w:val="en-GB" w:eastAsia="en-GB" w:bidi="ar-SA"/>
+                <w14:ligatures w14:val="none"/>
+              </w:rPr>
+            </w:pPr>
+            <w:r>
+              <w:rPr>
+                <w:rFonts w:ascii="Times New Roman" w:eastAsia="Times New Roman" w:hAnsi="Times New Roman" w:cs="Times New Roman"/>
                 <w:kern w:val="0"/>
                 <w:sz w:val="24"/>
                 <w:szCs w:val="24"/>
@@ -384,17 +3346,16 @@
       </w:tr>
       <w:tr>
         <w:trPr>
-          <w:tblCellSpacing w:w="15" w:type="dxa"/>
+          <w:cnfStyle w:val="000000100000" w:firstRow="0" w:lastRow="0" w:firstColumn="0" w:lastColumn="0" w:oddVBand="0" w:evenVBand="0" w:oddHBand="1" w:evenHBand="0" w:firstRowFirstColumn="0" w:firstRowLastColumn="0" w:lastRowFirstColumn="0" w:lastRowLastColumn="0"/>
         </w:trPr>
         <w:tc>
           <w:tcPr>
-            <w:tcW w:w="0" w:type="auto"/>
-            <w:vAlign w:val="center"/>
-            <w:hideMark/>
-          </w:tcPr>
-          <w:p>
-            <w:pPr>
-              <w:spacing w:after="0" w:line="240" w:lineRule="auto"/>
+            <w:cnfStyle w:val="001000000000" w:firstRow="0" w:lastRow="0" w:firstColumn="1" w:lastColumn="0" w:oddVBand="0" w:evenVBand="0" w:oddHBand="0" w:evenHBand="0" w:firstRowFirstColumn="0" w:firstRowLastColumn="0" w:lastRowFirstColumn="0" w:lastRowLastColumn="0"/>
+            <w:tcW w:w="0" w:type="auto"/>
+            <w:hideMark/>
+          </w:tcPr>
+          <w:p>
+            <w:pPr>
               <w:rPr>
                 <w:rFonts w:ascii="Times New Roman" w:eastAsia="Times New Roman" w:hAnsi="Times New Roman" w:cs="Times New Roman"/>
                 <w:kern w:val="0"/>
@@ -420,12 +3381,11 @@
         <w:tc>
           <w:tcPr>
             <w:tcW w:w="0" w:type="auto"/>
-            <w:vAlign w:val="center"/>
-            <w:hideMark/>
-          </w:tcPr>
-          <w:p>
-            <w:pPr>
-              <w:spacing w:after="0" w:line="240" w:lineRule="auto"/>
+            <w:hideMark/>
+          </w:tcPr>
+          <w:p>
+            <w:pPr>
+              <w:cnfStyle w:val="000000100000" w:firstRow="0" w:lastRow="0" w:firstColumn="0" w:lastColumn="0" w:oddVBand="0" w:evenVBand="0" w:oddHBand="1" w:evenHBand="0" w:firstRowFirstColumn="0" w:firstRowLastColumn="0" w:lastRowFirstColumn="0" w:lastRowLastColumn="0"/>
               <w:rPr>
                 <w:rFonts w:ascii="Times New Roman" w:eastAsia="Times New Roman" w:hAnsi="Times New Roman" w:cs="Times New Roman"/>
                 <w:kern w:val="0"/>
@@ -451,12 +3411,11 @@
         <w:tc>
           <w:tcPr>
             <w:tcW w:w="0" w:type="auto"/>
-            <w:vAlign w:val="center"/>
-            <w:hideMark/>
-          </w:tcPr>
-          <w:p>
-            <w:pPr>
-              <w:spacing w:after="0" w:line="240" w:lineRule="auto"/>
+            <w:hideMark/>
+          </w:tcPr>
+          <w:p>
+            <w:pPr>
+              <w:cnfStyle w:val="000000100000" w:firstRow="0" w:lastRow="0" w:firstColumn="0" w:lastColumn="0" w:oddVBand="0" w:evenVBand="0" w:oddHBand="1" w:evenHBand="0" w:firstRowFirstColumn="0" w:firstRowLastColumn="0" w:lastRowFirstColumn="0" w:lastRowLastColumn="0"/>
               <w:rPr>
                 <w:rFonts w:ascii="Times New Roman" w:eastAsia="Times New Roman" w:hAnsi="Times New Roman" w:cs="Times New Roman"/>
                 <w:kern w:val="0"/>
@@ -476,317 +3435,301 @@
                 <w14:ligatures w14:val="none"/>
               </w:rPr>
               <w:t>Strategic</w:t>
+            </w:r>
+          </w:p>
+        </w:tc>
+      </w:tr>
+      <w:tr>
+        <w:tc>
+          <w:tcPr>
+            <w:cnfStyle w:val="001000000000" w:firstRow="0" w:lastRow="0" w:firstColumn="1" w:lastColumn="0" w:oddVBand="0" w:evenVBand="0" w:oddHBand="0" w:evenHBand="0" w:firstRowFirstColumn="0" w:firstRowLastColumn="0" w:lastRowFirstColumn="0" w:lastRowLastColumn="0"/>
+            <w:tcW w:w="0" w:type="auto"/>
+            <w:hideMark/>
+          </w:tcPr>
+          <w:p>
+            <w:pPr>
+              <w:rPr>
+                <w:rFonts w:ascii="Times New Roman" w:eastAsia="Times New Roman" w:hAnsi="Times New Roman" w:cs="Times New Roman"/>
+                <w:kern w:val="0"/>
+                <w:sz w:val="24"/>
+                <w:szCs w:val="24"/>
+                <w:lang w:val="en-GB" w:eastAsia="en-GB" w:bidi="ar-SA"/>
+                <w14:ligatures w14:val="none"/>
+              </w:rPr>
+            </w:pPr>
+            <w:r>
+              <w:rPr>
+                <w:rFonts w:ascii="Times New Roman" w:eastAsia="Times New Roman" w:hAnsi="Times New Roman" w:cs="Times New Roman"/>
+                <w:kern w:val="0"/>
+                <w:sz w:val="24"/>
+                <w:szCs w:val="24"/>
+                <w:lang w:val="en-GB" w:eastAsia="en-GB" w:bidi="ar-SA"/>
+                <w14:ligatures w14:val="none"/>
+              </w:rPr>
+              <w:t>CEO</w:t>
+            </w:r>
+          </w:p>
+        </w:tc>
+        <w:tc>
+          <w:tcPr>
+            <w:tcW w:w="0" w:type="auto"/>
+            <w:hideMark/>
+          </w:tcPr>
+          <w:p>
+            <w:pPr>
+              <w:cnfStyle w:val="000000000000" w:firstRow="0" w:lastRow="0" w:firstColumn="0" w:lastColumn="0" w:oddVBand="0" w:evenVBand="0" w:oddHBand="0" w:evenHBand="0" w:firstRowFirstColumn="0" w:firstRowLastColumn="0" w:lastRowFirstColumn="0" w:lastRowLastColumn="0"/>
+              <w:rPr>
+                <w:rFonts w:ascii="Times New Roman" w:eastAsia="Times New Roman" w:hAnsi="Times New Roman" w:cs="Times New Roman"/>
+                <w:kern w:val="0"/>
+                <w:sz w:val="24"/>
+                <w:szCs w:val="24"/>
+                <w:lang w:val="en-GB" w:eastAsia="en-GB" w:bidi="ar-SA"/>
+                <w14:ligatures w14:val="none"/>
+              </w:rPr>
+            </w:pPr>
+            <w:r>
+              <w:rPr>
+                <w:rFonts w:ascii="Times New Roman" w:eastAsia="Times New Roman" w:hAnsi="Times New Roman" w:cs="Times New Roman"/>
+                <w:kern w:val="0"/>
+                <w:sz w:val="24"/>
+                <w:szCs w:val="24"/>
+                <w:lang w:val="en-GB" w:eastAsia="en-GB" w:bidi="ar-SA"/>
+                <w14:ligatures w14:val="none"/>
+              </w:rPr>
+              <w:t>Executive sponsor</w:t>
+            </w:r>
+          </w:p>
+        </w:tc>
+        <w:tc>
+          <w:tcPr>
+            <w:tcW w:w="0" w:type="auto"/>
+            <w:hideMark/>
+          </w:tcPr>
+          <w:p>
+            <w:pPr>
+              <w:cnfStyle w:val="000000000000" w:firstRow="0" w:lastRow="0" w:firstColumn="0" w:lastColumn="0" w:oddVBand="0" w:evenVBand="0" w:oddHBand="0" w:evenHBand="0" w:firstRowFirstColumn="0" w:firstRowLastColumn="0" w:lastRowFirstColumn="0" w:lastRowLastColumn="0"/>
+              <w:rPr>
+                <w:rFonts w:ascii="Times New Roman" w:eastAsia="Times New Roman" w:hAnsi="Times New Roman" w:cs="Times New Roman"/>
+                <w:kern w:val="0"/>
+                <w:sz w:val="24"/>
+                <w:szCs w:val="24"/>
+                <w:lang w:val="en-GB" w:eastAsia="en-GB" w:bidi="ar-SA"/>
+                <w14:ligatures w14:val="none"/>
+              </w:rPr>
+            </w:pPr>
+            <w:r>
+              <w:rPr>
+                <w:rFonts w:ascii="Times New Roman" w:eastAsia="Times New Roman" w:hAnsi="Times New Roman" w:cs="Times New Roman"/>
+                <w:kern w:val="0"/>
+                <w:sz w:val="24"/>
+                <w:szCs w:val="24"/>
+                <w:lang w:val="en-GB" w:eastAsia="en-GB" w:bidi="ar-SA"/>
+                <w14:ligatures w14:val="none"/>
+              </w:rPr>
+              <w:t>Executive</w:t>
             </w:r>
           </w:p>
         </w:tc>
       </w:tr>
       <w:tr>
         <w:trPr>
-          <w:tblCellSpacing w:w="15" w:type="dxa"/>
+          <w:cnfStyle w:val="000000100000" w:firstRow="0" w:lastRow="0" w:firstColumn="0" w:lastColumn="0" w:oddVBand="0" w:evenVBand="0" w:oddHBand="1" w:evenHBand="0" w:firstRowFirstColumn="0" w:firstRowLastColumn="0" w:lastRowFirstColumn="0" w:lastRowLastColumn="0"/>
         </w:trPr>
         <w:tc>
           <w:tcPr>
-            <w:tcW w:w="0" w:type="auto"/>
-            <w:vAlign w:val="center"/>
-            <w:hideMark/>
-          </w:tcPr>
-          <w:p>
-            <w:pPr>
-              <w:spacing w:after="0" w:line="240" w:lineRule="auto"/>
-              <w:rPr>
-                <w:rFonts w:ascii="Times New Roman" w:eastAsia="Times New Roman" w:hAnsi="Times New Roman" w:cs="Times New Roman"/>
-                <w:kern w:val="0"/>
-                <w:sz w:val="24"/>
-                <w:szCs w:val="24"/>
-                <w:lang w:val="en-GB" w:eastAsia="en-GB" w:bidi="ar-SA"/>
-                <w14:ligatures w14:val="none"/>
-              </w:rPr>
-            </w:pPr>
-            <w:r>
-              <w:rPr>
-                <w:rFonts w:ascii="Times New Roman" w:eastAsia="Times New Roman" w:hAnsi="Times New Roman" w:cs="Times New Roman"/>
-                <w:kern w:val="0"/>
-                <w:sz w:val="24"/>
-                <w:szCs w:val="24"/>
-                <w:lang w:val="en-GB" w:eastAsia="en-GB" w:bidi="ar-SA"/>
-                <w14:ligatures w14:val="none"/>
-              </w:rPr>
-              <w:t>CEO</w:t>
-            </w:r>
-          </w:p>
-        </w:tc>
-        <w:tc>
-          <w:tcPr>
-            <w:tcW w:w="0" w:type="auto"/>
-            <w:vAlign w:val="center"/>
-            <w:hideMark/>
-          </w:tcPr>
-          <w:p>
-            <w:pPr>
-              <w:spacing w:after="0" w:line="240" w:lineRule="auto"/>
-              <w:rPr>
-                <w:rFonts w:ascii="Times New Roman" w:eastAsia="Times New Roman" w:hAnsi="Times New Roman" w:cs="Times New Roman"/>
-                <w:kern w:val="0"/>
-                <w:sz w:val="24"/>
-                <w:szCs w:val="24"/>
-                <w:lang w:val="en-GB" w:eastAsia="en-GB" w:bidi="ar-SA"/>
-                <w14:ligatures w14:val="none"/>
-              </w:rPr>
-            </w:pPr>
-            <w:r>
-              <w:rPr>
-                <w:rFonts w:ascii="Times New Roman" w:eastAsia="Times New Roman" w:hAnsi="Times New Roman" w:cs="Times New Roman"/>
-                <w:kern w:val="0"/>
-                <w:sz w:val="24"/>
-                <w:szCs w:val="24"/>
-                <w:lang w:val="en-GB" w:eastAsia="en-GB" w:bidi="ar-SA"/>
-                <w14:ligatures w14:val="none"/>
-              </w:rPr>
-              <w:t>Executive sponsor</w:t>
-            </w:r>
-          </w:p>
-        </w:tc>
-        <w:tc>
-          <w:tcPr>
-            <w:tcW w:w="0" w:type="auto"/>
-            <w:vAlign w:val="center"/>
-            <w:hideMark/>
-          </w:tcPr>
-          <w:p>
-            <w:pPr>
-              <w:spacing w:after="0" w:line="240" w:lineRule="auto"/>
-              <w:rPr>
-                <w:rFonts w:ascii="Times New Roman" w:eastAsia="Times New Roman" w:hAnsi="Times New Roman" w:cs="Times New Roman"/>
-                <w:kern w:val="0"/>
-                <w:sz w:val="24"/>
-                <w:szCs w:val="24"/>
-                <w:lang w:val="en-GB" w:eastAsia="en-GB" w:bidi="ar-SA"/>
-                <w14:ligatures w14:val="none"/>
-              </w:rPr>
-            </w:pPr>
-            <w:r>
-              <w:rPr>
-                <w:rFonts w:ascii="Times New Roman" w:eastAsia="Times New Roman" w:hAnsi="Times New Roman" w:cs="Times New Roman"/>
-                <w:kern w:val="0"/>
-                <w:sz w:val="24"/>
-                <w:szCs w:val="24"/>
-                <w:lang w:val="en-GB" w:eastAsia="en-GB" w:bidi="ar-SA"/>
-                <w14:ligatures w14:val="none"/>
-              </w:rPr>
-              <w:t>Executive</w:t>
+            <w:cnfStyle w:val="001000000000" w:firstRow="0" w:lastRow="0" w:firstColumn="1" w:lastColumn="0" w:oddVBand="0" w:evenVBand="0" w:oddHBand="0" w:evenHBand="0" w:firstRowFirstColumn="0" w:firstRowLastColumn="0" w:lastRowFirstColumn="0" w:lastRowLastColumn="0"/>
+            <w:tcW w:w="0" w:type="auto"/>
+            <w:hideMark/>
+          </w:tcPr>
+          <w:p>
+            <w:pPr>
+              <w:rPr>
+                <w:rFonts w:ascii="Times New Roman" w:eastAsia="Times New Roman" w:hAnsi="Times New Roman" w:cs="Times New Roman"/>
+                <w:kern w:val="0"/>
+                <w:sz w:val="24"/>
+                <w:szCs w:val="24"/>
+                <w:lang w:val="en-GB" w:eastAsia="en-GB" w:bidi="ar-SA"/>
+                <w14:ligatures w14:val="none"/>
+              </w:rPr>
+            </w:pPr>
+            <w:r>
+              <w:rPr>
+                <w:rFonts w:ascii="Times New Roman" w:eastAsia="Times New Roman" w:hAnsi="Times New Roman" w:cs="Times New Roman"/>
+                <w:kern w:val="0"/>
+                <w:sz w:val="24"/>
+                <w:szCs w:val="24"/>
+                <w:lang w:val="en-GB" w:eastAsia="en-GB" w:bidi="ar-SA"/>
+                <w14:ligatures w14:val="none"/>
+              </w:rPr>
+              <w:t>CIO / Digital Lead</w:t>
+            </w:r>
+          </w:p>
+        </w:tc>
+        <w:tc>
+          <w:tcPr>
+            <w:tcW w:w="0" w:type="auto"/>
+            <w:hideMark/>
+          </w:tcPr>
+          <w:p>
+            <w:pPr>
+              <w:cnfStyle w:val="000000100000" w:firstRow="0" w:lastRow="0" w:firstColumn="0" w:lastColumn="0" w:oddVBand="0" w:evenVBand="0" w:oddHBand="1" w:evenHBand="0" w:firstRowFirstColumn="0" w:firstRowLastColumn="0" w:lastRowFirstColumn="0" w:lastRowLastColumn="0"/>
+              <w:rPr>
+                <w:rFonts w:ascii="Times New Roman" w:eastAsia="Times New Roman" w:hAnsi="Times New Roman" w:cs="Times New Roman"/>
+                <w:kern w:val="0"/>
+                <w:sz w:val="24"/>
+                <w:szCs w:val="24"/>
+                <w:lang w:val="en-GB" w:eastAsia="en-GB" w:bidi="ar-SA"/>
+                <w14:ligatures w14:val="none"/>
+              </w:rPr>
+            </w:pPr>
+            <w:r>
+              <w:rPr>
+                <w:rFonts w:ascii="Times New Roman" w:eastAsia="Times New Roman" w:hAnsi="Times New Roman" w:cs="Times New Roman"/>
+                <w:kern w:val="0"/>
+                <w:sz w:val="24"/>
+                <w:szCs w:val="24"/>
+                <w:lang w:val="en-GB" w:eastAsia="en-GB" w:bidi="ar-SA"/>
+                <w14:ligatures w14:val="none"/>
+              </w:rPr>
+              <w:t>Data governance owner</w:t>
+            </w:r>
+          </w:p>
+        </w:tc>
+        <w:tc>
+          <w:tcPr>
+            <w:tcW w:w="0" w:type="auto"/>
+            <w:hideMark/>
+          </w:tcPr>
+          <w:p>
+            <w:pPr>
+              <w:cnfStyle w:val="000000100000" w:firstRow="0" w:lastRow="0" w:firstColumn="0" w:lastColumn="0" w:oddVBand="0" w:evenVBand="0" w:oddHBand="1" w:evenHBand="0" w:firstRowFirstColumn="0" w:firstRowLastColumn="0" w:lastRowFirstColumn="0" w:lastRowLastColumn="0"/>
+              <w:rPr>
+                <w:rFonts w:ascii="Times New Roman" w:eastAsia="Times New Roman" w:hAnsi="Times New Roman" w:cs="Times New Roman"/>
+                <w:kern w:val="0"/>
+                <w:sz w:val="24"/>
+                <w:szCs w:val="24"/>
+                <w:lang w:val="en-GB" w:eastAsia="en-GB" w:bidi="ar-SA"/>
+                <w14:ligatures w14:val="none"/>
+              </w:rPr>
+            </w:pPr>
+            <w:r>
+              <w:rPr>
+                <w:rFonts w:ascii="Times New Roman" w:eastAsia="Times New Roman" w:hAnsi="Times New Roman" w:cs="Times New Roman"/>
+                <w:kern w:val="0"/>
+                <w:sz w:val="24"/>
+                <w:szCs w:val="24"/>
+                <w:lang w:val="en-GB" w:eastAsia="en-GB" w:bidi="ar-SA"/>
+                <w14:ligatures w14:val="none"/>
+              </w:rPr>
+              <w:t>Operational</w:t>
+            </w:r>
+          </w:p>
+        </w:tc>
+      </w:tr>
+      <w:tr>
+        <w:tc>
+          <w:tcPr>
+            <w:cnfStyle w:val="001000000000" w:firstRow="0" w:lastRow="0" w:firstColumn="1" w:lastColumn="0" w:oddVBand="0" w:evenVBand="0" w:oddHBand="0" w:evenHBand="0" w:firstRowFirstColumn="0" w:firstRowLastColumn="0" w:lastRowFirstColumn="0" w:lastRowLastColumn="0"/>
+            <w:tcW w:w="0" w:type="auto"/>
+            <w:hideMark/>
+          </w:tcPr>
+          <w:p>
+            <w:pPr>
+              <w:rPr>
+                <w:rFonts w:ascii="Times New Roman" w:eastAsia="Times New Roman" w:hAnsi="Times New Roman" w:cs="Times New Roman"/>
+                <w:kern w:val="0"/>
+                <w:sz w:val="24"/>
+                <w:szCs w:val="24"/>
+                <w:lang w:val="en-GB" w:eastAsia="en-GB" w:bidi="ar-SA"/>
+                <w14:ligatures w14:val="none"/>
+              </w:rPr>
+            </w:pPr>
+            <w:r>
+              <w:rPr>
+                <w:rFonts w:ascii="Times New Roman" w:eastAsia="Times New Roman" w:hAnsi="Times New Roman" w:cs="Times New Roman"/>
+                <w:kern w:val="0"/>
+                <w:sz w:val="24"/>
+                <w:szCs w:val="24"/>
+                <w:lang w:val="en-GB" w:eastAsia="en-GB" w:bidi="ar-SA"/>
+                <w14:ligatures w14:val="none"/>
+              </w:rPr>
+              <w:t>Data Stewards (per function)</w:t>
+            </w:r>
+          </w:p>
+        </w:tc>
+        <w:tc>
+          <w:tcPr>
+            <w:tcW w:w="0" w:type="auto"/>
+            <w:hideMark/>
+          </w:tcPr>
+          <w:p>
+            <w:pPr>
+              <w:cnfStyle w:val="000000000000" w:firstRow="0" w:lastRow="0" w:firstColumn="0" w:lastColumn="0" w:oddVBand="0" w:evenVBand="0" w:oddHBand="0" w:evenHBand="0" w:firstRowFirstColumn="0" w:firstRowLastColumn="0" w:lastRowFirstColumn="0" w:lastRowLastColumn="0"/>
+              <w:rPr>
+                <w:rFonts w:ascii="Times New Roman" w:eastAsia="Times New Roman" w:hAnsi="Times New Roman" w:cs="Times New Roman"/>
+                <w:kern w:val="0"/>
+                <w:sz w:val="24"/>
+                <w:szCs w:val="24"/>
+                <w:lang w:val="en-GB" w:eastAsia="en-GB" w:bidi="ar-SA"/>
+                <w14:ligatures w14:val="none"/>
+              </w:rPr>
+            </w:pPr>
+            <w:r>
+              <w:rPr>
+                <w:rFonts w:ascii="Times New Roman" w:eastAsia="Times New Roman" w:hAnsi="Times New Roman" w:cs="Times New Roman"/>
+                <w:kern w:val="0"/>
+                <w:sz w:val="24"/>
+                <w:szCs w:val="24"/>
+                <w:lang w:val="en-GB" w:eastAsia="en-GB" w:bidi="ar-SA"/>
+                <w14:ligatures w14:val="none"/>
+              </w:rPr>
+              <w:t>Maintain data quality &amp; validation</w:t>
+            </w:r>
+          </w:p>
+        </w:tc>
+        <w:tc>
+          <w:tcPr>
+            <w:tcW w:w="0" w:type="auto"/>
+            <w:hideMark/>
+          </w:tcPr>
+          <w:p>
+            <w:pPr>
+              <w:cnfStyle w:val="000000000000" w:firstRow="0" w:lastRow="0" w:firstColumn="0" w:lastColumn="0" w:oddVBand="0" w:evenVBand="0" w:oddHBand="0" w:evenHBand="0" w:firstRowFirstColumn="0" w:firstRowLastColumn="0" w:lastRowFirstColumn="0" w:lastRowLastColumn="0"/>
+              <w:rPr>
+                <w:rFonts w:ascii="Times New Roman" w:eastAsia="Times New Roman" w:hAnsi="Times New Roman" w:cs="Times New Roman"/>
+                <w:kern w:val="0"/>
+                <w:sz w:val="24"/>
+                <w:szCs w:val="24"/>
+                <w:lang w:val="en-GB" w:eastAsia="en-GB" w:bidi="ar-SA"/>
+                <w14:ligatures w14:val="none"/>
+              </w:rPr>
+            </w:pPr>
+            <w:r>
+              <w:rPr>
+                <w:rFonts w:ascii="Times New Roman" w:eastAsia="Times New Roman" w:hAnsi="Times New Roman" w:cs="Times New Roman"/>
+                <w:kern w:val="0"/>
+                <w:sz w:val="24"/>
+                <w:szCs w:val="24"/>
+                <w:lang w:val="en-GB" w:eastAsia="en-GB" w:bidi="ar-SA"/>
+                <w14:ligatures w14:val="none"/>
+              </w:rPr>
+              <w:t>Functional</w:t>
             </w:r>
           </w:p>
         </w:tc>
       </w:tr>
       <w:tr>
         <w:trPr>
-          <w:tblCellSpacing w:w="15" w:type="dxa"/>
+          <w:cnfStyle w:val="000000100000" w:firstRow="0" w:lastRow="0" w:firstColumn="0" w:lastColumn="0" w:oddVBand="0" w:evenVBand="0" w:oddHBand="1" w:evenHBand="0" w:firstRowFirstColumn="0" w:firstRowLastColumn="0" w:lastRowFirstColumn="0" w:lastRowLastColumn="0"/>
         </w:trPr>
         <w:tc>
           <w:tcPr>
-            <w:tcW w:w="0" w:type="auto"/>
-            <w:vAlign w:val="center"/>
-            <w:hideMark/>
-          </w:tcPr>
-          <w:p>
-            <w:pPr>
-              <w:spacing w:after="0" w:line="240" w:lineRule="auto"/>
-              <w:rPr>
-                <w:rFonts w:ascii="Times New Roman" w:eastAsia="Times New Roman" w:hAnsi="Times New Roman" w:cs="Times New Roman"/>
-                <w:kern w:val="0"/>
-                <w:sz w:val="24"/>
-                <w:szCs w:val="24"/>
-                <w:lang w:val="en-GB" w:eastAsia="en-GB" w:bidi="ar-SA"/>
-                <w14:ligatures w14:val="none"/>
-              </w:rPr>
-            </w:pPr>
-            <w:r>
-              <w:rPr>
-                <w:rFonts w:ascii="Times New Roman" w:eastAsia="Times New Roman" w:hAnsi="Times New Roman" w:cs="Times New Roman"/>
-                <w:kern w:val="0"/>
-                <w:sz w:val="24"/>
-                <w:szCs w:val="24"/>
-                <w:lang w:val="en-GB" w:eastAsia="en-GB" w:bidi="ar-SA"/>
-                <w14:ligatures w14:val="none"/>
-              </w:rPr>
-              <w:t>CIO / Digital Lead</w:t>
-            </w:r>
-          </w:p>
-        </w:tc>
-        <w:tc>
-          <w:tcPr>
-            <w:tcW w:w="0" w:type="auto"/>
-            <w:vAlign w:val="center"/>
-            <w:hideMark/>
-          </w:tcPr>
-          <w:p>
-            <w:pPr>
-              <w:spacing w:after="0" w:line="240" w:lineRule="auto"/>
-              <w:rPr>
-                <w:rFonts w:ascii="Times New Roman" w:eastAsia="Times New Roman" w:hAnsi="Times New Roman" w:cs="Times New Roman"/>
-                <w:kern w:val="0"/>
-                <w:sz w:val="24"/>
-                <w:szCs w:val="24"/>
-                <w:lang w:val="en-GB" w:eastAsia="en-GB" w:bidi="ar-SA"/>
-                <w14:ligatures w14:val="none"/>
-              </w:rPr>
-            </w:pPr>
-            <w:r>
-              <w:rPr>
-                <w:rFonts w:ascii="Times New Roman" w:eastAsia="Times New Roman" w:hAnsi="Times New Roman" w:cs="Times New Roman"/>
-                <w:kern w:val="0"/>
-                <w:sz w:val="24"/>
-                <w:szCs w:val="24"/>
-                <w:lang w:val="en-GB" w:eastAsia="en-GB" w:bidi="ar-SA"/>
-                <w14:ligatures w14:val="none"/>
-              </w:rPr>
-              <w:t>Data governance owner</w:t>
-            </w:r>
-          </w:p>
-        </w:tc>
-        <w:tc>
-          <w:tcPr>
-            <w:tcW w:w="0" w:type="auto"/>
-            <w:vAlign w:val="center"/>
-            <w:hideMark/>
-          </w:tcPr>
-          <w:p>
-            <w:pPr>
-              <w:spacing w:after="0" w:line="240" w:lineRule="auto"/>
-              <w:rPr>
-                <w:rFonts w:ascii="Times New Roman" w:eastAsia="Times New Roman" w:hAnsi="Times New Roman" w:cs="Times New Roman"/>
-                <w:kern w:val="0"/>
-                <w:sz w:val="24"/>
-                <w:szCs w:val="24"/>
-                <w:lang w:val="en-GB" w:eastAsia="en-GB" w:bidi="ar-SA"/>
-                <w14:ligatures w14:val="none"/>
-              </w:rPr>
-            </w:pPr>
-            <w:r>
-              <w:rPr>
-                <w:rFonts w:ascii="Times New Roman" w:eastAsia="Times New Roman" w:hAnsi="Times New Roman" w:cs="Times New Roman"/>
-                <w:kern w:val="0"/>
-                <w:sz w:val="24"/>
-                <w:szCs w:val="24"/>
-                <w:lang w:val="en-GB" w:eastAsia="en-GB" w:bidi="ar-SA"/>
-                <w14:ligatures w14:val="none"/>
-              </w:rPr>
-              <w:t>Operational</w:t>
-            </w:r>
-          </w:p>
-        </w:tc>
-      </w:tr>
-      <w:tr>
-        <w:trPr>
-          <w:tblCellSpacing w:w="15" w:type="dxa"/>
-        </w:trPr>
-        <w:tc>
-          <w:tcPr>
-            <w:tcW w:w="0" w:type="auto"/>
-            <w:vAlign w:val="center"/>
-            <w:hideMark/>
-          </w:tcPr>
-          <w:p>
-            <w:pPr>
-              <w:spacing w:after="0" w:line="240" w:lineRule="auto"/>
-              <w:rPr>
-                <w:rFonts w:ascii="Times New Roman" w:eastAsia="Times New Roman" w:hAnsi="Times New Roman" w:cs="Times New Roman"/>
-                <w:kern w:val="0"/>
-                <w:sz w:val="24"/>
-                <w:szCs w:val="24"/>
-                <w:lang w:val="en-GB" w:eastAsia="en-GB" w:bidi="ar-SA"/>
-                <w14:ligatures w14:val="none"/>
-              </w:rPr>
-            </w:pPr>
-            <w:r>
-              <w:rPr>
-                <w:rFonts w:ascii="Times New Roman" w:eastAsia="Times New Roman" w:hAnsi="Times New Roman" w:cs="Times New Roman"/>
-                <w:kern w:val="0"/>
-                <w:sz w:val="24"/>
-                <w:szCs w:val="24"/>
-                <w:lang w:val="en-GB" w:eastAsia="en-GB" w:bidi="ar-SA"/>
-                <w14:ligatures w14:val="none"/>
-              </w:rPr>
-              <w:t>Data Stewards (per function)</w:t>
-            </w:r>
-          </w:p>
-        </w:tc>
-        <w:tc>
-          <w:tcPr>
-            <w:tcW w:w="0" w:type="auto"/>
-            <w:vAlign w:val="center"/>
-            <w:hideMark/>
-          </w:tcPr>
-          <w:p>
-            <w:pPr>
-              <w:spacing w:after="0" w:line="240" w:lineRule="auto"/>
-              <w:rPr>
-                <w:rFonts w:ascii="Times New Roman" w:eastAsia="Times New Roman" w:hAnsi="Times New Roman" w:cs="Times New Roman"/>
-                <w:kern w:val="0"/>
-                <w:sz w:val="24"/>
-                <w:szCs w:val="24"/>
-                <w:lang w:val="en-GB" w:eastAsia="en-GB" w:bidi="ar-SA"/>
-                <w14:ligatures w14:val="none"/>
-              </w:rPr>
-            </w:pPr>
-            <w:r>
-              <w:rPr>
-                <w:rFonts w:ascii="Times New Roman" w:eastAsia="Times New Roman" w:hAnsi="Times New Roman" w:cs="Times New Roman"/>
-                <w:kern w:val="0"/>
-                <w:sz w:val="24"/>
-                <w:szCs w:val="24"/>
-                <w:lang w:val="en-GB" w:eastAsia="en-GB" w:bidi="ar-SA"/>
-                <w14:ligatures w14:val="none"/>
-              </w:rPr>
-              <w:t>Maintain data quality &amp; validation</w:t>
-            </w:r>
-          </w:p>
-        </w:tc>
-        <w:tc>
-          <w:tcPr>
-            <w:tcW w:w="0" w:type="auto"/>
-            <w:vAlign w:val="center"/>
-            <w:hideMark/>
-          </w:tcPr>
-          <w:p>
-            <w:pPr>
-              <w:spacing w:after="0" w:line="240" w:lineRule="auto"/>
-              <w:rPr>
-                <w:rFonts w:ascii="Times New Roman" w:eastAsia="Times New Roman" w:hAnsi="Times New Roman" w:cs="Times New Roman"/>
-                <w:kern w:val="0"/>
-                <w:sz w:val="24"/>
-                <w:szCs w:val="24"/>
-                <w:lang w:val="en-GB" w:eastAsia="en-GB" w:bidi="ar-SA"/>
-                <w14:ligatures w14:val="none"/>
-              </w:rPr>
-            </w:pPr>
-            <w:r>
-              <w:rPr>
-                <w:rFonts w:ascii="Times New Roman" w:eastAsia="Times New Roman" w:hAnsi="Times New Roman" w:cs="Times New Roman"/>
-                <w:kern w:val="0"/>
-                <w:sz w:val="24"/>
-                <w:szCs w:val="24"/>
-                <w:lang w:val="en-GB" w:eastAsia="en-GB" w:bidi="ar-SA"/>
-                <w14:ligatures w14:val="none"/>
-              </w:rPr>
-              <w:t>Functional</w:t>
-            </w:r>
-          </w:p>
-        </w:tc>
-      </w:tr>
-      <w:tr>
-        <w:trPr>
-          <w:tblCellSpacing w:w="15" w:type="dxa"/>
-        </w:trPr>
-        <w:tc>
-          <w:tcPr>
-            <w:tcW w:w="0" w:type="auto"/>
-            <w:vAlign w:val="center"/>
-            <w:hideMark/>
-          </w:tcPr>
-          <w:p>
-            <w:pPr>
-              <w:spacing w:after="0" w:line="240" w:lineRule="auto"/>
+            <w:cnfStyle w:val="001000000000" w:firstRow="0" w:lastRow="0" w:firstColumn="1" w:lastColumn="0" w:oddVBand="0" w:evenVBand="0" w:oddHBand="0" w:evenHBand="0" w:firstRowFirstColumn="0" w:firstRowLastColumn="0" w:lastRowFirstColumn="0" w:lastRowLastColumn="0"/>
+            <w:tcW w:w="0" w:type="auto"/>
+            <w:hideMark/>
+          </w:tcPr>
+          <w:p>
+            <w:pPr>
               <w:rPr>
                 <w:rFonts w:ascii="Times New Roman" w:eastAsia="Times New Roman" w:hAnsi="Times New Roman" w:cs="Times New Roman"/>
                 <w:kern w:val="0"/>
@@ -812,12 +3755,11 @@
         <w:tc>
           <w:tcPr>
             <w:tcW w:w="0" w:type="auto"/>
-            <w:vAlign w:val="center"/>
-            <w:hideMark/>
-          </w:tcPr>
-          <w:p>
-            <w:pPr>
-              <w:spacing w:after="0" w:line="240" w:lineRule="auto"/>
+            <w:hideMark/>
+          </w:tcPr>
+          <w:p>
+            <w:pPr>
+              <w:cnfStyle w:val="000000100000" w:firstRow="0" w:lastRow="0" w:firstColumn="0" w:lastColumn="0" w:oddVBand="0" w:evenVBand="0" w:oddHBand="1" w:evenHBand="0" w:firstRowFirstColumn="0" w:firstRowLastColumn="0" w:lastRowFirstColumn="0" w:lastRowLastColumn="0"/>
               <w:rPr>
                 <w:rFonts w:ascii="Times New Roman" w:eastAsia="Times New Roman" w:hAnsi="Times New Roman" w:cs="Times New Roman"/>
                 <w:kern w:val="0"/>
@@ -843,12 +3785,11 @@
         <w:tc>
           <w:tcPr>
             <w:tcW w:w="0" w:type="auto"/>
-            <w:vAlign w:val="center"/>
-            <w:hideMark/>
-          </w:tcPr>
-          <w:p>
-            <w:pPr>
-              <w:spacing w:after="0" w:line="240" w:lineRule="auto"/>
+            <w:hideMark/>
+          </w:tcPr>
+          <w:p>
+            <w:pPr>
+              <w:cnfStyle w:val="000000100000" w:firstRow="0" w:lastRow="0" w:firstColumn="0" w:lastColumn="0" w:oddVBand="0" w:evenVBand="0" w:oddHBand="1" w:evenHBand="0" w:firstRowFirstColumn="0" w:firstRowLastColumn="0" w:lastRowFirstColumn="0" w:lastRowLastColumn="0"/>
               <w:rPr>
                 <w:rFonts w:ascii="Times New Roman" w:eastAsia="Times New Roman" w:hAnsi="Times New Roman" w:cs="Times New Roman"/>
                 <w:kern w:val="0"/>
@@ -914,6 +3855,7 @@
           <w14:ligatures w14:val="none"/>
         </w:rPr>
       </w:pPr>
+      <w:bookmarkStart w:id="4" w:name="_Toc224153907"/>
       <w:r>
         <w:rPr>
           <w:rFonts w:ascii="Times New Roman" w:eastAsia="Times New Roman" w:hAnsi="Times New Roman" w:cs="Times New Roman"/>
@@ -927,55 +3869,47 @@
         </w:rPr>
         <w:t>08.1.2 Master Data Domains (RAM Context)</w:t>
       </w:r>
+      <w:bookmarkEnd w:id="4"/>
     </w:p>
     <w:tbl>
       <w:tblPr>
+        <w:tblStyle w:val="PlainTable1"/>
         <w:tblW w:w="0" w:type="auto"/>
-        <w:tblCellSpacing w:w="15" w:type="dxa"/>
-        <w:tblCellMar>
-          <w:top w:w="15" w:type="dxa"/>
-          <w:left w:w="15" w:type="dxa"/>
-          <w:bottom w:w="15" w:type="dxa"/>
-          <w:right w:w="15" w:type="dxa"/>
-        </w:tblCellMar>
         <w:tblLook w:val="04A0" w:firstRow="1" w:lastRow="0" w:firstColumn="1" w:lastColumn="0" w:noHBand="0" w:noVBand="1"/>
       </w:tblPr>
       <w:tblGrid>
-        <w:gridCol w:w="855"/>
-        <w:gridCol w:w="2867"/>
-        <w:gridCol w:w="3887"/>
+        <w:gridCol w:w="996"/>
+        <w:gridCol w:w="3023"/>
+        <w:gridCol w:w="4028"/>
       </w:tblGrid>
       <w:tr>
         <w:trPr>
-          <w:tblHeader/>
-          <w:tblCellSpacing w:w="15" w:type="dxa"/>
+          <w:cnfStyle w:val="100000000000" w:firstRow="1" w:lastRow="0" w:firstColumn="0" w:lastColumn="0" w:oddVBand="0" w:evenVBand="0" w:oddHBand="0" w:evenHBand="0" w:firstRowFirstColumn="0" w:firstRowLastColumn="0" w:lastRowFirstColumn="0" w:lastRowLastColumn="0"/>
         </w:trPr>
         <w:tc>
           <w:tcPr>
-            <w:tcW w:w="0" w:type="auto"/>
-            <w:vAlign w:val="center"/>
-            <w:hideMark/>
-          </w:tcPr>
-          <w:p>
-            <w:pPr>
-              <w:spacing w:after="0" w:line="240" w:lineRule="auto"/>
+            <w:cnfStyle w:val="001000000000" w:firstRow="0" w:lastRow="0" w:firstColumn="1" w:lastColumn="0" w:oddVBand="0" w:evenVBand="0" w:oddHBand="0" w:evenHBand="0" w:firstRowFirstColumn="0" w:firstRowLastColumn="0" w:lastRowFirstColumn="0" w:lastRowLastColumn="0"/>
+            <w:tcW w:w="0" w:type="auto"/>
+            <w:shd w:val="clear" w:color="auto" w:fill="0E2841" w:themeFill="text2"/>
+            <w:hideMark/>
+          </w:tcPr>
+          <w:p>
+            <w:pPr>
               <w:jc w:val="center"/>
               <w:rPr>
                 <w:rFonts w:ascii="Times New Roman" w:eastAsia="Times New Roman" w:hAnsi="Times New Roman" w:cs="Times New Roman"/>
-                <w:b/>
-                <w:bCs/>
-                <w:kern w:val="0"/>
-                <w:sz w:val="24"/>
-                <w:szCs w:val="24"/>
-                <w:lang w:val="en-GB" w:eastAsia="en-GB" w:bidi="ar-SA"/>
-                <w14:ligatures w14:val="none"/>
-              </w:rPr>
-            </w:pPr>
-            <w:r>
-              <w:rPr>
-                <w:rFonts w:ascii="Times New Roman" w:eastAsia="Times New Roman" w:hAnsi="Times New Roman" w:cs="Times New Roman"/>
-                <w:b/>
-                <w:bCs/>
+                <w:b w:val="0"/>
+                <w:bCs w:val="0"/>
+                <w:kern w:val="0"/>
+                <w:sz w:val="24"/>
+                <w:szCs w:val="24"/>
+                <w:lang w:val="en-GB" w:eastAsia="en-GB" w:bidi="ar-SA"/>
+                <w14:ligatures w14:val="none"/>
+              </w:rPr>
+            </w:pPr>
+            <w:r>
+              <w:rPr>
+                <w:rFonts w:ascii="Times New Roman" w:eastAsia="Times New Roman" w:hAnsi="Times New Roman" w:cs="Times New Roman"/>
                 <w:kern w:val="0"/>
                 <w:sz w:val="24"/>
                 <w:szCs w:val="24"/>
@@ -989,29 +3923,27 @@
         <w:tc>
           <w:tcPr>
             <w:tcW w:w="0" w:type="auto"/>
-            <w:vAlign w:val="center"/>
-            <w:hideMark/>
-          </w:tcPr>
-          <w:p>
-            <w:pPr>
-              <w:spacing w:after="0" w:line="240" w:lineRule="auto"/>
+            <w:shd w:val="clear" w:color="auto" w:fill="0E2841" w:themeFill="text2"/>
+            <w:hideMark/>
+          </w:tcPr>
+          <w:p>
+            <w:pPr>
               <w:jc w:val="center"/>
-              <w:rPr>
-                <w:rFonts w:ascii="Times New Roman" w:eastAsia="Times New Roman" w:hAnsi="Times New Roman" w:cs="Times New Roman"/>
-                <w:b/>
-                <w:bCs/>
-                <w:kern w:val="0"/>
-                <w:sz w:val="24"/>
-                <w:szCs w:val="24"/>
-                <w:lang w:val="en-GB" w:eastAsia="en-GB" w:bidi="ar-SA"/>
-                <w14:ligatures w14:val="none"/>
-              </w:rPr>
-            </w:pPr>
-            <w:r>
-              <w:rPr>
-                <w:rFonts w:ascii="Times New Roman" w:eastAsia="Times New Roman" w:hAnsi="Times New Roman" w:cs="Times New Roman"/>
-                <w:b/>
-                <w:bCs/>
+              <w:cnfStyle w:val="100000000000" w:firstRow="1" w:lastRow="0" w:firstColumn="0" w:lastColumn="0" w:oddVBand="0" w:evenVBand="0" w:oddHBand="0" w:evenHBand="0" w:firstRowFirstColumn="0" w:firstRowLastColumn="0" w:lastRowFirstColumn="0" w:lastRowLastColumn="0"/>
+              <w:rPr>
+                <w:rFonts w:ascii="Times New Roman" w:eastAsia="Times New Roman" w:hAnsi="Times New Roman" w:cs="Times New Roman"/>
+                <w:b w:val="0"/>
+                <w:bCs w:val="0"/>
+                <w:kern w:val="0"/>
+                <w:sz w:val="24"/>
+                <w:szCs w:val="24"/>
+                <w:lang w:val="en-GB" w:eastAsia="en-GB" w:bidi="ar-SA"/>
+                <w14:ligatures w14:val="none"/>
+              </w:rPr>
+            </w:pPr>
+            <w:r>
+              <w:rPr>
+                <w:rFonts w:ascii="Times New Roman" w:eastAsia="Times New Roman" w:hAnsi="Times New Roman" w:cs="Times New Roman"/>
                 <w:kern w:val="0"/>
                 <w:sz w:val="24"/>
                 <w:szCs w:val="24"/>
@@ -1025,29 +3957,27 @@
         <w:tc>
           <w:tcPr>
             <w:tcW w:w="0" w:type="auto"/>
-            <w:vAlign w:val="center"/>
-            <w:hideMark/>
-          </w:tcPr>
-          <w:p>
-            <w:pPr>
-              <w:spacing w:after="0" w:line="240" w:lineRule="auto"/>
+            <w:shd w:val="clear" w:color="auto" w:fill="0E2841" w:themeFill="text2"/>
+            <w:hideMark/>
+          </w:tcPr>
+          <w:p>
+            <w:pPr>
               <w:jc w:val="center"/>
-              <w:rPr>
-                <w:rFonts w:ascii="Times New Roman" w:eastAsia="Times New Roman" w:hAnsi="Times New Roman" w:cs="Times New Roman"/>
-                <w:b/>
-                <w:bCs/>
-                <w:kern w:val="0"/>
-                <w:sz w:val="24"/>
-                <w:szCs w:val="24"/>
-                <w:lang w:val="en-GB" w:eastAsia="en-GB" w:bidi="ar-SA"/>
-                <w14:ligatures w14:val="none"/>
-              </w:rPr>
-            </w:pPr>
-            <w:r>
-              <w:rPr>
-                <w:rFonts w:ascii="Times New Roman" w:eastAsia="Times New Roman" w:hAnsi="Times New Roman" w:cs="Times New Roman"/>
-                <w:b/>
-                <w:bCs/>
+              <w:cnfStyle w:val="100000000000" w:firstRow="1" w:lastRow="0" w:firstColumn="0" w:lastColumn="0" w:oddVBand="0" w:evenVBand="0" w:oddHBand="0" w:evenHBand="0" w:firstRowFirstColumn="0" w:firstRowLastColumn="0" w:lastRowFirstColumn="0" w:lastRowLastColumn="0"/>
+              <w:rPr>
+                <w:rFonts w:ascii="Times New Roman" w:eastAsia="Times New Roman" w:hAnsi="Times New Roman" w:cs="Times New Roman"/>
+                <w:b w:val="0"/>
+                <w:bCs w:val="0"/>
+                <w:kern w:val="0"/>
+                <w:sz w:val="24"/>
+                <w:szCs w:val="24"/>
+                <w:lang w:val="en-GB" w:eastAsia="en-GB" w:bidi="ar-SA"/>
+                <w14:ligatures w14:val="none"/>
+              </w:rPr>
+            </w:pPr>
+            <w:r>
+              <w:rPr>
+                <w:rFonts w:ascii="Times New Roman" w:eastAsia="Times New Roman" w:hAnsi="Times New Roman" w:cs="Times New Roman"/>
                 <w:kern w:val="0"/>
                 <w:sz w:val="24"/>
                 <w:szCs w:val="24"/>
@@ -1061,17 +3991,16 @@
       </w:tr>
       <w:tr>
         <w:trPr>
-          <w:tblCellSpacing w:w="15" w:type="dxa"/>
+          <w:cnfStyle w:val="000000100000" w:firstRow="0" w:lastRow="0" w:firstColumn="0" w:lastColumn="0" w:oddVBand="0" w:evenVBand="0" w:oddHBand="1" w:evenHBand="0" w:firstRowFirstColumn="0" w:firstRowLastColumn="0" w:lastRowFirstColumn="0" w:lastRowLastColumn="0"/>
         </w:trPr>
         <w:tc>
           <w:tcPr>
-            <w:tcW w:w="0" w:type="auto"/>
-            <w:vAlign w:val="center"/>
-            <w:hideMark/>
-          </w:tcPr>
-          <w:p>
-            <w:pPr>
-              <w:spacing w:after="0" w:line="240" w:lineRule="auto"/>
+            <w:cnfStyle w:val="001000000000" w:firstRow="0" w:lastRow="0" w:firstColumn="1" w:lastColumn="0" w:oddVBand="0" w:evenVBand="0" w:oddHBand="0" w:evenHBand="0" w:firstRowFirstColumn="0" w:firstRowLastColumn="0" w:lastRowFirstColumn="0" w:lastRowLastColumn="0"/>
+            <w:tcW w:w="0" w:type="auto"/>
+            <w:hideMark/>
+          </w:tcPr>
+          <w:p>
+            <w:pPr>
               <w:rPr>
                 <w:rFonts w:ascii="Times New Roman" w:eastAsia="Times New Roman" w:hAnsi="Times New Roman" w:cs="Times New Roman"/>
                 <w:kern w:val="0"/>
@@ -1097,12 +4026,11 @@
         <w:tc>
           <w:tcPr>
             <w:tcW w:w="0" w:type="auto"/>
-            <w:vAlign w:val="center"/>
-            <w:hideMark/>
-          </w:tcPr>
-          <w:p>
-            <w:pPr>
-              <w:spacing w:after="0" w:line="240" w:lineRule="auto"/>
+            <w:hideMark/>
+          </w:tcPr>
+          <w:p>
+            <w:pPr>
+              <w:cnfStyle w:val="000000100000" w:firstRow="0" w:lastRow="0" w:firstColumn="0" w:lastColumn="0" w:oddVBand="0" w:evenVBand="0" w:oddHBand="1" w:evenHBand="0" w:firstRowFirstColumn="0" w:firstRowLastColumn="0" w:lastRowFirstColumn="0" w:lastRowLastColumn="0"/>
               <w:rPr>
                 <w:rFonts w:ascii="Times New Roman" w:eastAsia="Times New Roman" w:hAnsi="Times New Roman" w:cs="Times New Roman"/>
                 <w:kern w:val="0"/>
@@ -1128,12 +4056,11 @@
         <w:tc>
           <w:tcPr>
             <w:tcW w:w="0" w:type="auto"/>
-            <w:vAlign w:val="center"/>
-            <w:hideMark/>
-          </w:tcPr>
-          <w:p>
-            <w:pPr>
-              <w:spacing w:after="0" w:line="240" w:lineRule="auto"/>
+            <w:hideMark/>
+          </w:tcPr>
+          <w:p>
+            <w:pPr>
+              <w:cnfStyle w:val="000000100000" w:firstRow="0" w:lastRow="0" w:firstColumn="0" w:lastColumn="0" w:oddVBand="0" w:evenVBand="0" w:oddHBand="1" w:evenHBand="0" w:firstRowFirstColumn="0" w:firstRowLastColumn="0" w:lastRowFirstColumn="0" w:lastRowLastColumn="0"/>
               <w:rPr>
                 <w:rFonts w:ascii="Times New Roman" w:eastAsia="Times New Roman" w:hAnsi="Times New Roman" w:cs="Times New Roman"/>
                 <w:kern w:val="0"/>
@@ -1153,624 +4080,580 @@
                 <w14:ligatures w14:val="none"/>
               </w:rPr>
               <w:t>Assets, units, buildings, locations</w:t>
+            </w:r>
+          </w:p>
+        </w:tc>
+      </w:tr>
+      <w:tr>
+        <w:tc>
+          <w:tcPr>
+            <w:cnfStyle w:val="001000000000" w:firstRow="0" w:lastRow="0" w:firstColumn="1" w:lastColumn="0" w:oddVBand="0" w:evenVBand="0" w:oddHBand="0" w:evenHBand="0" w:firstRowFirstColumn="0" w:firstRowLastColumn="0" w:lastRowFirstColumn="0" w:lastRowLastColumn="0"/>
+            <w:tcW w:w="0" w:type="auto"/>
+            <w:hideMark/>
+          </w:tcPr>
+          <w:p>
+            <w:pPr>
+              <w:rPr>
+                <w:rFonts w:ascii="Times New Roman" w:eastAsia="Times New Roman" w:hAnsi="Times New Roman" w:cs="Times New Roman"/>
+                <w:kern w:val="0"/>
+                <w:sz w:val="24"/>
+                <w:szCs w:val="24"/>
+                <w:lang w:val="en-GB" w:eastAsia="en-GB" w:bidi="ar-SA"/>
+                <w14:ligatures w14:val="none"/>
+              </w:rPr>
+            </w:pPr>
+            <w:r>
+              <w:rPr>
+                <w:rFonts w:ascii="Times New Roman" w:eastAsia="Times New Roman" w:hAnsi="Times New Roman" w:cs="Times New Roman"/>
+                <w:kern w:val="0"/>
+                <w:sz w:val="24"/>
+                <w:szCs w:val="24"/>
+                <w:lang w:val="en-GB" w:eastAsia="en-GB" w:bidi="ar-SA"/>
+                <w14:ligatures w14:val="none"/>
+              </w:rPr>
+              <w:t>08.1.2.2</w:t>
+            </w:r>
+          </w:p>
+        </w:tc>
+        <w:tc>
+          <w:tcPr>
+            <w:tcW w:w="0" w:type="auto"/>
+            <w:hideMark/>
+          </w:tcPr>
+          <w:p>
+            <w:pPr>
+              <w:cnfStyle w:val="000000000000" w:firstRow="0" w:lastRow="0" w:firstColumn="0" w:lastColumn="0" w:oddVBand="0" w:evenVBand="0" w:oddHBand="0" w:evenHBand="0" w:firstRowFirstColumn="0" w:firstRowLastColumn="0" w:lastRowFirstColumn="0" w:lastRowLastColumn="0"/>
+              <w:rPr>
+                <w:rFonts w:ascii="Times New Roman" w:eastAsia="Times New Roman" w:hAnsi="Times New Roman" w:cs="Times New Roman"/>
+                <w:kern w:val="0"/>
+                <w:sz w:val="24"/>
+                <w:szCs w:val="24"/>
+                <w:lang w:val="en-GB" w:eastAsia="en-GB" w:bidi="ar-SA"/>
+                <w14:ligatures w14:val="none"/>
+              </w:rPr>
+            </w:pPr>
+            <w:r>
+              <w:rPr>
+                <w:rFonts w:ascii="Times New Roman" w:eastAsia="Times New Roman" w:hAnsi="Times New Roman" w:cs="Times New Roman"/>
+                <w:kern w:val="0"/>
+                <w:sz w:val="24"/>
+                <w:szCs w:val="24"/>
+                <w:lang w:val="en-GB" w:eastAsia="en-GB" w:bidi="ar-SA"/>
+                <w14:ligatures w14:val="none"/>
+              </w:rPr>
+              <w:t>Tenant Master</w:t>
+            </w:r>
+          </w:p>
+        </w:tc>
+        <w:tc>
+          <w:tcPr>
+            <w:tcW w:w="0" w:type="auto"/>
+            <w:hideMark/>
+          </w:tcPr>
+          <w:p>
+            <w:pPr>
+              <w:cnfStyle w:val="000000000000" w:firstRow="0" w:lastRow="0" w:firstColumn="0" w:lastColumn="0" w:oddVBand="0" w:evenVBand="0" w:oddHBand="0" w:evenHBand="0" w:firstRowFirstColumn="0" w:firstRowLastColumn="0" w:lastRowFirstColumn="0" w:lastRowLastColumn="0"/>
+              <w:rPr>
+                <w:rFonts w:ascii="Times New Roman" w:eastAsia="Times New Roman" w:hAnsi="Times New Roman" w:cs="Times New Roman"/>
+                <w:kern w:val="0"/>
+                <w:sz w:val="24"/>
+                <w:szCs w:val="24"/>
+                <w:lang w:val="en-GB" w:eastAsia="en-GB" w:bidi="ar-SA"/>
+                <w14:ligatures w14:val="none"/>
+              </w:rPr>
+            </w:pPr>
+            <w:r>
+              <w:rPr>
+                <w:rFonts w:ascii="Times New Roman" w:eastAsia="Times New Roman" w:hAnsi="Times New Roman" w:cs="Times New Roman"/>
+                <w:kern w:val="0"/>
+                <w:sz w:val="24"/>
+                <w:szCs w:val="24"/>
+                <w:lang w:val="en-GB" w:eastAsia="en-GB" w:bidi="ar-SA"/>
+                <w14:ligatures w14:val="none"/>
+              </w:rPr>
+              <w:t>Tenant profiles, contracts, credit profile</w:t>
             </w:r>
           </w:p>
         </w:tc>
       </w:tr>
       <w:tr>
         <w:trPr>
-          <w:tblCellSpacing w:w="15" w:type="dxa"/>
+          <w:cnfStyle w:val="000000100000" w:firstRow="0" w:lastRow="0" w:firstColumn="0" w:lastColumn="0" w:oddVBand="0" w:evenVBand="0" w:oddHBand="1" w:evenHBand="0" w:firstRowFirstColumn="0" w:firstRowLastColumn="0" w:lastRowFirstColumn="0" w:lastRowLastColumn="0"/>
         </w:trPr>
         <w:tc>
           <w:tcPr>
-            <w:tcW w:w="0" w:type="auto"/>
-            <w:vAlign w:val="center"/>
-            <w:hideMark/>
-          </w:tcPr>
-          <w:p>
-            <w:pPr>
-              <w:spacing w:after="0" w:line="240" w:lineRule="auto"/>
-              <w:rPr>
-                <w:rFonts w:ascii="Times New Roman" w:eastAsia="Times New Roman" w:hAnsi="Times New Roman" w:cs="Times New Roman"/>
-                <w:kern w:val="0"/>
-                <w:sz w:val="24"/>
-                <w:szCs w:val="24"/>
-                <w:lang w:val="en-GB" w:eastAsia="en-GB" w:bidi="ar-SA"/>
-                <w14:ligatures w14:val="none"/>
-              </w:rPr>
-            </w:pPr>
-            <w:r>
-              <w:rPr>
-                <w:rFonts w:ascii="Times New Roman" w:eastAsia="Times New Roman" w:hAnsi="Times New Roman" w:cs="Times New Roman"/>
-                <w:kern w:val="0"/>
-                <w:sz w:val="24"/>
-                <w:szCs w:val="24"/>
-                <w:lang w:val="en-GB" w:eastAsia="en-GB" w:bidi="ar-SA"/>
-                <w14:ligatures w14:val="none"/>
-              </w:rPr>
-              <w:t>08.1.2.2</w:t>
-            </w:r>
-          </w:p>
-        </w:tc>
-        <w:tc>
-          <w:tcPr>
-            <w:tcW w:w="0" w:type="auto"/>
-            <w:vAlign w:val="center"/>
-            <w:hideMark/>
-          </w:tcPr>
-          <w:p>
-            <w:pPr>
-              <w:spacing w:after="0" w:line="240" w:lineRule="auto"/>
-              <w:rPr>
-                <w:rFonts w:ascii="Times New Roman" w:eastAsia="Times New Roman" w:hAnsi="Times New Roman" w:cs="Times New Roman"/>
-                <w:kern w:val="0"/>
-                <w:sz w:val="24"/>
-                <w:szCs w:val="24"/>
-                <w:lang w:val="en-GB" w:eastAsia="en-GB" w:bidi="ar-SA"/>
-                <w14:ligatures w14:val="none"/>
-              </w:rPr>
-            </w:pPr>
-            <w:r>
-              <w:rPr>
-                <w:rFonts w:ascii="Times New Roman" w:eastAsia="Times New Roman" w:hAnsi="Times New Roman" w:cs="Times New Roman"/>
-                <w:kern w:val="0"/>
-                <w:sz w:val="24"/>
-                <w:szCs w:val="24"/>
-                <w:lang w:val="en-GB" w:eastAsia="en-GB" w:bidi="ar-SA"/>
-                <w14:ligatures w14:val="none"/>
-              </w:rPr>
-              <w:t>Tenant Master</w:t>
-            </w:r>
-          </w:p>
-        </w:tc>
-        <w:tc>
-          <w:tcPr>
-            <w:tcW w:w="0" w:type="auto"/>
-            <w:vAlign w:val="center"/>
-            <w:hideMark/>
-          </w:tcPr>
-          <w:p>
-            <w:pPr>
-              <w:spacing w:after="0" w:line="240" w:lineRule="auto"/>
-              <w:rPr>
-                <w:rFonts w:ascii="Times New Roman" w:eastAsia="Times New Roman" w:hAnsi="Times New Roman" w:cs="Times New Roman"/>
-                <w:kern w:val="0"/>
-                <w:sz w:val="24"/>
-                <w:szCs w:val="24"/>
-                <w:lang w:val="en-GB" w:eastAsia="en-GB" w:bidi="ar-SA"/>
-                <w14:ligatures w14:val="none"/>
-              </w:rPr>
-            </w:pPr>
-            <w:r>
-              <w:rPr>
-                <w:rFonts w:ascii="Times New Roman" w:eastAsia="Times New Roman" w:hAnsi="Times New Roman" w:cs="Times New Roman"/>
-                <w:kern w:val="0"/>
-                <w:sz w:val="24"/>
-                <w:szCs w:val="24"/>
-                <w:lang w:val="en-GB" w:eastAsia="en-GB" w:bidi="ar-SA"/>
-                <w14:ligatures w14:val="none"/>
-              </w:rPr>
-              <w:t>Tenant profiles, contracts, credit profile</w:t>
+            <w:cnfStyle w:val="001000000000" w:firstRow="0" w:lastRow="0" w:firstColumn="1" w:lastColumn="0" w:oddVBand="0" w:evenVBand="0" w:oddHBand="0" w:evenHBand="0" w:firstRowFirstColumn="0" w:firstRowLastColumn="0" w:lastRowFirstColumn="0" w:lastRowLastColumn="0"/>
+            <w:tcW w:w="0" w:type="auto"/>
+            <w:hideMark/>
+          </w:tcPr>
+          <w:p>
+            <w:pPr>
+              <w:rPr>
+                <w:rFonts w:ascii="Times New Roman" w:eastAsia="Times New Roman" w:hAnsi="Times New Roman" w:cs="Times New Roman"/>
+                <w:kern w:val="0"/>
+                <w:sz w:val="24"/>
+                <w:szCs w:val="24"/>
+                <w:lang w:val="en-GB" w:eastAsia="en-GB" w:bidi="ar-SA"/>
+                <w14:ligatures w14:val="none"/>
+              </w:rPr>
+            </w:pPr>
+            <w:r>
+              <w:rPr>
+                <w:rFonts w:ascii="Times New Roman" w:eastAsia="Times New Roman" w:hAnsi="Times New Roman" w:cs="Times New Roman"/>
+                <w:kern w:val="0"/>
+                <w:sz w:val="24"/>
+                <w:szCs w:val="24"/>
+                <w:lang w:val="en-GB" w:eastAsia="en-GB" w:bidi="ar-SA"/>
+                <w14:ligatures w14:val="none"/>
+              </w:rPr>
+              <w:t>08.1.2.3</w:t>
+            </w:r>
+          </w:p>
+        </w:tc>
+        <w:tc>
+          <w:tcPr>
+            <w:tcW w:w="0" w:type="auto"/>
+            <w:hideMark/>
+          </w:tcPr>
+          <w:p>
+            <w:pPr>
+              <w:cnfStyle w:val="000000100000" w:firstRow="0" w:lastRow="0" w:firstColumn="0" w:lastColumn="0" w:oddVBand="0" w:evenVBand="0" w:oddHBand="1" w:evenHBand="0" w:firstRowFirstColumn="0" w:firstRowLastColumn="0" w:lastRowFirstColumn="0" w:lastRowLastColumn="0"/>
+              <w:rPr>
+                <w:rFonts w:ascii="Times New Roman" w:eastAsia="Times New Roman" w:hAnsi="Times New Roman" w:cs="Times New Roman"/>
+                <w:kern w:val="0"/>
+                <w:sz w:val="24"/>
+                <w:szCs w:val="24"/>
+                <w:lang w:val="en-GB" w:eastAsia="en-GB" w:bidi="ar-SA"/>
+                <w14:ligatures w14:val="none"/>
+              </w:rPr>
+            </w:pPr>
+            <w:r>
+              <w:rPr>
+                <w:rFonts w:ascii="Times New Roman" w:eastAsia="Times New Roman" w:hAnsi="Times New Roman" w:cs="Times New Roman"/>
+                <w:kern w:val="0"/>
+                <w:sz w:val="24"/>
+                <w:szCs w:val="24"/>
+                <w:lang w:val="en-GB" w:eastAsia="en-GB" w:bidi="ar-SA"/>
+                <w14:ligatures w14:val="none"/>
+              </w:rPr>
+              <w:t>Vendor Master</w:t>
+            </w:r>
+          </w:p>
+        </w:tc>
+        <w:tc>
+          <w:tcPr>
+            <w:tcW w:w="0" w:type="auto"/>
+            <w:hideMark/>
+          </w:tcPr>
+          <w:p>
+            <w:pPr>
+              <w:cnfStyle w:val="000000100000" w:firstRow="0" w:lastRow="0" w:firstColumn="0" w:lastColumn="0" w:oddVBand="0" w:evenVBand="0" w:oddHBand="1" w:evenHBand="0" w:firstRowFirstColumn="0" w:firstRowLastColumn="0" w:lastRowFirstColumn="0" w:lastRowLastColumn="0"/>
+              <w:rPr>
+                <w:rFonts w:ascii="Times New Roman" w:eastAsia="Times New Roman" w:hAnsi="Times New Roman" w:cs="Times New Roman"/>
+                <w:kern w:val="0"/>
+                <w:sz w:val="24"/>
+                <w:szCs w:val="24"/>
+                <w:lang w:val="en-GB" w:eastAsia="en-GB" w:bidi="ar-SA"/>
+                <w14:ligatures w14:val="none"/>
+              </w:rPr>
+            </w:pPr>
+            <w:r>
+              <w:rPr>
+                <w:rFonts w:ascii="Times New Roman" w:eastAsia="Times New Roman" w:hAnsi="Times New Roman" w:cs="Times New Roman"/>
+                <w:kern w:val="0"/>
+                <w:sz w:val="24"/>
+                <w:szCs w:val="24"/>
+                <w:lang w:val="en-GB" w:eastAsia="en-GB" w:bidi="ar-SA"/>
+                <w14:ligatures w14:val="none"/>
+              </w:rPr>
+              <w:t>Suppliers, contractors, FM providers</w:t>
+            </w:r>
+          </w:p>
+        </w:tc>
+      </w:tr>
+      <w:tr>
+        <w:tc>
+          <w:tcPr>
+            <w:cnfStyle w:val="001000000000" w:firstRow="0" w:lastRow="0" w:firstColumn="1" w:lastColumn="0" w:oddVBand="0" w:evenVBand="0" w:oddHBand="0" w:evenHBand="0" w:firstRowFirstColumn="0" w:firstRowLastColumn="0" w:lastRowFirstColumn="0" w:lastRowLastColumn="0"/>
+            <w:tcW w:w="0" w:type="auto"/>
+            <w:hideMark/>
+          </w:tcPr>
+          <w:p>
+            <w:pPr>
+              <w:rPr>
+                <w:rFonts w:ascii="Times New Roman" w:eastAsia="Times New Roman" w:hAnsi="Times New Roman" w:cs="Times New Roman"/>
+                <w:kern w:val="0"/>
+                <w:sz w:val="24"/>
+                <w:szCs w:val="24"/>
+                <w:lang w:val="en-GB" w:eastAsia="en-GB" w:bidi="ar-SA"/>
+                <w14:ligatures w14:val="none"/>
+              </w:rPr>
+            </w:pPr>
+            <w:r>
+              <w:rPr>
+                <w:rFonts w:ascii="Times New Roman" w:eastAsia="Times New Roman" w:hAnsi="Times New Roman" w:cs="Times New Roman"/>
+                <w:kern w:val="0"/>
+                <w:sz w:val="24"/>
+                <w:szCs w:val="24"/>
+                <w:lang w:val="en-GB" w:eastAsia="en-GB" w:bidi="ar-SA"/>
+                <w14:ligatures w14:val="none"/>
+              </w:rPr>
+              <w:t>08.1.2.4</w:t>
+            </w:r>
+          </w:p>
+        </w:tc>
+        <w:tc>
+          <w:tcPr>
+            <w:tcW w:w="0" w:type="auto"/>
+            <w:hideMark/>
+          </w:tcPr>
+          <w:p>
+            <w:pPr>
+              <w:cnfStyle w:val="000000000000" w:firstRow="0" w:lastRow="0" w:firstColumn="0" w:lastColumn="0" w:oddVBand="0" w:evenVBand="0" w:oddHBand="0" w:evenHBand="0" w:firstRowFirstColumn="0" w:firstRowLastColumn="0" w:lastRowFirstColumn="0" w:lastRowLastColumn="0"/>
+              <w:rPr>
+                <w:rFonts w:ascii="Times New Roman" w:eastAsia="Times New Roman" w:hAnsi="Times New Roman" w:cs="Times New Roman"/>
+                <w:kern w:val="0"/>
+                <w:sz w:val="24"/>
+                <w:szCs w:val="24"/>
+                <w:lang w:val="en-GB" w:eastAsia="en-GB" w:bidi="ar-SA"/>
+                <w14:ligatures w14:val="none"/>
+              </w:rPr>
+            </w:pPr>
+            <w:r>
+              <w:rPr>
+                <w:rFonts w:ascii="Times New Roman" w:eastAsia="Times New Roman" w:hAnsi="Times New Roman" w:cs="Times New Roman"/>
+                <w:kern w:val="0"/>
+                <w:sz w:val="24"/>
+                <w:szCs w:val="24"/>
+                <w:lang w:val="en-GB" w:eastAsia="en-GB" w:bidi="ar-SA"/>
+                <w14:ligatures w14:val="none"/>
+              </w:rPr>
+              <w:t>Financial Master</w:t>
+            </w:r>
+          </w:p>
+        </w:tc>
+        <w:tc>
+          <w:tcPr>
+            <w:tcW w:w="0" w:type="auto"/>
+            <w:hideMark/>
+          </w:tcPr>
+          <w:p>
+            <w:pPr>
+              <w:cnfStyle w:val="000000000000" w:firstRow="0" w:lastRow="0" w:firstColumn="0" w:lastColumn="0" w:oddVBand="0" w:evenVBand="0" w:oddHBand="0" w:evenHBand="0" w:firstRowFirstColumn="0" w:firstRowLastColumn="0" w:lastRowFirstColumn="0" w:lastRowLastColumn="0"/>
+              <w:rPr>
+                <w:rFonts w:ascii="Times New Roman" w:eastAsia="Times New Roman" w:hAnsi="Times New Roman" w:cs="Times New Roman"/>
+                <w:kern w:val="0"/>
+                <w:sz w:val="24"/>
+                <w:szCs w:val="24"/>
+                <w:lang w:val="en-GB" w:eastAsia="en-GB" w:bidi="ar-SA"/>
+                <w14:ligatures w14:val="none"/>
+              </w:rPr>
+            </w:pPr>
+            <w:r>
+              <w:rPr>
+                <w:rFonts w:ascii="Times New Roman" w:eastAsia="Times New Roman" w:hAnsi="Times New Roman" w:cs="Times New Roman"/>
+                <w:kern w:val="0"/>
+                <w:sz w:val="24"/>
+                <w:szCs w:val="24"/>
+                <w:lang w:val="en-GB" w:eastAsia="en-GB" w:bidi="ar-SA"/>
+                <w14:ligatures w14:val="none"/>
+              </w:rPr>
+              <w:t>Chart of accounts, cost centers</w:t>
             </w:r>
           </w:p>
         </w:tc>
       </w:tr>
       <w:tr>
         <w:trPr>
-          <w:tblCellSpacing w:w="15" w:type="dxa"/>
+          <w:cnfStyle w:val="000000100000" w:firstRow="0" w:lastRow="0" w:firstColumn="0" w:lastColumn="0" w:oddVBand="0" w:evenVBand="0" w:oddHBand="1" w:evenHBand="0" w:firstRowFirstColumn="0" w:firstRowLastColumn="0" w:lastRowFirstColumn="0" w:lastRowLastColumn="0"/>
         </w:trPr>
         <w:tc>
           <w:tcPr>
-            <w:tcW w:w="0" w:type="auto"/>
-            <w:vAlign w:val="center"/>
-            <w:hideMark/>
-          </w:tcPr>
-          <w:p>
-            <w:pPr>
-              <w:spacing w:after="0" w:line="240" w:lineRule="auto"/>
-              <w:rPr>
-                <w:rFonts w:ascii="Times New Roman" w:eastAsia="Times New Roman" w:hAnsi="Times New Roman" w:cs="Times New Roman"/>
-                <w:kern w:val="0"/>
-                <w:sz w:val="24"/>
-                <w:szCs w:val="24"/>
-                <w:lang w:val="en-GB" w:eastAsia="en-GB" w:bidi="ar-SA"/>
-                <w14:ligatures w14:val="none"/>
-              </w:rPr>
-            </w:pPr>
-            <w:r>
-              <w:rPr>
-                <w:rFonts w:ascii="Times New Roman" w:eastAsia="Times New Roman" w:hAnsi="Times New Roman" w:cs="Times New Roman"/>
-                <w:kern w:val="0"/>
-                <w:sz w:val="24"/>
-                <w:szCs w:val="24"/>
-                <w:lang w:val="en-GB" w:eastAsia="en-GB" w:bidi="ar-SA"/>
-                <w14:ligatures w14:val="none"/>
-              </w:rPr>
-              <w:t>08.1.2.3</w:t>
-            </w:r>
-          </w:p>
-        </w:tc>
-        <w:tc>
-          <w:tcPr>
-            <w:tcW w:w="0" w:type="auto"/>
-            <w:vAlign w:val="center"/>
-            <w:hideMark/>
-          </w:tcPr>
-          <w:p>
-            <w:pPr>
-              <w:spacing w:after="0" w:line="240" w:lineRule="auto"/>
-              <w:rPr>
-                <w:rFonts w:ascii="Times New Roman" w:eastAsia="Times New Roman" w:hAnsi="Times New Roman" w:cs="Times New Roman"/>
-                <w:kern w:val="0"/>
-                <w:sz w:val="24"/>
-                <w:szCs w:val="24"/>
-                <w:lang w:val="en-GB" w:eastAsia="en-GB" w:bidi="ar-SA"/>
-                <w14:ligatures w14:val="none"/>
-              </w:rPr>
-            </w:pPr>
-            <w:r>
-              <w:rPr>
-                <w:rFonts w:ascii="Times New Roman" w:eastAsia="Times New Roman" w:hAnsi="Times New Roman" w:cs="Times New Roman"/>
-                <w:kern w:val="0"/>
-                <w:sz w:val="24"/>
-                <w:szCs w:val="24"/>
-                <w:lang w:val="en-GB" w:eastAsia="en-GB" w:bidi="ar-SA"/>
-                <w14:ligatures w14:val="none"/>
-              </w:rPr>
-              <w:t>Vendor Master</w:t>
-            </w:r>
-          </w:p>
-        </w:tc>
-        <w:tc>
-          <w:tcPr>
-            <w:tcW w:w="0" w:type="auto"/>
-            <w:vAlign w:val="center"/>
-            <w:hideMark/>
-          </w:tcPr>
-          <w:p>
-            <w:pPr>
-              <w:spacing w:after="0" w:line="240" w:lineRule="auto"/>
-              <w:rPr>
-                <w:rFonts w:ascii="Times New Roman" w:eastAsia="Times New Roman" w:hAnsi="Times New Roman" w:cs="Times New Roman"/>
-                <w:kern w:val="0"/>
-                <w:sz w:val="24"/>
-                <w:szCs w:val="24"/>
-                <w:lang w:val="en-GB" w:eastAsia="en-GB" w:bidi="ar-SA"/>
-                <w14:ligatures w14:val="none"/>
-              </w:rPr>
-            </w:pPr>
-            <w:r>
-              <w:rPr>
-                <w:rFonts w:ascii="Times New Roman" w:eastAsia="Times New Roman" w:hAnsi="Times New Roman" w:cs="Times New Roman"/>
-                <w:kern w:val="0"/>
-                <w:sz w:val="24"/>
-                <w:szCs w:val="24"/>
-                <w:lang w:val="en-GB" w:eastAsia="en-GB" w:bidi="ar-SA"/>
-                <w14:ligatures w14:val="none"/>
-              </w:rPr>
-              <w:t>Suppliers, contractors, FM providers</w:t>
+            <w:cnfStyle w:val="001000000000" w:firstRow="0" w:lastRow="0" w:firstColumn="1" w:lastColumn="0" w:oddVBand="0" w:evenVBand="0" w:oddHBand="0" w:evenHBand="0" w:firstRowFirstColumn="0" w:firstRowLastColumn="0" w:lastRowFirstColumn="0" w:lastRowLastColumn="0"/>
+            <w:tcW w:w="0" w:type="auto"/>
+            <w:hideMark/>
+          </w:tcPr>
+          <w:p>
+            <w:pPr>
+              <w:rPr>
+                <w:rFonts w:ascii="Times New Roman" w:eastAsia="Times New Roman" w:hAnsi="Times New Roman" w:cs="Times New Roman"/>
+                <w:kern w:val="0"/>
+                <w:sz w:val="24"/>
+                <w:szCs w:val="24"/>
+                <w:lang w:val="en-GB" w:eastAsia="en-GB" w:bidi="ar-SA"/>
+                <w14:ligatures w14:val="none"/>
+              </w:rPr>
+            </w:pPr>
+            <w:r>
+              <w:rPr>
+                <w:rFonts w:ascii="Times New Roman" w:eastAsia="Times New Roman" w:hAnsi="Times New Roman" w:cs="Times New Roman"/>
+                <w:kern w:val="0"/>
+                <w:sz w:val="24"/>
+                <w:szCs w:val="24"/>
+                <w:lang w:val="en-GB" w:eastAsia="en-GB" w:bidi="ar-SA"/>
+                <w14:ligatures w14:val="none"/>
+              </w:rPr>
+              <w:t>08.1.2.5</w:t>
+            </w:r>
+          </w:p>
+        </w:tc>
+        <w:tc>
+          <w:tcPr>
+            <w:tcW w:w="0" w:type="auto"/>
+            <w:hideMark/>
+          </w:tcPr>
+          <w:p>
+            <w:pPr>
+              <w:cnfStyle w:val="000000100000" w:firstRow="0" w:lastRow="0" w:firstColumn="0" w:lastColumn="0" w:oddVBand="0" w:evenVBand="0" w:oddHBand="1" w:evenHBand="0" w:firstRowFirstColumn="0" w:firstRowLastColumn="0" w:lastRowFirstColumn="0" w:lastRowLastColumn="0"/>
+              <w:rPr>
+                <w:rFonts w:ascii="Times New Roman" w:eastAsia="Times New Roman" w:hAnsi="Times New Roman" w:cs="Times New Roman"/>
+                <w:kern w:val="0"/>
+                <w:sz w:val="24"/>
+                <w:szCs w:val="24"/>
+                <w:lang w:val="en-GB" w:eastAsia="en-GB" w:bidi="ar-SA"/>
+                <w14:ligatures w14:val="none"/>
+              </w:rPr>
+            </w:pPr>
+            <w:r>
+              <w:rPr>
+                <w:rFonts w:ascii="Times New Roman" w:eastAsia="Times New Roman" w:hAnsi="Times New Roman" w:cs="Times New Roman"/>
+                <w:kern w:val="0"/>
+                <w:sz w:val="24"/>
+                <w:szCs w:val="24"/>
+                <w:lang w:val="en-GB" w:eastAsia="en-GB" w:bidi="ar-SA"/>
+                <w14:ligatures w14:val="none"/>
+              </w:rPr>
+              <w:t>Project Master</w:t>
+            </w:r>
+          </w:p>
+        </w:tc>
+        <w:tc>
+          <w:tcPr>
+            <w:tcW w:w="0" w:type="auto"/>
+            <w:hideMark/>
+          </w:tcPr>
+          <w:p>
+            <w:pPr>
+              <w:cnfStyle w:val="000000100000" w:firstRow="0" w:lastRow="0" w:firstColumn="0" w:lastColumn="0" w:oddVBand="0" w:evenVBand="0" w:oddHBand="1" w:evenHBand="0" w:firstRowFirstColumn="0" w:firstRowLastColumn="0" w:lastRowFirstColumn="0" w:lastRowLastColumn="0"/>
+              <w:rPr>
+                <w:rFonts w:ascii="Times New Roman" w:eastAsia="Times New Roman" w:hAnsi="Times New Roman" w:cs="Times New Roman"/>
+                <w:kern w:val="0"/>
+                <w:sz w:val="24"/>
+                <w:szCs w:val="24"/>
+                <w:lang w:val="en-GB" w:eastAsia="en-GB" w:bidi="ar-SA"/>
+                <w14:ligatures w14:val="none"/>
+              </w:rPr>
+            </w:pPr>
+            <w:r>
+              <w:rPr>
+                <w:rFonts w:ascii="Times New Roman" w:eastAsia="Times New Roman" w:hAnsi="Times New Roman" w:cs="Times New Roman"/>
+                <w:kern w:val="0"/>
+                <w:sz w:val="24"/>
+                <w:szCs w:val="24"/>
+                <w:lang w:val="en-GB" w:eastAsia="en-GB" w:bidi="ar-SA"/>
+                <w14:ligatures w14:val="none"/>
+              </w:rPr>
+              <w:t>CapEx projects, timelines</w:t>
+            </w:r>
+          </w:p>
+        </w:tc>
+      </w:tr>
+      <w:tr>
+        <w:tc>
+          <w:tcPr>
+            <w:cnfStyle w:val="001000000000" w:firstRow="0" w:lastRow="0" w:firstColumn="1" w:lastColumn="0" w:oddVBand="0" w:evenVBand="0" w:oddHBand="0" w:evenHBand="0" w:firstRowFirstColumn="0" w:firstRowLastColumn="0" w:lastRowFirstColumn="0" w:lastRowLastColumn="0"/>
+            <w:tcW w:w="0" w:type="auto"/>
+            <w:hideMark/>
+          </w:tcPr>
+          <w:p>
+            <w:pPr>
+              <w:rPr>
+                <w:rFonts w:ascii="Times New Roman" w:eastAsia="Times New Roman" w:hAnsi="Times New Roman" w:cs="Times New Roman"/>
+                <w:kern w:val="0"/>
+                <w:sz w:val="24"/>
+                <w:szCs w:val="24"/>
+                <w:lang w:val="en-GB" w:eastAsia="en-GB" w:bidi="ar-SA"/>
+                <w14:ligatures w14:val="none"/>
+              </w:rPr>
+            </w:pPr>
+            <w:r>
+              <w:rPr>
+                <w:rFonts w:ascii="Times New Roman" w:eastAsia="Times New Roman" w:hAnsi="Times New Roman" w:cs="Times New Roman"/>
+                <w:kern w:val="0"/>
+                <w:sz w:val="24"/>
+                <w:szCs w:val="24"/>
+                <w:lang w:val="en-GB" w:eastAsia="en-GB" w:bidi="ar-SA"/>
+                <w14:ligatures w14:val="none"/>
+              </w:rPr>
+              <w:t>08.1.2.6</w:t>
+            </w:r>
+          </w:p>
+        </w:tc>
+        <w:tc>
+          <w:tcPr>
+            <w:tcW w:w="0" w:type="auto"/>
+            <w:hideMark/>
+          </w:tcPr>
+          <w:p>
+            <w:pPr>
+              <w:cnfStyle w:val="000000000000" w:firstRow="0" w:lastRow="0" w:firstColumn="0" w:lastColumn="0" w:oddVBand="0" w:evenVBand="0" w:oddHBand="0" w:evenHBand="0" w:firstRowFirstColumn="0" w:firstRowLastColumn="0" w:lastRowFirstColumn="0" w:lastRowLastColumn="0"/>
+              <w:rPr>
+                <w:rFonts w:ascii="Times New Roman" w:eastAsia="Times New Roman" w:hAnsi="Times New Roman" w:cs="Times New Roman"/>
+                <w:kern w:val="0"/>
+                <w:sz w:val="24"/>
+                <w:szCs w:val="24"/>
+                <w:lang w:val="en-GB" w:eastAsia="en-GB" w:bidi="ar-SA"/>
+                <w14:ligatures w14:val="none"/>
+              </w:rPr>
+            </w:pPr>
+            <w:r>
+              <w:rPr>
+                <w:rFonts w:ascii="Times New Roman" w:eastAsia="Times New Roman" w:hAnsi="Times New Roman" w:cs="Times New Roman"/>
+                <w:kern w:val="0"/>
+                <w:sz w:val="24"/>
+                <w:szCs w:val="24"/>
+                <w:lang w:val="en-GB" w:eastAsia="en-GB" w:bidi="ar-SA"/>
+                <w14:ligatures w14:val="none"/>
+              </w:rPr>
+              <w:t>Lease Master</w:t>
+            </w:r>
+          </w:p>
+        </w:tc>
+        <w:tc>
+          <w:tcPr>
+            <w:tcW w:w="0" w:type="auto"/>
+            <w:hideMark/>
+          </w:tcPr>
+          <w:p>
+            <w:pPr>
+              <w:cnfStyle w:val="000000000000" w:firstRow="0" w:lastRow="0" w:firstColumn="0" w:lastColumn="0" w:oddVBand="0" w:evenVBand="0" w:oddHBand="0" w:evenHBand="0" w:firstRowFirstColumn="0" w:firstRowLastColumn="0" w:lastRowFirstColumn="0" w:lastRowLastColumn="0"/>
+              <w:rPr>
+                <w:rFonts w:ascii="Times New Roman" w:eastAsia="Times New Roman" w:hAnsi="Times New Roman" w:cs="Times New Roman"/>
+                <w:kern w:val="0"/>
+                <w:sz w:val="24"/>
+                <w:szCs w:val="24"/>
+                <w:lang w:val="en-GB" w:eastAsia="en-GB" w:bidi="ar-SA"/>
+                <w14:ligatures w14:val="none"/>
+              </w:rPr>
+            </w:pPr>
+            <w:r>
+              <w:rPr>
+                <w:rFonts w:ascii="Times New Roman" w:eastAsia="Times New Roman" w:hAnsi="Times New Roman" w:cs="Times New Roman"/>
+                <w:kern w:val="0"/>
+                <w:sz w:val="24"/>
+                <w:szCs w:val="24"/>
+                <w:lang w:val="en-GB" w:eastAsia="en-GB" w:bidi="ar-SA"/>
+                <w14:ligatures w14:val="none"/>
+              </w:rPr>
+              <w:t>Lease types, escalation models</w:t>
             </w:r>
           </w:p>
         </w:tc>
       </w:tr>
       <w:tr>
         <w:trPr>
-          <w:tblCellSpacing w:w="15" w:type="dxa"/>
+          <w:cnfStyle w:val="000000100000" w:firstRow="0" w:lastRow="0" w:firstColumn="0" w:lastColumn="0" w:oddVBand="0" w:evenVBand="0" w:oddHBand="1" w:evenHBand="0" w:firstRowFirstColumn="0" w:firstRowLastColumn="0" w:lastRowFirstColumn="0" w:lastRowLastColumn="0"/>
         </w:trPr>
         <w:tc>
           <w:tcPr>
-            <w:tcW w:w="0" w:type="auto"/>
-            <w:vAlign w:val="center"/>
-            <w:hideMark/>
-          </w:tcPr>
-          <w:p>
-            <w:pPr>
-              <w:spacing w:after="0" w:line="240" w:lineRule="auto"/>
-              <w:rPr>
-                <w:rFonts w:ascii="Times New Roman" w:eastAsia="Times New Roman" w:hAnsi="Times New Roman" w:cs="Times New Roman"/>
-                <w:kern w:val="0"/>
-                <w:sz w:val="24"/>
-                <w:szCs w:val="24"/>
-                <w:lang w:val="en-GB" w:eastAsia="en-GB" w:bidi="ar-SA"/>
-                <w14:ligatures w14:val="none"/>
-              </w:rPr>
-            </w:pPr>
-            <w:r>
-              <w:rPr>
-                <w:rFonts w:ascii="Times New Roman" w:eastAsia="Times New Roman" w:hAnsi="Times New Roman" w:cs="Times New Roman"/>
-                <w:kern w:val="0"/>
-                <w:sz w:val="24"/>
-                <w:szCs w:val="24"/>
-                <w:lang w:val="en-GB" w:eastAsia="en-GB" w:bidi="ar-SA"/>
-                <w14:ligatures w14:val="none"/>
-              </w:rPr>
-              <w:t>08.1.2.4</w:t>
-            </w:r>
-          </w:p>
-        </w:tc>
-        <w:tc>
-          <w:tcPr>
-            <w:tcW w:w="0" w:type="auto"/>
-            <w:vAlign w:val="center"/>
-            <w:hideMark/>
-          </w:tcPr>
-          <w:p>
-            <w:pPr>
-              <w:spacing w:after="0" w:line="240" w:lineRule="auto"/>
-              <w:rPr>
-                <w:rFonts w:ascii="Times New Roman" w:eastAsia="Times New Roman" w:hAnsi="Times New Roman" w:cs="Times New Roman"/>
-                <w:kern w:val="0"/>
-                <w:sz w:val="24"/>
-                <w:szCs w:val="24"/>
-                <w:lang w:val="en-GB" w:eastAsia="en-GB" w:bidi="ar-SA"/>
-                <w14:ligatures w14:val="none"/>
-              </w:rPr>
-            </w:pPr>
-            <w:r>
-              <w:rPr>
-                <w:rFonts w:ascii="Times New Roman" w:eastAsia="Times New Roman" w:hAnsi="Times New Roman" w:cs="Times New Roman"/>
-                <w:kern w:val="0"/>
-                <w:sz w:val="24"/>
-                <w:szCs w:val="24"/>
-                <w:lang w:val="en-GB" w:eastAsia="en-GB" w:bidi="ar-SA"/>
-                <w14:ligatures w14:val="none"/>
-              </w:rPr>
-              <w:t>Financial Master</w:t>
-            </w:r>
-          </w:p>
-        </w:tc>
-        <w:tc>
-          <w:tcPr>
-            <w:tcW w:w="0" w:type="auto"/>
-            <w:vAlign w:val="center"/>
-            <w:hideMark/>
-          </w:tcPr>
-          <w:p>
-            <w:pPr>
-              <w:spacing w:after="0" w:line="240" w:lineRule="auto"/>
-              <w:rPr>
-                <w:rFonts w:ascii="Times New Roman" w:eastAsia="Times New Roman" w:hAnsi="Times New Roman" w:cs="Times New Roman"/>
-                <w:kern w:val="0"/>
-                <w:sz w:val="24"/>
-                <w:szCs w:val="24"/>
-                <w:lang w:val="en-GB" w:eastAsia="en-GB" w:bidi="ar-SA"/>
-                <w14:ligatures w14:val="none"/>
-              </w:rPr>
-            </w:pPr>
-            <w:r>
-              <w:rPr>
-                <w:rFonts w:ascii="Times New Roman" w:eastAsia="Times New Roman" w:hAnsi="Times New Roman" w:cs="Times New Roman"/>
-                <w:kern w:val="0"/>
-                <w:sz w:val="24"/>
-                <w:szCs w:val="24"/>
-                <w:lang w:val="en-GB" w:eastAsia="en-GB" w:bidi="ar-SA"/>
-                <w14:ligatures w14:val="none"/>
-              </w:rPr>
-              <w:t xml:space="preserve">Chart of accounts, cost </w:t>
-            </w:r>
-            <w:proofErr w:type="spellStart"/>
-            <w:r>
-              <w:rPr>
-                <w:rFonts w:ascii="Times New Roman" w:eastAsia="Times New Roman" w:hAnsi="Times New Roman" w:cs="Times New Roman"/>
-                <w:kern w:val="0"/>
-                <w:sz w:val="24"/>
-                <w:szCs w:val="24"/>
-                <w:lang w:val="en-GB" w:eastAsia="en-GB" w:bidi="ar-SA"/>
-                <w14:ligatures w14:val="none"/>
-              </w:rPr>
-              <w:t>centers</w:t>
-            </w:r>
-            <w:proofErr w:type="spellEnd"/>
+            <w:cnfStyle w:val="001000000000" w:firstRow="0" w:lastRow="0" w:firstColumn="1" w:lastColumn="0" w:oddVBand="0" w:evenVBand="0" w:oddHBand="0" w:evenHBand="0" w:firstRowFirstColumn="0" w:firstRowLastColumn="0" w:lastRowFirstColumn="0" w:lastRowLastColumn="0"/>
+            <w:tcW w:w="0" w:type="auto"/>
+            <w:hideMark/>
+          </w:tcPr>
+          <w:p>
+            <w:pPr>
+              <w:rPr>
+                <w:rFonts w:ascii="Times New Roman" w:eastAsia="Times New Roman" w:hAnsi="Times New Roman" w:cs="Times New Roman"/>
+                <w:kern w:val="0"/>
+                <w:sz w:val="24"/>
+                <w:szCs w:val="24"/>
+                <w:lang w:val="en-GB" w:eastAsia="en-GB" w:bidi="ar-SA"/>
+                <w14:ligatures w14:val="none"/>
+              </w:rPr>
+            </w:pPr>
+            <w:r>
+              <w:rPr>
+                <w:rFonts w:ascii="Times New Roman" w:eastAsia="Times New Roman" w:hAnsi="Times New Roman" w:cs="Times New Roman"/>
+                <w:kern w:val="0"/>
+                <w:sz w:val="24"/>
+                <w:szCs w:val="24"/>
+                <w:lang w:val="en-GB" w:eastAsia="en-GB" w:bidi="ar-SA"/>
+                <w14:ligatures w14:val="none"/>
+              </w:rPr>
+              <w:t>08.1.2.7</w:t>
+            </w:r>
+          </w:p>
+        </w:tc>
+        <w:tc>
+          <w:tcPr>
+            <w:tcW w:w="0" w:type="auto"/>
+            <w:hideMark/>
+          </w:tcPr>
+          <w:p>
+            <w:pPr>
+              <w:cnfStyle w:val="000000100000" w:firstRow="0" w:lastRow="0" w:firstColumn="0" w:lastColumn="0" w:oddVBand="0" w:evenVBand="0" w:oddHBand="1" w:evenHBand="0" w:firstRowFirstColumn="0" w:firstRowLastColumn="0" w:lastRowFirstColumn="0" w:lastRowLastColumn="0"/>
+              <w:rPr>
+                <w:rFonts w:ascii="Times New Roman" w:eastAsia="Times New Roman" w:hAnsi="Times New Roman" w:cs="Times New Roman"/>
+                <w:kern w:val="0"/>
+                <w:sz w:val="24"/>
+                <w:szCs w:val="24"/>
+                <w:lang w:val="en-GB" w:eastAsia="en-GB" w:bidi="ar-SA"/>
+                <w14:ligatures w14:val="none"/>
+              </w:rPr>
+            </w:pPr>
+            <w:r>
+              <w:rPr>
+                <w:rFonts w:ascii="Times New Roman" w:eastAsia="Times New Roman" w:hAnsi="Times New Roman" w:cs="Times New Roman"/>
+                <w:kern w:val="0"/>
+                <w:sz w:val="24"/>
+                <w:szCs w:val="24"/>
+                <w:lang w:val="en-GB" w:eastAsia="en-GB" w:bidi="ar-SA"/>
+                <w14:ligatures w14:val="none"/>
+              </w:rPr>
+              <w:t>Risk &amp; Compliance Master</w:t>
+            </w:r>
+          </w:p>
+        </w:tc>
+        <w:tc>
+          <w:tcPr>
+            <w:tcW w:w="0" w:type="auto"/>
+            <w:hideMark/>
+          </w:tcPr>
+          <w:p>
+            <w:pPr>
+              <w:cnfStyle w:val="000000100000" w:firstRow="0" w:lastRow="0" w:firstColumn="0" w:lastColumn="0" w:oddVBand="0" w:evenVBand="0" w:oddHBand="1" w:evenHBand="0" w:firstRowFirstColumn="0" w:firstRowLastColumn="0" w:lastRowFirstColumn="0" w:lastRowLastColumn="0"/>
+              <w:rPr>
+                <w:rFonts w:ascii="Times New Roman" w:eastAsia="Times New Roman" w:hAnsi="Times New Roman" w:cs="Times New Roman"/>
+                <w:kern w:val="0"/>
+                <w:sz w:val="24"/>
+                <w:szCs w:val="24"/>
+                <w:lang w:val="en-GB" w:eastAsia="en-GB" w:bidi="ar-SA"/>
+                <w14:ligatures w14:val="none"/>
+              </w:rPr>
+            </w:pPr>
+            <w:r>
+              <w:rPr>
+                <w:rFonts w:ascii="Times New Roman" w:eastAsia="Times New Roman" w:hAnsi="Times New Roman" w:cs="Times New Roman"/>
+                <w:kern w:val="0"/>
+                <w:sz w:val="24"/>
+                <w:szCs w:val="24"/>
+                <w:lang w:val="en-GB" w:eastAsia="en-GB" w:bidi="ar-SA"/>
+                <w14:ligatures w14:val="none"/>
+              </w:rPr>
+              <w:t>Risk registers, control IDs</w:t>
+            </w:r>
           </w:p>
         </w:tc>
       </w:tr>
       <w:tr>
-        <w:trPr>
-          <w:tblCellSpacing w:w="15" w:type="dxa"/>
-        </w:trPr>
-        <w:tc>
-          <w:tcPr>
-            <w:tcW w:w="0" w:type="auto"/>
-            <w:vAlign w:val="center"/>
-            <w:hideMark/>
-          </w:tcPr>
-          <w:p>
-            <w:pPr>
-              <w:spacing w:after="0" w:line="240" w:lineRule="auto"/>
-              <w:rPr>
-                <w:rFonts w:ascii="Times New Roman" w:eastAsia="Times New Roman" w:hAnsi="Times New Roman" w:cs="Times New Roman"/>
-                <w:kern w:val="0"/>
-                <w:sz w:val="24"/>
-                <w:szCs w:val="24"/>
-                <w:lang w:val="en-GB" w:eastAsia="en-GB" w:bidi="ar-SA"/>
-                <w14:ligatures w14:val="none"/>
-              </w:rPr>
-            </w:pPr>
-            <w:r>
-              <w:rPr>
-                <w:rFonts w:ascii="Times New Roman" w:eastAsia="Times New Roman" w:hAnsi="Times New Roman" w:cs="Times New Roman"/>
-                <w:kern w:val="0"/>
-                <w:sz w:val="24"/>
-                <w:szCs w:val="24"/>
-                <w:lang w:val="en-GB" w:eastAsia="en-GB" w:bidi="ar-SA"/>
-                <w14:ligatures w14:val="none"/>
-              </w:rPr>
-              <w:t>08.1.2.5</w:t>
-            </w:r>
-          </w:p>
-        </w:tc>
-        <w:tc>
-          <w:tcPr>
-            <w:tcW w:w="0" w:type="auto"/>
-            <w:vAlign w:val="center"/>
-            <w:hideMark/>
-          </w:tcPr>
-          <w:p>
-            <w:pPr>
-              <w:spacing w:after="0" w:line="240" w:lineRule="auto"/>
-              <w:rPr>
-                <w:rFonts w:ascii="Times New Roman" w:eastAsia="Times New Roman" w:hAnsi="Times New Roman" w:cs="Times New Roman"/>
-                <w:kern w:val="0"/>
-                <w:sz w:val="24"/>
-                <w:szCs w:val="24"/>
-                <w:lang w:val="en-GB" w:eastAsia="en-GB" w:bidi="ar-SA"/>
-                <w14:ligatures w14:val="none"/>
-              </w:rPr>
-            </w:pPr>
-            <w:r>
-              <w:rPr>
-                <w:rFonts w:ascii="Times New Roman" w:eastAsia="Times New Roman" w:hAnsi="Times New Roman" w:cs="Times New Roman"/>
-                <w:kern w:val="0"/>
-                <w:sz w:val="24"/>
-                <w:szCs w:val="24"/>
-                <w:lang w:val="en-GB" w:eastAsia="en-GB" w:bidi="ar-SA"/>
-                <w14:ligatures w14:val="none"/>
-              </w:rPr>
-              <w:t>Project Master</w:t>
-            </w:r>
-          </w:p>
-        </w:tc>
-        <w:tc>
-          <w:tcPr>
-            <w:tcW w:w="0" w:type="auto"/>
-            <w:vAlign w:val="center"/>
-            <w:hideMark/>
-          </w:tcPr>
-          <w:p>
-            <w:pPr>
-              <w:spacing w:after="0" w:line="240" w:lineRule="auto"/>
-              <w:rPr>
-                <w:rFonts w:ascii="Times New Roman" w:eastAsia="Times New Roman" w:hAnsi="Times New Roman" w:cs="Times New Roman"/>
-                <w:kern w:val="0"/>
-                <w:sz w:val="24"/>
-                <w:szCs w:val="24"/>
-                <w:lang w:val="en-GB" w:eastAsia="en-GB" w:bidi="ar-SA"/>
-                <w14:ligatures w14:val="none"/>
-              </w:rPr>
-            </w:pPr>
-            <w:r>
-              <w:rPr>
-                <w:rFonts w:ascii="Times New Roman" w:eastAsia="Times New Roman" w:hAnsi="Times New Roman" w:cs="Times New Roman"/>
-                <w:kern w:val="0"/>
-                <w:sz w:val="24"/>
-                <w:szCs w:val="24"/>
-                <w:lang w:val="en-GB" w:eastAsia="en-GB" w:bidi="ar-SA"/>
-                <w14:ligatures w14:val="none"/>
-              </w:rPr>
-              <w:t>CapEx projects, timelines</w:t>
-            </w:r>
-          </w:p>
-        </w:tc>
-      </w:tr>
-      <w:tr>
-        <w:trPr>
-          <w:tblCellSpacing w:w="15" w:type="dxa"/>
-        </w:trPr>
-        <w:tc>
-          <w:tcPr>
-            <w:tcW w:w="0" w:type="auto"/>
-            <w:vAlign w:val="center"/>
-            <w:hideMark/>
-          </w:tcPr>
-          <w:p>
-            <w:pPr>
-              <w:spacing w:after="0" w:line="240" w:lineRule="auto"/>
-              <w:rPr>
-                <w:rFonts w:ascii="Times New Roman" w:eastAsia="Times New Roman" w:hAnsi="Times New Roman" w:cs="Times New Roman"/>
-                <w:kern w:val="0"/>
-                <w:sz w:val="24"/>
-                <w:szCs w:val="24"/>
-                <w:lang w:val="en-GB" w:eastAsia="en-GB" w:bidi="ar-SA"/>
-                <w14:ligatures w14:val="none"/>
-              </w:rPr>
-            </w:pPr>
-            <w:r>
-              <w:rPr>
-                <w:rFonts w:ascii="Times New Roman" w:eastAsia="Times New Roman" w:hAnsi="Times New Roman" w:cs="Times New Roman"/>
-                <w:kern w:val="0"/>
-                <w:sz w:val="24"/>
-                <w:szCs w:val="24"/>
-                <w:lang w:val="en-GB" w:eastAsia="en-GB" w:bidi="ar-SA"/>
-                <w14:ligatures w14:val="none"/>
-              </w:rPr>
-              <w:t>08.1.2.6</w:t>
-            </w:r>
-          </w:p>
-        </w:tc>
-        <w:tc>
-          <w:tcPr>
-            <w:tcW w:w="0" w:type="auto"/>
-            <w:vAlign w:val="center"/>
-            <w:hideMark/>
-          </w:tcPr>
-          <w:p>
-            <w:pPr>
-              <w:spacing w:after="0" w:line="240" w:lineRule="auto"/>
-              <w:rPr>
-                <w:rFonts w:ascii="Times New Roman" w:eastAsia="Times New Roman" w:hAnsi="Times New Roman" w:cs="Times New Roman"/>
-                <w:kern w:val="0"/>
-                <w:sz w:val="24"/>
-                <w:szCs w:val="24"/>
-                <w:lang w:val="en-GB" w:eastAsia="en-GB" w:bidi="ar-SA"/>
-                <w14:ligatures w14:val="none"/>
-              </w:rPr>
-            </w:pPr>
-            <w:r>
-              <w:rPr>
-                <w:rFonts w:ascii="Times New Roman" w:eastAsia="Times New Roman" w:hAnsi="Times New Roman" w:cs="Times New Roman"/>
-                <w:kern w:val="0"/>
-                <w:sz w:val="24"/>
-                <w:szCs w:val="24"/>
-                <w:lang w:val="en-GB" w:eastAsia="en-GB" w:bidi="ar-SA"/>
-                <w14:ligatures w14:val="none"/>
-              </w:rPr>
-              <w:t>Lease Master</w:t>
-            </w:r>
-          </w:p>
-        </w:tc>
-        <w:tc>
-          <w:tcPr>
-            <w:tcW w:w="0" w:type="auto"/>
-            <w:vAlign w:val="center"/>
-            <w:hideMark/>
-          </w:tcPr>
-          <w:p>
-            <w:pPr>
-              <w:spacing w:after="0" w:line="240" w:lineRule="auto"/>
-              <w:rPr>
-                <w:rFonts w:ascii="Times New Roman" w:eastAsia="Times New Roman" w:hAnsi="Times New Roman" w:cs="Times New Roman"/>
-                <w:kern w:val="0"/>
-                <w:sz w:val="24"/>
-                <w:szCs w:val="24"/>
-                <w:lang w:val="en-GB" w:eastAsia="en-GB" w:bidi="ar-SA"/>
-                <w14:ligatures w14:val="none"/>
-              </w:rPr>
-            </w:pPr>
-            <w:r>
-              <w:rPr>
-                <w:rFonts w:ascii="Times New Roman" w:eastAsia="Times New Roman" w:hAnsi="Times New Roman" w:cs="Times New Roman"/>
-                <w:kern w:val="0"/>
-                <w:sz w:val="24"/>
-                <w:szCs w:val="24"/>
-                <w:lang w:val="en-GB" w:eastAsia="en-GB" w:bidi="ar-SA"/>
-                <w14:ligatures w14:val="none"/>
-              </w:rPr>
-              <w:t>Lease types, escalation models</w:t>
-            </w:r>
-          </w:p>
-        </w:tc>
-      </w:tr>
-      <w:tr>
-        <w:trPr>
-          <w:tblCellSpacing w:w="15" w:type="dxa"/>
-        </w:trPr>
-        <w:tc>
-          <w:tcPr>
-            <w:tcW w:w="0" w:type="auto"/>
-            <w:vAlign w:val="center"/>
-            <w:hideMark/>
-          </w:tcPr>
-          <w:p>
-            <w:pPr>
-              <w:spacing w:after="0" w:line="240" w:lineRule="auto"/>
-              <w:rPr>
-                <w:rFonts w:ascii="Times New Roman" w:eastAsia="Times New Roman" w:hAnsi="Times New Roman" w:cs="Times New Roman"/>
-                <w:kern w:val="0"/>
-                <w:sz w:val="24"/>
-                <w:szCs w:val="24"/>
-                <w:lang w:val="en-GB" w:eastAsia="en-GB" w:bidi="ar-SA"/>
-                <w14:ligatures w14:val="none"/>
-              </w:rPr>
-            </w:pPr>
-            <w:r>
-              <w:rPr>
-                <w:rFonts w:ascii="Times New Roman" w:eastAsia="Times New Roman" w:hAnsi="Times New Roman" w:cs="Times New Roman"/>
-                <w:kern w:val="0"/>
-                <w:sz w:val="24"/>
-                <w:szCs w:val="24"/>
-                <w:lang w:val="en-GB" w:eastAsia="en-GB" w:bidi="ar-SA"/>
-                <w14:ligatures w14:val="none"/>
-              </w:rPr>
-              <w:t>08.1.2.7</w:t>
-            </w:r>
-          </w:p>
-        </w:tc>
-        <w:tc>
-          <w:tcPr>
-            <w:tcW w:w="0" w:type="auto"/>
-            <w:vAlign w:val="center"/>
-            <w:hideMark/>
-          </w:tcPr>
-          <w:p>
-            <w:pPr>
-              <w:spacing w:after="0" w:line="240" w:lineRule="auto"/>
-              <w:rPr>
-                <w:rFonts w:ascii="Times New Roman" w:eastAsia="Times New Roman" w:hAnsi="Times New Roman" w:cs="Times New Roman"/>
-                <w:kern w:val="0"/>
-                <w:sz w:val="24"/>
-                <w:szCs w:val="24"/>
-                <w:lang w:val="en-GB" w:eastAsia="en-GB" w:bidi="ar-SA"/>
-                <w14:ligatures w14:val="none"/>
-              </w:rPr>
-            </w:pPr>
-            <w:r>
-              <w:rPr>
-                <w:rFonts w:ascii="Times New Roman" w:eastAsia="Times New Roman" w:hAnsi="Times New Roman" w:cs="Times New Roman"/>
-                <w:kern w:val="0"/>
-                <w:sz w:val="24"/>
-                <w:szCs w:val="24"/>
-                <w:lang w:val="en-GB" w:eastAsia="en-GB" w:bidi="ar-SA"/>
-                <w14:ligatures w14:val="none"/>
-              </w:rPr>
-              <w:t>Risk &amp; Compliance Master</w:t>
-            </w:r>
-          </w:p>
-        </w:tc>
-        <w:tc>
-          <w:tcPr>
-            <w:tcW w:w="0" w:type="auto"/>
-            <w:vAlign w:val="center"/>
-            <w:hideMark/>
-          </w:tcPr>
-          <w:p>
-            <w:pPr>
-              <w:spacing w:after="0" w:line="240" w:lineRule="auto"/>
-              <w:rPr>
-                <w:rFonts w:ascii="Times New Roman" w:eastAsia="Times New Roman" w:hAnsi="Times New Roman" w:cs="Times New Roman"/>
-                <w:kern w:val="0"/>
-                <w:sz w:val="24"/>
-                <w:szCs w:val="24"/>
-                <w:lang w:val="en-GB" w:eastAsia="en-GB" w:bidi="ar-SA"/>
-                <w14:ligatures w14:val="none"/>
-              </w:rPr>
-            </w:pPr>
-            <w:r>
-              <w:rPr>
-                <w:rFonts w:ascii="Times New Roman" w:eastAsia="Times New Roman" w:hAnsi="Times New Roman" w:cs="Times New Roman"/>
-                <w:kern w:val="0"/>
-                <w:sz w:val="24"/>
-                <w:szCs w:val="24"/>
-                <w:lang w:val="en-GB" w:eastAsia="en-GB" w:bidi="ar-SA"/>
-                <w14:ligatures w14:val="none"/>
-              </w:rPr>
-              <w:t>Risk registers, control IDs</w:t>
-            </w:r>
-          </w:p>
-        </w:tc>
-      </w:tr>
-      <w:tr>
-        <w:trPr>
-          <w:tblCellSpacing w:w="15" w:type="dxa"/>
-        </w:trPr>
-        <w:tc>
-          <w:tcPr>
-            <w:tcW w:w="0" w:type="auto"/>
-            <w:vAlign w:val="center"/>
-            <w:hideMark/>
-          </w:tcPr>
-          <w:p>
-            <w:pPr>
-              <w:spacing w:after="0" w:line="240" w:lineRule="auto"/>
+        <w:tc>
+          <w:tcPr>
+            <w:cnfStyle w:val="001000000000" w:firstRow="0" w:lastRow="0" w:firstColumn="1" w:lastColumn="0" w:oddVBand="0" w:evenVBand="0" w:oddHBand="0" w:evenHBand="0" w:firstRowFirstColumn="0" w:firstRowLastColumn="0" w:lastRowFirstColumn="0" w:lastRowLastColumn="0"/>
+            <w:tcW w:w="0" w:type="auto"/>
+            <w:hideMark/>
+          </w:tcPr>
+          <w:p>
+            <w:pPr>
               <w:rPr>
                 <w:rFonts w:ascii="Times New Roman" w:eastAsia="Times New Roman" w:hAnsi="Times New Roman" w:cs="Times New Roman"/>
                 <w:kern w:val="0"/>
@@ -1796,12 +4679,11 @@
         <w:tc>
           <w:tcPr>
             <w:tcW w:w="0" w:type="auto"/>
-            <w:vAlign w:val="center"/>
-            <w:hideMark/>
-          </w:tcPr>
-          <w:p>
-            <w:pPr>
-              <w:spacing w:after="0" w:line="240" w:lineRule="auto"/>
+            <w:hideMark/>
+          </w:tcPr>
+          <w:p>
+            <w:pPr>
+              <w:cnfStyle w:val="000000000000" w:firstRow="0" w:lastRow="0" w:firstColumn="0" w:lastColumn="0" w:oddVBand="0" w:evenVBand="0" w:oddHBand="0" w:evenHBand="0" w:firstRowFirstColumn="0" w:firstRowLastColumn="0" w:lastRowFirstColumn="0" w:lastRowLastColumn="0"/>
               <w:rPr>
                 <w:rFonts w:ascii="Times New Roman" w:eastAsia="Times New Roman" w:hAnsi="Times New Roman" w:cs="Times New Roman"/>
                 <w:kern w:val="0"/>
@@ -1827,12 +4709,11 @@
         <w:tc>
           <w:tcPr>
             <w:tcW w:w="0" w:type="auto"/>
-            <w:vAlign w:val="center"/>
-            <w:hideMark/>
-          </w:tcPr>
-          <w:p>
-            <w:pPr>
-              <w:spacing w:after="0" w:line="240" w:lineRule="auto"/>
+            <w:hideMark/>
+          </w:tcPr>
+          <w:p>
+            <w:pPr>
+              <w:cnfStyle w:val="000000000000" w:firstRow="0" w:lastRow="0" w:firstColumn="0" w:lastColumn="0" w:oddVBand="0" w:evenVBand="0" w:oddHBand="0" w:evenHBand="0" w:firstRowFirstColumn="0" w:firstRowLastColumn="0" w:lastRowFirstColumn="0" w:lastRowLastColumn="0"/>
               <w:rPr>
                 <w:rFonts w:ascii="Times New Roman" w:eastAsia="Times New Roman" w:hAnsi="Times New Roman" w:cs="Times New Roman"/>
                 <w:kern w:val="0"/>
@@ -1898,6 +4779,7 @@
           <w14:ligatures w14:val="none"/>
         </w:rPr>
       </w:pPr>
+      <w:bookmarkStart w:id="5" w:name="_Toc224153908"/>
       <w:r>
         <w:rPr>
           <w:rFonts w:ascii="Times New Roman" w:eastAsia="Times New Roman" w:hAnsi="Times New Roman" w:cs="Times New Roman"/>
@@ -1911,6 +4793,7 @@
         </w:rPr>
         <w:t>08.2 Master Data Lifecycle Procedure</w:t>
       </w:r>
+      <w:bookmarkEnd w:id="5"/>
     </w:p>
     <w:p>
       <w:pPr>
@@ -1927,6 +4810,7 @@
           <w14:ligatures w14:val="none"/>
         </w:rPr>
       </w:pPr>
+      <w:bookmarkStart w:id="6" w:name="_Toc224153909"/>
       <w:r>
         <w:rPr>
           <w:rFonts w:ascii="Times New Roman" w:eastAsia="Times New Roman" w:hAnsi="Times New Roman" w:cs="Times New Roman"/>
@@ -1940,6 +4824,7 @@
         </w:rPr>
         <w:t>08.2.1 Creation Procedure (08.2.1.1)</w:t>
       </w:r>
+      <w:bookmarkEnd w:id="6"/>
     </w:p>
     <w:p>
       <w:pPr>
@@ -2106,7 +4991,6 @@
           <w:lang w:val="en-GB" w:eastAsia="en-GB" w:bidi="ar-SA"/>
           <w14:ligatures w14:val="none"/>
         </w:rPr>
-        <w:lastRenderedPageBreak/>
         <w:t>Activation confirmation</w:t>
       </w:r>
     </w:p>
@@ -2151,6 +5035,7 @@
           <w14:ligatures w14:val="none"/>
         </w:rPr>
       </w:pPr>
+      <w:bookmarkStart w:id="7" w:name="_Toc224153910"/>
       <w:r>
         <w:rPr>
           <w:rFonts w:ascii="Times New Roman" w:eastAsia="Times New Roman" w:hAnsi="Times New Roman" w:cs="Times New Roman"/>
@@ -2162,8 +5047,10 @@
           <w:lang w:val="en-GB" w:eastAsia="en-GB" w:bidi="ar-SA"/>
           <w14:ligatures w14:val="none"/>
         </w:rPr>
+        <w:lastRenderedPageBreak/>
         <w:t>08.2.2 Modification Procedure (08.2.1.2)</w:t>
       </w:r>
+      <w:bookmarkEnd w:id="7"/>
     </w:p>
     <w:p>
       <w:pPr>
@@ -2346,6 +5233,7 @@
           <w14:ligatures w14:val="none"/>
         </w:rPr>
       </w:pPr>
+      <w:bookmarkStart w:id="8" w:name="_Toc224153911"/>
       <w:r>
         <w:rPr>
           <w:rFonts w:ascii="Times New Roman" w:eastAsia="Times New Roman" w:hAnsi="Times New Roman" w:cs="Times New Roman"/>
@@ -2359,6 +5247,7 @@
         </w:rPr>
         <w:t>08.2.3 Deactivation Procedure (08.2.1.3)</w:t>
       </w:r>
+      <w:bookmarkEnd w:id="8"/>
     </w:p>
     <w:p>
       <w:pPr>
@@ -2513,6 +5402,7 @@
           <w14:ligatures w14:val="none"/>
         </w:rPr>
       </w:pPr>
+      <w:bookmarkStart w:id="9" w:name="_Toc224153912"/>
       <w:r>
         <w:rPr>
           <w:rFonts w:ascii="Times New Roman" w:eastAsia="Times New Roman" w:hAnsi="Times New Roman" w:cs="Times New Roman"/>
@@ -2526,57 +5416,51 @@
         </w:rPr>
         <w:t>08.3 Data Quality Control Framework</w:t>
       </w:r>
+      <w:bookmarkEnd w:id="9"/>
     </w:p>
     <w:tbl>
       <w:tblPr>
+        <w:tblStyle w:val="PlainTable1"/>
         <w:tblW w:w="0" w:type="auto"/>
-        <w:tblCellSpacing w:w="15" w:type="dxa"/>
-        <w:tblCellMar>
-          <w:top w:w="15" w:type="dxa"/>
-          <w:left w:w="15" w:type="dxa"/>
-          <w:bottom w:w="15" w:type="dxa"/>
-          <w:right w:w="15" w:type="dxa"/>
-        </w:tblCellMar>
         <w:tblLook w:val="04A0" w:firstRow="1" w:lastRow="0" w:firstColumn="1" w:lastColumn="0" w:noHBand="0" w:noVBand="1"/>
       </w:tblPr>
       <w:tblGrid>
-        <w:gridCol w:w="1202"/>
-        <w:gridCol w:w="2753"/>
-        <w:gridCol w:w="1340"/>
-        <w:gridCol w:w="1413"/>
-        <w:gridCol w:w="1415"/>
+        <w:gridCol w:w="1376"/>
+        <w:gridCol w:w="2909"/>
+        <w:gridCol w:w="1496"/>
+        <w:gridCol w:w="1569"/>
+        <w:gridCol w:w="1556"/>
       </w:tblGrid>
       <w:tr>
         <w:trPr>
+          <w:cnfStyle w:val="100000000000" w:firstRow="1" w:lastRow="0" w:firstColumn="0" w:lastColumn="0" w:oddVBand="0" w:evenVBand="0" w:oddHBand="0" w:evenHBand="0" w:firstRowFirstColumn="0" w:firstRowLastColumn="0" w:lastRowFirstColumn="0" w:lastRowLastColumn="0"/>
           <w:tblHeader/>
-          <w:tblCellSpacing w:w="15" w:type="dxa"/>
         </w:trPr>
         <w:tc>
           <w:tcPr>
-            <w:tcW w:w="0" w:type="auto"/>
+            <w:cnfStyle w:val="001000000000" w:firstRow="0" w:lastRow="0" w:firstColumn="1" w:lastColumn="0" w:oddVBand="0" w:evenVBand="0" w:oddHBand="0" w:evenHBand="0" w:firstRowFirstColumn="0" w:firstRowLastColumn="0" w:lastRowFirstColumn="0" w:lastRowLastColumn="0"/>
+            <w:tcW w:w="0" w:type="auto"/>
+            <w:shd w:val="clear" w:color="auto" w:fill="0E2841" w:themeFill="text2"/>
             <w:vAlign w:val="center"/>
             <w:hideMark/>
           </w:tcPr>
           <w:p>
             <w:pPr>
-              <w:spacing w:after="0" w:line="240" w:lineRule="auto"/>
               <w:jc w:val="center"/>
               <w:rPr>
                 <w:rFonts w:ascii="Times New Roman" w:eastAsia="Times New Roman" w:hAnsi="Times New Roman" w:cs="Times New Roman"/>
-                <w:b/>
-                <w:bCs/>
-                <w:kern w:val="0"/>
-                <w:sz w:val="24"/>
-                <w:szCs w:val="24"/>
-                <w:lang w:val="en-GB" w:eastAsia="en-GB" w:bidi="ar-SA"/>
-                <w14:ligatures w14:val="none"/>
-              </w:rPr>
-            </w:pPr>
-            <w:r>
-              <w:rPr>
-                <w:rFonts w:ascii="Times New Roman" w:eastAsia="Times New Roman" w:hAnsi="Times New Roman" w:cs="Times New Roman"/>
-                <w:b/>
-                <w:bCs/>
+                <w:b w:val="0"/>
+                <w:bCs w:val="0"/>
+                <w:kern w:val="0"/>
+                <w:sz w:val="24"/>
+                <w:szCs w:val="24"/>
+                <w:lang w:val="en-GB" w:eastAsia="en-GB" w:bidi="ar-SA"/>
+                <w14:ligatures w14:val="none"/>
+              </w:rPr>
+            </w:pPr>
+            <w:r>
+              <w:rPr>
+                <w:rFonts w:ascii="Times New Roman" w:eastAsia="Times New Roman" w:hAnsi="Times New Roman" w:cs="Times New Roman"/>
                 <w:kern w:val="0"/>
                 <w:sz w:val="24"/>
                 <w:szCs w:val="24"/>
@@ -2590,29 +5474,28 @@
         <w:tc>
           <w:tcPr>
             <w:tcW w:w="0" w:type="auto"/>
+            <w:shd w:val="clear" w:color="auto" w:fill="0E2841" w:themeFill="text2"/>
             <w:vAlign w:val="center"/>
             <w:hideMark/>
           </w:tcPr>
           <w:p>
             <w:pPr>
-              <w:spacing w:after="0" w:line="240" w:lineRule="auto"/>
               <w:jc w:val="center"/>
-              <w:rPr>
-                <w:rFonts w:ascii="Times New Roman" w:eastAsia="Times New Roman" w:hAnsi="Times New Roman" w:cs="Times New Roman"/>
-                <w:b/>
-                <w:bCs/>
-                <w:kern w:val="0"/>
-                <w:sz w:val="24"/>
-                <w:szCs w:val="24"/>
-                <w:lang w:val="en-GB" w:eastAsia="en-GB" w:bidi="ar-SA"/>
-                <w14:ligatures w14:val="none"/>
-              </w:rPr>
-            </w:pPr>
-            <w:r>
-              <w:rPr>
-                <w:rFonts w:ascii="Times New Roman" w:eastAsia="Times New Roman" w:hAnsi="Times New Roman" w:cs="Times New Roman"/>
-                <w:b/>
-                <w:bCs/>
+              <w:cnfStyle w:val="100000000000" w:firstRow="1" w:lastRow="0" w:firstColumn="0" w:lastColumn="0" w:oddVBand="0" w:evenVBand="0" w:oddHBand="0" w:evenHBand="0" w:firstRowFirstColumn="0" w:firstRowLastColumn="0" w:lastRowFirstColumn="0" w:lastRowLastColumn="0"/>
+              <w:rPr>
+                <w:rFonts w:ascii="Times New Roman" w:eastAsia="Times New Roman" w:hAnsi="Times New Roman" w:cs="Times New Roman"/>
+                <w:b w:val="0"/>
+                <w:bCs w:val="0"/>
+                <w:kern w:val="0"/>
+                <w:sz w:val="24"/>
+                <w:szCs w:val="24"/>
+                <w:lang w:val="en-GB" w:eastAsia="en-GB" w:bidi="ar-SA"/>
+                <w14:ligatures w14:val="none"/>
+              </w:rPr>
+            </w:pPr>
+            <w:r>
+              <w:rPr>
+                <w:rFonts w:ascii="Times New Roman" w:eastAsia="Times New Roman" w:hAnsi="Times New Roman" w:cs="Times New Roman"/>
                 <w:kern w:val="0"/>
                 <w:sz w:val="24"/>
                 <w:szCs w:val="24"/>
@@ -2626,29 +5509,28 @@
         <w:tc>
           <w:tcPr>
             <w:tcW w:w="0" w:type="auto"/>
+            <w:shd w:val="clear" w:color="auto" w:fill="0E2841" w:themeFill="text2"/>
             <w:vAlign w:val="center"/>
             <w:hideMark/>
           </w:tcPr>
           <w:p>
             <w:pPr>
-              <w:spacing w:after="0" w:line="240" w:lineRule="auto"/>
               <w:jc w:val="center"/>
-              <w:rPr>
-                <w:rFonts w:ascii="Times New Roman" w:eastAsia="Times New Roman" w:hAnsi="Times New Roman" w:cs="Times New Roman"/>
-                <w:b/>
-                <w:bCs/>
-                <w:kern w:val="0"/>
-                <w:sz w:val="24"/>
-                <w:szCs w:val="24"/>
-                <w:lang w:val="en-GB" w:eastAsia="en-GB" w:bidi="ar-SA"/>
-                <w14:ligatures w14:val="none"/>
-              </w:rPr>
-            </w:pPr>
-            <w:r>
-              <w:rPr>
-                <w:rFonts w:ascii="Times New Roman" w:eastAsia="Times New Roman" w:hAnsi="Times New Roman" w:cs="Times New Roman"/>
-                <w:b/>
-                <w:bCs/>
+              <w:cnfStyle w:val="100000000000" w:firstRow="1" w:lastRow="0" w:firstColumn="0" w:lastColumn="0" w:oddVBand="0" w:evenVBand="0" w:oddHBand="0" w:evenHBand="0" w:firstRowFirstColumn="0" w:firstRowLastColumn="0" w:lastRowFirstColumn="0" w:lastRowLastColumn="0"/>
+              <w:rPr>
+                <w:rFonts w:ascii="Times New Roman" w:eastAsia="Times New Roman" w:hAnsi="Times New Roman" w:cs="Times New Roman"/>
+                <w:b w:val="0"/>
+                <w:bCs w:val="0"/>
+                <w:kern w:val="0"/>
+                <w:sz w:val="24"/>
+                <w:szCs w:val="24"/>
+                <w:lang w:val="en-GB" w:eastAsia="en-GB" w:bidi="ar-SA"/>
+                <w14:ligatures w14:val="none"/>
+              </w:rPr>
+            </w:pPr>
+            <w:r>
+              <w:rPr>
+                <w:rFonts w:ascii="Times New Roman" w:eastAsia="Times New Roman" w:hAnsi="Times New Roman" w:cs="Times New Roman"/>
                 <w:kern w:val="0"/>
                 <w:sz w:val="24"/>
                 <w:szCs w:val="24"/>
@@ -2662,29 +5544,28 @@
         <w:tc>
           <w:tcPr>
             <w:tcW w:w="0" w:type="auto"/>
+            <w:shd w:val="clear" w:color="auto" w:fill="0E2841" w:themeFill="text2"/>
             <w:vAlign w:val="center"/>
             <w:hideMark/>
           </w:tcPr>
           <w:p>
             <w:pPr>
-              <w:spacing w:after="0" w:line="240" w:lineRule="auto"/>
               <w:jc w:val="center"/>
-              <w:rPr>
-                <w:rFonts w:ascii="Times New Roman" w:eastAsia="Times New Roman" w:hAnsi="Times New Roman" w:cs="Times New Roman"/>
-                <w:b/>
-                <w:bCs/>
-                <w:kern w:val="0"/>
-                <w:sz w:val="24"/>
-                <w:szCs w:val="24"/>
-                <w:lang w:val="en-GB" w:eastAsia="en-GB" w:bidi="ar-SA"/>
-                <w14:ligatures w14:val="none"/>
-              </w:rPr>
-            </w:pPr>
-            <w:r>
-              <w:rPr>
-                <w:rFonts w:ascii="Times New Roman" w:eastAsia="Times New Roman" w:hAnsi="Times New Roman" w:cs="Times New Roman"/>
-                <w:b/>
-                <w:bCs/>
+              <w:cnfStyle w:val="100000000000" w:firstRow="1" w:lastRow="0" w:firstColumn="0" w:lastColumn="0" w:oddVBand="0" w:evenVBand="0" w:oddHBand="0" w:evenHBand="0" w:firstRowFirstColumn="0" w:firstRowLastColumn="0" w:lastRowFirstColumn="0" w:lastRowLastColumn="0"/>
+              <w:rPr>
+                <w:rFonts w:ascii="Times New Roman" w:eastAsia="Times New Roman" w:hAnsi="Times New Roman" w:cs="Times New Roman"/>
+                <w:b w:val="0"/>
+                <w:bCs w:val="0"/>
+                <w:kern w:val="0"/>
+                <w:sz w:val="24"/>
+                <w:szCs w:val="24"/>
+                <w:lang w:val="en-GB" w:eastAsia="en-GB" w:bidi="ar-SA"/>
+                <w14:ligatures w14:val="none"/>
+              </w:rPr>
+            </w:pPr>
+            <w:r>
+              <w:rPr>
+                <w:rFonts w:ascii="Times New Roman" w:eastAsia="Times New Roman" w:hAnsi="Times New Roman" w:cs="Times New Roman"/>
                 <w:kern w:val="0"/>
                 <w:sz w:val="24"/>
                 <w:szCs w:val="24"/>
@@ -2698,29 +5579,28 @@
         <w:tc>
           <w:tcPr>
             <w:tcW w:w="0" w:type="auto"/>
+            <w:shd w:val="clear" w:color="auto" w:fill="0E2841" w:themeFill="text2"/>
             <w:vAlign w:val="center"/>
             <w:hideMark/>
           </w:tcPr>
           <w:p>
             <w:pPr>
-              <w:spacing w:after="0" w:line="240" w:lineRule="auto"/>
               <w:jc w:val="center"/>
-              <w:rPr>
-                <w:rFonts w:ascii="Times New Roman" w:eastAsia="Times New Roman" w:hAnsi="Times New Roman" w:cs="Times New Roman"/>
-                <w:b/>
-                <w:bCs/>
-                <w:kern w:val="0"/>
-                <w:sz w:val="24"/>
-                <w:szCs w:val="24"/>
-                <w:lang w:val="en-GB" w:eastAsia="en-GB" w:bidi="ar-SA"/>
-                <w14:ligatures w14:val="none"/>
-              </w:rPr>
-            </w:pPr>
-            <w:r>
-              <w:rPr>
-                <w:rFonts w:ascii="Times New Roman" w:eastAsia="Times New Roman" w:hAnsi="Times New Roman" w:cs="Times New Roman"/>
-                <w:b/>
-                <w:bCs/>
+              <w:cnfStyle w:val="100000000000" w:firstRow="1" w:lastRow="0" w:firstColumn="0" w:lastColumn="0" w:oddVBand="0" w:evenVBand="0" w:oddHBand="0" w:evenHBand="0" w:firstRowFirstColumn="0" w:firstRowLastColumn="0" w:lastRowFirstColumn="0" w:lastRowLastColumn="0"/>
+              <w:rPr>
+                <w:rFonts w:ascii="Times New Roman" w:eastAsia="Times New Roman" w:hAnsi="Times New Roman" w:cs="Times New Roman"/>
+                <w:b w:val="0"/>
+                <w:bCs w:val="0"/>
+                <w:kern w:val="0"/>
+                <w:sz w:val="24"/>
+                <w:szCs w:val="24"/>
+                <w:lang w:val="en-GB" w:eastAsia="en-GB" w:bidi="ar-SA"/>
+                <w14:ligatures w14:val="none"/>
+              </w:rPr>
+            </w:pPr>
+            <w:r>
+              <w:rPr>
+                <w:rFonts w:ascii="Times New Roman" w:eastAsia="Times New Roman" w:hAnsi="Times New Roman" w:cs="Times New Roman"/>
                 <w:kern w:val="0"/>
                 <w:sz w:val="24"/>
                 <w:szCs w:val="24"/>
@@ -2734,17 +5614,16 @@
       </w:tr>
       <w:tr>
         <w:trPr>
-          <w:tblCellSpacing w:w="15" w:type="dxa"/>
+          <w:cnfStyle w:val="000000100000" w:firstRow="0" w:lastRow="0" w:firstColumn="0" w:lastColumn="0" w:oddVBand="0" w:evenVBand="0" w:oddHBand="1" w:evenHBand="0" w:firstRowFirstColumn="0" w:firstRowLastColumn="0" w:lastRowFirstColumn="0" w:lastRowLastColumn="0"/>
         </w:trPr>
         <w:tc>
           <w:tcPr>
-            <w:tcW w:w="0" w:type="auto"/>
-            <w:vAlign w:val="center"/>
-            <w:hideMark/>
-          </w:tcPr>
-          <w:p>
-            <w:pPr>
-              <w:spacing w:after="0" w:line="240" w:lineRule="auto"/>
+            <w:cnfStyle w:val="001000000000" w:firstRow="0" w:lastRow="0" w:firstColumn="1" w:lastColumn="0" w:oddVBand="0" w:evenVBand="0" w:oddHBand="0" w:evenHBand="0" w:firstRowFirstColumn="0" w:firstRowLastColumn="0" w:lastRowFirstColumn="0" w:lastRowLastColumn="0"/>
+            <w:tcW w:w="0" w:type="auto"/>
+            <w:hideMark/>
+          </w:tcPr>
+          <w:p>
+            <w:pPr>
               <w:rPr>
                 <w:rFonts w:ascii="Times New Roman" w:eastAsia="Times New Roman" w:hAnsi="Times New Roman" w:cs="Times New Roman"/>
                 <w:kern w:val="0"/>
@@ -2770,12 +5649,11 @@
         <w:tc>
           <w:tcPr>
             <w:tcW w:w="0" w:type="auto"/>
-            <w:vAlign w:val="center"/>
-            <w:hideMark/>
-          </w:tcPr>
-          <w:p>
-            <w:pPr>
-              <w:spacing w:after="0" w:line="240" w:lineRule="auto"/>
+            <w:hideMark/>
+          </w:tcPr>
+          <w:p>
+            <w:pPr>
+              <w:cnfStyle w:val="000000100000" w:firstRow="0" w:lastRow="0" w:firstColumn="0" w:lastColumn="0" w:oddVBand="0" w:evenVBand="0" w:oddHBand="1" w:evenHBand="0" w:firstRowFirstColumn="0" w:firstRowLastColumn="0" w:lastRowFirstColumn="0" w:lastRowLastColumn="0"/>
               <w:rPr>
                 <w:rFonts w:ascii="Times New Roman" w:eastAsia="Times New Roman" w:hAnsi="Times New Roman" w:cs="Times New Roman"/>
                 <w:kern w:val="0"/>
@@ -2801,12 +5679,11 @@
         <w:tc>
           <w:tcPr>
             <w:tcW w:w="0" w:type="auto"/>
-            <w:vAlign w:val="center"/>
-            <w:hideMark/>
-          </w:tcPr>
-          <w:p>
-            <w:pPr>
-              <w:spacing w:after="0" w:line="240" w:lineRule="auto"/>
+            <w:hideMark/>
+          </w:tcPr>
+          <w:p>
+            <w:pPr>
+              <w:cnfStyle w:val="000000100000" w:firstRow="0" w:lastRow="0" w:firstColumn="0" w:lastColumn="0" w:oddVBand="0" w:evenVBand="0" w:oddHBand="1" w:evenHBand="0" w:firstRowFirstColumn="0" w:firstRowLastColumn="0" w:lastRowFirstColumn="0" w:lastRowLastColumn="0"/>
               <w:rPr>
                 <w:rFonts w:ascii="Times New Roman" w:eastAsia="Times New Roman" w:hAnsi="Times New Roman" w:cs="Times New Roman"/>
                 <w:kern w:val="0"/>
@@ -2832,12 +5709,11 @@
         <w:tc>
           <w:tcPr>
             <w:tcW w:w="0" w:type="auto"/>
-            <w:vAlign w:val="center"/>
-            <w:hideMark/>
-          </w:tcPr>
-          <w:p>
-            <w:pPr>
-              <w:spacing w:after="0" w:line="240" w:lineRule="auto"/>
+            <w:hideMark/>
+          </w:tcPr>
+          <w:p>
+            <w:pPr>
+              <w:cnfStyle w:val="000000100000" w:firstRow="0" w:lastRow="0" w:firstColumn="0" w:lastColumn="0" w:oddVBand="0" w:evenVBand="0" w:oddHBand="1" w:evenHBand="0" w:firstRowFirstColumn="0" w:firstRowLastColumn="0" w:lastRowFirstColumn="0" w:lastRowLastColumn="0"/>
               <w:rPr>
                 <w:rFonts w:ascii="Times New Roman" w:eastAsia="Times New Roman" w:hAnsi="Times New Roman" w:cs="Times New Roman"/>
                 <w:kern w:val="0"/>
@@ -2863,12 +5739,163 @@
         <w:tc>
           <w:tcPr>
             <w:tcW w:w="0" w:type="auto"/>
-            <w:vAlign w:val="center"/>
-            <w:hideMark/>
-          </w:tcPr>
-          <w:p>
-            <w:pPr>
-              <w:spacing w:after="0" w:line="240" w:lineRule="auto"/>
+            <w:hideMark/>
+          </w:tcPr>
+          <w:p>
+            <w:pPr>
+              <w:cnfStyle w:val="000000100000" w:firstRow="0" w:lastRow="0" w:firstColumn="0" w:lastColumn="0" w:oddVBand="0" w:evenVBand="0" w:oddHBand="1" w:evenHBand="0" w:firstRowFirstColumn="0" w:firstRowLastColumn="0" w:lastRowFirstColumn="0" w:lastRowLastColumn="0"/>
+              <w:rPr>
+                <w:rFonts w:ascii="Times New Roman" w:eastAsia="Times New Roman" w:hAnsi="Times New Roman" w:cs="Times New Roman"/>
+                <w:kern w:val="0"/>
+                <w:sz w:val="24"/>
+                <w:szCs w:val="24"/>
+                <w:lang w:val="en-GB" w:eastAsia="en-GB" w:bidi="ar-SA"/>
+                <w14:ligatures w14:val="none"/>
+              </w:rPr>
+            </w:pPr>
+            <w:r>
+              <w:rPr>
+                <w:rFonts w:ascii="Times New Roman" w:eastAsia="Times New Roman" w:hAnsi="Times New Roman" w:cs="Times New Roman"/>
+                <w:kern w:val="0"/>
+                <w:sz w:val="24"/>
+                <w:szCs w:val="24"/>
+                <w:lang w:val="en-GB" w:eastAsia="en-GB" w:bidi="ar-SA"/>
+                <w14:ligatures w14:val="none"/>
+              </w:rPr>
+              <w:t>ERP</w:t>
+            </w:r>
+          </w:p>
+        </w:tc>
+      </w:tr>
+      <w:tr>
+        <w:tc>
+          <w:tcPr>
+            <w:cnfStyle w:val="001000000000" w:firstRow="0" w:lastRow="0" w:firstColumn="1" w:lastColumn="0" w:oddVBand="0" w:evenVBand="0" w:oddHBand="0" w:evenHBand="0" w:firstRowFirstColumn="0" w:firstRowLastColumn="0" w:lastRowFirstColumn="0" w:lastRowLastColumn="0"/>
+            <w:tcW w:w="0" w:type="auto"/>
+            <w:hideMark/>
+          </w:tcPr>
+          <w:p>
+            <w:pPr>
+              <w:rPr>
+                <w:rFonts w:ascii="Times New Roman" w:eastAsia="Times New Roman" w:hAnsi="Times New Roman" w:cs="Times New Roman"/>
+                <w:kern w:val="0"/>
+                <w:sz w:val="24"/>
+                <w:szCs w:val="24"/>
+                <w:lang w:val="en-GB" w:eastAsia="en-GB" w:bidi="ar-SA"/>
+                <w14:ligatures w14:val="none"/>
+              </w:rPr>
+            </w:pPr>
+            <w:r>
+              <w:rPr>
+                <w:rFonts w:ascii="Times New Roman" w:eastAsia="Times New Roman" w:hAnsi="Times New Roman" w:cs="Times New Roman"/>
+                <w:kern w:val="0"/>
+                <w:sz w:val="24"/>
+                <w:szCs w:val="24"/>
+                <w:lang w:val="en-GB" w:eastAsia="en-GB" w:bidi="ar-SA"/>
+                <w14:ligatures w14:val="none"/>
+              </w:rPr>
+              <w:t>MD-QC-02</w:t>
+            </w:r>
+          </w:p>
+        </w:tc>
+        <w:tc>
+          <w:tcPr>
+            <w:tcW w:w="0" w:type="auto"/>
+            <w:hideMark/>
+          </w:tcPr>
+          <w:p>
+            <w:pPr>
+              <w:cnfStyle w:val="000000000000" w:firstRow="0" w:lastRow="0" w:firstColumn="0" w:lastColumn="0" w:oddVBand="0" w:evenVBand="0" w:oddHBand="0" w:evenHBand="0" w:firstRowFirstColumn="0" w:firstRowLastColumn="0" w:lastRowFirstColumn="0" w:lastRowLastColumn="0"/>
+              <w:rPr>
+                <w:rFonts w:ascii="Times New Roman" w:eastAsia="Times New Roman" w:hAnsi="Times New Roman" w:cs="Times New Roman"/>
+                <w:kern w:val="0"/>
+                <w:sz w:val="24"/>
+                <w:szCs w:val="24"/>
+                <w:lang w:val="en-GB" w:eastAsia="en-GB" w:bidi="ar-SA"/>
+                <w14:ligatures w14:val="none"/>
+              </w:rPr>
+            </w:pPr>
+            <w:r>
+              <w:rPr>
+                <w:rFonts w:ascii="Times New Roman" w:eastAsia="Times New Roman" w:hAnsi="Times New Roman" w:cs="Times New Roman"/>
+                <w:kern w:val="0"/>
+                <w:sz w:val="24"/>
+                <w:szCs w:val="24"/>
+                <w:lang w:val="en-GB" w:eastAsia="en-GB" w:bidi="ar-SA"/>
+                <w14:ligatures w14:val="none"/>
+              </w:rPr>
+              <w:t>Incomplete fields validation</w:t>
+            </w:r>
+          </w:p>
+        </w:tc>
+        <w:tc>
+          <w:tcPr>
+            <w:tcW w:w="0" w:type="auto"/>
+            <w:hideMark/>
+          </w:tcPr>
+          <w:p>
+            <w:pPr>
+              <w:cnfStyle w:val="000000000000" w:firstRow="0" w:lastRow="0" w:firstColumn="0" w:lastColumn="0" w:oddVBand="0" w:evenVBand="0" w:oddHBand="0" w:evenHBand="0" w:firstRowFirstColumn="0" w:firstRowLastColumn="0" w:lastRowFirstColumn="0" w:lastRowLastColumn="0"/>
+              <w:rPr>
+                <w:rFonts w:ascii="Times New Roman" w:eastAsia="Times New Roman" w:hAnsi="Times New Roman" w:cs="Times New Roman"/>
+                <w:kern w:val="0"/>
+                <w:sz w:val="24"/>
+                <w:szCs w:val="24"/>
+                <w:lang w:val="en-GB" w:eastAsia="en-GB" w:bidi="ar-SA"/>
+                <w14:ligatures w14:val="none"/>
+              </w:rPr>
+            </w:pPr>
+            <w:r>
+              <w:rPr>
+                <w:rFonts w:ascii="Times New Roman" w:eastAsia="Times New Roman" w:hAnsi="Times New Roman" w:cs="Times New Roman"/>
+                <w:kern w:val="0"/>
+                <w:sz w:val="24"/>
+                <w:szCs w:val="24"/>
+                <w:lang w:val="en-GB" w:eastAsia="en-GB" w:bidi="ar-SA"/>
+                <w14:ligatures w14:val="none"/>
+              </w:rPr>
+              <w:t>Real-time</w:t>
+            </w:r>
+          </w:p>
+        </w:tc>
+        <w:tc>
+          <w:tcPr>
+            <w:tcW w:w="0" w:type="auto"/>
+            <w:hideMark/>
+          </w:tcPr>
+          <w:p>
+            <w:pPr>
+              <w:cnfStyle w:val="000000000000" w:firstRow="0" w:lastRow="0" w:firstColumn="0" w:lastColumn="0" w:oddVBand="0" w:evenVBand="0" w:oddHBand="0" w:evenHBand="0" w:firstRowFirstColumn="0" w:firstRowLastColumn="0" w:lastRowFirstColumn="0" w:lastRowLastColumn="0"/>
+              <w:rPr>
+                <w:rFonts w:ascii="Times New Roman" w:eastAsia="Times New Roman" w:hAnsi="Times New Roman" w:cs="Times New Roman"/>
+                <w:kern w:val="0"/>
+                <w:sz w:val="24"/>
+                <w:szCs w:val="24"/>
+                <w:lang w:val="en-GB" w:eastAsia="en-GB" w:bidi="ar-SA"/>
+                <w14:ligatures w14:val="none"/>
+              </w:rPr>
+            </w:pPr>
+            <w:r>
+              <w:rPr>
+                <w:rFonts w:ascii="Times New Roman" w:eastAsia="Times New Roman" w:hAnsi="Times New Roman" w:cs="Times New Roman"/>
+                <w:kern w:val="0"/>
+                <w:sz w:val="24"/>
+                <w:szCs w:val="24"/>
+                <w:lang w:val="en-GB" w:eastAsia="en-GB" w:bidi="ar-SA"/>
+                <w14:ligatures w14:val="none"/>
+              </w:rPr>
+              <w:t>System</w:t>
+            </w:r>
+          </w:p>
+        </w:tc>
+        <w:tc>
+          <w:tcPr>
+            <w:tcW w:w="0" w:type="auto"/>
+            <w:hideMark/>
+          </w:tcPr>
+          <w:p>
+            <w:pPr>
+              <w:cnfStyle w:val="000000000000" w:firstRow="0" w:lastRow="0" w:firstColumn="0" w:lastColumn="0" w:oddVBand="0" w:evenVBand="0" w:oddHBand="0" w:evenHBand="0" w:firstRowFirstColumn="0" w:firstRowLastColumn="0" w:lastRowFirstColumn="0" w:lastRowLastColumn="0"/>
               <w:rPr>
                 <w:rFonts w:ascii="Times New Roman" w:eastAsia="Times New Roman" w:hAnsi="Times New Roman" w:cs="Times New Roman"/>
                 <w:kern w:val="0"/>
@@ -2894,337 +5921,168 @@
       </w:tr>
       <w:tr>
         <w:trPr>
-          <w:tblCellSpacing w:w="15" w:type="dxa"/>
+          <w:cnfStyle w:val="000000100000" w:firstRow="0" w:lastRow="0" w:firstColumn="0" w:lastColumn="0" w:oddVBand="0" w:evenVBand="0" w:oddHBand="1" w:evenHBand="0" w:firstRowFirstColumn="0" w:firstRowLastColumn="0" w:lastRowFirstColumn="0" w:lastRowLastColumn="0"/>
         </w:trPr>
         <w:tc>
           <w:tcPr>
-            <w:tcW w:w="0" w:type="auto"/>
-            <w:vAlign w:val="center"/>
-            <w:hideMark/>
-          </w:tcPr>
-          <w:p>
-            <w:pPr>
-              <w:spacing w:after="0" w:line="240" w:lineRule="auto"/>
-              <w:rPr>
-                <w:rFonts w:ascii="Times New Roman" w:eastAsia="Times New Roman" w:hAnsi="Times New Roman" w:cs="Times New Roman"/>
-                <w:kern w:val="0"/>
-                <w:sz w:val="24"/>
-                <w:szCs w:val="24"/>
-                <w:lang w:val="en-GB" w:eastAsia="en-GB" w:bidi="ar-SA"/>
-                <w14:ligatures w14:val="none"/>
-              </w:rPr>
-            </w:pPr>
-            <w:r>
-              <w:rPr>
-                <w:rFonts w:ascii="Times New Roman" w:eastAsia="Times New Roman" w:hAnsi="Times New Roman" w:cs="Times New Roman"/>
-                <w:kern w:val="0"/>
-                <w:sz w:val="24"/>
-                <w:szCs w:val="24"/>
-                <w:lang w:val="en-GB" w:eastAsia="en-GB" w:bidi="ar-SA"/>
-                <w14:ligatures w14:val="none"/>
-              </w:rPr>
-              <w:t>MD-QC-02</w:t>
-            </w:r>
-          </w:p>
-        </w:tc>
-        <w:tc>
-          <w:tcPr>
-            <w:tcW w:w="0" w:type="auto"/>
-            <w:vAlign w:val="center"/>
-            <w:hideMark/>
-          </w:tcPr>
-          <w:p>
-            <w:pPr>
-              <w:spacing w:after="0" w:line="240" w:lineRule="auto"/>
-              <w:rPr>
-                <w:rFonts w:ascii="Times New Roman" w:eastAsia="Times New Roman" w:hAnsi="Times New Roman" w:cs="Times New Roman"/>
-                <w:kern w:val="0"/>
-                <w:sz w:val="24"/>
-                <w:szCs w:val="24"/>
-                <w:lang w:val="en-GB" w:eastAsia="en-GB" w:bidi="ar-SA"/>
-                <w14:ligatures w14:val="none"/>
-              </w:rPr>
-            </w:pPr>
-            <w:r>
-              <w:rPr>
-                <w:rFonts w:ascii="Times New Roman" w:eastAsia="Times New Roman" w:hAnsi="Times New Roman" w:cs="Times New Roman"/>
-                <w:kern w:val="0"/>
-                <w:sz w:val="24"/>
-                <w:szCs w:val="24"/>
-                <w:lang w:val="en-GB" w:eastAsia="en-GB" w:bidi="ar-SA"/>
-                <w14:ligatures w14:val="none"/>
-              </w:rPr>
-              <w:t>Incomplete fields validation</w:t>
-            </w:r>
-          </w:p>
-        </w:tc>
-        <w:tc>
-          <w:tcPr>
-            <w:tcW w:w="0" w:type="auto"/>
-            <w:vAlign w:val="center"/>
-            <w:hideMark/>
-          </w:tcPr>
-          <w:p>
-            <w:pPr>
-              <w:spacing w:after="0" w:line="240" w:lineRule="auto"/>
-              <w:rPr>
-                <w:rFonts w:ascii="Times New Roman" w:eastAsia="Times New Roman" w:hAnsi="Times New Roman" w:cs="Times New Roman"/>
-                <w:kern w:val="0"/>
-                <w:sz w:val="24"/>
-                <w:szCs w:val="24"/>
-                <w:lang w:val="en-GB" w:eastAsia="en-GB" w:bidi="ar-SA"/>
-                <w14:ligatures w14:val="none"/>
-              </w:rPr>
-            </w:pPr>
-            <w:r>
-              <w:rPr>
-                <w:rFonts w:ascii="Times New Roman" w:eastAsia="Times New Roman" w:hAnsi="Times New Roman" w:cs="Times New Roman"/>
-                <w:kern w:val="0"/>
-                <w:sz w:val="24"/>
-                <w:szCs w:val="24"/>
-                <w:lang w:val="en-GB" w:eastAsia="en-GB" w:bidi="ar-SA"/>
-                <w14:ligatures w14:val="none"/>
-              </w:rPr>
-              <w:t>Real-time</w:t>
-            </w:r>
-          </w:p>
-        </w:tc>
-        <w:tc>
-          <w:tcPr>
-            <w:tcW w:w="0" w:type="auto"/>
-            <w:vAlign w:val="center"/>
-            <w:hideMark/>
-          </w:tcPr>
-          <w:p>
-            <w:pPr>
-              <w:spacing w:after="0" w:line="240" w:lineRule="auto"/>
-              <w:rPr>
-                <w:rFonts w:ascii="Times New Roman" w:eastAsia="Times New Roman" w:hAnsi="Times New Roman" w:cs="Times New Roman"/>
-                <w:kern w:val="0"/>
-                <w:sz w:val="24"/>
-                <w:szCs w:val="24"/>
-                <w:lang w:val="en-GB" w:eastAsia="en-GB" w:bidi="ar-SA"/>
-                <w14:ligatures w14:val="none"/>
-              </w:rPr>
-            </w:pPr>
-            <w:r>
-              <w:rPr>
-                <w:rFonts w:ascii="Times New Roman" w:eastAsia="Times New Roman" w:hAnsi="Times New Roman" w:cs="Times New Roman"/>
-                <w:kern w:val="0"/>
-                <w:sz w:val="24"/>
-                <w:szCs w:val="24"/>
-                <w:lang w:val="en-GB" w:eastAsia="en-GB" w:bidi="ar-SA"/>
-                <w14:ligatures w14:val="none"/>
-              </w:rPr>
-              <w:t>System</w:t>
-            </w:r>
-          </w:p>
-        </w:tc>
-        <w:tc>
-          <w:tcPr>
-            <w:tcW w:w="0" w:type="auto"/>
-            <w:vAlign w:val="center"/>
-            <w:hideMark/>
-          </w:tcPr>
-          <w:p>
-            <w:pPr>
-              <w:spacing w:after="0" w:line="240" w:lineRule="auto"/>
-              <w:rPr>
-                <w:rFonts w:ascii="Times New Roman" w:eastAsia="Times New Roman" w:hAnsi="Times New Roman" w:cs="Times New Roman"/>
-                <w:kern w:val="0"/>
-                <w:sz w:val="24"/>
-                <w:szCs w:val="24"/>
-                <w:lang w:val="en-GB" w:eastAsia="en-GB" w:bidi="ar-SA"/>
-                <w14:ligatures w14:val="none"/>
-              </w:rPr>
-            </w:pPr>
-            <w:r>
-              <w:rPr>
-                <w:rFonts w:ascii="Times New Roman" w:eastAsia="Times New Roman" w:hAnsi="Times New Roman" w:cs="Times New Roman"/>
-                <w:kern w:val="0"/>
-                <w:sz w:val="24"/>
-                <w:szCs w:val="24"/>
-                <w:lang w:val="en-GB" w:eastAsia="en-GB" w:bidi="ar-SA"/>
-                <w14:ligatures w14:val="none"/>
-              </w:rPr>
-              <w:t>ERP</w:t>
+            <w:cnfStyle w:val="001000000000" w:firstRow="0" w:lastRow="0" w:firstColumn="1" w:lastColumn="0" w:oddVBand="0" w:evenVBand="0" w:oddHBand="0" w:evenHBand="0" w:firstRowFirstColumn="0" w:firstRowLastColumn="0" w:lastRowFirstColumn="0" w:lastRowLastColumn="0"/>
+            <w:tcW w:w="0" w:type="auto"/>
+            <w:hideMark/>
+          </w:tcPr>
+          <w:p>
+            <w:pPr>
+              <w:rPr>
+                <w:rFonts w:ascii="Times New Roman" w:eastAsia="Times New Roman" w:hAnsi="Times New Roman" w:cs="Times New Roman"/>
+                <w:kern w:val="0"/>
+                <w:sz w:val="24"/>
+                <w:szCs w:val="24"/>
+                <w:lang w:val="en-GB" w:eastAsia="en-GB" w:bidi="ar-SA"/>
+                <w14:ligatures w14:val="none"/>
+              </w:rPr>
+            </w:pPr>
+            <w:r>
+              <w:rPr>
+                <w:rFonts w:ascii="Times New Roman" w:eastAsia="Times New Roman" w:hAnsi="Times New Roman" w:cs="Times New Roman"/>
+                <w:kern w:val="0"/>
+                <w:sz w:val="24"/>
+                <w:szCs w:val="24"/>
+                <w:lang w:val="en-GB" w:eastAsia="en-GB" w:bidi="ar-SA"/>
+                <w14:ligatures w14:val="none"/>
+              </w:rPr>
+              <w:t>MD-QC-03</w:t>
+            </w:r>
+          </w:p>
+        </w:tc>
+        <w:tc>
+          <w:tcPr>
+            <w:tcW w:w="0" w:type="auto"/>
+            <w:hideMark/>
+          </w:tcPr>
+          <w:p>
+            <w:pPr>
+              <w:cnfStyle w:val="000000100000" w:firstRow="0" w:lastRow="0" w:firstColumn="0" w:lastColumn="0" w:oddVBand="0" w:evenVBand="0" w:oddHBand="1" w:evenHBand="0" w:firstRowFirstColumn="0" w:firstRowLastColumn="0" w:lastRowFirstColumn="0" w:lastRowLastColumn="0"/>
+              <w:rPr>
+                <w:rFonts w:ascii="Times New Roman" w:eastAsia="Times New Roman" w:hAnsi="Times New Roman" w:cs="Times New Roman"/>
+                <w:kern w:val="0"/>
+                <w:sz w:val="24"/>
+                <w:szCs w:val="24"/>
+                <w:lang w:val="en-GB" w:eastAsia="en-GB" w:bidi="ar-SA"/>
+                <w14:ligatures w14:val="none"/>
+              </w:rPr>
+            </w:pPr>
+            <w:r>
+              <w:rPr>
+                <w:rFonts w:ascii="Times New Roman" w:eastAsia="Times New Roman" w:hAnsi="Times New Roman" w:cs="Times New Roman"/>
+                <w:kern w:val="0"/>
+                <w:sz w:val="24"/>
+                <w:szCs w:val="24"/>
+                <w:lang w:val="en-GB" w:eastAsia="en-GB" w:bidi="ar-SA"/>
+                <w14:ligatures w14:val="none"/>
+              </w:rPr>
+              <w:t>Aging inactive records</w:t>
+            </w:r>
+          </w:p>
+        </w:tc>
+        <w:tc>
+          <w:tcPr>
+            <w:tcW w:w="0" w:type="auto"/>
+            <w:hideMark/>
+          </w:tcPr>
+          <w:p>
+            <w:pPr>
+              <w:cnfStyle w:val="000000100000" w:firstRow="0" w:lastRow="0" w:firstColumn="0" w:lastColumn="0" w:oddVBand="0" w:evenVBand="0" w:oddHBand="1" w:evenHBand="0" w:firstRowFirstColumn="0" w:firstRowLastColumn="0" w:lastRowFirstColumn="0" w:lastRowLastColumn="0"/>
+              <w:rPr>
+                <w:rFonts w:ascii="Times New Roman" w:eastAsia="Times New Roman" w:hAnsi="Times New Roman" w:cs="Times New Roman"/>
+                <w:kern w:val="0"/>
+                <w:sz w:val="24"/>
+                <w:szCs w:val="24"/>
+                <w:lang w:val="en-GB" w:eastAsia="en-GB" w:bidi="ar-SA"/>
+                <w14:ligatures w14:val="none"/>
+              </w:rPr>
+            </w:pPr>
+            <w:r>
+              <w:rPr>
+                <w:rFonts w:ascii="Times New Roman" w:eastAsia="Times New Roman" w:hAnsi="Times New Roman" w:cs="Times New Roman"/>
+                <w:kern w:val="0"/>
+                <w:sz w:val="24"/>
+                <w:szCs w:val="24"/>
+                <w:lang w:val="en-GB" w:eastAsia="en-GB" w:bidi="ar-SA"/>
+                <w14:ligatures w14:val="none"/>
+              </w:rPr>
+              <w:t>Quarterly</w:t>
+            </w:r>
+          </w:p>
+        </w:tc>
+        <w:tc>
+          <w:tcPr>
+            <w:tcW w:w="0" w:type="auto"/>
+            <w:hideMark/>
+          </w:tcPr>
+          <w:p>
+            <w:pPr>
+              <w:cnfStyle w:val="000000100000" w:firstRow="0" w:lastRow="0" w:firstColumn="0" w:lastColumn="0" w:oddVBand="0" w:evenVBand="0" w:oddHBand="1" w:evenHBand="0" w:firstRowFirstColumn="0" w:firstRowLastColumn="0" w:lastRowFirstColumn="0" w:lastRowLastColumn="0"/>
+              <w:rPr>
+                <w:rFonts w:ascii="Times New Roman" w:eastAsia="Times New Roman" w:hAnsi="Times New Roman" w:cs="Times New Roman"/>
+                <w:kern w:val="0"/>
+                <w:sz w:val="24"/>
+                <w:szCs w:val="24"/>
+                <w:lang w:val="en-GB" w:eastAsia="en-GB" w:bidi="ar-SA"/>
+                <w14:ligatures w14:val="none"/>
+              </w:rPr>
+            </w:pPr>
+            <w:r>
+              <w:rPr>
+                <w:rFonts w:ascii="Times New Roman" w:eastAsia="Times New Roman" w:hAnsi="Times New Roman" w:cs="Times New Roman"/>
+                <w:kern w:val="0"/>
+                <w:sz w:val="24"/>
+                <w:szCs w:val="24"/>
+                <w:lang w:val="en-GB" w:eastAsia="en-GB" w:bidi="ar-SA"/>
+                <w14:ligatures w14:val="none"/>
+              </w:rPr>
+              <w:t>Finance</w:t>
+            </w:r>
+          </w:p>
+        </w:tc>
+        <w:tc>
+          <w:tcPr>
+            <w:tcW w:w="0" w:type="auto"/>
+            <w:hideMark/>
+          </w:tcPr>
+          <w:p>
+            <w:pPr>
+              <w:cnfStyle w:val="000000100000" w:firstRow="0" w:lastRow="0" w:firstColumn="0" w:lastColumn="0" w:oddVBand="0" w:evenVBand="0" w:oddHBand="1" w:evenHBand="0" w:firstRowFirstColumn="0" w:firstRowLastColumn="0" w:lastRowFirstColumn="0" w:lastRowLastColumn="0"/>
+              <w:rPr>
+                <w:rFonts w:ascii="Times New Roman" w:eastAsia="Times New Roman" w:hAnsi="Times New Roman" w:cs="Times New Roman"/>
+                <w:kern w:val="0"/>
+                <w:sz w:val="24"/>
+                <w:szCs w:val="24"/>
+                <w:lang w:val="en-GB" w:eastAsia="en-GB" w:bidi="ar-SA"/>
+                <w14:ligatures w14:val="none"/>
+              </w:rPr>
+            </w:pPr>
+            <w:r>
+              <w:rPr>
+                <w:rFonts w:ascii="Times New Roman" w:eastAsia="Times New Roman" w:hAnsi="Times New Roman" w:cs="Times New Roman"/>
+                <w:kern w:val="0"/>
+                <w:sz w:val="24"/>
+                <w:szCs w:val="24"/>
+                <w:lang w:val="en-GB" w:eastAsia="en-GB" w:bidi="ar-SA"/>
+                <w14:ligatures w14:val="none"/>
+              </w:rPr>
+              <w:t>BI Dashboard</w:t>
             </w:r>
           </w:p>
         </w:tc>
       </w:tr>
       <w:tr>
-        <w:trPr>
-          <w:tblCellSpacing w:w="15" w:type="dxa"/>
-        </w:trPr>
-        <w:tc>
-          <w:tcPr>
-            <w:tcW w:w="0" w:type="auto"/>
-            <w:vAlign w:val="center"/>
-            <w:hideMark/>
-          </w:tcPr>
-          <w:p>
-            <w:pPr>
-              <w:spacing w:after="0" w:line="240" w:lineRule="auto"/>
-              <w:rPr>
-                <w:rFonts w:ascii="Times New Roman" w:eastAsia="Times New Roman" w:hAnsi="Times New Roman" w:cs="Times New Roman"/>
-                <w:kern w:val="0"/>
-                <w:sz w:val="24"/>
-                <w:szCs w:val="24"/>
-                <w:lang w:val="en-GB" w:eastAsia="en-GB" w:bidi="ar-SA"/>
-                <w14:ligatures w14:val="none"/>
-              </w:rPr>
-            </w:pPr>
-            <w:r>
-              <w:rPr>
-                <w:rFonts w:ascii="Times New Roman" w:eastAsia="Times New Roman" w:hAnsi="Times New Roman" w:cs="Times New Roman"/>
-                <w:kern w:val="0"/>
-                <w:sz w:val="24"/>
-                <w:szCs w:val="24"/>
-                <w:lang w:val="en-GB" w:eastAsia="en-GB" w:bidi="ar-SA"/>
-                <w14:ligatures w14:val="none"/>
-              </w:rPr>
-              <w:t>MD-QC-03</w:t>
-            </w:r>
-          </w:p>
-        </w:tc>
-        <w:tc>
-          <w:tcPr>
-            <w:tcW w:w="0" w:type="auto"/>
-            <w:vAlign w:val="center"/>
-            <w:hideMark/>
-          </w:tcPr>
-          <w:p>
-            <w:pPr>
-              <w:spacing w:after="0" w:line="240" w:lineRule="auto"/>
-              <w:rPr>
-                <w:rFonts w:ascii="Times New Roman" w:eastAsia="Times New Roman" w:hAnsi="Times New Roman" w:cs="Times New Roman"/>
-                <w:kern w:val="0"/>
-                <w:sz w:val="24"/>
-                <w:szCs w:val="24"/>
-                <w:lang w:val="en-GB" w:eastAsia="en-GB" w:bidi="ar-SA"/>
-                <w14:ligatures w14:val="none"/>
-              </w:rPr>
-            </w:pPr>
-            <w:r>
-              <w:rPr>
-                <w:rFonts w:ascii="Times New Roman" w:eastAsia="Times New Roman" w:hAnsi="Times New Roman" w:cs="Times New Roman"/>
-                <w:kern w:val="0"/>
-                <w:sz w:val="24"/>
-                <w:szCs w:val="24"/>
-                <w:lang w:val="en-GB" w:eastAsia="en-GB" w:bidi="ar-SA"/>
-                <w14:ligatures w14:val="none"/>
-              </w:rPr>
-              <w:t>Aging inactive records</w:t>
-            </w:r>
-          </w:p>
-        </w:tc>
-        <w:tc>
-          <w:tcPr>
-            <w:tcW w:w="0" w:type="auto"/>
-            <w:vAlign w:val="center"/>
-            <w:hideMark/>
-          </w:tcPr>
-          <w:p>
-            <w:pPr>
-              <w:spacing w:after="0" w:line="240" w:lineRule="auto"/>
-              <w:rPr>
-                <w:rFonts w:ascii="Times New Roman" w:eastAsia="Times New Roman" w:hAnsi="Times New Roman" w:cs="Times New Roman"/>
-                <w:kern w:val="0"/>
-                <w:sz w:val="24"/>
-                <w:szCs w:val="24"/>
-                <w:lang w:val="en-GB" w:eastAsia="en-GB" w:bidi="ar-SA"/>
-                <w14:ligatures w14:val="none"/>
-              </w:rPr>
-            </w:pPr>
-            <w:r>
-              <w:rPr>
-                <w:rFonts w:ascii="Times New Roman" w:eastAsia="Times New Roman" w:hAnsi="Times New Roman" w:cs="Times New Roman"/>
-                <w:kern w:val="0"/>
-                <w:sz w:val="24"/>
-                <w:szCs w:val="24"/>
-                <w:lang w:val="en-GB" w:eastAsia="en-GB" w:bidi="ar-SA"/>
-                <w14:ligatures w14:val="none"/>
-              </w:rPr>
-              <w:t>Quarterly</w:t>
-            </w:r>
-          </w:p>
-        </w:tc>
-        <w:tc>
-          <w:tcPr>
-            <w:tcW w:w="0" w:type="auto"/>
-            <w:vAlign w:val="center"/>
-            <w:hideMark/>
-          </w:tcPr>
-          <w:p>
-            <w:pPr>
-              <w:spacing w:after="0" w:line="240" w:lineRule="auto"/>
-              <w:rPr>
-                <w:rFonts w:ascii="Times New Roman" w:eastAsia="Times New Roman" w:hAnsi="Times New Roman" w:cs="Times New Roman"/>
-                <w:kern w:val="0"/>
-                <w:sz w:val="24"/>
-                <w:szCs w:val="24"/>
-                <w:lang w:val="en-GB" w:eastAsia="en-GB" w:bidi="ar-SA"/>
-                <w14:ligatures w14:val="none"/>
-              </w:rPr>
-            </w:pPr>
-            <w:r>
-              <w:rPr>
-                <w:rFonts w:ascii="Times New Roman" w:eastAsia="Times New Roman" w:hAnsi="Times New Roman" w:cs="Times New Roman"/>
-                <w:kern w:val="0"/>
-                <w:sz w:val="24"/>
-                <w:szCs w:val="24"/>
-                <w:lang w:val="en-GB" w:eastAsia="en-GB" w:bidi="ar-SA"/>
-                <w14:ligatures w14:val="none"/>
-              </w:rPr>
-              <w:t>Finance</w:t>
-            </w:r>
-          </w:p>
-        </w:tc>
-        <w:tc>
-          <w:tcPr>
-            <w:tcW w:w="0" w:type="auto"/>
-            <w:vAlign w:val="center"/>
-            <w:hideMark/>
-          </w:tcPr>
-          <w:p>
-            <w:pPr>
-              <w:spacing w:after="0" w:line="240" w:lineRule="auto"/>
-              <w:rPr>
-                <w:rFonts w:ascii="Times New Roman" w:eastAsia="Times New Roman" w:hAnsi="Times New Roman" w:cs="Times New Roman"/>
-                <w:kern w:val="0"/>
-                <w:sz w:val="24"/>
-                <w:szCs w:val="24"/>
-                <w:lang w:val="en-GB" w:eastAsia="en-GB" w:bidi="ar-SA"/>
-                <w14:ligatures w14:val="none"/>
-              </w:rPr>
-            </w:pPr>
-            <w:r>
-              <w:rPr>
-                <w:rFonts w:ascii="Times New Roman" w:eastAsia="Times New Roman" w:hAnsi="Times New Roman" w:cs="Times New Roman"/>
-                <w:kern w:val="0"/>
-                <w:sz w:val="24"/>
-                <w:szCs w:val="24"/>
-                <w:lang w:val="en-GB" w:eastAsia="en-GB" w:bidi="ar-SA"/>
-                <w14:ligatures w14:val="none"/>
-              </w:rPr>
-              <w:t>BI Dashboard</w:t>
-            </w:r>
-          </w:p>
-        </w:tc>
-      </w:tr>
-      <w:tr>
-        <w:trPr>
-          <w:tblCellSpacing w:w="15" w:type="dxa"/>
-        </w:trPr>
-        <w:tc>
-          <w:tcPr>
-            <w:tcW w:w="0" w:type="auto"/>
-            <w:vAlign w:val="center"/>
-            <w:hideMark/>
-          </w:tcPr>
-          <w:p>
-            <w:pPr>
-              <w:spacing w:after="0" w:line="240" w:lineRule="auto"/>
+        <w:tc>
+          <w:tcPr>
+            <w:cnfStyle w:val="001000000000" w:firstRow="0" w:lastRow="0" w:firstColumn="1" w:lastColumn="0" w:oddVBand="0" w:evenVBand="0" w:oddHBand="0" w:evenHBand="0" w:firstRowFirstColumn="0" w:firstRowLastColumn="0" w:lastRowFirstColumn="0" w:lastRowLastColumn="0"/>
+            <w:tcW w:w="0" w:type="auto"/>
+            <w:hideMark/>
+          </w:tcPr>
+          <w:p>
+            <w:pPr>
               <w:rPr>
                 <w:rFonts w:ascii="Times New Roman" w:eastAsia="Times New Roman" w:hAnsi="Times New Roman" w:cs="Times New Roman"/>
                 <w:kern w:val="0"/>
@@ -3250,12 +6108,11 @@
         <w:tc>
           <w:tcPr>
             <w:tcW w:w="0" w:type="auto"/>
-            <w:vAlign w:val="center"/>
-            <w:hideMark/>
-          </w:tcPr>
-          <w:p>
-            <w:pPr>
-              <w:spacing w:after="0" w:line="240" w:lineRule="auto"/>
+            <w:hideMark/>
+          </w:tcPr>
+          <w:p>
+            <w:pPr>
+              <w:cnfStyle w:val="000000000000" w:firstRow="0" w:lastRow="0" w:firstColumn="0" w:lastColumn="0" w:oddVBand="0" w:evenVBand="0" w:oddHBand="0" w:evenHBand="0" w:firstRowFirstColumn="0" w:firstRowLastColumn="0" w:lastRowFirstColumn="0" w:lastRowLastColumn="0"/>
               <w:rPr>
                 <w:rFonts w:ascii="Times New Roman" w:eastAsia="Times New Roman" w:hAnsi="Times New Roman" w:cs="Times New Roman"/>
                 <w:kern w:val="0"/>
@@ -3281,12 +6138,11 @@
         <w:tc>
           <w:tcPr>
             <w:tcW w:w="0" w:type="auto"/>
-            <w:vAlign w:val="center"/>
-            <w:hideMark/>
-          </w:tcPr>
-          <w:p>
-            <w:pPr>
-              <w:spacing w:after="0" w:line="240" w:lineRule="auto"/>
+            <w:hideMark/>
+          </w:tcPr>
+          <w:p>
+            <w:pPr>
+              <w:cnfStyle w:val="000000000000" w:firstRow="0" w:lastRow="0" w:firstColumn="0" w:lastColumn="0" w:oddVBand="0" w:evenVBand="0" w:oddHBand="0" w:evenHBand="0" w:firstRowFirstColumn="0" w:firstRowLastColumn="0" w:lastRowFirstColumn="0" w:lastRowLastColumn="0"/>
               <w:rPr>
                 <w:rFonts w:ascii="Times New Roman" w:eastAsia="Times New Roman" w:hAnsi="Times New Roman" w:cs="Times New Roman"/>
                 <w:kern w:val="0"/>
@@ -3312,12 +6168,11 @@
         <w:tc>
           <w:tcPr>
             <w:tcW w:w="0" w:type="auto"/>
-            <w:vAlign w:val="center"/>
-            <w:hideMark/>
-          </w:tcPr>
-          <w:p>
-            <w:pPr>
-              <w:spacing w:after="0" w:line="240" w:lineRule="auto"/>
+            <w:hideMark/>
+          </w:tcPr>
+          <w:p>
+            <w:pPr>
+              <w:cnfStyle w:val="000000000000" w:firstRow="0" w:lastRow="0" w:firstColumn="0" w:lastColumn="0" w:oddVBand="0" w:evenVBand="0" w:oddHBand="0" w:evenHBand="0" w:firstRowFirstColumn="0" w:firstRowLastColumn="0" w:lastRowFirstColumn="0" w:lastRowLastColumn="0"/>
               <w:rPr>
                 <w:rFonts w:ascii="Times New Roman" w:eastAsia="Times New Roman" w:hAnsi="Times New Roman" w:cs="Times New Roman"/>
                 <w:kern w:val="0"/>
@@ -3343,12 +6198,11 @@
         <w:tc>
           <w:tcPr>
             <w:tcW w:w="0" w:type="auto"/>
-            <w:vAlign w:val="center"/>
-            <w:hideMark/>
-          </w:tcPr>
-          <w:p>
-            <w:pPr>
-              <w:spacing w:after="0" w:line="240" w:lineRule="auto"/>
+            <w:hideMark/>
+          </w:tcPr>
+          <w:p>
+            <w:pPr>
+              <w:cnfStyle w:val="000000000000" w:firstRow="0" w:lastRow="0" w:firstColumn="0" w:lastColumn="0" w:oddVBand="0" w:evenVBand="0" w:oddHBand="0" w:evenHBand="0" w:firstRowFirstColumn="0" w:firstRowLastColumn="0" w:lastRowFirstColumn="0" w:lastRowLastColumn="0"/>
               <w:rPr>
                 <w:rFonts w:ascii="Times New Roman" w:eastAsia="Times New Roman" w:hAnsi="Times New Roman" w:cs="Times New Roman"/>
                 <w:kern w:val="0"/>
@@ -3414,6 +6268,7 @@
           <w14:ligatures w14:val="none"/>
         </w:rPr>
       </w:pPr>
+      <w:bookmarkStart w:id="10" w:name="_Toc224153913"/>
       <w:r>
         <w:rPr>
           <w:rFonts w:ascii="Times New Roman" w:eastAsia="Times New Roman" w:hAnsi="Times New Roman" w:cs="Times New Roman"/>
@@ -3427,6 +6282,7 @@
         </w:rPr>
         <w:t>08.4 Master Data BPMN Flow (High-Level)</w:t>
       </w:r>
+      <w:bookmarkEnd w:id="10"/>
     </w:p>
     <w:p>
       <w:pPr>
@@ -3493,6 +6349,7 @@
           <w14:ligatures w14:val="none"/>
         </w:rPr>
       </w:pPr>
+      <w:bookmarkStart w:id="11" w:name="_Toc224153914"/>
       <w:r>
         <w:rPr>
           <w:rFonts w:ascii="Times New Roman" w:eastAsia="Times New Roman" w:hAnsi="Times New Roman" w:cs="Times New Roman"/>
@@ -3506,55 +6363,49 @@
         </w:rPr>
         <w:t>08.5 Forms Structure</w:t>
       </w:r>
+      <w:bookmarkEnd w:id="11"/>
     </w:p>
     <w:tbl>
       <w:tblPr>
+        <w:tblStyle w:val="PlainTable1"/>
         <w:tblW w:w="0" w:type="auto"/>
-        <w:tblCellSpacing w:w="15" w:type="dxa"/>
-        <w:tblCellMar>
-          <w:top w:w="15" w:type="dxa"/>
-          <w:left w:w="15" w:type="dxa"/>
-          <w:bottom w:w="15" w:type="dxa"/>
-          <w:right w:w="15" w:type="dxa"/>
-        </w:tblCellMar>
         <w:tblLook w:val="04A0" w:firstRow="1" w:lastRow="0" w:firstColumn="1" w:lastColumn="0" w:noHBand="0" w:noVBand="1"/>
       </w:tblPr>
       <w:tblGrid>
-        <w:gridCol w:w="782"/>
-        <w:gridCol w:w="3386"/>
-        <w:gridCol w:w="1695"/>
+        <w:gridCol w:w="936"/>
+        <w:gridCol w:w="3542"/>
+        <w:gridCol w:w="1836"/>
       </w:tblGrid>
       <w:tr>
         <w:trPr>
+          <w:cnfStyle w:val="100000000000" w:firstRow="1" w:lastRow="0" w:firstColumn="0" w:lastColumn="0" w:oddVBand="0" w:evenVBand="0" w:oddHBand="0" w:evenHBand="0" w:firstRowFirstColumn="0" w:firstRowLastColumn="0" w:lastRowFirstColumn="0" w:lastRowLastColumn="0"/>
           <w:tblHeader/>
-          <w:tblCellSpacing w:w="15" w:type="dxa"/>
         </w:trPr>
         <w:tc>
           <w:tcPr>
-            <w:tcW w:w="0" w:type="auto"/>
+            <w:cnfStyle w:val="001000000000" w:firstRow="0" w:lastRow="0" w:firstColumn="1" w:lastColumn="0" w:oddVBand="0" w:evenVBand="0" w:oddHBand="0" w:evenHBand="0" w:firstRowFirstColumn="0" w:firstRowLastColumn="0" w:lastRowFirstColumn="0" w:lastRowLastColumn="0"/>
+            <w:tcW w:w="0" w:type="auto"/>
+            <w:shd w:val="clear" w:color="auto" w:fill="0E2841" w:themeFill="text2"/>
             <w:vAlign w:val="center"/>
             <w:hideMark/>
           </w:tcPr>
           <w:p>
             <w:pPr>
-              <w:spacing w:after="0" w:line="240" w:lineRule="auto"/>
               <w:jc w:val="center"/>
               <w:rPr>
                 <w:rFonts w:ascii="Times New Roman" w:eastAsia="Times New Roman" w:hAnsi="Times New Roman" w:cs="Times New Roman"/>
-                <w:b/>
-                <w:bCs/>
-                <w:kern w:val="0"/>
-                <w:sz w:val="24"/>
-                <w:szCs w:val="24"/>
-                <w:lang w:val="en-GB" w:eastAsia="en-GB" w:bidi="ar-SA"/>
-                <w14:ligatures w14:val="none"/>
-              </w:rPr>
-            </w:pPr>
-            <w:r>
-              <w:rPr>
-                <w:rFonts w:ascii="Times New Roman" w:eastAsia="Times New Roman" w:hAnsi="Times New Roman" w:cs="Times New Roman"/>
-                <w:b/>
-                <w:bCs/>
+                <w:b w:val="0"/>
+                <w:bCs w:val="0"/>
+                <w:kern w:val="0"/>
+                <w:sz w:val="24"/>
+                <w:szCs w:val="24"/>
+                <w:lang w:val="en-GB" w:eastAsia="en-GB" w:bidi="ar-SA"/>
+                <w14:ligatures w14:val="none"/>
+              </w:rPr>
+            </w:pPr>
+            <w:r>
+              <w:rPr>
+                <w:rFonts w:ascii="Times New Roman" w:eastAsia="Times New Roman" w:hAnsi="Times New Roman" w:cs="Times New Roman"/>
                 <w:kern w:val="0"/>
                 <w:sz w:val="24"/>
                 <w:szCs w:val="24"/>
@@ -3568,29 +6419,28 @@
         <w:tc>
           <w:tcPr>
             <w:tcW w:w="0" w:type="auto"/>
+            <w:shd w:val="clear" w:color="auto" w:fill="0E2841" w:themeFill="text2"/>
             <w:vAlign w:val="center"/>
             <w:hideMark/>
           </w:tcPr>
           <w:p>
             <w:pPr>
-              <w:spacing w:after="0" w:line="240" w:lineRule="auto"/>
               <w:jc w:val="center"/>
-              <w:rPr>
-                <w:rFonts w:ascii="Times New Roman" w:eastAsia="Times New Roman" w:hAnsi="Times New Roman" w:cs="Times New Roman"/>
-                <w:b/>
-                <w:bCs/>
-                <w:kern w:val="0"/>
-                <w:sz w:val="24"/>
-                <w:szCs w:val="24"/>
-                <w:lang w:val="en-GB" w:eastAsia="en-GB" w:bidi="ar-SA"/>
-                <w14:ligatures w14:val="none"/>
-              </w:rPr>
-            </w:pPr>
-            <w:r>
-              <w:rPr>
-                <w:rFonts w:ascii="Times New Roman" w:eastAsia="Times New Roman" w:hAnsi="Times New Roman" w:cs="Times New Roman"/>
-                <w:b/>
-                <w:bCs/>
+              <w:cnfStyle w:val="100000000000" w:firstRow="1" w:lastRow="0" w:firstColumn="0" w:lastColumn="0" w:oddVBand="0" w:evenVBand="0" w:oddHBand="0" w:evenHBand="0" w:firstRowFirstColumn="0" w:firstRowLastColumn="0" w:lastRowFirstColumn="0" w:lastRowLastColumn="0"/>
+              <w:rPr>
+                <w:rFonts w:ascii="Times New Roman" w:eastAsia="Times New Roman" w:hAnsi="Times New Roman" w:cs="Times New Roman"/>
+                <w:b w:val="0"/>
+                <w:bCs w:val="0"/>
+                <w:kern w:val="0"/>
+                <w:sz w:val="24"/>
+                <w:szCs w:val="24"/>
+                <w:lang w:val="en-GB" w:eastAsia="en-GB" w:bidi="ar-SA"/>
+                <w14:ligatures w14:val="none"/>
+              </w:rPr>
+            </w:pPr>
+            <w:r>
+              <w:rPr>
+                <w:rFonts w:ascii="Times New Roman" w:eastAsia="Times New Roman" w:hAnsi="Times New Roman" w:cs="Times New Roman"/>
                 <w:kern w:val="0"/>
                 <w:sz w:val="24"/>
                 <w:szCs w:val="24"/>
@@ -3604,29 +6454,28 @@
         <w:tc>
           <w:tcPr>
             <w:tcW w:w="0" w:type="auto"/>
+            <w:shd w:val="clear" w:color="auto" w:fill="0E2841" w:themeFill="text2"/>
             <w:vAlign w:val="center"/>
             <w:hideMark/>
           </w:tcPr>
           <w:p>
             <w:pPr>
-              <w:spacing w:after="0" w:line="240" w:lineRule="auto"/>
               <w:jc w:val="center"/>
-              <w:rPr>
-                <w:rFonts w:ascii="Times New Roman" w:eastAsia="Times New Roman" w:hAnsi="Times New Roman" w:cs="Times New Roman"/>
-                <w:b/>
-                <w:bCs/>
-                <w:kern w:val="0"/>
-                <w:sz w:val="24"/>
-                <w:szCs w:val="24"/>
-                <w:lang w:val="en-GB" w:eastAsia="en-GB" w:bidi="ar-SA"/>
-                <w14:ligatures w14:val="none"/>
-              </w:rPr>
-            </w:pPr>
-            <w:r>
-              <w:rPr>
-                <w:rFonts w:ascii="Times New Roman" w:eastAsia="Times New Roman" w:hAnsi="Times New Roman" w:cs="Times New Roman"/>
-                <w:b/>
-                <w:bCs/>
+              <w:cnfStyle w:val="100000000000" w:firstRow="1" w:lastRow="0" w:firstColumn="0" w:lastColumn="0" w:oddVBand="0" w:evenVBand="0" w:oddHBand="0" w:evenHBand="0" w:firstRowFirstColumn="0" w:firstRowLastColumn="0" w:lastRowFirstColumn="0" w:lastRowLastColumn="0"/>
+              <w:rPr>
+                <w:rFonts w:ascii="Times New Roman" w:eastAsia="Times New Roman" w:hAnsi="Times New Roman" w:cs="Times New Roman"/>
+                <w:b w:val="0"/>
+                <w:bCs w:val="0"/>
+                <w:kern w:val="0"/>
+                <w:sz w:val="24"/>
+                <w:szCs w:val="24"/>
+                <w:lang w:val="en-GB" w:eastAsia="en-GB" w:bidi="ar-SA"/>
+                <w14:ligatures w14:val="none"/>
+              </w:rPr>
+            </w:pPr>
+            <w:r>
+              <w:rPr>
+                <w:rFonts w:ascii="Times New Roman" w:eastAsia="Times New Roman" w:hAnsi="Times New Roman" w:cs="Times New Roman"/>
                 <w:kern w:val="0"/>
                 <w:sz w:val="24"/>
                 <w:szCs w:val="24"/>
@@ -3640,17 +6489,16 @@
       </w:tr>
       <w:tr>
         <w:trPr>
-          <w:tblCellSpacing w:w="15" w:type="dxa"/>
+          <w:cnfStyle w:val="000000100000" w:firstRow="0" w:lastRow="0" w:firstColumn="0" w:lastColumn="0" w:oddVBand="0" w:evenVBand="0" w:oddHBand="1" w:evenHBand="0" w:firstRowFirstColumn="0" w:firstRowLastColumn="0" w:lastRowFirstColumn="0" w:lastRowLastColumn="0"/>
         </w:trPr>
         <w:tc>
           <w:tcPr>
-            <w:tcW w:w="0" w:type="auto"/>
-            <w:vAlign w:val="center"/>
-            <w:hideMark/>
-          </w:tcPr>
-          <w:p>
-            <w:pPr>
-              <w:spacing w:after="0" w:line="240" w:lineRule="auto"/>
+            <w:cnfStyle w:val="001000000000" w:firstRow="0" w:lastRow="0" w:firstColumn="1" w:lastColumn="0" w:oddVBand="0" w:evenVBand="0" w:oddHBand="0" w:evenHBand="0" w:firstRowFirstColumn="0" w:firstRowLastColumn="0" w:lastRowFirstColumn="0" w:lastRowLastColumn="0"/>
+            <w:tcW w:w="0" w:type="auto"/>
+            <w:hideMark/>
+          </w:tcPr>
+          <w:p>
+            <w:pPr>
               <w:rPr>
                 <w:rFonts w:ascii="Times New Roman" w:eastAsia="Times New Roman" w:hAnsi="Times New Roman" w:cs="Times New Roman"/>
                 <w:kern w:val="0"/>
@@ -3676,12 +6524,11 @@
         <w:tc>
           <w:tcPr>
             <w:tcW w:w="0" w:type="auto"/>
-            <w:vAlign w:val="center"/>
-            <w:hideMark/>
-          </w:tcPr>
-          <w:p>
-            <w:pPr>
-              <w:spacing w:after="0" w:line="240" w:lineRule="auto"/>
+            <w:hideMark/>
+          </w:tcPr>
+          <w:p>
+            <w:pPr>
+              <w:cnfStyle w:val="000000100000" w:firstRow="0" w:lastRow="0" w:firstColumn="0" w:lastColumn="0" w:oddVBand="0" w:evenVBand="0" w:oddHBand="1" w:evenHBand="0" w:firstRowFirstColumn="0" w:firstRowLastColumn="0" w:lastRowFirstColumn="0" w:lastRowLastColumn="0"/>
               <w:rPr>
                 <w:rFonts w:ascii="Times New Roman" w:eastAsia="Times New Roman" w:hAnsi="Times New Roman" w:cs="Times New Roman"/>
                 <w:kern w:val="0"/>
@@ -3707,12 +6554,11 @@
         <w:tc>
           <w:tcPr>
             <w:tcW w:w="0" w:type="auto"/>
-            <w:vAlign w:val="center"/>
-            <w:hideMark/>
-          </w:tcPr>
-          <w:p>
-            <w:pPr>
-              <w:spacing w:after="0" w:line="240" w:lineRule="auto"/>
+            <w:hideMark/>
+          </w:tcPr>
+          <w:p>
+            <w:pPr>
+              <w:cnfStyle w:val="000000100000" w:firstRow="0" w:lastRow="0" w:firstColumn="0" w:lastColumn="0" w:oddVBand="0" w:evenVBand="0" w:oddHBand="1" w:evenHBand="0" w:firstRowFirstColumn="0" w:firstRowLastColumn="0" w:lastRowFirstColumn="0" w:lastRowLastColumn="0"/>
               <w:rPr>
                 <w:rFonts w:ascii="Times New Roman" w:eastAsia="Times New Roman" w:hAnsi="Times New Roman" w:cs="Times New Roman"/>
                 <w:kern w:val="0"/>
@@ -3732,318 +6578,301 @@
                 <w14:ligatures w14:val="none"/>
               </w:rPr>
               <w:t>08.2.1</w:t>
+            </w:r>
+          </w:p>
+        </w:tc>
+      </w:tr>
+      <w:tr>
+        <w:tc>
+          <w:tcPr>
+            <w:cnfStyle w:val="001000000000" w:firstRow="0" w:lastRow="0" w:firstColumn="1" w:lastColumn="0" w:oddVBand="0" w:evenVBand="0" w:oddHBand="0" w:evenHBand="0" w:firstRowFirstColumn="0" w:firstRowLastColumn="0" w:lastRowFirstColumn="0" w:lastRowLastColumn="0"/>
+            <w:tcW w:w="0" w:type="auto"/>
+            <w:hideMark/>
+          </w:tcPr>
+          <w:p>
+            <w:pPr>
+              <w:rPr>
+                <w:rFonts w:ascii="Times New Roman" w:eastAsia="Times New Roman" w:hAnsi="Times New Roman" w:cs="Times New Roman"/>
+                <w:kern w:val="0"/>
+                <w:sz w:val="24"/>
+                <w:szCs w:val="24"/>
+                <w:lang w:val="en-GB" w:eastAsia="en-GB" w:bidi="ar-SA"/>
+                <w14:ligatures w14:val="none"/>
+              </w:rPr>
+            </w:pPr>
+            <w:r>
+              <w:rPr>
+                <w:rFonts w:ascii="Times New Roman" w:eastAsia="Times New Roman" w:hAnsi="Times New Roman" w:cs="Times New Roman"/>
+                <w:kern w:val="0"/>
+                <w:sz w:val="24"/>
+                <w:szCs w:val="24"/>
+                <w:lang w:val="en-GB" w:eastAsia="en-GB" w:bidi="ar-SA"/>
+                <w14:ligatures w14:val="none"/>
+              </w:rPr>
+              <w:t>MD-02</w:t>
+            </w:r>
+          </w:p>
+        </w:tc>
+        <w:tc>
+          <w:tcPr>
+            <w:tcW w:w="0" w:type="auto"/>
+            <w:hideMark/>
+          </w:tcPr>
+          <w:p>
+            <w:pPr>
+              <w:cnfStyle w:val="000000000000" w:firstRow="0" w:lastRow="0" w:firstColumn="0" w:lastColumn="0" w:oddVBand="0" w:evenVBand="0" w:oddHBand="0" w:evenHBand="0" w:firstRowFirstColumn="0" w:firstRowLastColumn="0" w:lastRowFirstColumn="0" w:lastRowLastColumn="0"/>
+              <w:rPr>
+                <w:rFonts w:ascii="Times New Roman" w:eastAsia="Times New Roman" w:hAnsi="Times New Roman" w:cs="Times New Roman"/>
+                <w:kern w:val="0"/>
+                <w:sz w:val="24"/>
+                <w:szCs w:val="24"/>
+                <w:lang w:val="en-GB" w:eastAsia="en-GB" w:bidi="ar-SA"/>
+                <w14:ligatures w14:val="none"/>
+              </w:rPr>
+            </w:pPr>
+            <w:r>
+              <w:rPr>
+                <w:rFonts w:ascii="Times New Roman" w:eastAsia="Times New Roman" w:hAnsi="Times New Roman" w:cs="Times New Roman"/>
+                <w:kern w:val="0"/>
+                <w:sz w:val="24"/>
+                <w:szCs w:val="24"/>
+                <w:lang w:val="en-GB" w:eastAsia="en-GB" w:bidi="ar-SA"/>
+                <w14:ligatures w14:val="none"/>
+              </w:rPr>
+              <w:t>Master Data Modification Request</w:t>
+            </w:r>
+          </w:p>
+        </w:tc>
+        <w:tc>
+          <w:tcPr>
+            <w:tcW w:w="0" w:type="auto"/>
+            <w:hideMark/>
+          </w:tcPr>
+          <w:p>
+            <w:pPr>
+              <w:cnfStyle w:val="000000000000" w:firstRow="0" w:lastRow="0" w:firstColumn="0" w:lastColumn="0" w:oddVBand="0" w:evenVBand="0" w:oddHBand="0" w:evenHBand="0" w:firstRowFirstColumn="0" w:firstRowLastColumn="0" w:lastRowFirstColumn="0" w:lastRowLastColumn="0"/>
+              <w:rPr>
+                <w:rFonts w:ascii="Times New Roman" w:eastAsia="Times New Roman" w:hAnsi="Times New Roman" w:cs="Times New Roman"/>
+                <w:kern w:val="0"/>
+                <w:sz w:val="24"/>
+                <w:szCs w:val="24"/>
+                <w:lang w:val="en-GB" w:eastAsia="en-GB" w:bidi="ar-SA"/>
+                <w14:ligatures w14:val="none"/>
+              </w:rPr>
+            </w:pPr>
+            <w:r>
+              <w:rPr>
+                <w:rFonts w:ascii="Times New Roman" w:eastAsia="Times New Roman" w:hAnsi="Times New Roman" w:cs="Times New Roman"/>
+                <w:kern w:val="0"/>
+                <w:sz w:val="24"/>
+                <w:szCs w:val="24"/>
+                <w:lang w:val="en-GB" w:eastAsia="en-GB" w:bidi="ar-SA"/>
+                <w14:ligatures w14:val="none"/>
+              </w:rPr>
+              <w:t>08.2.2</w:t>
             </w:r>
           </w:p>
         </w:tc>
       </w:tr>
       <w:tr>
         <w:trPr>
-          <w:tblCellSpacing w:w="15" w:type="dxa"/>
+          <w:cnfStyle w:val="000000100000" w:firstRow="0" w:lastRow="0" w:firstColumn="0" w:lastColumn="0" w:oddVBand="0" w:evenVBand="0" w:oddHBand="1" w:evenHBand="0" w:firstRowFirstColumn="0" w:firstRowLastColumn="0" w:lastRowFirstColumn="0" w:lastRowLastColumn="0"/>
         </w:trPr>
         <w:tc>
           <w:tcPr>
-            <w:tcW w:w="0" w:type="auto"/>
-            <w:vAlign w:val="center"/>
-            <w:hideMark/>
-          </w:tcPr>
-          <w:p>
-            <w:pPr>
-              <w:spacing w:after="0" w:line="240" w:lineRule="auto"/>
-              <w:rPr>
-                <w:rFonts w:ascii="Times New Roman" w:eastAsia="Times New Roman" w:hAnsi="Times New Roman" w:cs="Times New Roman"/>
-                <w:kern w:val="0"/>
-                <w:sz w:val="24"/>
-                <w:szCs w:val="24"/>
-                <w:lang w:val="en-GB" w:eastAsia="en-GB" w:bidi="ar-SA"/>
-                <w14:ligatures w14:val="none"/>
-              </w:rPr>
-            </w:pPr>
-            <w:r>
-              <w:rPr>
-                <w:rFonts w:ascii="Times New Roman" w:eastAsia="Times New Roman" w:hAnsi="Times New Roman" w:cs="Times New Roman"/>
-                <w:kern w:val="0"/>
-                <w:sz w:val="24"/>
-                <w:szCs w:val="24"/>
-                <w:lang w:val="en-GB" w:eastAsia="en-GB" w:bidi="ar-SA"/>
-                <w14:ligatures w14:val="none"/>
-              </w:rPr>
-              <w:t>MD-02</w:t>
-            </w:r>
-          </w:p>
-        </w:tc>
-        <w:tc>
-          <w:tcPr>
-            <w:tcW w:w="0" w:type="auto"/>
-            <w:vAlign w:val="center"/>
-            <w:hideMark/>
-          </w:tcPr>
-          <w:p>
-            <w:pPr>
-              <w:spacing w:after="0" w:line="240" w:lineRule="auto"/>
-              <w:rPr>
-                <w:rFonts w:ascii="Times New Roman" w:eastAsia="Times New Roman" w:hAnsi="Times New Roman" w:cs="Times New Roman"/>
-                <w:kern w:val="0"/>
-                <w:sz w:val="24"/>
-                <w:szCs w:val="24"/>
-                <w:lang w:val="en-GB" w:eastAsia="en-GB" w:bidi="ar-SA"/>
-                <w14:ligatures w14:val="none"/>
-              </w:rPr>
-            </w:pPr>
-            <w:r>
-              <w:rPr>
-                <w:rFonts w:ascii="Times New Roman" w:eastAsia="Times New Roman" w:hAnsi="Times New Roman" w:cs="Times New Roman"/>
-                <w:kern w:val="0"/>
-                <w:sz w:val="24"/>
-                <w:szCs w:val="24"/>
-                <w:lang w:val="en-GB" w:eastAsia="en-GB" w:bidi="ar-SA"/>
-                <w14:ligatures w14:val="none"/>
-              </w:rPr>
-              <w:t>Master Data Modification Request</w:t>
-            </w:r>
-          </w:p>
-        </w:tc>
-        <w:tc>
-          <w:tcPr>
-            <w:tcW w:w="0" w:type="auto"/>
-            <w:vAlign w:val="center"/>
-            <w:hideMark/>
-          </w:tcPr>
-          <w:p>
-            <w:pPr>
-              <w:spacing w:after="0" w:line="240" w:lineRule="auto"/>
-              <w:rPr>
-                <w:rFonts w:ascii="Times New Roman" w:eastAsia="Times New Roman" w:hAnsi="Times New Roman" w:cs="Times New Roman"/>
-                <w:kern w:val="0"/>
-                <w:sz w:val="24"/>
-                <w:szCs w:val="24"/>
-                <w:lang w:val="en-GB" w:eastAsia="en-GB" w:bidi="ar-SA"/>
-                <w14:ligatures w14:val="none"/>
-              </w:rPr>
-            </w:pPr>
-            <w:r>
-              <w:rPr>
-                <w:rFonts w:ascii="Times New Roman" w:eastAsia="Times New Roman" w:hAnsi="Times New Roman" w:cs="Times New Roman"/>
-                <w:kern w:val="0"/>
-                <w:sz w:val="24"/>
-                <w:szCs w:val="24"/>
-                <w:lang w:val="en-GB" w:eastAsia="en-GB" w:bidi="ar-SA"/>
-                <w14:ligatures w14:val="none"/>
-              </w:rPr>
-              <w:t>08.2.2</w:t>
+            <w:cnfStyle w:val="001000000000" w:firstRow="0" w:lastRow="0" w:firstColumn="1" w:lastColumn="0" w:oddVBand="0" w:evenVBand="0" w:oddHBand="0" w:evenHBand="0" w:firstRowFirstColumn="0" w:firstRowLastColumn="0" w:lastRowFirstColumn="0" w:lastRowLastColumn="0"/>
+            <w:tcW w:w="0" w:type="auto"/>
+            <w:hideMark/>
+          </w:tcPr>
+          <w:p>
+            <w:pPr>
+              <w:rPr>
+                <w:rFonts w:ascii="Times New Roman" w:eastAsia="Times New Roman" w:hAnsi="Times New Roman" w:cs="Times New Roman"/>
+                <w:kern w:val="0"/>
+                <w:sz w:val="24"/>
+                <w:szCs w:val="24"/>
+                <w:lang w:val="en-GB" w:eastAsia="en-GB" w:bidi="ar-SA"/>
+                <w14:ligatures w14:val="none"/>
+              </w:rPr>
+            </w:pPr>
+            <w:r>
+              <w:rPr>
+                <w:rFonts w:ascii="Times New Roman" w:eastAsia="Times New Roman" w:hAnsi="Times New Roman" w:cs="Times New Roman"/>
+                <w:kern w:val="0"/>
+                <w:sz w:val="24"/>
+                <w:szCs w:val="24"/>
+                <w:lang w:val="en-GB" w:eastAsia="en-GB" w:bidi="ar-SA"/>
+                <w14:ligatures w14:val="none"/>
+              </w:rPr>
+              <w:t>MD-03</w:t>
+            </w:r>
+          </w:p>
+        </w:tc>
+        <w:tc>
+          <w:tcPr>
+            <w:tcW w:w="0" w:type="auto"/>
+            <w:hideMark/>
+          </w:tcPr>
+          <w:p>
+            <w:pPr>
+              <w:cnfStyle w:val="000000100000" w:firstRow="0" w:lastRow="0" w:firstColumn="0" w:lastColumn="0" w:oddVBand="0" w:evenVBand="0" w:oddHBand="1" w:evenHBand="0" w:firstRowFirstColumn="0" w:firstRowLastColumn="0" w:lastRowFirstColumn="0" w:lastRowLastColumn="0"/>
+              <w:rPr>
+                <w:rFonts w:ascii="Times New Roman" w:eastAsia="Times New Roman" w:hAnsi="Times New Roman" w:cs="Times New Roman"/>
+                <w:kern w:val="0"/>
+                <w:sz w:val="24"/>
+                <w:szCs w:val="24"/>
+                <w:lang w:val="en-GB" w:eastAsia="en-GB" w:bidi="ar-SA"/>
+                <w14:ligatures w14:val="none"/>
+              </w:rPr>
+            </w:pPr>
+            <w:r>
+              <w:rPr>
+                <w:rFonts w:ascii="Times New Roman" w:eastAsia="Times New Roman" w:hAnsi="Times New Roman" w:cs="Times New Roman"/>
+                <w:kern w:val="0"/>
+                <w:sz w:val="24"/>
+                <w:szCs w:val="24"/>
+                <w:lang w:val="en-GB" w:eastAsia="en-GB" w:bidi="ar-SA"/>
+                <w14:ligatures w14:val="none"/>
+              </w:rPr>
+              <w:t>Master Data Deactivation Form</w:t>
+            </w:r>
+          </w:p>
+        </w:tc>
+        <w:tc>
+          <w:tcPr>
+            <w:tcW w:w="0" w:type="auto"/>
+            <w:hideMark/>
+          </w:tcPr>
+          <w:p>
+            <w:pPr>
+              <w:cnfStyle w:val="000000100000" w:firstRow="0" w:lastRow="0" w:firstColumn="0" w:lastColumn="0" w:oddVBand="0" w:evenVBand="0" w:oddHBand="1" w:evenHBand="0" w:firstRowFirstColumn="0" w:firstRowLastColumn="0" w:lastRowFirstColumn="0" w:lastRowLastColumn="0"/>
+              <w:rPr>
+                <w:rFonts w:ascii="Times New Roman" w:eastAsia="Times New Roman" w:hAnsi="Times New Roman" w:cs="Times New Roman"/>
+                <w:kern w:val="0"/>
+                <w:sz w:val="24"/>
+                <w:szCs w:val="24"/>
+                <w:lang w:val="en-GB" w:eastAsia="en-GB" w:bidi="ar-SA"/>
+                <w14:ligatures w14:val="none"/>
+              </w:rPr>
+            </w:pPr>
+            <w:r>
+              <w:rPr>
+                <w:rFonts w:ascii="Times New Roman" w:eastAsia="Times New Roman" w:hAnsi="Times New Roman" w:cs="Times New Roman"/>
+                <w:kern w:val="0"/>
+                <w:sz w:val="24"/>
+                <w:szCs w:val="24"/>
+                <w:lang w:val="en-GB" w:eastAsia="en-GB" w:bidi="ar-SA"/>
+                <w14:ligatures w14:val="none"/>
+              </w:rPr>
+              <w:t>08.2.3</w:t>
+            </w:r>
+          </w:p>
+        </w:tc>
+      </w:tr>
+      <w:tr>
+        <w:tc>
+          <w:tcPr>
+            <w:cnfStyle w:val="001000000000" w:firstRow="0" w:lastRow="0" w:firstColumn="1" w:lastColumn="0" w:oddVBand="0" w:evenVBand="0" w:oddHBand="0" w:evenHBand="0" w:firstRowFirstColumn="0" w:firstRowLastColumn="0" w:lastRowFirstColumn="0" w:lastRowLastColumn="0"/>
+            <w:tcW w:w="0" w:type="auto"/>
+            <w:hideMark/>
+          </w:tcPr>
+          <w:p>
+            <w:pPr>
+              <w:rPr>
+                <w:rFonts w:ascii="Times New Roman" w:eastAsia="Times New Roman" w:hAnsi="Times New Roman" w:cs="Times New Roman"/>
+                <w:kern w:val="0"/>
+                <w:sz w:val="24"/>
+                <w:szCs w:val="24"/>
+                <w:lang w:val="en-GB" w:eastAsia="en-GB" w:bidi="ar-SA"/>
+                <w14:ligatures w14:val="none"/>
+              </w:rPr>
+            </w:pPr>
+            <w:r>
+              <w:rPr>
+                <w:rFonts w:ascii="Times New Roman" w:eastAsia="Times New Roman" w:hAnsi="Times New Roman" w:cs="Times New Roman"/>
+                <w:kern w:val="0"/>
+                <w:sz w:val="24"/>
+                <w:szCs w:val="24"/>
+                <w:lang w:val="en-GB" w:eastAsia="en-GB" w:bidi="ar-SA"/>
+                <w14:ligatures w14:val="none"/>
+              </w:rPr>
+              <w:t>MD-04</w:t>
+            </w:r>
+          </w:p>
+        </w:tc>
+        <w:tc>
+          <w:tcPr>
+            <w:tcW w:w="0" w:type="auto"/>
+            <w:hideMark/>
+          </w:tcPr>
+          <w:p>
+            <w:pPr>
+              <w:cnfStyle w:val="000000000000" w:firstRow="0" w:lastRow="0" w:firstColumn="0" w:lastColumn="0" w:oddVBand="0" w:evenVBand="0" w:oddHBand="0" w:evenHBand="0" w:firstRowFirstColumn="0" w:firstRowLastColumn="0" w:lastRowFirstColumn="0" w:lastRowLastColumn="0"/>
+              <w:rPr>
+                <w:rFonts w:ascii="Times New Roman" w:eastAsia="Times New Roman" w:hAnsi="Times New Roman" w:cs="Times New Roman"/>
+                <w:kern w:val="0"/>
+                <w:sz w:val="24"/>
+                <w:szCs w:val="24"/>
+                <w:lang w:val="en-GB" w:eastAsia="en-GB" w:bidi="ar-SA"/>
+                <w14:ligatures w14:val="none"/>
+              </w:rPr>
+            </w:pPr>
+            <w:r>
+              <w:rPr>
+                <w:rFonts w:ascii="Times New Roman" w:eastAsia="Times New Roman" w:hAnsi="Times New Roman" w:cs="Times New Roman"/>
+                <w:kern w:val="0"/>
+                <w:sz w:val="24"/>
+                <w:szCs w:val="24"/>
+                <w:lang w:val="en-GB" w:eastAsia="en-GB" w:bidi="ar-SA"/>
+                <w14:ligatures w14:val="none"/>
+              </w:rPr>
+              <w:t>Data Quality Review Checklist</w:t>
+            </w:r>
+          </w:p>
+        </w:tc>
+        <w:tc>
+          <w:tcPr>
+            <w:tcW w:w="0" w:type="auto"/>
+            <w:hideMark/>
+          </w:tcPr>
+          <w:p>
+            <w:pPr>
+              <w:cnfStyle w:val="000000000000" w:firstRow="0" w:lastRow="0" w:firstColumn="0" w:lastColumn="0" w:oddVBand="0" w:evenVBand="0" w:oddHBand="0" w:evenHBand="0" w:firstRowFirstColumn="0" w:firstRowLastColumn="0" w:lastRowFirstColumn="0" w:lastRowLastColumn="0"/>
+              <w:rPr>
+                <w:rFonts w:ascii="Times New Roman" w:eastAsia="Times New Roman" w:hAnsi="Times New Roman" w:cs="Times New Roman"/>
+                <w:kern w:val="0"/>
+                <w:sz w:val="24"/>
+                <w:szCs w:val="24"/>
+                <w:lang w:val="en-GB" w:eastAsia="en-GB" w:bidi="ar-SA"/>
+                <w14:ligatures w14:val="none"/>
+              </w:rPr>
+            </w:pPr>
+            <w:r>
+              <w:rPr>
+                <w:rFonts w:ascii="Times New Roman" w:eastAsia="Times New Roman" w:hAnsi="Times New Roman" w:cs="Times New Roman"/>
+                <w:kern w:val="0"/>
+                <w:sz w:val="24"/>
+                <w:szCs w:val="24"/>
+                <w:lang w:val="en-GB" w:eastAsia="en-GB" w:bidi="ar-SA"/>
+                <w14:ligatures w14:val="none"/>
+              </w:rPr>
+              <w:t>08.3</w:t>
             </w:r>
           </w:p>
         </w:tc>
       </w:tr>
       <w:tr>
         <w:trPr>
-          <w:tblCellSpacing w:w="15" w:type="dxa"/>
+          <w:cnfStyle w:val="000000100000" w:firstRow="0" w:lastRow="0" w:firstColumn="0" w:lastColumn="0" w:oddVBand="0" w:evenVBand="0" w:oddHBand="1" w:evenHBand="0" w:firstRowFirstColumn="0" w:firstRowLastColumn="0" w:lastRowFirstColumn="0" w:lastRowLastColumn="0"/>
         </w:trPr>
         <w:tc>
           <w:tcPr>
-            <w:tcW w:w="0" w:type="auto"/>
-            <w:vAlign w:val="center"/>
-            <w:hideMark/>
-          </w:tcPr>
-          <w:p>
-            <w:pPr>
-              <w:spacing w:after="0" w:line="240" w:lineRule="auto"/>
-              <w:rPr>
-                <w:rFonts w:ascii="Times New Roman" w:eastAsia="Times New Roman" w:hAnsi="Times New Roman" w:cs="Times New Roman"/>
-                <w:kern w:val="0"/>
-                <w:sz w:val="24"/>
-                <w:szCs w:val="24"/>
-                <w:lang w:val="en-GB" w:eastAsia="en-GB" w:bidi="ar-SA"/>
-                <w14:ligatures w14:val="none"/>
-              </w:rPr>
-            </w:pPr>
-            <w:r>
-              <w:rPr>
-                <w:rFonts w:ascii="Times New Roman" w:eastAsia="Times New Roman" w:hAnsi="Times New Roman" w:cs="Times New Roman"/>
-                <w:kern w:val="0"/>
-                <w:sz w:val="24"/>
-                <w:szCs w:val="24"/>
-                <w:lang w:val="en-GB" w:eastAsia="en-GB" w:bidi="ar-SA"/>
-                <w14:ligatures w14:val="none"/>
-              </w:rPr>
-              <w:t>MD-03</w:t>
-            </w:r>
-          </w:p>
-        </w:tc>
-        <w:tc>
-          <w:tcPr>
-            <w:tcW w:w="0" w:type="auto"/>
-            <w:vAlign w:val="center"/>
-            <w:hideMark/>
-          </w:tcPr>
-          <w:p>
-            <w:pPr>
-              <w:spacing w:after="0" w:line="240" w:lineRule="auto"/>
-              <w:rPr>
-                <w:rFonts w:ascii="Times New Roman" w:eastAsia="Times New Roman" w:hAnsi="Times New Roman" w:cs="Times New Roman"/>
-                <w:kern w:val="0"/>
-                <w:sz w:val="24"/>
-                <w:szCs w:val="24"/>
-                <w:lang w:val="en-GB" w:eastAsia="en-GB" w:bidi="ar-SA"/>
-                <w14:ligatures w14:val="none"/>
-              </w:rPr>
-            </w:pPr>
-            <w:r>
-              <w:rPr>
-                <w:rFonts w:ascii="Times New Roman" w:eastAsia="Times New Roman" w:hAnsi="Times New Roman" w:cs="Times New Roman"/>
-                <w:kern w:val="0"/>
-                <w:sz w:val="24"/>
-                <w:szCs w:val="24"/>
-                <w:lang w:val="en-GB" w:eastAsia="en-GB" w:bidi="ar-SA"/>
-                <w14:ligatures w14:val="none"/>
-              </w:rPr>
-              <w:t>Master Data Deactivation Form</w:t>
-            </w:r>
-          </w:p>
-        </w:tc>
-        <w:tc>
-          <w:tcPr>
-            <w:tcW w:w="0" w:type="auto"/>
-            <w:vAlign w:val="center"/>
-            <w:hideMark/>
-          </w:tcPr>
-          <w:p>
-            <w:pPr>
-              <w:spacing w:after="0" w:line="240" w:lineRule="auto"/>
-              <w:rPr>
-                <w:rFonts w:ascii="Times New Roman" w:eastAsia="Times New Roman" w:hAnsi="Times New Roman" w:cs="Times New Roman"/>
-                <w:kern w:val="0"/>
-                <w:sz w:val="24"/>
-                <w:szCs w:val="24"/>
-                <w:lang w:val="en-GB" w:eastAsia="en-GB" w:bidi="ar-SA"/>
-                <w14:ligatures w14:val="none"/>
-              </w:rPr>
-            </w:pPr>
-            <w:r>
-              <w:rPr>
-                <w:rFonts w:ascii="Times New Roman" w:eastAsia="Times New Roman" w:hAnsi="Times New Roman" w:cs="Times New Roman"/>
-                <w:kern w:val="0"/>
-                <w:sz w:val="24"/>
-                <w:szCs w:val="24"/>
-                <w:lang w:val="en-GB" w:eastAsia="en-GB" w:bidi="ar-SA"/>
-                <w14:ligatures w14:val="none"/>
-              </w:rPr>
-              <w:t>08.2.3</w:t>
-            </w:r>
-          </w:p>
-        </w:tc>
-      </w:tr>
-      <w:tr>
-        <w:trPr>
-          <w:tblCellSpacing w:w="15" w:type="dxa"/>
-        </w:trPr>
-        <w:tc>
-          <w:tcPr>
-            <w:tcW w:w="0" w:type="auto"/>
-            <w:vAlign w:val="center"/>
-            <w:hideMark/>
-          </w:tcPr>
-          <w:p>
-            <w:pPr>
-              <w:spacing w:after="0" w:line="240" w:lineRule="auto"/>
-              <w:rPr>
-                <w:rFonts w:ascii="Times New Roman" w:eastAsia="Times New Roman" w:hAnsi="Times New Roman" w:cs="Times New Roman"/>
-                <w:kern w:val="0"/>
-                <w:sz w:val="24"/>
-                <w:szCs w:val="24"/>
-                <w:lang w:val="en-GB" w:eastAsia="en-GB" w:bidi="ar-SA"/>
-                <w14:ligatures w14:val="none"/>
-              </w:rPr>
-            </w:pPr>
-            <w:r>
-              <w:rPr>
-                <w:rFonts w:ascii="Times New Roman" w:eastAsia="Times New Roman" w:hAnsi="Times New Roman" w:cs="Times New Roman"/>
-                <w:kern w:val="0"/>
-                <w:sz w:val="24"/>
-                <w:szCs w:val="24"/>
-                <w:lang w:val="en-GB" w:eastAsia="en-GB" w:bidi="ar-SA"/>
-                <w14:ligatures w14:val="none"/>
-              </w:rPr>
-              <w:lastRenderedPageBreak/>
-              <w:t>MD-04</w:t>
-            </w:r>
-          </w:p>
-        </w:tc>
-        <w:tc>
-          <w:tcPr>
-            <w:tcW w:w="0" w:type="auto"/>
-            <w:vAlign w:val="center"/>
-            <w:hideMark/>
-          </w:tcPr>
-          <w:p>
-            <w:pPr>
-              <w:spacing w:after="0" w:line="240" w:lineRule="auto"/>
-              <w:rPr>
-                <w:rFonts w:ascii="Times New Roman" w:eastAsia="Times New Roman" w:hAnsi="Times New Roman" w:cs="Times New Roman"/>
-                <w:kern w:val="0"/>
-                <w:sz w:val="24"/>
-                <w:szCs w:val="24"/>
-                <w:lang w:val="en-GB" w:eastAsia="en-GB" w:bidi="ar-SA"/>
-                <w14:ligatures w14:val="none"/>
-              </w:rPr>
-            </w:pPr>
-            <w:r>
-              <w:rPr>
-                <w:rFonts w:ascii="Times New Roman" w:eastAsia="Times New Roman" w:hAnsi="Times New Roman" w:cs="Times New Roman"/>
-                <w:kern w:val="0"/>
-                <w:sz w:val="24"/>
-                <w:szCs w:val="24"/>
-                <w:lang w:val="en-GB" w:eastAsia="en-GB" w:bidi="ar-SA"/>
-                <w14:ligatures w14:val="none"/>
-              </w:rPr>
-              <w:t>Data Quality Review Checklist</w:t>
-            </w:r>
-          </w:p>
-        </w:tc>
-        <w:tc>
-          <w:tcPr>
-            <w:tcW w:w="0" w:type="auto"/>
-            <w:vAlign w:val="center"/>
-            <w:hideMark/>
-          </w:tcPr>
-          <w:p>
-            <w:pPr>
-              <w:spacing w:after="0" w:line="240" w:lineRule="auto"/>
-              <w:rPr>
-                <w:rFonts w:ascii="Times New Roman" w:eastAsia="Times New Roman" w:hAnsi="Times New Roman" w:cs="Times New Roman"/>
-                <w:kern w:val="0"/>
-                <w:sz w:val="24"/>
-                <w:szCs w:val="24"/>
-                <w:lang w:val="en-GB" w:eastAsia="en-GB" w:bidi="ar-SA"/>
-                <w14:ligatures w14:val="none"/>
-              </w:rPr>
-            </w:pPr>
-            <w:r>
-              <w:rPr>
-                <w:rFonts w:ascii="Times New Roman" w:eastAsia="Times New Roman" w:hAnsi="Times New Roman" w:cs="Times New Roman"/>
-                <w:kern w:val="0"/>
-                <w:sz w:val="24"/>
-                <w:szCs w:val="24"/>
-                <w:lang w:val="en-GB" w:eastAsia="en-GB" w:bidi="ar-SA"/>
-                <w14:ligatures w14:val="none"/>
-              </w:rPr>
-              <w:t>08.3</w:t>
-            </w:r>
-          </w:p>
-        </w:tc>
-      </w:tr>
-      <w:tr>
-        <w:trPr>
-          <w:tblCellSpacing w:w="15" w:type="dxa"/>
-        </w:trPr>
-        <w:tc>
-          <w:tcPr>
-            <w:tcW w:w="0" w:type="auto"/>
-            <w:vAlign w:val="center"/>
-            <w:hideMark/>
-          </w:tcPr>
-          <w:p>
-            <w:pPr>
-              <w:spacing w:after="0" w:line="240" w:lineRule="auto"/>
+            <w:cnfStyle w:val="001000000000" w:firstRow="0" w:lastRow="0" w:firstColumn="1" w:lastColumn="0" w:oddVBand="0" w:evenVBand="0" w:oddHBand="0" w:evenHBand="0" w:firstRowFirstColumn="0" w:firstRowLastColumn="0" w:lastRowFirstColumn="0" w:lastRowLastColumn="0"/>
+            <w:tcW w:w="0" w:type="auto"/>
+            <w:hideMark/>
+          </w:tcPr>
+          <w:p>
+            <w:pPr>
               <w:rPr>
                 <w:rFonts w:ascii="Times New Roman" w:eastAsia="Times New Roman" w:hAnsi="Times New Roman" w:cs="Times New Roman"/>
                 <w:kern w:val="0"/>
@@ -4069,12 +6898,11 @@
         <w:tc>
           <w:tcPr>
             <w:tcW w:w="0" w:type="auto"/>
-            <w:vAlign w:val="center"/>
-            <w:hideMark/>
-          </w:tcPr>
-          <w:p>
-            <w:pPr>
-              <w:spacing w:after="0" w:line="240" w:lineRule="auto"/>
+            <w:hideMark/>
+          </w:tcPr>
+          <w:p>
+            <w:pPr>
+              <w:cnfStyle w:val="000000100000" w:firstRow="0" w:lastRow="0" w:firstColumn="0" w:lastColumn="0" w:oddVBand="0" w:evenVBand="0" w:oddHBand="1" w:evenHBand="0" w:firstRowFirstColumn="0" w:firstRowLastColumn="0" w:lastRowFirstColumn="0" w:lastRowLastColumn="0"/>
               <w:rPr>
                 <w:rFonts w:ascii="Times New Roman" w:eastAsia="Times New Roman" w:hAnsi="Times New Roman" w:cs="Times New Roman"/>
                 <w:kern w:val="0"/>
@@ -4100,12 +6928,11 @@
         <w:tc>
           <w:tcPr>
             <w:tcW w:w="0" w:type="auto"/>
-            <w:vAlign w:val="center"/>
-            <w:hideMark/>
-          </w:tcPr>
-          <w:p>
-            <w:pPr>
-              <w:spacing w:after="0" w:line="240" w:lineRule="auto"/>
+            <w:hideMark/>
+          </w:tcPr>
+          <w:p>
+            <w:pPr>
+              <w:cnfStyle w:val="000000100000" w:firstRow="0" w:lastRow="0" w:firstColumn="0" w:lastColumn="0" w:oddVBand="0" w:evenVBand="0" w:oddHBand="1" w:evenHBand="0" w:firstRowFirstColumn="0" w:firstRowLastColumn="0" w:lastRowFirstColumn="0" w:lastRowLastColumn="0"/>
               <w:rPr>
                 <w:rFonts w:ascii="Times New Roman" w:eastAsia="Times New Roman" w:hAnsi="Times New Roman" w:cs="Times New Roman"/>
                 <w:kern w:val="0"/>
@@ -4171,6 +6998,7 @@
           <w14:ligatures w14:val="none"/>
         </w:rPr>
       </w:pPr>
+      <w:bookmarkStart w:id="12" w:name="_Toc224153915"/>
       <w:r>
         <w:rPr>
           <w:rFonts w:ascii="Times New Roman" w:eastAsia="Times New Roman" w:hAnsi="Times New Roman" w:cs="Times New Roman"/>
@@ -4182,8 +7010,10 @@
           <w:lang w:val="en-GB" w:eastAsia="en-GB" w:bidi="ar-SA"/>
           <w14:ligatures w14:val="none"/>
         </w:rPr>
+        <w:lastRenderedPageBreak/>
         <w:t>08.6 Annual Data Certification Process</w:t>
       </w:r>
+      <w:bookmarkEnd w:id="12"/>
     </w:p>
     <w:p>
       <w:pPr>
@@ -4286,6 +7116,7 @@
           <w14:ligatures w14:val="none"/>
         </w:rPr>
       </w:pPr>
+      <w:bookmarkStart w:id="13" w:name="_Toc224153916"/>
       <w:r>
         <w:rPr>
           <w:rFonts w:ascii="Times New Roman" w:eastAsia="Times New Roman" w:hAnsi="Times New Roman" w:cs="Times New Roman"/>
@@ -4299,57 +7130,51 @@
         </w:rPr>
         <w:t>08.7 Governance, Risk &amp; Control Matrix (ISO 37301 + COSO Aligned)</w:t>
       </w:r>
+      <w:bookmarkEnd w:id="13"/>
     </w:p>
     <w:tbl>
       <w:tblPr>
+        <w:tblStyle w:val="PlainTable1"/>
         <w:tblW w:w="0" w:type="auto"/>
-        <w:tblCellSpacing w:w="15" w:type="dxa"/>
-        <w:tblCellMar>
-          <w:top w:w="15" w:type="dxa"/>
-          <w:left w:w="15" w:type="dxa"/>
-          <w:bottom w:w="15" w:type="dxa"/>
-          <w:right w:w="15" w:type="dxa"/>
-        </w:tblCellMar>
         <w:tblLook w:val="04A0" w:firstRow="1" w:lastRow="0" w:firstColumn="1" w:lastColumn="0" w:noHBand="0" w:noVBand="1"/>
       </w:tblPr>
       <w:tblGrid>
-        <w:gridCol w:w="1785"/>
-        <w:gridCol w:w="2249"/>
-        <w:gridCol w:w="2106"/>
-        <w:gridCol w:w="1143"/>
-        <w:gridCol w:w="1743"/>
+        <w:gridCol w:w="1926"/>
+        <w:gridCol w:w="2115"/>
+        <w:gridCol w:w="2103"/>
+        <w:gridCol w:w="1175"/>
+        <w:gridCol w:w="1697"/>
       </w:tblGrid>
       <w:tr>
         <w:trPr>
+          <w:cnfStyle w:val="100000000000" w:firstRow="1" w:lastRow="0" w:firstColumn="0" w:lastColumn="0" w:oddVBand="0" w:evenVBand="0" w:oddHBand="0" w:evenHBand="0" w:firstRowFirstColumn="0" w:firstRowLastColumn="0" w:lastRowFirstColumn="0" w:lastRowLastColumn="0"/>
           <w:tblHeader/>
-          <w:tblCellSpacing w:w="15" w:type="dxa"/>
         </w:trPr>
         <w:tc>
           <w:tcPr>
-            <w:tcW w:w="0" w:type="auto"/>
+            <w:cnfStyle w:val="001000000000" w:firstRow="0" w:lastRow="0" w:firstColumn="1" w:lastColumn="0" w:oddVBand="0" w:evenVBand="0" w:oddHBand="0" w:evenHBand="0" w:firstRowFirstColumn="0" w:firstRowLastColumn="0" w:lastRowFirstColumn="0" w:lastRowLastColumn="0"/>
+            <w:tcW w:w="0" w:type="auto"/>
+            <w:shd w:val="clear" w:color="auto" w:fill="0E2841" w:themeFill="text2"/>
             <w:vAlign w:val="center"/>
             <w:hideMark/>
           </w:tcPr>
           <w:p>
             <w:pPr>
-              <w:spacing w:after="0" w:line="240" w:lineRule="auto"/>
               <w:jc w:val="center"/>
               <w:rPr>
                 <w:rFonts w:ascii="Times New Roman" w:eastAsia="Times New Roman" w:hAnsi="Times New Roman" w:cs="Times New Roman"/>
-                <w:b/>
-                <w:bCs/>
-                <w:kern w:val="0"/>
-                <w:sz w:val="24"/>
-                <w:szCs w:val="24"/>
-                <w:lang w:val="en-GB" w:eastAsia="en-GB" w:bidi="ar-SA"/>
-                <w14:ligatures w14:val="none"/>
-              </w:rPr>
-            </w:pPr>
-            <w:r>
-              <w:rPr>
-                <w:rFonts w:ascii="Times New Roman" w:eastAsia="Times New Roman" w:hAnsi="Times New Roman" w:cs="Times New Roman"/>
-                <w:b/>
-                <w:bCs/>
+                <w:b w:val="0"/>
+                <w:bCs w:val="0"/>
+                <w:kern w:val="0"/>
+                <w:sz w:val="24"/>
+                <w:szCs w:val="24"/>
+                <w:lang w:val="en-GB" w:eastAsia="en-GB" w:bidi="ar-SA"/>
+                <w14:ligatures w14:val="none"/>
+              </w:rPr>
+            </w:pPr>
+            <w:r>
+              <w:rPr>
+                <w:rFonts w:ascii="Times New Roman" w:eastAsia="Times New Roman" w:hAnsi="Times New Roman" w:cs="Times New Roman"/>
                 <w:kern w:val="0"/>
                 <w:sz w:val="24"/>
                 <w:szCs w:val="24"/>
@@ -4363,29 +7188,28 @@
         <w:tc>
           <w:tcPr>
             <w:tcW w:w="0" w:type="auto"/>
+            <w:shd w:val="clear" w:color="auto" w:fill="0E2841" w:themeFill="text2"/>
             <w:vAlign w:val="center"/>
             <w:hideMark/>
           </w:tcPr>
           <w:p>
             <w:pPr>
-              <w:spacing w:after="0" w:line="240" w:lineRule="auto"/>
               <w:jc w:val="center"/>
-              <w:rPr>
-                <w:rFonts w:ascii="Times New Roman" w:eastAsia="Times New Roman" w:hAnsi="Times New Roman" w:cs="Times New Roman"/>
-                <w:b/>
-                <w:bCs/>
-                <w:kern w:val="0"/>
-                <w:sz w:val="24"/>
-                <w:szCs w:val="24"/>
-                <w:lang w:val="en-GB" w:eastAsia="en-GB" w:bidi="ar-SA"/>
-                <w14:ligatures w14:val="none"/>
-              </w:rPr>
-            </w:pPr>
-            <w:r>
-              <w:rPr>
-                <w:rFonts w:ascii="Times New Roman" w:eastAsia="Times New Roman" w:hAnsi="Times New Roman" w:cs="Times New Roman"/>
-                <w:b/>
-                <w:bCs/>
+              <w:cnfStyle w:val="100000000000" w:firstRow="1" w:lastRow="0" w:firstColumn="0" w:lastColumn="0" w:oddVBand="0" w:evenVBand="0" w:oddHBand="0" w:evenHBand="0" w:firstRowFirstColumn="0" w:firstRowLastColumn="0" w:lastRowFirstColumn="0" w:lastRowLastColumn="0"/>
+              <w:rPr>
+                <w:rFonts w:ascii="Times New Roman" w:eastAsia="Times New Roman" w:hAnsi="Times New Roman" w:cs="Times New Roman"/>
+                <w:b w:val="0"/>
+                <w:bCs w:val="0"/>
+                <w:kern w:val="0"/>
+                <w:sz w:val="24"/>
+                <w:szCs w:val="24"/>
+                <w:lang w:val="en-GB" w:eastAsia="en-GB" w:bidi="ar-SA"/>
+                <w14:ligatures w14:val="none"/>
+              </w:rPr>
+            </w:pPr>
+            <w:r>
+              <w:rPr>
+                <w:rFonts w:ascii="Times New Roman" w:eastAsia="Times New Roman" w:hAnsi="Times New Roman" w:cs="Times New Roman"/>
                 <w:kern w:val="0"/>
                 <w:sz w:val="24"/>
                 <w:szCs w:val="24"/>
@@ -4399,29 +7223,28 @@
         <w:tc>
           <w:tcPr>
             <w:tcW w:w="0" w:type="auto"/>
+            <w:shd w:val="clear" w:color="auto" w:fill="0E2841" w:themeFill="text2"/>
             <w:vAlign w:val="center"/>
             <w:hideMark/>
           </w:tcPr>
           <w:p>
             <w:pPr>
-              <w:spacing w:after="0" w:line="240" w:lineRule="auto"/>
               <w:jc w:val="center"/>
-              <w:rPr>
-                <w:rFonts w:ascii="Times New Roman" w:eastAsia="Times New Roman" w:hAnsi="Times New Roman" w:cs="Times New Roman"/>
-                <w:b/>
-                <w:bCs/>
-                <w:kern w:val="0"/>
-                <w:sz w:val="24"/>
-                <w:szCs w:val="24"/>
-                <w:lang w:val="en-GB" w:eastAsia="en-GB" w:bidi="ar-SA"/>
-                <w14:ligatures w14:val="none"/>
-              </w:rPr>
-            </w:pPr>
-            <w:r>
-              <w:rPr>
-                <w:rFonts w:ascii="Times New Roman" w:eastAsia="Times New Roman" w:hAnsi="Times New Roman" w:cs="Times New Roman"/>
-                <w:b/>
-                <w:bCs/>
+              <w:cnfStyle w:val="100000000000" w:firstRow="1" w:lastRow="0" w:firstColumn="0" w:lastColumn="0" w:oddVBand="0" w:evenVBand="0" w:oddHBand="0" w:evenHBand="0" w:firstRowFirstColumn="0" w:firstRowLastColumn="0" w:lastRowFirstColumn="0" w:lastRowLastColumn="0"/>
+              <w:rPr>
+                <w:rFonts w:ascii="Times New Roman" w:eastAsia="Times New Roman" w:hAnsi="Times New Roman" w:cs="Times New Roman"/>
+                <w:b w:val="0"/>
+                <w:bCs w:val="0"/>
+                <w:kern w:val="0"/>
+                <w:sz w:val="24"/>
+                <w:szCs w:val="24"/>
+                <w:lang w:val="en-GB" w:eastAsia="en-GB" w:bidi="ar-SA"/>
+                <w14:ligatures w14:val="none"/>
+              </w:rPr>
+            </w:pPr>
+            <w:r>
+              <w:rPr>
+                <w:rFonts w:ascii="Times New Roman" w:eastAsia="Times New Roman" w:hAnsi="Times New Roman" w:cs="Times New Roman"/>
                 <w:kern w:val="0"/>
                 <w:sz w:val="24"/>
                 <w:szCs w:val="24"/>
@@ -4435,29 +7258,28 @@
         <w:tc>
           <w:tcPr>
             <w:tcW w:w="0" w:type="auto"/>
+            <w:shd w:val="clear" w:color="auto" w:fill="0E2841" w:themeFill="text2"/>
             <w:vAlign w:val="center"/>
             <w:hideMark/>
           </w:tcPr>
           <w:p>
             <w:pPr>
-              <w:spacing w:after="0" w:line="240" w:lineRule="auto"/>
               <w:jc w:val="center"/>
-              <w:rPr>
-                <w:rFonts w:ascii="Times New Roman" w:eastAsia="Times New Roman" w:hAnsi="Times New Roman" w:cs="Times New Roman"/>
-                <w:b/>
-                <w:bCs/>
-                <w:kern w:val="0"/>
-                <w:sz w:val="24"/>
-                <w:szCs w:val="24"/>
-                <w:lang w:val="en-GB" w:eastAsia="en-GB" w:bidi="ar-SA"/>
-                <w14:ligatures w14:val="none"/>
-              </w:rPr>
-            </w:pPr>
-            <w:r>
-              <w:rPr>
-                <w:rFonts w:ascii="Times New Roman" w:eastAsia="Times New Roman" w:hAnsi="Times New Roman" w:cs="Times New Roman"/>
-                <w:b/>
-                <w:bCs/>
+              <w:cnfStyle w:val="100000000000" w:firstRow="1" w:lastRow="0" w:firstColumn="0" w:lastColumn="0" w:oddVBand="0" w:evenVBand="0" w:oddHBand="0" w:evenHBand="0" w:firstRowFirstColumn="0" w:firstRowLastColumn="0" w:lastRowFirstColumn="0" w:lastRowLastColumn="0"/>
+              <w:rPr>
+                <w:rFonts w:ascii="Times New Roman" w:eastAsia="Times New Roman" w:hAnsi="Times New Roman" w:cs="Times New Roman"/>
+                <w:b w:val="0"/>
+                <w:bCs w:val="0"/>
+                <w:kern w:val="0"/>
+                <w:sz w:val="24"/>
+                <w:szCs w:val="24"/>
+                <w:lang w:val="en-GB" w:eastAsia="en-GB" w:bidi="ar-SA"/>
+                <w14:ligatures w14:val="none"/>
+              </w:rPr>
+            </w:pPr>
+            <w:r>
+              <w:rPr>
+                <w:rFonts w:ascii="Times New Roman" w:eastAsia="Times New Roman" w:hAnsi="Times New Roman" w:cs="Times New Roman"/>
                 <w:kern w:val="0"/>
                 <w:sz w:val="24"/>
                 <w:szCs w:val="24"/>
@@ -4471,29 +7293,28 @@
         <w:tc>
           <w:tcPr>
             <w:tcW w:w="0" w:type="auto"/>
+            <w:shd w:val="clear" w:color="auto" w:fill="0E2841" w:themeFill="text2"/>
             <w:vAlign w:val="center"/>
             <w:hideMark/>
           </w:tcPr>
           <w:p>
             <w:pPr>
-              <w:spacing w:after="0" w:line="240" w:lineRule="auto"/>
               <w:jc w:val="center"/>
-              <w:rPr>
-                <w:rFonts w:ascii="Times New Roman" w:eastAsia="Times New Roman" w:hAnsi="Times New Roman" w:cs="Times New Roman"/>
-                <w:b/>
-                <w:bCs/>
-                <w:kern w:val="0"/>
-                <w:sz w:val="24"/>
-                <w:szCs w:val="24"/>
-                <w:lang w:val="en-GB" w:eastAsia="en-GB" w:bidi="ar-SA"/>
-                <w14:ligatures w14:val="none"/>
-              </w:rPr>
-            </w:pPr>
-            <w:r>
-              <w:rPr>
-                <w:rFonts w:ascii="Times New Roman" w:eastAsia="Times New Roman" w:hAnsi="Times New Roman" w:cs="Times New Roman"/>
-                <w:b/>
-                <w:bCs/>
+              <w:cnfStyle w:val="100000000000" w:firstRow="1" w:lastRow="0" w:firstColumn="0" w:lastColumn="0" w:oddVBand="0" w:evenVBand="0" w:oddHBand="0" w:evenHBand="0" w:firstRowFirstColumn="0" w:firstRowLastColumn="0" w:lastRowFirstColumn="0" w:lastRowLastColumn="0"/>
+              <w:rPr>
+                <w:rFonts w:ascii="Times New Roman" w:eastAsia="Times New Roman" w:hAnsi="Times New Roman" w:cs="Times New Roman"/>
+                <w:b w:val="0"/>
+                <w:bCs w:val="0"/>
+                <w:kern w:val="0"/>
+                <w:sz w:val="24"/>
+                <w:szCs w:val="24"/>
+                <w:lang w:val="en-GB" w:eastAsia="en-GB" w:bidi="ar-SA"/>
+                <w14:ligatures w14:val="none"/>
+              </w:rPr>
+            </w:pPr>
+            <w:r>
+              <w:rPr>
+                <w:rFonts w:ascii="Times New Roman" w:eastAsia="Times New Roman" w:hAnsi="Times New Roman" w:cs="Times New Roman"/>
                 <w:kern w:val="0"/>
                 <w:sz w:val="24"/>
                 <w:szCs w:val="24"/>
@@ -4507,17 +7328,16 @@
       </w:tr>
       <w:tr>
         <w:trPr>
-          <w:tblCellSpacing w:w="15" w:type="dxa"/>
+          <w:cnfStyle w:val="000000100000" w:firstRow="0" w:lastRow="0" w:firstColumn="0" w:lastColumn="0" w:oddVBand="0" w:evenVBand="0" w:oddHBand="1" w:evenHBand="0" w:firstRowFirstColumn="0" w:firstRowLastColumn="0" w:lastRowFirstColumn="0" w:lastRowLastColumn="0"/>
         </w:trPr>
         <w:tc>
           <w:tcPr>
-            <w:tcW w:w="0" w:type="auto"/>
-            <w:vAlign w:val="center"/>
-            <w:hideMark/>
-          </w:tcPr>
-          <w:p>
-            <w:pPr>
-              <w:spacing w:after="0" w:line="240" w:lineRule="auto"/>
+            <w:cnfStyle w:val="001000000000" w:firstRow="0" w:lastRow="0" w:firstColumn="1" w:lastColumn="0" w:oddVBand="0" w:evenVBand="0" w:oddHBand="0" w:evenHBand="0" w:firstRowFirstColumn="0" w:firstRowLastColumn="0" w:lastRowFirstColumn="0" w:lastRowLastColumn="0"/>
+            <w:tcW w:w="0" w:type="auto"/>
+            <w:hideMark/>
+          </w:tcPr>
+          <w:p>
+            <w:pPr>
               <w:rPr>
                 <w:rFonts w:ascii="Times New Roman" w:eastAsia="Times New Roman" w:hAnsi="Times New Roman" w:cs="Times New Roman"/>
                 <w:kern w:val="0"/>
@@ -4543,12 +7363,11 @@
         <w:tc>
           <w:tcPr>
             <w:tcW w:w="0" w:type="auto"/>
-            <w:vAlign w:val="center"/>
-            <w:hideMark/>
-          </w:tcPr>
-          <w:p>
-            <w:pPr>
-              <w:spacing w:after="0" w:line="240" w:lineRule="auto"/>
+            <w:hideMark/>
+          </w:tcPr>
+          <w:p>
+            <w:pPr>
+              <w:cnfStyle w:val="000000100000" w:firstRow="0" w:lastRow="0" w:firstColumn="0" w:lastColumn="0" w:oddVBand="0" w:evenVBand="0" w:oddHBand="1" w:evenHBand="0" w:firstRowFirstColumn="0" w:firstRowLastColumn="0" w:lastRowFirstColumn="0" w:lastRowLastColumn="0"/>
               <w:rPr>
                 <w:rFonts w:ascii="Times New Roman" w:eastAsia="Times New Roman" w:hAnsi="Times New Roman" w:cs="Times New Roman"/>
                 <w:kern w:val="0"/>
@@ -4574,12 +7393,11 @@
         <w:tc>
           <w:tcPr>
             <w:tcW w:w="0" w:type="auto"/>
-            <w:vAlign w:val="center"/>
-            <w:hideMark/>
-          </w:tcPr>
-          <w:p>
-            <w:pPr>
-              <w:spacing w:after="0" w:line="240" w:lineRule="auto"/>
+            <w:hideMark/>
+          </w:tcPr>
+          <w:p>
+            <w:pPr>
+              <w:cnfStyle w:val="000000100000" w:firstRow="0" w:lastRow="0" w:firstColumn="0" w:lastColumn="0" w:oddVBand="0" w:evenVBand="0" w:oddHBand="1" w:evenHBand="0" w:firstRowFirstColumn="0" w:firstRowLastColumn="0" w:lastRowFirstColumn="0" w:lastRowLastColumn="0"/>
               <w:rPr>
                 <w:rFonts w:ascii="Times New Roman" w:eastAsia="Times New Roman" w:hAnsi="Times New Roman" w:cs="Times New Roman"/>
                 <w:kern w:val="0"/>
@@ -4605,12 +7423,11 @@
         <w:tc>
           <w:tcPr>
             <w:tcW w:w="0" w:type="auto"/>
-            <w:vAlign w:val="center"/>
-            <w:hideMark/>
-          </w:tcPr>
-          <w:p>
-            <w:pPr>
-              <w:spacing w:after="0" w:line="240" w:lineRule="auto"/>
+            <w:hideMark/>
+          </w:tcPr>
+          <w:p>
+            <w:pPr>
+              <w:cnfStyle w:val="000000100000" w:firstRow="0" w:lastRow="0" w:firstColumn="0" w:lastColumn="0" w:oddVBand="0" w:evenVBand="0" w:oddHBand="1" w:evenHBand="0" w:firstRowFirstColumn="0" w:firstRowLastColumn="0" w:lastRowFirstColumn="0" w:lastRowLastColumn="0"/>
               <w:rPr>
                 <w:rFonts w:ascii="Times New Roman" w:eastAsia="Times New Roman" w:hAnsi="Times New Roman" w:cs="Times New Roman"/>
                 <w:kern w:val="0"/>
@@ -4636,12 +7453,11 @@
         <w:tc>
           <w:tcPr>
             <w:tcW w:w="0" w:type="auto"/>
-            <w:vAlign w:val="center"/>
-            <w:hideMark/>
-          </w:tcPr>
-          <w:p>
-            <w:pPr>
-              <w:spacing w:after="0" w:line="240" w:lineRule="auto"/>
+            <w:hideMark/>
+          </w:tcPr>
+          <w:p>
+            <w:pPr>
+              <w:cnfStyle w:val="000000100000" w:firstRow="0" w:lastRow="0" w:firstColumn="0" w:lastColumn="0" w:oddVBand="0" w:evenVBand="0" w:oddHBand="1" w:evenHBand="0" w:firstRowFirstColumn="0" w:firstRowLastColumn="0" w:lastRowFirstColumn="0" w:lastRowLastColumn="0"/>
               <w:rPr>
                 <w:rFonts w:ascii="Times New Roman" w:eastAsia="Times New Roman" w:hAnsi="Times New Roman" w:cs="Times New Roman"/>
                 <w:kern w:val="0"/>
@@ -4661,343 +7477,326 @@
                 <w14:ligatures w14:val="none"/>
               </w:rPr>
               <w:t>Automated duplication rule</w:t>
+            </w:r>
+          </w:p>
+        </w:tc>
+      </w:tr>
+      <w:tr>
+        <w:tc>
+          <w:tcPr>
+            <w:cnfStyle w:val="001000000000" w:firstRow="0" w:lastRow="0" w:firstColumn="1" w:lastColumn="0" w:oddVBand="0" w:evenVBand="0" w:oddHBand="0" w:evenHBand="0" w:firstRowFirstColumn="0" w:firstRowLastColumn="0" w:lastRowFirstColumn="0" w:lastRowLastColumn="0"/>
+            <w:tcW w:w="0" w:type="auto"/>
+            <w:hideMark/>
+          </w:tcPr>
+          <w:p>
+            <w:pPr>
+              <w:rPr>
+                <w:rFonts w:ascii="Times New Roman" w:eastAsia="Times New Roman" w:hAnsi="Times New Roman" w:cs="Times New Roman"/>
+                <w:kern w:val="0"/>
+                <w:sz w:val="24"/>
+                <w:szCs w:val="24"/>
+                <w:lang w:val="en-GB" w:eastAsia="en-GB" w:bidi="ar-SA"/>
+                <w14:ligatures w14:val="none"/>
+              </w:rPr>
+            </w:pPr>
+            <w:r>
+              <w:rPr>
+                <w:rFonts w:ascii="Times New Roman" w:eastAsia="Times New Roman" w:hAnsi="Times New Roman" w:cs="Times New Roman"/>
+                <w:kern w:val="0"/>
+                <w:sz w:val="24"/>
+                <w:szCs w:val="24"/>
+                <w:lang w:val="en-GB" w:eastAsia="en-GB" w:bidi="ar-SA"/>
+                <w14:ligatures w14:val="none"/>
+              </w:rPr>
+              <w:t>Unauthorized Changes</w:t>
+            </w:r>
+          </w:p>
+        </w:tc>
+        <w:tc>
+          <w:tcPr>
+            <w:tcW w:w="0" w:type="auto"/>
+            <w:hideMark/>
+          </w:tcPr>
+          <w:p>
+            <w:pPr>
+              <w:cnfStyle w:val="000000000000" w:firstRow="0" w:lastRow="0" w:firstColumn="0" w:lastColumn="0" w:oddVBand="0" w:evenVBand="0" w:oddHBand="0" w:evenHBand="0" w:firstRowFirstColumn="0" w:firstRowLastColumn="0" w:lastRowFirstColumn="0" w:lastRowLastColumn="0"/>
+              <w:rPr>
+                <w:rFonts w:ascii="Times New Roman" w:eastAsia="Times New Roman" w:hAnsi="Times New Roman" w:cs="Times New Roman"/>
+                <w:kern w:val="0"/>
+                <w:sz w:val="24"/>
+                <w:szCs w:val="24"/>
+                <w:lang w:val="en-GB" w:eastAsia="en-GB" w:bidi="ar-SA"/>
+                <w14:ligatures w14:val="none"/>
+              </w:rPr>
+            </w:pPr>
+            <w:r>
+              <w:rPr>
+                <w:rFonts w:ascii="Times New Roman" w:eastAsia="Times New Roman" w:hAnsi="Times New Roman" w:cs="Times New Roman"/>
+                <w:kern w:val="0"/>
+                <w:sz w:val="24"/>
+                <w:szCs w:val="24"/>
+                <w:lang w:val="en-GB" w:eastAsia="en-GB" w:bidi="ar-SA"/>
+                <w14:ligatures w14:val="none"/>
+              </w:rPr>
+              <w:t>Prevent fraud</w:t>
+            </w:r>
+          </w:p>
+        </w:tc>
+        <w:tc>
+          <w:tcPr>
+            <w:tcW w:w="0" w:type="auto"/>
+            <w:hideMark/>
+          </w:tcPr>
+          <w:p>
+            <w:pPr>
+              <w:cnfStyle w:val="000000000000" w:firstRow="0" w:lastRow="0" w:firstColumn="0" w:lastColumn="0" w:oddVBand="0" w:evenVBand="0" w:oddHBand="0" w:evenHBand="0" w:firstRowFirstColumn="0" w:firstRowLastColumn="0" w:lastRowFirstColumn="0" w:lastRowLastColumn="0"/>
+              <w:rPr>
+                <w:rFonts w:ascii="Times New Roman" w:eastAsia="Times New Roman" w:hAnsi="Times New Roman" w:cs="Times New Roman"/>
+                <w:kern w:val="0"/>
+                <w:sz w:val="24"/>
+                <w:szCs w:val="24"/>
+                <w:lang w:val="en-GB" w:eastAsia="en-GB" w:bidi="ar-SA"/>
+                <w14:ligatures w14:val="none"/>
+              </w:rPr>
+            </w:pPr>
+            <w:r>
+              <w:rPr>
+                <w:rFonts w:ascii="Times New Roman" w:eastAsia="Times New Roman" w:hAnsi="Times New Roman" w:cs="Times New Roman"/>
+                <w:kern w:val="0"/>
+                <w:sz w:val="24"/>
+                <w:szCs w:val="24"/>
+                <w:lang w:val="en-GB" w:eastAsia="en-GB" w:bidi="ar-SA"/>
+                <w14:ligatures w14:val="none"/>
+              </w:rPr>
+              <w:t>Monitoring</w:t>
+            </w:r>
+          </w:p>
+        </w:tc>
+        <w:tc>
+          <w:tcPr>
+            <w:tcW w:w="0" w:type="auto"/>
+            <w:hideMark/>
+          </w:tcPr>
+          <w:p>
+            <w:pPr>
+              <w:cnfStyle w:val="000000000000" w:firstRow="0" w:lastRow="0" w:firstColumn="0" w:lastColumn="0" w:oddVBand="0" w:evenVBand="0" w:oddHBand="0" w:evenHBand="0" w:firstRowFirstColumn="0" w:firstRowLastColumn="0" w:lastRowFirstColumn="0" w:lastRowLastColumn="0"/>
+              <w:rPr>
+                <w:rFonts w:ascii="Times New Roman" w:eastAsia="Times New Roman" w:hAnsi="Times New Roman" w:cs="Times New Roman"/>
+                <w:kern w:val="0"/>
+                <w:sz w:val="24"/>
+                <w:szCs w:val="24"/>
+                <w:lang w:val="en-GB" w:eastAsia="en-GB" w:bidi="ar-SA"/>
+                <w14:ligatures w14:val="none"/>
+              </w:rPr>
+            </w:pPr>
+            <w:r>
+              <w:rPr>
+                <w:rFonts w:ascii="Times New Roman" w:eastAsia="Times New Roman" w:hAnsi="Times New Roman" w:cs="Times New Roman"/>
+                <w:kern w:val="0"/>
+                <w:sz w:val="24"/>
+                <w:szCs w:val="24"/>
+                <w:lang w:val="en-GB" w:eastAsia="en-GB" w:bidi="ar-SA"/>
+                <w14:ligatures w14:val="none"/>
+              </w:rPr>
+              <w:t>9.1</w:t>
+            </w:r>
+          </w:p>
+        </w:tc>
+        <w:tc>
+          <w:tcPr>
+            <w:tcW w:w="0" w:type="auto"/>
+            <w:hideMark/>
+          </w:tcPr>
+          <w:p>
+            <w:pPr>
+              <w:cnfStyle w:val="000000000000" w:firstRow="0" w:lastRow="0" w:firstColumn="0" w:lastColumn="0" w:oddVBand="0" w:evenVBand="0" w:oddHBand="0" w:evenHBand="0" w:firstRowFirstColumn="0" w:firstRowLastColumn="0" w:lastRowFirstColumn="0" w:lastRowLastColumn="0"/>
+              <w:rPr>
+                <w:rFonts w:ascii="Times New Roman" w:eastAsia="Times New Roman" w:hAnsi="Times New Roman" w:cs="Times New Roman"/>
+                <w:kern w:val="0"/>
+                <w:sz w:val="24"/>
+                <w:szCs w:val="24"/>
+                <w:lang w:val="en-GB" w:eastAsia="en-GB" w:bidi="ar-SA"/>
+                <w14:ligatures w14:val="none"/>
+              </w:rPr>
+            </w:pPr>
+            <w:r>
+              <w:rPr>
+                <w:rFonts w:ascii="Times New Roman" w:eastAsia="Times New Roman" w:hAnsi="Times New Roman" w:cs="Times New Roman"/>
+                <w:kern w:val="0"/>
+                <w:sz w:val="24"/>
+                <w:szCs w:val="24"/>
+                <w:lang w:val="en-GB" w:eastAsia="en-GB" w:bidi="ar-SA"/>
+                <w14:ligatures w14:val="none"/>
+              </w:rPr>
+              <w:t>Role-based access</w:t>
             </w:r>
           </w:p>
         </w:tc>
       </w:tr>
       <w:tr>
         <w:trPr>
-          <w:tblCellSpacing w:w="15" w:type="dxa"/>
+          <w:cnfStyle w:val="000000100000" w:firstRow="0" w:lastRow="0" w:firstColumn="0" w:lastColumn="0" w:oddVBand="0" w:evenVBand="0" w:oddHBand="1" w:evenHBand="0" w:firstRowFirstColumn="0" w:firstRowLastColumn="0" w:lastRowFirstColumn="0" w:lastRowLastColumn="0"/>
         </w:trPr>
         <w:tc>
           <w:tcPr>
-            <w:tcW w:w="0" w:type="auto"/>
-            <w:vAlign w:val="center"/>
-            <w:hideMark/>
-          </w:tcPr>
-          <w:p>
-            <w:pPr>
-              <w:spacing w:after="0" w:line="240" w:lineRule="auto"/>
-              <w:rPr>
-                <w:rFonts w:ascii="Times New Roman" w:eastAsia="Times New Roman" w:hAnsi="Times New Roman" w:cs="Times New Roman"/>
-                <w:kern w:val="0"/>
-                <w:sz w:val="24"/>
-                <w:szCs w:val="24"/>
-                <w:lang w:val="en-GB" w:eastAsia="en-GB" w:bidi="ar-SA"/>
-                <w14:ligatures w14:val="none"/>
-              </w:rPr>
-            </w:pPr>
-            <w:r>
-              <w:rPr>
-                <w:rFonts w:ascii="Times New Roman" w:eastAsia="Times New Roman" w:hAnsi="Times New Roman" w:cs="Times New Roman"/>
-                <w:kern w:val="0"/>
-                <w:sz w:val="24"/>
-                <w:szCs w:val="24"/>
-                <w:lang w:val="en-GB" w:eastAsia="en-GB" w:bidi="ar-SA"/>
-                <w14:ligatures w14:val="none"/>
-              </w:rPr>
-              <w:t>Unauthorized Changes</w:t>
-            </w:r>
-          </w:p>
-        </w:tc>
-        <w:tc>
-          <w:tcPr>
-            <w:tcW w:w="0" w:type="auto"/>
-            <w:vAlign w:val="center"/>
-            <w:hideMark/>
-          </w:tcPr>
-          <w:p>
-            <w:pPr>
-              <w:spacing w:after="0" w:line="240" w:lineRule="auto"/>
-              <w:rPr>
-                <w:rFonts w:ascii="Times New Roman" w:eastAsia="Times New Roman" w:hAnsi="Times New Roman" w:cs="Times New Roman"/>
-                <w:kern w:val="0"/>
-                <w:sz w:val="24"/>
-                <w:szCs w:val="24"/>
-                <w:lang w:val="en-GB" w:eastAsia="en-GB" w:bidi="ar-SA"/>
-                <w14:ligatures w14:val="none"/>
-              </w:rPr>
-            </w:pPr>
-            <w:r>
-              <w:rPr>
-                <w:rFonts w:ascii="Times New Roman" w:eastAsia="Times New Roman" w:hAnsi="Times New Roman" w:cs="Times New Roman"/>
-                <w:kern w:val="0"/>
-                <w:sz w:val="24"/>
-                <w:szCs w:val="24"/>
-                <w:lang w:val="en-GB" w:eastAsia="en-GB" w:bidi="ar-SA"/>
-                <w14:ligatures w14:val="none"/>
-              </w:rPr>
-              <w:t>Prevent fraud</w:t>
-            </w:r>
-          </w:p>
-        </w:tc>
-        <w:tc>
-          <w:tcPr>
-            <w:tcW w:w="0" w:type="auto"/>
-            <w:vAlign w:val="center"/>
-            <w:hideMark/>
-          </w:tcPr>
-          <w:p>
-            <w:pPr>
-              <w:spacing w:after="0" w:line="240" w:lineRule="auto"/>
-              <w:rPr>
-                <w:rFonts w:ascii="Times New Roman" w:eastAsia="Times New Roman" w:hAnsi="Times New Roman" w:cs="Times New Roman"/>
-                <w:kern w:val="0"/>
-                <w:sz w:val="24"/>
-                <w:szCs w:val="24"/>
-                <w:lang w:val="en-GB" w:eastAsia="en-GB" w:bidi="ar-SA"/>
-                <w14:ligatures w14:val="none"/>
-              </w:rPr>
-            </w:pPr>
-            <w:r>
-              <w:rPr>
-                <w:rFonts w:ascii="Times New Roman" w:eastAsia="Times New Roman" w:hAnsi="Times New Roman" w:cs="Times New Roman"/>
-                <w:kern w:val="0"/>
-                <w:sz w:val="24"/>
-                <w:szCs w:val="24"/>
-                <w:lang w:val="en-GB" w:eastAsia="en-GB" w:bidi="ar-SA"/>
-                <w14:ligatures w14:val="none"/>
-              </w:rPr>
-              <w:t>Monitoring</w:t>
-            </w:r>
-          </w:p>
-        </w:tc>
-        <w:tc>
-          <w:tcPr>
-            <w:tcW w:w="0" w:type="auto"/>
-            <w:vAlign w:val="center"/>
-            <w:hideMark/>
-          </w:tcPr>
-          <w:p>
-            <w:pPr>
-              <w:spacing w:after="0" w:line="240" w:lineRule="auto"/>
-              <w:rPr>
-                <w:rFonts w:ascii="Times New Roman" w:eastAsia="Times New Roman" w:hAnsi="Times New Roman" w:cs="Times New Roman"/>
-                <w:kern w:val="0"/>
-                <w:sz w:val="24"/>
-                <w:szCs w:val="24"/>
-                <w:lang w:val="en-GB" w:eastAsia="en-GB" w:bidi="ar-SA"/>
-                <w14:ligatures w14:val="none"/>
-              </w:rPr>
-            </w:pPr>
-            <w:r>
-              <w:rPr>
-                <w:rFonts w:ascii="Times New Roman" w:eastAsia="Times New Roman" w:hAnsi="Times New Roman" w:cs="Times New Roman"/>
-                <w:kern w:val="0"/>
-                <w:sz w:val="24"/>
-                <w:szCs w:val="24"/>
-                <w:lang w:val="en-GB" w:eastAsia="en-GB" w:bidi="ar-SA"/>
-                <w14:ligatures w14:val="none"/>
-              </w:rPr>
-              <w:t>9.1</w:t>
-            </w:r>
-          </w:p>
-        </w:tc>
-        <w:tc>
-          <w:tcPr>
-            <w:tcW w:w="0" w:type="auto"/>
-            <w:vAlign w:val="center"/>
-            <w:hideMark/>
-          </w:tcPr>
-          <w:p>
-            <w:pPr>
-              <w:spacing w:after="0" w:line="240" w:lineRule="auto"/>
-              <w:rPr>
-                <w:rFonts w:ascii="Times New Roman" w:eastAsia="Times New Roman" w:hAnsi="Times New Roman" w:cs="Times New Roman"/>
-                <w:kern w:val="0"/>
-                <w:sz w:val="24"/>
-                <w:szCs w:val="24"/>
-                <w:lang w:val="en-GB" w:eastAsia="en-GB" w:bidi="ar-SA"/>
-                <w14:ligatures w14:val="none"/>
-              </w:rPr>
-            </w:pPr>
-            <w:r>
-              <w:rPr>
-                <w:rFonts w:ascii="Times New Roman" w:eastAsia="Times New Roman" w:hAnsi="Times New Roman" w:cs="Times New Roman"/>
-                <w:kern w:val="0"/>
-                <w:sz w:val="24"/>
-                <w:szCs w:val="24"/>
-                <w:lang w:val="en-GB" w:eastAsia="en-GB" w:bidi="ar-SA"/>
-                <w14:ligatures w14:val="none"/>
-              </w:rPr>
-              <w:t>Role-based access</w:t>
+            <w:cnfStyle w:val="001000000000" w:firstRow="0" w:lastRow="0" w:firstColumn="1" w:lastColumn="0" w:oddVBand="0" w:evenVBand="0" w:oddHBand="0" w:evenHBand="0" w:firstRowFirstColumn="0" w:firstRowLastColumn="0" w:lastRowFirstColumn="0" w:lastRowLastColumn="0"/>
+            <w:tcW w:w="0" w:type="auto"/>
+            <w:hideMark/>
+          </w:tcPr>
+          <w:p>
+            <w:pPr>
+              <w:rPr>
+                <w:rFonts w:ascii="Times New Roman" w:eastAsia="Times New Roman" w:hAnsi="Times New Roman" w:cs="Times New Roman"/>
+                <w:kern w:val="0"/>
+                <w:sz w:val="24"/>
+                <w:szCs w:val="24"/>
+                <w:lang w:val="en-GB" w:eastAsia="en-GB" w:bidi="ar-SA"/>
+                <w14:ligatures w14:val="none"/>
+              </w:rPr>
+            </w:pPr>
+            <w:r>
+              <w:rPr>
+                <w:rFonts w:ascii="Times New Roman" w:eastAsia="Times New Roman" w:hAnsi="Times New Roman" w:cs="Times New Roman"/>
+                <w:kern w:val="0"/>
+                <w:sz w:val="24"/>
+                <w:szCs w:val="24"/>
+                <w:lang w:val="en-GB" w:eastAsia="en-GB" w:bidi="ar-SA"/>
+                <w14:ligatures w14:val="none"/>
+              </w:rPr>
+              <w:t>Incomplete Property Data</w:t>
+            </w:r>
+          </w:p>
+        </w:tc>
+        <w:tc>
+          <w:tcPr>
+            <w:tcW w:w="0" w:type="auto"/>
+            <w:hideMark/>
+          </w:tcPr>
+          <w:p>
+            <w:pPr>
+              <w:cnfStyle w:val="000000100000" w:firstRow="0" w:lastRow="0" w:firstColumn="0" w:lastColumn="0" w:oddVBand="0" w:evenVBand="0" w:oddHBand="1" w:evenHBand="0" w:firstRowFirstColumn="0" w:firstRowLastColumn="0" w:lastRowFirstColumn="0" w:lastRowLastColumn="0"/>
+              <w:rPr>
+                <w:rFonts w:ascii="Times New Roman" w:eastAsia="Times New Roman" w:hAnsi="Times New Roman" w:cs="Times New Roman"/>
+                <w:kern w:val="0"/>
+                <w:sz w:val="24"/>
+                <w:szCs w:val="24"/>
+                <w:lang w:val="en-GB" w:eastAsia="en-GB" w:bidi="ar-SA"/>
+                <w14:ligatures w14:val="none"/>
+              </w:rPr>
+            </w:pPr>
+            <w:r>
+              <w:rPr>
+                <w:rFonts w:ascii="Times New Roman" w:eastAsia="Times New Roman" w:hAnsi="Times New Roman" w:cs="Times New Roman"/>
+                <w:kern w:val="0"/>
+                <w:sz w:val="24"/>
+                <w:szCs w:val="24"/>
+                <w:lang w:val="en-GB" w:eastAsia="en-GB" w:bidi="ar-SA"/>
+                <w14:ligatures w14:val="none"/>
+              </w:rPr>
+              <w:t>Improve reporting accuracy</w:t>
+            </w:r>
+          </w:p>
+        </w:tc>
+        <w:tc>
+          <w:tcPr>
+            <w:tcW w:w="0" w:type="auto"/>
+            <w:hideMark/>
+          </w:tcPr>
+          <w:p>
+            <w:pPr>
+              <w:cnfStyle w:val="000000100000" w:firstRow="0" w:lastRow="0" w:firstColumn="0" w:lastColumn="0" w:oddVBand="0" w:evenVBand="0" w:oddHBand="1" w:evenHBand="0" w:firstRowFirstColumn="0" w:firstRowLastColumn="0" w:lastRowFirstColumn="0" w:lastRowLastColumn="0"/>
+              <w:rPr>
+                <w:rFonts w:ascii="Times New Roman" w:eastAsia="Times New Roman" w:hAnsi="Times New Roman" w:cs="Times New Roman"/>
+                <w:kern w:val="0"/>
+                <w:sz w:val="24"/>
+                <w:szCs w:val="24"/>
+                <w:lang w:val="en-GB" w:eastAsia="en-GB" w:bidi="ar-SA"/>
+                <w14:ligatures w14:val="none"/>
+              </w:rPr>
+            </w:pPr>
+            <w:r>
+              <w:rPr>
+                <w:rFonts w:ascii="Times New Roman" w:eastAsia="Times New Roman" w:hAnsi="Times New Roman" w:cs="Times New Roman"/>
+                <w:kern w:val="0"/>
+                <w:sz w:val="24"/>
+                <w:szCs w:val="24"/>
+                <w:lang w:val="en-GB" w:eastAsia="en-GB" w:bidi="ar-SA"/>
+                <w14:ligatures w14:val="none"/>
+              </w:rPr>
+              <w:t>Information &amp; Communication</w:t>
+            </w:r>
+          </w:p>
+        </w:tc>
+        <w:tc>
+          <w:tcPr>
+            <w:tcW w:w="0" w:type="auto"/>
+            <w:hideMark/>
+          </w:tcPr>
+          <w:p>
+            <w:pPr>
+              <w:cnfStyle w:val="000000100000" w:firstRow="0" w:lastRow="0" w:firstColumn="0" w:lastColumn="0" w:oddVBand="0" w:evenVBand="0" w:oddHBand="1" w:evenHBand="0" w:firstRowFirstColumn="0" w:firstRowLastColumn="0" w:lastRowFirstColumn="0" w:lastRowLastColumn="0"/>
+              <w:rPr>
+                <w:rFonts w:ascii="Times New Roman" w:eastAsia="Times New Roman" w:hAnsi="Times New Roman" w:cs="Times New Roman"/>
+                <w:kern w:val="0"/>
+                <w:sz w:val="24"/>
+                <w:szCs w:val="24"/>
+                <w:lang w:val="en-GB" w:eastAsia="en-GB" w:bidi="ar-SA"/>
+                <w14:ligatures w14:val="none"/>
+              </w:rPr>
+            </w:pPr>
+            <w:r>
+              <w:rPr>
+                <w:rFonts w:ascii="Times New Roman" w:eastAsia="Times New Roman" w:hAnsi="Times New Roman" w:cs="Times New Roman"/>
+                <w:kern w:val="0"/>
+                <w:sz w:val="24"/>
+                <w:szCs w:val="24"/>
+                <w:lang w:val="en-GB" w:eastAsia="en-GB" w:bidi="ar-SA"/>
+                <w14:ligatures w14:val="none"/>
+              </w:rPr>
+              <w:t>7.4</w:t>
+            </w:r>
+          </w:p>
+        </w:tc>
+        <w:tc>
+          <w:tcPr>
+            <w:tcW w:w="0" w:type="auto"/>
+            <w:hideMark/>
+          </w:tcPr>
+          <w:p>
+            <w:pPr>
+              <w:cnfStyle w:val="000000100000" w:firstRow="0" w:lastRow="0" w:firstColumn="0" w:lastColumn="0" w:oddVBand="0" w:evenVBand="0" w:oddHBand="1" w:evenHBand="0" w:firstRowFirstColumn="0" w:firstRowLastColumn="0" w:lastRowFirstColumn="0" w:lastRowLastColumn="0"/>
+              <w:rPr>
+                <w:rFonts w:ascii="Times New Roman" w:eastAsia="Times New Roman" w:hAnsi="Times New Roman" w:cs="Times New Roman"/>
+                <w:kern w:val="0"/>
+                <w:sz w:val="24"/>
+                <w:szCs w:val="24"/>
+                <w:lang w:val="en-GB" w:eastAsia="en-GB" w:bidi="ar-SA"/>
+                <w14:ligatures w14:val="none"/>
+              </w:rPr>
+            </w:pPr>
+            <w:r>
+              <w:rPr>
+                <w:rFonts w:ascii="Times New Roman" w:eastAsia="Times New Roman" w:hAnsi="Times New Roman" w:cs="Times New Roman"/>
+                <w:kern w:val="0"/>
+                <w:sz w:val="24"/>
+                <w:szCs w:val="24"/>
+                <w:lang w:val="en-GB" w:eastAsia="en-GB" w:bidi="ar-SA"/>
+                <w14:ligatures w14:val="none"/>
+              </w:rPr>
+              <w:t>Mandatory fields</w:t>
             </w:r>
           </w:p>
         </w:tc>
       </w:tr>
       <w:tr>
-        <w:trPr>
-          <w:tblCellSpacing w:w="15" w:type="dxa"/>
-        </w:trPr>
-        <w:tc>
-          <w:tcPr>
-            <w:tcW w:w="0" w:type="auto"/>
-            <w:vAlign w:val="center"/>
-            <w:hideMark/>
-          </w:tcPr>
-          <w:p>
-            <w:pPr>
-              <w:spacing w:after="0" w:line="240" w:lineRule="auto"/>
-              <w:rPr>
-                <w:rFonts w:ascii="Times New Roman" w:eastAsia="Times New Roman" w:hAnsi="Times New Roman" w:cs="Times New Roman"/>
-                <w:kern w:val="0"/>
-                <w:sz w:val="24"/>
-                <w:szCs w:val="24"/>
-                <w:lang w:val="en-GB" w:eastAsia="en-GB" w:bidi="ar-SA"/>
-                <w14:ligatures w14:val="none"/>
-              </w:rPr>
-            </w:pPr>
-            <w:r>
-              <w:rPr>
-                <w:rFonts w:ascii="Times New Roman" w:eastAsia="Times New Roman" w:hAnsi="Times New Roman" w:cs="Times New Roman"/>
-                <w:kern w:val="0"/>
-                <w:sz w:val="24"/>
-                <w:szCs w:val="24"/>
-                <w:lang w:val="en-GB" w:eastAsia="en-GB" w:bidi="ar-SA"/>
-                <w14:ligatures w14:val="none"/>
-              </w:rPr>
-              <w:t>Incomplete Property Data</w:t>
-            </w:r>
-          </w:p>
-        </w:tc>
-        <w:tc>
-          <w:tcPr>
-            <w:tcW w:w="0" w:type="auto"/>
-            <w:vAlign w:val="center"/>
-            <w:hideMark/>
-          </w:tcPr>
-          <w:p>
-            <w:pPr>
-              <w:spacing w:after="0" w:line="240" w:lineRule="auto"/>
-              <w:rPr>
-                <w:rFonts w:ascii="Times New Roman" w:eastAsia="Times New Roman" w:hAnsi="Times New Roman" w:cs="Times New Roman"/>
-                <w:kern w:val="0"/>
-                <w:sz w:val="24"/>
-                <w:szCs w:val="24"/>
-                <w:lang w:val="en-GB" w:eastAsia="en-GB" w:bidi="ar-SA"/>
-                <w14:ligatures w14:val="none"/>
-              </w:rPr>
-            </w:pPr>
-            <w:r>
-              <w:rPr>
-                <w:rFonts w:ascii="Times New Roman" w:eastAsia="Times New Roman" w:hAnsi="Times New Roman" w:cs="Times New Roman"/>
-                <w:kern w:val="0"/>
-                <w:sz w:val="24"/>
-                <w:szCs w:val="24"/>
-                <w:lang w:val="en-GB" w:eastAsia="en-GB" w:bidi="ar-SA"/>
-                <w14:ligatures w14:val="none"/>
-              </w:rPr>
-              <w:t>Improve reporting accuracy</w:t>
-            </w:r>
-          </w:p>
-        </w:tc>
-        <w:tc>
-          <w:tcPr>
-            <w:tcW w:w="0" w:type="auto"/>
-            <w:vAlign w:val="center"/>
-            <w:hideMark/>
-          </w:tcPr>
-          <w:p>
-            <w:pPr>
-              <w:spacing w:after="0" w:line="240" w:lineRule="auto"/>
-              <w:rPr>
-                <w:rFonts w:ascii="Times New Roman" w:eastAsia="Times New Roman" w:hAnsi="Times New Roman" w:cs="Times New Roman"/>
-                <w:kern w:val="0"/>
-                <w:sz w:val="24"/>
-                <w:szCs w:val="24"/>
-                <w:lang w:val="en-GB" w:eastAsia="en-GB" w:bidi="ar-SA"/>
-                <w14:ligatures w14:val="none"/>
-              </w:rPr>
-            </w:pPr>
-            <w:r>
-              <w:rPr>
-                <w:rFonts w:ascii="Times New Roman" w:eastAsia="Times New Roman" w:hAnsi="Times New Roman" w:cs="Times New Roman"/>
-                <w:kern w:val="0"/>
-                <w:sz w:val="24"/>
-                <w:szCs w:val="24"/>
-                <w:lang w:val="en-GB" w:eastAsia="en-GB" w:bidi="ar-SA"/>
-                <w14:ligatures w14:val="none"/>
-              </w:rPr>
-              <w:t>Information &amp; Communication</w:t>
-            </w:r>
-          </w:p>
-        </w:tc>
-        <w:tc>
-          <w:tcPr>
-            <w:tcW w:w="0" w:type="auto"/>
-            <w:vAlign w:val="center"/>
-            <w:hideMark/>
-          </w:tcPr>
-          <w:p>
-            <w:pPr>
-              <w:spacing w:after="0" w:line="240" w:lineRule="auto"/>
-              <w:rPr>
-                <w:rFonts w:ascii="Times New Roman" w:eastAsia="Times New Roman" w:hAnsi="Times New Roman" w:cs="Times New Roman"/>
-                <w:kern w:val="0"/>
-                <w:sz w:val="24"/>
-                <w:szCs w:val="24"/>
-                <w:lang w:val="en-GB" w:eastAsia="en-GB" w:bidi="ar-SA"/>
-                <w14:ligatures w14:val="none"/>
-              </w:rPr>
-            </w:pPr>
-            <w:r>
-              <w:rPr>
-                <w:rFonts w:ascii="Times New Roman" w:eastAsia="Times New Roman" w:hAnsi="Times New Roman" w:cs="Times New Roman"/>
-                <w:kern w:val="0"/>
-                <w:sz w:val="24"/>
-                <w:szCs w:val="24"/>
-                <w:lang w:val="en-GB" w:eastAsia="en-GB" w:bidi="ar-SA"/>
-                <w14:ligatures w14:val="none"/>
-              </w:rPr>
-              <w:t>7.4</w:t>
-            </w:r>
-          </w:p>
-        </w:tc>
-        <w:tc>
-          <w:tcPr>
-            <w:tcW w:w="0" w:type="auto"/>
-            <w:vAlign w:val="center"/>
-            <w:hideMark/>
-          </w:tcPr>
-          <w:p>
-            <w:pPr>
-              <w:spacing w:after="0" w:line="240" w:lineRule="auto"/>
-              <w:rPr>
-                <w:rFonts w:ascii="Times New Roman" w:eastAsia="Times New Roman" w:hAnsi="Times New Roman" w:cs="Times New Roman"/>
-                <w:kern w:val="0"/>
-                <w:sz w:val="24"/>
-                <w:szCs w:val="24"/>
-                <w:lang w:val="en-GB" w:eastAsia="en-GB" w:bidi="ar-SA"/>
-                <w14:ligatures w14:val="none"/>
-              </w:rPr>
-            </w:pPr>
-            <w:r>
-              <w:rPr>
-                <w:rFonts w:ascii="Times New Roman" w:eastAsia="Times New Roman" w:hAnsi="Times New Roman" w:cs="Times New Roman"/>
-                <w:kern w:val="0"/>
-                <w:sz w:val="24"/>
-                <w:szCs w:val="24"/>
-                <w:lang w:val="en-GB" w:eastAsia="en-GB" w:bidi="ar-SA"/>
-                <w14:ligatures w14:val="none"/>
-              </w:rPr>
-              <w:t>Mandatory fields</w:t>
-            </w:r>
-          </w:p>
-        </w:tc>
-      </w:tr>
-      <w:tr>
-        <w:trPr>
-          <w:tblCellSpacing w:w="15" w:type="dxa"/>
-        </w:trPr>
-        <w:tc>
-          <w:tcPr>
-            <w:tcW w:w="0" w:type="auto"/>
-            <w:vAlign w:val="center"/>
-            <w:hideMark/>
-          </w:tcPr>
-          <w:p>
-            <w:pPr>
-              <w:spacing w:after="0" w:line="240" w:lineRule="auto"/>
+        <w:tc>
+          <w:tcPr>
+            <w:cnfStyle w:val="001000000000" w:firstRow="0" w:lastRow="0" w:firstColumn="1" w:lastColumn="0" w:oddVBand="0" w:evenVBand="0" w:oddHBand="0" w:evenHBand="0" w:firstRowFirstColumn="0" w:firstRowLastColumn="0" w:lastRowFirstColumn="0" w:lastRowLastColumn="0"/>
+            <w:tcW w:w="0" w:type="auto"/>
+            <w:hideMark/>
+          </w:tcPr>
+          <w:p>
+            <w:pPr>
               <w:rPr>
                 <w:rFonts w:ascii="Times New Roman" w:eastAsia="Times New Roman" w:hAnsi="Times New Roman" w:cs="Times New Roman"/>
                 <w:kern w:val="0"/>
@@ -5023,12 +7822,11 @@
         <w:tc>
           <w:tcPr>
             <w:tcW w:w="0" w:type="auto"/>
-            <w:vAlign w:val="center"/>
-            <w:hideMark/>
-          </w:tcPr>
-          <w:p>
-            <w:pPr>
-              <w:spacing w:after="0" w:line="240" w:lineRule="auto"/>
+            <w:hideMark/>
+          </w:tcPr>
+          <w:p>
+            <w:pPr>
+              <w:cnfStyle w:val="000000000000" w:firstRow="0" w:lastRow="0" w:firstColumn="0" w:lastColumn="0" w:oddVBand="0" w:evenVBand="0" w:oddHBand="0" w:evenHBand="0" w:firstRowFirstColumn="0" w:firstRowLastColumn="0" w:lastRowFirstColumn="0" w:lastRowLastColumn="0"/>
               <w:rPr>
                 <w:rFonts w:ascii="Times New Roman" w:eastAsia="Times New Roman" w:hAnsi="Times New Roman" w:cs="Times New Roman"/>
                 <w:kern w:val="0"/>
@@ -5054,12 +7852,11 @@
         <w:tc>
           <w:tcPr>
             <w:tcW w:w="0" w:type="auto"/>
-            <w:vAlign w:val="center"/>
-            <w:hideMark/>
-          </w:tcPr>
-          <w:p>
-            <w:pPr>
-              <w:spacing w:after="0" w:line="240" w:lineRule="auto"/>
+            <w:hideMark/>
+          </w:tcPr>
+          <w:p>
+            <w:pPr>
+              <w:cnfStyle w:val="000000000000" w:firstRow="0" w:lastRow="0" w:firstColumn="0" w:lastColumn="0" w:oddVBand="0" w:evenVBand="0" w:oddHBand="0" w:evenHBand="0" w:firstRowFirstColumn="0" w:firstRowLastColumn="0" w:lastRowFirstColumn="0" w:lastRowLastColumn="0"/>
               <w:rPr>
                 <w:rFonts w:ascii="Times New Roman" w:eastAsia="Times New Roman" w:hAnsi="Times New Roman" w:cs="Times New Roman"/>
                 <w:kern w:val="0"/>
@@ -5085,12 +7882,11 @@
         <w:tc>
           <w:tcPr>
             <w:tcW w:w="0" w:type="auto"/>
-            <w:vAlign w:val="center"/>
-            <w:hideMark/>
-          </w:tcPr>
-          <w:p>
-            <w:pPr>
-              <w:spacing w:after="0" w:line="240" w:lineRule="auto"/>
+            <w:hideMark/>
+          </w:tcPr>
+          <w:p>
+            <w:pPr>
+              <w:cnfStyle w:val="000000000000" w:firstRow="0" w:lastRow="0" w:firstColumn="0" w:lastColumn="0" w:oddVBand="0" w:evenVBand="0" w:oddHBand="0" w:evenHBand="0" w:firstRowFirstColumn="0" w:firstRowLastColumn="0" w:lastRowFirstColumn="0" w:lastRowLastColumn="0"/>
               <w:rPr>
                 <w:rFonts w:ascii="Times New Roman" w:eastAsia="Times New Roman" w:hAnsi="Times New Roman" w:cs="Times New Roman"/>
                 <w:kern w:val="0"/>
@@ -5116,12 +7912,11 @@
         <w:tc>
           <w:tcPr>
             <w:tcW w:w="0" w:type="auto"/>
-            <w:vAlign w:val="center"/>
-            <w:hideMark/>
-          </w:tcPr>
-          <w:p>
-            <w:pPr>
-              <w:spacing w:after="0" w:line="240" w:lineRule="auto"/>
+            <w:hideMark/>
+          </w:tcPr>
+          <w:p>
+            <w:pPr>
+              <w:cnfStyle w:val="000000000000" w:firstRow="0" w:lastRow="0" w:firstColumn="0" w:lastColumn="0" w:oddVBand="0" w:evenVBand="0" w:oddHBand="0" w:evenHBand="0" w:firstRowFirstColumn="0" w:firstRowLastColumn="0" w:lastRowFirstColumn="0" w:lastRowLastColumn="0"/>
               <w:rPr>
                 <w:rFonts w:ascii="Times New Roman" w:eastAsia="Times New Roman" w:hAnsi="Times New Roman" w:cs="Times New Roman"/>
                 <w:kern w:val="0"/>
@@ -5187,6 +7982,7 @@
           <w14:ligatures w14:val="none"/>
         </w:rPr>
       </w:pPr>
+      <w:bookmarkStart w:id="14" w:name="_Toc224153917"/>
       <w:r>
         <w:rPr>
           <w:rFonts w:ascii="Times New Roman" w:eastAsia="Times New Roman" w:hAnsi="Times New Roman" w:cs="Times New Roman"/>
@@ -5200,54 +7996,46 @@
         </w:rPr>
         <w:t>08.8 Key KPIs</w:t>
       </w:r>
+      <w:bookmarkEnd w:id="14"/>
     </w:p>
     <w:tbl>
       <w:tblPr>
-        <w:tblW w:w="0" w:type="auto"/>
-        <w:tblCellSpacing w:w="15" w:type="dxa"/>
-        <w:tblCellMar>
-          <w:top w:w="15" w:type="dxa"/>
-          <w:left w:w="15" w:type="dxa"/>
-          <w:bottom w:w="15" w:type="dxa"/>
-          <w:right w:w="15" w:type="dxa"/>
-        </w:tblCellMar>
+        <w:tblStyle w:val="PlainTable1"/>
+        <w:tblW w:w="9085" w:type="dxa"/>
         <w:tblLook w:val="04A0" w:firstRow="1" w:lastRow="0" w:firstColumn="1" w:lastColumn="0" w:noHBand="0" w:noVBand="1"/>
       </w:tblPr>
       <w:tblGrid>
-        <w:gridCol w:w="3248"/>
-        <w:gridCol w:w="1691"/>
+        <w:gridCol w:w="3603"/>
+        <w:gridCol w:w="5482"/>
       </w:tblGrid>
       <w:tr>
         <w:trPr>
-          <w:tblHeader/>
-          <w:tblCellSpacing w:w="15" w:type="dxa"/>
+          <w:cnfStyle w:val="100000000000" w:firstRow="1" w:lastRow="0" w:firstColumn="0" w:lastColumn="0" w:oddVBand="0" w:evenVBand="0" w:oddHBand="0" w:evenHBand="0" w:firstRowFirstColumn="0" w:firstRowLastColumn="0" w:lastRowFirstColumn="0" w:lastRowLastColumn="0"/>
         </w:trPr>
         <w:tc>
           <w:tcPr>
-            <w:tcW w:w="0" w:type="auto"/>
-            <w:vAlign w:val="center"/>
-            <w:hideMark/>
-          </w:tcPr>
-          <w:p>
-            <w:pPr>
-              <w:spacing w:after="0" w:line="240" w:lineRule="auto"/>
+            <w:cnfStyle w:val="001000000000" w:firstRow="0" w:lastRow="0" w:firstColumn="1" w:lastColumn="0" w:oddVBand="0" w:evenVBand="0" w:oddHBand="0" w:evenHBand="0" w:firstRowFirstColumn="0" w:firstRowLastColumn="0" w:lastRowFirstColumn="0" w:lastRowLastColumn="0"/>
+            <w:tcW w:w="0" w:type="auto"/>
+            <w:shd w:val="clear" w:color="auto" w:fill="0E2841" w:themeFill="text2"/>
+            <w:hideMark/>
+          </w:tcPr>
+          <w:p>
+            <w:pPr>
               <w:jc w:val="center"/>
               <w:rPr>
                 <w:rFonts w:ascii="Times New Roman" w:eastAsia="Times New Roman" w:hAnsi="Times New Roman" w:cs="Times New Roman"/>
-                <w:b/>
-                <w:bCs/>
-                <w:kern w:val="0"/>
-                <w:sz w:val="24"/>
-                <w:szCs w:val="24"/>
-                <w:lang w:val="en-GB" w:eastAsia="en-GB" w:bidi="ar-SA"/>
-                <w14:ligatures w14:val="none"/>
-              </w:rPr>
-            </w:pPr>
-            <w:r>
-              <w:rPr>
-                <w:rFonts w:ascii="Times New Roman" w:eastAsia="Times New Roman" w:hAnsi="Times New Roman" w:cs="Times New Roman"/>
-                <w:b/>
-                <w:bCs/>
+                <w:b w:val="0"/>
+                <w:bCs w:val="0"/>
+                <w:kern w:val="0"/>
+                <w:sz w:val="24"/>
+                <w:szCs w:val="24"/>
+                <w:lang w:val="en-GB" w:eastAsia="en-GB" w:bidi="ar-SA"/>
+                <w14:ligatures w14:val="none"/>
+              </w:rPr>
+            </w:pPr>
+            <w:r>
+              <w:rPr>
+                <w:rFonts w:ascii="Times New Roman" w:eastAsia="Times New Roman" w:hAnsi="Times New Roman" w:cs="Times New Roman"/>
                 <w:kern w:val="0"/>
                 <w:sz w:val="24"/>
                 <w:szCs w:val="24"/>
@@ -5260,30 +8048,28 @@
         </w:tc>
         <w:tc>
           <w:tcPr>
-            <w:tcW w:w="0" w:type="auto"/>
-            <w:vAlign w:val="center"/>
-            <w:hideMark/>
-          </w:tcPr>
-          <w:p>
-            <w:pPr>
-              <w:spacing w:after="0" w:line="240" w:lineRule="auto"/>
+            <w:tcW w:w="5482" w:type="dxa"/>
+            <w:shd w:val="clear" w:color="auto" w:fill="0E2841" w:themeFill="text2"/>
+            <w:hideMark/>
+          </w:tcPr>
+          <w:p>
+            <w:pPr>
               <w:jc w:val="center"/>
-              <w:rPr>
-                <w:rFonts w:ascii="Times New Roman" w:eastAsia="Times New Roman" w:hAnsi="Times New Roman" w:cs="Times New Roman"/>
-                <w:b/>
-                <w:bCs/>
-                <w:kern w:val="0"/>
-                <w:sz w:val="24"/>
-                <w:szCs w:val="24"/>
-                <w:lang w:val="en-GB" w:eastAsia="en-GB" w:bidi="ar-SA"/>
-                <w14:ligatures w14:val="none"/>
-              </w:rPr>
-            </w:pPr>
-            <w:r>
-              <w:rPr>
-                <w:rFonts w:ascii="Times New Roman" w:eastAsia="Times New Roman" w:hAnsi="Times New Roman" w:cs="Times New Roman"/>
-                <w:b/>
-                <w:bCs/>
+              <w:cnfStyle w:val="100000000000" w:firstRow="1" w:lastRow="0" w:firstColumn="0" w:lastColumn="0" w:oddVBand="0" w:evenVBand="0" w:oddHBand="0" w:evenHBand="0" w:firstRowFirstColumn="0" w:firstRowLastColumn="0" w:lastRowFirstColumn="0" w:lastRowLastColumn="0"/>
+              <w:rPr>
+                <w:rFonts w:ascii="Times New Roman" w:eastAsia="Times New Roman" w:hAnsi="Times New Roman" w:cs="Times New Roman"/>
+                <w:b w:val="0"/>
+                <w:bCs w:val="0"/>
+                <w:kern w:val="0"/>
+                <w:sz w:val="24"/>
+                <w:szCs w:val="24"/>
+                <w:lang w:val="en-GB" w:eastAsia="en-GB" w:bidi="ar-SA"/>
+                <w14:ligatures w14:val="none"/>
+              </w:rPr>
+            </w:pPr>
+            <w:r>
+              <w:rPr>
+                <w:rFonts w:ascii="Times New Roman" w:eastAsia="Times New Roman" w:hAnsi="Times New Roman" w:cs="Times New Roman"/>
                 <w:kern w:val="0"/>
                 <w:sz w:val="24"/>
                 <w:szCs w:val="24"/>
@@ -5297,17 +8083,16 @@
       </w:tr>
       <w:tr>
         <w:trPr>
-          <w:tblCellSpacing w:w="15" w:type="dxa"/>
+          <w:cnfStyle w:val="000000100000" w:firstRow="0" w:lastRow="0" w:firstColumn="0" w:lastColumn="0" w:oddVBand="0" w:evenVBand="0" w:oddHBand="1" w:evenHBand="0" w:firstRowFirstColumn="0" w:firstRowLastColumn="0" w:lastRowFirstColumn="0" w:lastRowLastColumn="0"/>
         </w:trPr>
         <w:tc>
           <w:tcPr>
-            <w:tcW w:w="0" w:type="auto"/>
-            <w:vAlign w:val="center"/>
-            <w:hideMark/>
-          </w:tcPr>
-          <w:p>
-            <w:pPr>
-              <w:spacing w:after="0" w:line="240" w:lineRule="auto"/>
+            <w:cnfStyle w:val="001000000000" w:firstRow="0" w:lastRow="0" w:firstColumn="1" w:lastColumn="0" w:oddVBand="0" w:evenVBand="0" w:oddHBand="0" w:evenHBand="0" w:firstRowFirstColumn="0" w:firstRowLastColumn="0" w:lastRowFirstColumn="0" w:lastRowLastColumn="0"/>
+            <w:tcW w:w="0" w:type="auto"/>
+            <w:hideMark/>
+          </w:tcPr>
+          <w:p>
+            <w:pPr>
               <w:rPr>
                 <w:rFonts w:ascii="Times New Roman" w:eastAsia="Times New Roman" w:hAnsi="Times New Roman" w:cs="Times New Roman"/>
                 <w:kern w:val="0"/>
@@ -5332,13 +8117,12 @@
         </w:tc>
         <w:tc>
           <w:tcPr>
-            <w:tcW w:w="0" w:type="auto"/>
-            <w:vAlign w:val="center"/>
-            <w:hideMark/>
-          </w:tcPr>
-          <w:p>
-            <w:pPr>
-              <w:spacing w:after="0" w:line="240" w:lineRule="auto"/>
+            <w:tcW w:w="5482" w:type="dxa"/>
+            <w:hideMark/>
+          </w:tcPr>
+          <w:p>
+            <w:pPr>
+              <w:cnfStyle w:val="000000100000" w:firstRow="0" w:lastRow="0" w:firstColumn="0" w:lastColumn="0" w:oddVBand="0" w:evenVBand="0" w:oddHBand="1" w:evenHBand="0" w:firstRowFirstColumn="0" w:firstRowLastColumn="0" w:lastRowFirstColumn="0" w:lastRowLastColumn="0"/>
               <w:rPr>
                 <w:rFonts w:ascii="Times New Roman" w:eastAsia="Times New Roman" w:hAnsi="Times New Roman" w:cs="Times New Roman"/>
                 <w:kern w:val="0"/>
@@ -5358,157 +8142,146 @@
                 <w14:ligatures w14:val="none"/>
               </w:rPr>
               <w:t>&lt;1%</w:t>
+            </w:r>
+          </w:p>
+        </w:tc>
+      </w:tr>
+      <w:tr>
+        <w:tc>
+          <w:tcPr>
+            <w:cnfStyle w:val="001000000000" w:firstRow="0" w:lastRow="0" w:firstColumn="1" w:lastColumn="0" w:oddVBand="0" w:evenVBand="0" w:oddHBand="0" w:evenHBand="0" w:firstRowFirstColumn="0" w:firstRowLastColumn="0" w:lastRowFirstColumn="0" w:lastRowLastColumn="0"/>
+            <w:tcW w:w="0" w:type="auto"/>
+            <w:hideMark/>
+          </w:tcPr>
+          <w:p>
+            <w:pPr>
+              <w:rPr>
+                <w:rFonts w:ascii="Times New Roman" w:eastAsia="Times New Roman" w:hAnsi="Times New Roman" w:cs="Times New Roman"/>
+                <w:kern w:val="0"/>
+                <w:sz w:val="24"/>
+                <w:szCs w:val="24"/>
+                <w:lang w:val="en-GB" w:eastAsia="en-GB" w:bidi="ar-SA"/>
+                <w14:ligatures w14:val="none"/>
+              </w:rPr>
+            </w:pPr>
+            <w:r>
+              <w:rPr>
+                <w:rFonts w:ascii="Times New Roman" w:eastAsia="Times New Roman" w:hAnsi="Times New Roman" w:cs="Times New Roman"/>
+                <w:kern w:val="0"/>
+                <w:sz w:val="24"/>
+                <w:szCs w:val="24"/>
+                <w:lang w:val="en-GB" w:eastAsia="en-GB" w:bidi="ar-SA"/>
+                <w14:ligatures w14:val="none"/>
+              </w:rPr>
+              <w:t>Data Accuracy Score</w:t>
+            </w:r>
+          </w:p>
+        </w:tc>
+        <w:tc>
+          <w:tcPr>
+            <w:tcW w:w="5482" w:type="dxa"/>
+            <w:hideMark/>
+          </w:tcPr>
+          <w:p>
+            <w:pPr>
+              <w:cnfStyle w:val="000000000000" w:firstRow="0" w:lastRow="0" w:firstColumn="0" w:lastColumn="0" w:oddVBand="0" w:evenVBand="0" w:oddHBand="0" w:evenHBand="0" w:firstRowFirstColumn="0" w:firstRowLastColumn="0" w:lastRowFirstColumn="0" w:lastRowLastColumn="0"/>
+              <w:rPr>
+                <w:rFonts w:ascii="Times New Roman" w:eastAsia="Times New Roman" w:hAnsi="Times New Roman" w:cs="Times New Roman"/>
+                <w:kern w:val="0"/>
+                <w:sz w:val="24"/>
+                <w:szCs w:val="24"/>
+                <w:lang w:val="en-GB" w:eastAsia="en-GB" w:bidi="ar-SA"/>
+                <w14:ligatures w14:val="none"/>
+              </w:rPr>
+            </w:pPr>
+            <w:r>
+              <w:rPr>
+                <w:rFonts w:ascii="Times New Roman" w:eastAsia="Times New Roman" w:hAnsi="Times New Roman" w:cs="Times New Roman"/>
+                <w:kern w:val="0"/>
+                <w:sz w:val="24"/>
+                <w:szCs w:val="24"/>
+                <w:lang w:val="en-GB" w:eastAsia="en-GB" w:bidi="ar-SA"/>
+                <w14:ligatures w14:val="none"/>
+              </w:rPr>
+              <w:t>&gt;98%</w:t>
             </w:r>
           </w:p>
         </w:tc>
       </w:tr>
       <w:tr>
         <w:trPr>
-          <w:tblCellSpacing w:w="15" w:type="dxa"/>
+          <w:cnfStyle w:val="000000100000" w:firstRow="0" w:lastRow="0" w:firstColumn="0" w:lastColumn="0" w:oddVBand="0" w:evenVBand="0" w:oddHBand="1" w:evenHBand="0" w:firstRowFirstColumn="0" w:firstRowLastColumn="0" w:lastRowFirstColumn="0" w:lastRowLastColumn="0"/>
         </w:trPr>
         <w:tc>
           <w:tcPr>
-            <w:tcW w:w="0" w:type="auto"/>
-            <w:vAlign w:val="center"/>
-            <w:hideMark/>
-          </w:tcPr>
-          <w:p>
-            <w:pPr>
-              <w:spacing w:after="0" w:line="240" w:lineRule="auto"/>
-              <w:rPr>
-                <w:rFonts w:ascii="Times New Roman" w:eastAsia="Times New Roman" w:hAnsi="Times New Roman" w:cs="Times New Roman"/>
-                <w:kern w:val="0"/>
-                <w:sz w:val="24"/>
-                <w:szCs w:val="24"/>
-                <w:lang w:val="en-GB" w:eastAsia="en-GB" w:bidi="ar-SA"/>
-                <w14:ligatures w14:val="none"/>
-              </w:rPr>
-            </w:pPr>
-            <w:r>
-              <w:rPr>
-                <w:rFonts w:ascii="Times New Roman" w:eastAsia="Times New Roman" w:hAnsi="Times New Roman" w:cs="Times New Roman"/>
-                <w:kern w:val="0"/>
-                <w:sz w:val="24"/>
-                <w:szCs w:val="24"/>
-                <w:lang w:val="en-GB" w:eastAsia="en-GB" w:bidi="ar-SA"/>
-                <w14:ligatures w14:val="none"/>
-              </w:rPr>
-              <w:t>Data Accuracy Score</w:t>
-            </w:r>
-          </w:p>
-        </w:tc>
-        <w:tc>
-          <w:tcPr>
-            <w:tcW w:w="0" w:type="auto"/>
-            <w:vAlign w:val="center"/>
-            <w:hideMark/>
-          </w:tcPr>
-          <w:p>
-            <w:pPr>
-              <w:spacing w:after="0" w:line="240" w:lineRule="auto"/>
-              <w:rPr>
-                <w:rFonts w:ascii="Times New Roman" w:eastAsia="Times New Roman" w:hAnsi="Times New Roman" w:cs="Times New Roman"/>
-                <w:kern w:val="0"/>
-                <w:sz w:val="24"/>
-                <w:szCs w:val="24"/>
-                <w:lang w:val="en-GB" w:eastAsia="en-GB" w:bidi="ar-SA"/>
-                <w14:ligatures w14:val="none"/>
-              </w:rPr>
-            </w:pPr>
-            <w:r>
-              <w:rPr>
-                <w:rFonts w:ascii="Times New Roman" w:eastAsia="Times New Roman" w:hAnsi="Times New Roman" w:cs="Times New Roman"/>
-                <w:kern w:val="0"/>
-                <w:sz w:val="24"/>
-                <w:szCs w:val="24"/>
-                <w:lang w:val="en-GB" w:eastAsia="en-GB" w:bidi="ar-SA"/>
-                <w14:ligatures w14:val="none"/>
-              </w:rPr>
-              <w:t>&gt;98%</w:t>
+            <w:cnfStyle w:val="001000000000" w:firstRow="0" w:lastRow="0" w:firstColumn="1" w:lastColumn="0" w:oddVBand="0" w:evenVBand="0" w:oddHBand="0" w:evenHBand="0" w:firstRowFirstColumn="0" w:firstRowLastColumn="0" w:lastRowFirstColumn="0" w:lastRowLastColumn="0"/>
+            <w:tcW w:w="0" w:type="auto"/>
+            <w:hideMark/>
+          </w:tcPr>
+          <w:p>
+            <w:pPr>
+              <w:rPr>
+                <w:rFonts w:ascii="Times New Roman" w:eastAsia="Times New Roman" w:hAnsi="Times New Roman" w:cs="Times New Roman"/>
+                <w:kern w:val="0"/>
+                <w:sz w:val="24"/>
+                <w:szCs w:val="24"/>
+                <w:lang w:val="en-GB" w:eastAsia="en-GB" w:bidi="ar-SA"/>
+                <w14:ligatures w14:val="none"/>
+              </w:rPr>
+            </w:pPr>
+            <w:r>
+              <w:rPr>
+                <w:rFonts w:ascii="Times New Roman" w:eastAsia="Times New Roman" w:hAnsi="Times New Roman" w:cs="Times New Roman"/>
+                <w:kern w:val="0"/>
+                <w:sz w:val="24"/>
+                <w:szCs w:val="24"/>
+                <w:lang w:val="en-GB" w:eastAsia="en-GB" w:bidi="ar-SA"/>
+                <w14:ligatures w14:val="none"/>
+              </w:rPr>
+              <w:t>Update Turnaround</w:t>
+            </w:r>
+          </w:p>
+        </w:tc>
+        <w:tc>
+          <w:tcPr>
+            <w:tcW w:w="5482" w:type="dxa"/>
+            <w:hideMark/>
+          </w:tcPr>
+          <w:p>
+            <w:pPr>
+              <w:cnfStyle w:val="000000100000" w:firstRow="0" w:lastRow="0" w:firstColumn="0" w:lastColumn="0" w:oddVBand="0" w:evenVBand="0" w:oddHBand="1" w:evenHBand="0" w:firstRowFirstColumn="0" w:firstRowLastColumn="0" w:lastRowFirstColumn="0" w:lastRowLastColumn="0"/>
+              <w:rPr>
+                <w:rFonts w:ascii="Times New Roman" w:eastAsia="Times New Roman" w:hAnsi="Times New Roman" w:cs="Times New Roman"/>
+                <w:kern w:val="0"/>
+                <w:sz w:val="24"/>
+                <w:szCs w:val="24"/>
+                <w:lang w:val="en-GB" w:eastAsia="en-GB" w:bidi="ar-SA"/>
+                <w14:ligatures w14:val="none"/>
+              </w:rPr>
+            </w:pPr>
+            <w:r>
+              <w:rPr>
+                <w:rFonts w:ascii="Times New Roman" w:eastAsia="Times New Roman" w:hAnsi="Times New Roman" w:cs="Times New Roman"/>
+                <w:kern w:val="0"/>
+                <w:sz w:val="24"/>
+                <w:szCs w:val="24"/>
+                <w:lang w:val="en-GB" w:eastAsia="en-GB" w:bidi="ar-SA"/>
+                <w14:ligatures w14:val="none"/>
+              </w:rPr>
+              <w:t>&lt;3 working days</w:t>
             </w:r>
           </w:p>
         </w:tc>
       </w:tr>
       <w:tr>
-        <w:trPr>
-          <w:tblCellSpacing w:w="15" w:type="dxa"/>
-        </w:trPr>
-        <w:tc>
-          <w:tcPr>
-            <w:tcW w:w="0" w:type="auto"/>
-            <w:vAlign w:val="center"/>
-            <w:hideMark/>
-          </w:tcPr>
-          <w:p>
-            <w:pPr>
-              <w:spacing w:after="0" w:line="240" w:lineRule="auto"/>
-              <w:rPr>
-                <w:rFonts w:ascii="Times New Roman" w:eastAsia="Times New Roman" w:hAnsi="Times New Roman" w:cs="Times New Roman"/>
-                <w:kern w:val="0"/>
-                <w:sz w:val="24"/>
-                <w:szCs w:val="24"/>
-                <w:lang w:val="en-GB" w:eastAsia="en-GB" w:bidi="ar-SA"/>
-                <w14:ligatures w14:val="none"/>
-              </w:rPr>
-            </w:pPr>
-            <w:r>
-              <w:rPr>
-                <w:rFonts w:ascii="Times New Roman" w:eastAsia="Times New Roman" w:hAnsi="Times New Roman" w:cs="Times New Roman"/>
-                <w:kern w:val="0"/>
-                <w:sz w:val="24"/>
-                <w:szCs w:val="24"/>
-                <w:lang w:val="en-GB" w:eastAsia="en-GB" w:bidi="ar-SA"/>
-                <w14:ligatures w14:val="none"/>
-              </w:rPr>
-              <w:t>Update Turnaround</w:t>
-            </w:r>
-          </w:p>
-        </w:tc>
-        <w:tc>
-          <w:tcPr>
-            <w:tcW w:w="0" w:type="auto"/>
-            <w:vAlign w:val="center"/>
-            <w:hideMark/>
-          </w:tcPr>
-          <w:p>
-            <w:pPr>
-              <w:spacing w:after="0" w:line="240" w:lineRule="auto"/>
-              <w:rPr>
-                <w:rFonts w:ascii="Times New Roman" w:eastAsia="Times New Roman" w:hAnsi="Times New Roman" w:cs="Times New Roman"/>
-                <w:kern w:val="0"/>
-                <w:sz w:val="24"/>
-                <w:szCs w:val="24"/>
-                <w:lang w:val="en-GB" w:eastAsia="en-GB" w:bidi="ar-SA"/>
-                <w14:ligatures w14:val="none"/>
-              </w:rPr>
-            </w:pPr>
-            <w:r>
-              <w:rPr>
-                <w:rFonts w:ascii="Times New Roman" w:eastAsia="Times New Roman" w:hAnsi="Times New Roman" w:cs="Times New Roman"/>
-                <w:kern w:val="0"/>
-                <w:sz w:val="24"/>
-                <w:szCs w:val="24"/>
-                <w:lang w:val="en-GB" w:eastAsia="en-GB" w:bidi="ar-SA"/>
-                <w14:ligatures w14:val="none"/>
-              </w:rPr>
-              <w:t>&lt;3 working days</w:t>
-            </w:r>
-          </w:p>
-        </w:tc>
-      </w:tr>
-      <w:tr>
-        <w:trPr>
-          <w:tblCellSpacing w:w="15" w:type="dxa"/>
-        </w:trPr>
-        <w:tc>
-          <w:tcPr>
-            <w:tcW w:w="0" w:type="auto"/>
-            <w:vAlign w:val="center"/>
-            <w:hideMark/>
-          </w:tcPr>
-          <w:p>
-            <w:pPr>
-              <w:spacing w:after="0" w:line="240" w:lineRule="auto"/>
+        <w:tc>
+          <w:tcPr>
+            <w:cnfStyle w:val="001000000000" w:firstRow="0" w:lastRow="0" w:firstColumn="1" w:lastColumn="0" w:oddVBand="0" w:evenVBand="0" w:oddHBand="0" w:evenHBand="0" w:firstRowFirstColumn="0" w:firstRowLastColumn="0" w:lastRowFirstColumn="0" w:lastRowLastColumn="0"/>
+            <w:tcW w:w="0" w:type="auto"/>
+            <w:hideMark/>
+          </w:tcPr>
+          <w:p>
+            <w:pPr>
               <w:rPr>
                 <w:rFonts w:ascii="Times New Roman" w:eastAsia="Times New Roman" w:hAnsi="Times New Roman" w:cs="Times New Roman"/>
                 <w:kern w:val="0"/>
@@ -5533,13 +8306,12 @@
         </w:tc>
         <w:tc>
           <w:tcPr>
-            <w:tcW w:w="0" w:type="auto"/>
-            <w:vAlign w:val="center"/>
-            <w:hideMark/>
-          </w:tcPr>
-          <w:p>
-            <w:pPr>
-              <w:spacing w:after="0" w:line="240" w:lineRule="auto"/>
+            <w:tcW w:w="5482" w:type="dxa"/>
+            <w:hideMark/>
+          </w:tcPr>
+          <w:p>
+            <w:pPr>
+              <w:cnfStyle w:val="000000000000" w:firstRow="0" w:lastRow="0" w:firstColumn="0" w:lastColumn="0" w:oddVBand="0" w:evenVBand="0" w:oddHBand="0" w:evenHBand="0" w:firstRowFirstColumn="0" w:firstRowLastColumn="0" w:lastRowFirstColumn="0" w:lastRowLastColumn="0"/>
               <w:rPr>
                 <w:rFonts w:ascii="Times New Roman" w:eastAsia="Times New Roman" w:hAnsi="Times New Roman" w:cs="Times New Roman"/>
                 <w:kern w:val="0"/>
@@ -5605,6 +8377,7 @@
           <w14:ligatures w14:val="none"/>
         </w:rPr>
       </w:pPr>
+      <w:bookmarkStart w:id="15" w:name="_Toc224153918"/>
       <w:r>
         <w:rPr>
           <w:rFonts w:ascii="Times New Roman" w:eastAsia="Times New Roman" w:hAnsi="Times New Roman" w:cs="Times New Roman"/>
@@ -5618,6 +8391,7 @@
         </w:rPr>
         <w:t>08.9 Master Data Architecture (Conceptual)</w:t>
       </w:r>
+      <w:bookmarkEnd w:id="15"/>
     </w:p>
     <w:p>
       <w:pPr>
@@ -5655,10 +8429,10 @@
           <w:kern w:val="0"/>
           <w:sz w:val="20"/>
           <w:szCs w:val="20"/>
-          <w:lang w:val="en-GB" w:eastAsia="en-GB" w:bidi="ar-SA"/>
-          <w14:ligatures w14:val="none"/>
-        </w:rPr>
-        <w:lastRenderedPageBreak/>
+          <w:highlight w:val="yellow"/>
+          <w:lang w:val="en-GB" w:eastAsia="en-GB" w:bidi="ar-SA"/>
+          <w14:ligatures w14:val="none"/>
+        </w:rPr>
         <w:t>Users</w:t>
       </w:r>
       <w:r>
@@ -5667,6 +8441,7 @@
           <w:kern w:val="0"/>
           <w:sz w:val="20"/>
           <w:szCs w:val="20"/>
+          <w:highlight w:val="yellow"/>
           <w:lang w:val="en-GB" w:eastAsia="en-GB" w:bidi="ar-SA"/>
           <w14:ligatures w14:val="none"/>
         </w:rPr>
@@ -5679,6 +8454,7 @@
           <w:kern w:val="0"/>
           <w:sz w:val="20"/>
           <w:szCs w:val="20"/>
+          <w:highlight w:val="yellow"/>
           <w:lang w:val="en-GB" w:eastAsia="en-GB" w:bidi="ar-SA"/>
           <w14:ligatures w14:val="none"/>
         </w:rPr>
@@ -5691,6 +8467,7 @@
           <w:kern w:val="0"/>
           <w:sz w:val="20"/>
           <w:szCs w:val="20"/>
+          <w:highlight w:val="yellow"/>
           <w:lang w:val="en-GB" w:eastAsia="en-GB" w:bidi="ar-SA"/>
           <w14:ligatures w14:val="none"/>
         </w:rPr>
@@ -5703,6 +8480,7 @@
           <w:kern w:val="0"/>
           <w:sz w:val="20"/>
           <w:szCs w:val="20"/>
+          <w:highlight w:val="yellow"/>
           <w:lang w:val="en-GB" w:eastAsia="en-GB" w:bidi="ar-SA"/>
           <w14:ligatures w14:val="none"/>
         </w:rPr>
@@ -5715,6 +8493,7 @@
           <w:kern w:val="0"/>
           <w:sz w:val="20"/>
           <w:szCs w:val="20"/>
+          <w:highlight w:val="yellow"/>
           <w:lang w:val="en-GB" w:eastAsia="en-GB" w:bidi="ar-SA"/>
           <w14:ligatures w14:val="none"/>
         </w:rPr>
@@ -5727,6 +8506,7 @@
           <w:kern w:val="0"/>
           <w:sz w:val="20"/>
           <w:szCs w:val="20"/>
+          <w:highlight w:val="yellow"/>
           <w:lang w:val="en-GB" w:eastAsia="en-GB" w:bidi="ar-SA"/>
           <w14:ligatures w14:val="none"/>
         </w:rPr>
@@ -5739,6 +8519,7 @@
           <w:kern w:val="0"/>
           <w:sz w:val="20"/>
           <w:szCs w:val="20"/>
+          <w:highlight w:val="yellow"/>
           <w:lang w:val="en-GB" w:eastAsia="en-GB" w:bidi="ar-SA"/>
           <w14:ligatures w14:val="none"/>
         </w:rPr>
@@ -5751,10 +8532,23 @@
           <w:kern w:val="0"/>
           <w:sz w:val="20"/>
           <w:szCs w:val="20"/>
+          <w:highlight w:val="yellow"/>
           <w:lang w:val="en-GB" w:eastAsia="en-GB" w:bidi="ar-SA"/>
           <w14:ligatures w14:val="none"/>
         </w:rPr>
         <w:br/>
+      </w:r>
+      <w:r>
+        <w:rPr>
+          <w:rFonts w:ascii="Courier New" w:eastAsia="Times New Roman" w:hAnsi="Courier New" w:cs="Courier New"/>
+          <w:kern w:val="0"/>
+          <w:sz w:val="20"/>
+          <w:szCs w:val="20"/>
+          <w:highlight w:val="yellow"/>
+          <w:lang w:val="en-GB" w:eastAsia="en-GB" w:bidi="ar-SA"/>
+          <w14:ligatures w14:val="none"/>
+        </w:rPr>
+        <w:lastRenderedPageBreak/>
         <w:t>BI &amp; Reporting Layer</w:t>
       </w:r>
       <w:r>
@@ -5763,6 +8557,7 @@
           <w:kern w:val="0"/>
           <w:sz w:val="20"/>
           <w:szCs w:val="20"/>
+          <w:highlight w:val="yellow"/>
           <w:lang w:val="en-GB" w:eastAsia="en-GB" w:bidi="ar-SA"/>
           <w14:ligatures w14:val="none"/>
         </w:rPr>
@@ -5775,6 +8570,7 @@
           <w:kern w:val="0"/>
           <w:sz w:val="20"/>
           <w:szCs w:val="20"/>
+          <w:highlight w:val="yellow"/>
           <w:lang w:val="en-GB" w:eastAsia="en-GB" w:bidi="ar-SA"/>
           <w14:ligatures w14:val="none"/>
         </w:rPr>
@@ -5829,7 +8625,31 @@
           <w:lang w:val="en-GB" w:eastAsia="en-GB" w:bidi="ar-SA"/>
           <w14:ligatures w14:val="none"/>
         </w:rPr>
-        <w:t>If you would like next step, we can:</w:t>
+        <w:t xml:space="preserve"> </w:t>
+      </w:r>
+    </w:p>
+    <w:p>
+      <w:pPr>
+        <w:spacing w:before="100" w:beforeAutospacing="1" w:after="100" w:afterAutospacing="1" w:line="240" w:lineRule="auto"/>
+        <w:rPr>
+          <w:rFonts w:ascii="Times New Roman" w:eastAsia="Times New Roman" w:hAnsi="Times New Roman" w:cs="Times New Roman"/>
+          <w:kern w:val="0"/>
+          <w:sz w:val="24"/>
+          <w:szCs w:val="24"/>
+          <w:lang w:val="en-GB" w:eastAsia="en-GB" w:bidi="ar-SA"/>
+          <w14:ligatures w14:val="none"/>
+        </w:rPr>
+      </w:pPr>
+      <w:r>
+        <w:rPr>
+          <w:rFonts w:ascii="Times New Roman" w:eastAsia="Times New Roman" w:hAnsi="Times New Roman" w:cs="Times New Roman"/>
+          <w:kern w:val="0"/>
+          <w:sz w:val="24"/>
+          <w:szCs w:val="24"/>
+          <w:lang w:val="en-GB" w:eastAsia="en-GB" w:bidi="ar-SA"/>
+          <w14:ligatures w14:val="none"/>
+        </w:rPr>
+        <w:t xml:space="preserve">To be completed </w:t>
       </w:r>
     </w:p>
     <w:p>
@@ -6069,7 +8889,79 @@
           <w:lang w:val="en-GB" w:eastAsia="en-GB" w:bidi="ar-SA"/>
           <w14:ligatures w14:val="none"/>
         </w:rPr>
-        <w:t>Tell me which direction we take next for RAM.</w:t>
+        <w:t xml:space="preserve"> </w:t>
+      </w:r>
+    </w:p>
+    <w:p>
+      <w:pPr>
+        <w:spacing w:before="100" w:beforeAutospacing="1" w:after="100" w:afterAutospacing="1" w:line="240" w:lineRule="auto"/>
+        <w:rPr>
+          <w:rFonts w:ascii="Times New Roman" w:eastAsia="Times New Roman" w:hAnsi="Times New Roman" w:cs="Times New Roman"/>
+          <w:kern w:val="0"/>
+          <w:sz w:val="24"/>
+          <w:szCs w:val="24"/>
+          <w:lang w:val="en-GB" w:eastAsia="en-GB" w:bidi="ar-SA"/>
+          <w14:ligatures w14:val="none"/>
+        </w:rPr>
+      </w:pPr>
+      <w:r>
+        <w:rPr>
+          <w:rFonts w:ascii="Times New Roman" w:eastAsia="Times New Roman" w:hAnsi="Times New Roman" w:cs="Times New Roman"/>
+          <w:kern w:val="0"/>
+          <w:sz w:val="24"/>
+          <w:szCs w:val="24"/>
+          <w:lang w:val="en-GB" w:eastAsia="en-GB" w:bidi="ar-SA"/>
+          <w14:ligatures w14:val="none"/>
+        </w:rPr>
+        <w:t xml:space="preserve">Forms and templates </w:t>
+      </w:r>
+    </w:p>
+    <w:p>
+      <w:pPr>
+        <w:rPr>
+          <w:rFonts w:ascii="Times New Roman" w:eastAsia="Times New Roman" w:hAnsi="Times New Roman" w:cs="Times New Roman"/>
+          <w:kern w:val="0"/>
+          <w:sz w:val="24"/>
+          <w:szCs w:val="24"/>
+          <w:lang w:val="en-GB" w:eastAsia="en-GB" w:bidi="ar-SA"/>
+          <w14:ligatures w14:val="none"/>
+        </w:rPr>
+      </w:pPr>
+      <w:r>
+        <w:rPr>
+          <w:rFonts w:ascii="Times New Roman" w:eastAsia="Times New Roman" w:hAnsi="Times New Roman" w:cs="Times New Roman"/>
+          <w:kern w:val="0"/>
+          <w:sz w:val="24"/>
+          <w:szCs w:val="24"/>
+          <w:lang w:val="en-GB" w:eastAsia="en-GB" w:bidi="ar-SA"/>
+          <w14:ligatures w14:val="none"/>
+        </w:rPr>
+        <w:br w:type="page"/>
+      </w:r>
+    </w:p>
+    <w:p>
+      <w:pPr>
+        <w:spacing w:before="100" w:beforeAutospacing="1" w:after="100" w:afterAutospacing="1" w:line="240" w:lineRule="auto"/>
+        <w:rPr>
+          <w:rFonts w:ascii="Times New Roman" w:eastAsia="Times New Roman" w:hAnsi="Times New Roman" w:cs="Times New Roman"/>
+          <w:kern w:val="0"/>
+          <w:sz w:val="24"/>
+          <w:szCs w:val="24"/>
+          <w:lang w:val="en-GB" w:eastAsia="en-GB" w:bidi="ar-SA"/>
+          <w14:ligatures w14:val="none"/>
+        </w:rPr>
+      </w:pPr>
+      <w:r>
+        <w:rPr>
+          <w:rFonts w:ascii="Times New Roman" w:eastAsia="Times New Roman" w:hAnsi="Times New Roman" w:cs="Times New Roman"/>
+          <w:kern w:val="0"/>
+          <w:sz w:val="24"/>
+          <w:szCs w:val="24"/>
+          <w:lang w:val="en-GB" w:eastAsia="en-GB" w:bidi="ar-SA"/>
+          <w14:ligatures w14:val="none"/>
+        </w:rPr>
+        <w:lastRenderedPageBreak/>
+        <w:t xml:space="preserve">End of document </w:t>
       </w:r>
     </w:p>
     <w:p>
@@ -6148,6 +9040,7 @@
     <w:p/>
     <w:sectPr>
       <w:headerReference w:type="default" r:id="rId7"/>
+      <w:footerReference w:type="default" r:id="rId8"/>
       <w:pgSz w:w="11906" w:h="16838"/>
       <w:pgMar w:top="1440" w:right="1440" w:bottom="1440" w:left="1440" w:header="720" w:footer="720" w:gutter="0"/>
       <w:pgBorders w:offsetFrom="page">
@@ -6188,6 +9081,90 @@
 </w:endnotes>
 </file>
 
+<file path=word/footer1.xml><?xml version="1.0" encoding="utf-8"?>
+<w:ftr xmlns:wpc="http://schemas.microsoft.com/office/word/2010/wordprocessingCanvas" xmlns:cx="http://schemas.microsoft.com/office/drawing/2014/chartex" xmlns:cx1="http://schemas.microsoft.com/office/drawing/2015/9/8/chartex" xmlns:cx2="http://schemas.microsoft.com/office/drawing/2015/10/21/chartex" xmlns:cx3="http://schemas.microsoft.com/office/drawing/2016/5/9/chartex" xmlns:cx4="http://schemas.microsoft.com/office/drawing/2016/5/10/chartex" xmlns:cx5="http://schemas.microsoft.com/office/drawing/2016/5/11/chartex" xmlns:cx6="http://schemas.microsoft.com/office/drawing/2016/5/12/chartex" xmlns:cx7="http://schemas.microsoft.com/office/drawing/2016/5/13/chartex" xmlns:cx8="http://schemas.microsoft.com/office/drawing/2016/5/14/chartex" xmlns:mc="http://schemas.openxmlformats.org/markup-compatibility/2006" xmlns:aink="http://schemas.microsoft.com/office/drawing/2016/ink" xmlns:am3d="http://schemas.microsoft.com/office/drawing/2017/model3d" xmlns:o="urn:schemas-microsoft-com:office:office" xmlns:oel="http://schemas.microsoft.com/office/2019/extlst" xmlns:r="http://schemas.openxmlformats.org/officeDocument/2006/relationships" xmlns:m="http://schemas.openxmlformats.org/officeDocument/2006/math" xmlns:v="urn:schemas-microsoft-com:vml" xmlns:wp14="http://schemas.microsoft.com/office/word/2010/wordprocessingDrawing" xmlns:wp="http://schemas.openxmlformats.org/drawingml/2006/wordprocessingDrawing" xmlns:w10="urn:schemas-microsoft-com:office:word" xmlns:w="http://schemas.openxmlformats.org/wordprocessingml/2006/main" xmlns:w14="http://schemas.microsoft.com/office/word/2010/wordml" xmlns:w15="http://schemas.microsoft.com/office/word/2012/wordml" xmlns:w16cex="http://schemas.microsoft.com/office/word/2018/wordml/cex" xmlns:w16cid="http://schemas.microsoft.com/office/word/2016/wordml/cid" xmlns:w16="http://schemas.microsoft.com/office/word/2018/wordml" xmlns:w16du="http://schemas.microsoft.com/office/word/2023/wordml/word16du" xmlns:w16sdtdh="http://schemas.microsoft.com/office/word/2020/wordml/sdtdatahash" xmlns:w16sdtfl="http://schemas.microsoft.com/office/word/2024/wordml/sdtformatlock" xmlns:w16se="http://schemas.microsoft.com/office/word/2015/wordml/symex" xmlns:wpg="http://schemas.microsoft.com/office/word/2010/wordprocessingGroup" xmlns:wpi="http://schemas.microsoft.com/office/word/2010/wordprocessingInk" xmlns:wne="http://schemas.microsoft.com/office/word/2006/wordml" xmlns:wps="http://schemas.microsoft.com/office/word/2010/wordprocessingShape" mc:Ignorable="w14 w15 w16se w16cid w16 w16cex w16sdtdh w16sdtfl w16du wp14">
+  <w:sdt>
+    <w:sdtPr>
+      <w:rPr>
+        <w:rFonts w:asciiTheme="majorHAnsi" w:eastAsiaTheme="majorEastAsia" w:hAnsiTheme="majorHAnsi" w:cstheme="majorBidi"/>
+        <w:sz w:val="28"/>
+        <w:szCs w:val="28"/>
+        <w:lang w:val="en-GB"/>
+      </w:rPr>
+      <w:id w:val="525611117"/>
+      <w:docPartObj>
+        <w:docPartGallery w:val="Page Numbers (Bottom of Page)"/>
+        <w:docPartUnique/>
+      </w:docPartObj>
+    </w:sdtPr>
+    <w:sdtEndPr>
+      <w:rPr>
+        <w:lang w:val="en-US"/>
+      </w:rPr>
+    </w:sdtEndPr>
+    <w:sdtContent>
+      <w:p>
+        <w:pPr>
+          <w:pStyle w:val="Footer"/>
+          <w:jc w:val="right"/>
+          <w:rPr>
+            <w:rFonts w:asciiTheme="majorHAnsi" w:eastAsiaTheme="majorEastAsia" w:hAnsiTheme="majorHAnsi" w:cstheme="majorBidi"/>
+            <w:sz w:val="28"/>
+            <w:szCs w:val="28"/>
+          </w:rPr>
+        </w:pPr>
+        <w:r>
+          <w:rPr>
+            <w:rFonts w:asciiTheme="majorHAnsi" w:eastAsiaTheme="majorEastAsia" w:hAnsiTheme="majorHAnsi" w:cstheme="majorBidi"/>
+            <w:sz w:val="28"/>
+            <w:szCs w:val="28"/>
+            <w:lang w:val="en-GB"/>
+          </w:rPr>
+          <w:t xml:space="preserve">pg. </w:t>
+        </w:r>
+        <w:r>
+          <w:rPr>
+            <w:rFonts w:eastAsiaTheme="minorEastAsia" w:cs="Times New Roman"/>
+          </w:rPr>
+          <w:fldChar w:fldCharType="begin"/>
+        </w:r>
+        <w:r>
+          <w:instrText>PAGE    \* MERGEFORMAT</w:instrText>
+        </w:r>
+        <w:r>
+          <w:rPr>
+            <w:rFonts w:eastAsiaTheme="minorEastAsia" w:cs="Times New Roman"/>
+          </w:rPr>
+          <w:fldChar w:fldCharType="separate"/>
+        </w:r>
+        <w:r>
+          <w:rPr>
+            <w:rFonts w:asciiTheme="majorHAnsi" w:eastAsiaTheme="majorEastAsia" w:hAnsiTheme="majorHAnsi" w:cstheme="majorBidi"/>
+            <w:sz w:val="28"/>
+            <w:szCs w:val="28"/>
+            <w:lang w:val="en-GB"/>
+          </w:rPr>
+          <w:t>2</w:t>
+        </w:r>
+        <w:r>
+          <w:rPr>
+            <w:rFonts w:asciiTheme="majorHAnsi" w:eastAsiaTheme="majorEastAsia" w:hAnsiTheme="majorHAnsi" w:cstheme="majorBidi"/>
+            <w:sz w:val="28"/>
+            <w:szCs w:val="28"/>
+          </w:rPr>
+          <w:fldChar w:fldCharType="end"/>
+        </w:r>
+      </w:p>
+    </w:sdtContent>
+  </w:sdt>
+  <w:p>
+    <w:pPr>
+      <w:pStyle w:val="Footer"/>
+    </w:pPr>
+  </w:p>
+</w:ftr>
+</file>
+
 <file path=word/footnotes.xml><?xml version="1.0" encoding="utf-8"?>
 <w:footnotes xmlns:wpc="http://schemas.microsoft.com/office/word/2010/wordprocessingCanvas" xmlns:cx="http://schemas.microsoft.com/office/drawing/2014/chartex" xmlns:cx1="http://schemas.microsoft.com/office/drawing/2015/9/8/chartex" xmlns:cx2="http://schemas.microsoft.com/office/drawing/2015/10/21/chartex" xmlns:cx3="http://schemas.microsoft.com/office/drawing/2016/5/9/chartex" xmlns:cx4="http://schemas.microsoft.com/office/drawing/2016/5/10/chartex" xmlns:cx5="http://schemas.microsoft.com/office/drawing/2016/5/11/chartex" xmlns:cx6="http://schemas.microsoft.com/office/drawing/2016/5/12/chartex" xmlns:cx7="http://schemas.microsoft.com/office/drawing/2016/5/13/chartex" xmlns:cx8="http://schemas.microsoft.com/office/drawing/2016/5/14/chartex" xmlns:mc="http://schemas.openxmlformats.org/markup-compatibility/2006" xmlns:aink="http://schemas.microsoft.com/office/drawing/2016/ink" xmlns:am3d="http://schemas.microsoft.com/office/drawing/2017/model3d" xmlns:o="urn:schemas-microsoft-com:office:office" xmlns:oel="http://schemas.microsoft.com/office/2019/extlst" xmlns:r="http://schemas.openxmlformats.org/officeDocument/2006/relationships" xmlns:m="http://schemas.openxmlformats.org/officeDocument/2006/math" xmlns:v="urn:schemas-microsoft-com:vml" xmlns:wp14="http://schemas.microsoft.com/office/word/2010/wordprocessingDrawing" xmlns:wp="http://schemas.openxmlformats.org/drawingml/2006/wordprocessingDrawing" xmlns:w10="urn:schemas-microsoft-com:office:word" xmlns:w="http://schemas.openxmlformats.org/wordprocessingml/2006/main" xmlns:w14="http://schemas.microsoft.com/office/word/2010/wordml" xmlns:w15="http://schemas.microsoft.com/office/word/2012/wordml" xmlns:w16cex="http://schemas.microsoft.com/office/word/2018/wordml/cex" xmlns:w16cid="http://schemas.microsoft.com/office/word/2016/wordml/cid" xmlns:w16="http://schemas.microsoft.com/office/word/2018/wordml" xmlns:w16du="http://schemas.microsoft.com/office/word/2023/wordml/word16du" xmlns:w16sdtdh="http://schemas.microsoft.com/office/word/2020/wordml/sdtdatahash" xmlns:w16sdtfl="http://schemas.microsoft.com/office/word/2024/wordml/sdtformatlock" xmlns:w16se="http://schemas.microsoft.com/office/word/2015/wordml/symex" xmlns:wpg="http://schemas.microsoft.com/office/word/2010/wordprocessingGroup" xmlns:wpi="http://schemas.microsoft.com/office/word/2010/wordprocessingInk" xmlns:wne="http://schemas.microsoft.com/office/word/2006/wordml" xmlns:wps="http://schemas.microsoft.com/office/word/2010/wordprocessingShape" mc:Ignorable="w14 w15 w16se w16cid w16 w16cex w16sdtdh w16sdtfl w16du wp14">
   <w:footnote w:type="separator" w:id="-1">
@@ -6220,7 +9197,13 @@
       <w:pStyle w:val="Header"/>
     </w:pPr>
     <w:r>
-      <w:t>RAM ENTERPRISE P&amp;P WBS STRUCTURE - 08_Master_Data</w:t>
+      <w:t xml:space="preserve">RAM ENTERPRISE P&amp;P </w:t>
+    </w:r>
+    <w:r>
+      <w:t xml:space="preserve"> </w:t>
+    </w:r>
+    <w:r>
+      <w:t xml:space="preserve"> - 08_Master_Data</w:t>
     </w:r>
   </w:p>
 </w:hdr>
@@ -7562,6 +10545,138 @@
       <w:lang w:val="en-US" w:bidi="ar-EG"/>
     </w:rPr>
   </w:style>
+  <w:style w:type="table" w:styleId="PlainTable1">
+    <w:name w:val="Plain Table 1"/>
+    <w:basedOn w:val="TableNormal"/>
+    <w:uiPriority w:val="41"/>
+    <w:rsid w:val="00CD38B9"/>
+    <w:pPr>
+      <w:spacing w:after="0" w:line="240" w:lineRule="auto"/>
+    </w:pPr>
+    <w:tblPr>
+      <w:tblStyleRowBandSize w:val="1"/>
+      <w:tblStyleColBandSize w:val="1"/>
+      <w:tblBorders>
+        <w:top w:val="single" w:sz="4" w:space="0" w:color="BFBFBF" w:themeColor="background1" w:themeShade="BF"/>
+        <w:left w:val="single" w:sz="4" w:space="0" w:color="BFBFBF" w:themeColor="background1" w:themeShade="BF"/>
+        <w:bottom w:val="single" w:sz="4" w:space="0" w:color="BFBFBF" w:themeColor="background1" w:themeShade="BF"/>
+        <w:right w:val="single" w:sz="4" w:space="0" w:color="BFBFBF" w:themeColor="background1" w:themeShade="BF"/>
+        <w:insideH w:val="single" w:sz="4" w:space="0" w:color="BFBFBF" w:themeColor="background1" w:themeShade="BF"/>
+        <w:insideV w:val="single" w:sz="4" w:space="0" w:color="BFBFBF" w:themeColor="background1" w:themeShade="BF"/>
+      </w:tblBorders>
+    </w:tblPr>
+    <w:tblStylePr w:type="firstRow">
+      <w:rPr>
+        <w:b/>
+        <w:bCs/>
+      </w:rPr>
+    </w:tblStylePr>
+    <w:tblStylePr w:type="lastRow">
+      <w:rPr>
+        <w:b/>
+        <w:bCs/>
+      </w:rPr>
+      <w:tblPr/>
+      <w:tcPr>
+        <w:tcBorders>
+          <w:top w:val="double" w:sz="4" w:space="0" w:color="BFBFBF" w:themeColor="background1" w:themeShade="BF"/>
+        </w:tcBorders>
+      </w:tcPr>
+    </w:tblStylePr>
+    <w:tblStylePr w:type="firstCol">
+      <w:rPr>
+        <w:b/>
+        <w:bCs/>
+      </w:rPr>
+    </w:tblStylePr>
+    <w:tblStylePr w:type="lastCol">
+      <w:rPr>
+        <w:b/>
+        <w:bCs/>
+      </w:rPr>
+    </w:tblStylePr>
+    <w:tblStylePr w:type="band1Vert">
+      <w:tblPr/>
+      <w:tcPr>
+        <w:shd w:val="clear" w:color="auto" w:fill="F2F2F2" w:themeFill="background1" w:themeFillShade="F2"/>
+      </w:tcPr>
+    </w:tblStylePr>
+    <w:tblStylePr w:type="band1Horz">
+      <w:tblPr/>
+      <w:tcPr>
+        <w:shd w:val="clear" w:color="auto" w:fill="F2F2F2" w:themeFill="background1" w:themeFillShade="F2"/>
+      </w:tcPr>
+    </w:tblStylePr>
+  </w:style>
+  <w:style w:type="paragraph" w:styleId="TOCHeading">
+    <w:name w:val="TOC Heading"/>
+    <w:basedOn w:val="Heading1"/>
+    <w:next w:val="Normal"/>
+    <w:uiPriority w:val="39"/>
+    <w:unhideWhenUsed/>
+    <w:qFormat/>
+    <w:rsid w:val="00CD38B9"/>
+    <w:pPr>
+      <w:spacing w:before="240" w:after="0"/>
+      <w:outlineLvl w:val="9"/>
+    </w:pPr>
+    <w:rPr>
+      <w:kern w:val="0"/>
+      <w:sz w:val="32"/>
+      <w:szCs w:val="32"/>
+      <w:lang w:bidi="ar-SA"/>
+      <w14:ligatures w14:val="none"/>
+    </w:rPr>
+  </w:style>
+  <w:style w:type="paragraph" w:styleId="TOC2">
+    <w:name w:val="toc 2"/>
+    <w:basedOn w:val="Normal"/>
+    <w:next w:val="Normal"/>
+    <w:autoRedefine/>
+    <w:uiPriority w:val="39"/>
+    <w:unhideWhenUsed/>
+    <w:rsid w:val="00CD38B9"/>
+    <w:pPr>
+      <w:spacing w:after="100"/>
+      <w:ind w:left="220"/>
+    </w:pPr>
+  </w:style>
+  <w:style w:type="paragraph" w:styleId="TOC3">
+    <w:name w:val="toc 3"/>
+    <w:basedOn w:val="Normal"/>
+    <w:next w:val="Normal"/>
+    <w:autoRedefine/>
+    <w:uiPriority w:val="39"/>
+    <w:unhideWhenUsed/>
+    <w:rsid w:val="00CD38B9"/>
+    <w:pPr>
+      <w:spacing w:after="100"/>
+      <w:ind w:left="440"/>
+    </w:pPr>
+  </w:style>
+  <w:style w:type="paragraph" w:styleId="TOC1">
+    <w:name w:val="toc 1"/>
+    <w:basedOn w:val="Normal"/>
+    <w:next w:val="Normal"/>
+    <w:autoRedefine/>
+    <w:uiPriority w:val="39"/>
+    <w:unhideWhenUsed/>
+    <w:rsid w:val="00CD38B9"/>
+    <w:pPr>
+      <w:spacing w:after="100"/>
+    </w:pPr>
+  </w:style>
+  <w:style w:type="character" w:styleId="Hyperlink">
+    <w:name w:val="Hyperlink"/>
+    <w:basedOn w:val="DefaultParagraphFont"/>
+    <w:uiPriority w:val="99"/>
+    <w:unhideWhenUsed/>
+    <w:rsid w:val="00CD38B9"/>
+    <w:rPr>
+      <w:color w:val="467886" w:themeColor="hyperlink"/>
+      <w:u w:val="single"/>
+    </w:rPr>
+  </w:style>
 </w:styles>
 </file>
 
